--- a/docs/package/02_Commercials/BrokerVerse_Commercial_Proposal_Note.docx
+++ b/docs/package/02_Commercials/BrokerVerse_Commercial_Proposal_Note.docx
@@ -789,7 +789,7 @@
             </w:rPr>
             <w:fldChar w:fldCharType="separate"/>
           </w:r>
-          <w:hyperlink w:anchor="__RefHeading___Toc21994_4049217194">
+          <w:hyperlink w:anchor="__RefHeading___Toc21994_3199679052">
             <w:r>
               <w:rPr>
                 <w:webHidden/>
@@ -824,7 +824,7 @@
             </w:tabs>
             <w:rPr/>
           </w:pPr>
-          <w:hyperlink w:anchor="__RefHeading___Toc21996_4049217194">
+          <w:hyperlink w:anchor="__RefHeading___Toc21996_3199679052">
             <w:r>
               <w:rPr>
                 <w:webHidden/>
@@ -853,7 +853,7 @@
             </w:tabs>
             <w:rPr/>
           </w:pPr>
-          <w:hyperlink w:anchor="__RefHeading___Toc21998_4049217194">
+          <w:hyperlink w:anchor="__RefHeading___Toc21998_3199679052">
             <w:r>
               <w:rPr>
                 <w:webHidden/>
@@ -875,7 +875,7 @@
             </w:tabs>
             <w:rPr/>
           </w:pPr>
-          <w:hyperlink w:anchor="__RefHeading___Toc22000_4049217194">
+          <w:hyperlink w:anchor="__RefHeading___Toc22000_3199679052">
             <w:r>
               <w:rPr>
                 <w:webHidden/>
@@ -897,7 +897,7 @@
             </w:tabs>
             <w:rPr/>
           </w:pPr>
-          <w:hyperlink w:anchor="__RefHeading___Toc22002_4049217194">
+          <w:hyperlink w:anchor="__RefHeading___Toc22002_3199679052">
             <w:r>
               <w:rPr>
                 <w:webHidden/>
@@ -919,7 +919,7 @@
             </w:tabs>
             <w:rPr/>
           </w:pPr>
-          <w:hyperlink w:anchor="__RefHeading___Toc22004_4049217194">
+          <w:hyperlink w:anchor="__RefHeading___Toc22004_3199679052">
             <w:r>
               <w:rPr>
                 <w:webHidden/>
@@ -941,7 +941,7 @@
             </w:tabs>
             <w:rPr/>
           </w:pPr>
-          <w:hyperlink w:anchor="__RefHeading___Toc22006_4049217194">
+          <w:hyperlink w:anchor="__RefHeading___Toc22006_3199679052">
             <w:r>
               <w:rPr>
                 <w:webHidden/>
@@ -963,7 +963,7 @@
             </w:tabs>
             <w:rPr/>
           </w:pPr>
-          <w:hyperlink w:anchor="__RefHeading___Toc22008_4049217194">
+          <w:hyperlink w:anchor="__RefHeading___Toc22008_3199679052">
             <w:r>
               <w:rPr>
                 <w:webHidden/>
@@ -985,7 +985,7 @@
             </w:tabs>
             <w:rPr/>
           </w:pPr>
-          <w:hyperlink w:anchor="__RefHeading___Toc22010_4049217194">
+          <w:hyperlink w:anchor="__RefHeading___Toc22010_3199679052">
             <w:r>
               <w:rPr>
                 <w:webHidden/>
@@ -1007,7 +1007,7 @@
             </w:tabs>
             <w:rPr/>
           </w:pPr>
-          <w:hyperlink w:anchor="__RefHeading___Toc22012_4049217194">
+          <w:hyperlink w:anchor="__RefHeading___Toc22012_3199679052">
             <w:r>
               <w:rPr>
                 <w:webHidden/>
@@ -1029,7 +1029,7 @@
             </w:tabs>
             <w:rPr/>
           </w:pPr>
-          <w:hyperlink w:anchor="__RefHeading___Toc22014_4049217194">
+          <w:hyperlink w:anchor="__RefHeading___Toc22014_3199679052">
             <w:r>
               <w:rPr>
                 <w:webHidden/>
@@ -1051,7 +1051,7 @@
             </w:tabs>
             <w:rPr/>
           </w:pPr>
-          <w:hyperlink w:anchor="__RefHeading___Toc22016_4049217194">
+          <w:hyperlink w:anchor="__RefHeading___Toc22016_3199679052">
             <w:r>
               <w:rPr>
                 <w:webHidden/>
@@ -1073,7 +1073,7 @@
             </w:tabs>
             <w:rPr/>
           </w:pPr>
-          <w:hyperlink w:anchor="__RefHeading___Toc22018_4049217194">
+          <w:hyperlink w:anchor="__RefHeading___Toc22018_3199679052">
             <w:r>
               <w:rPr>
                 <w:webHidden/>
@@ -1095,7 +1095,7 @@
             </w:tabs>
             <w:rPr/>
           </w:pPr>
-          <w:hyperlink w:anchor="__RefHeading___Toc22020_4049217194">
+          <w:hyperlink w:anchor="__RefHeading___Toc22020_3199679052">
             <w:r>
               <w:rPr>
                 <w:webHidden/>
@@ -1117,7 +1117,7 @@
             </w:tabs>
             <w:rPr/>
           </w:pPr>
-          <w:hyperlink w:anchor="__RefHeading___Toc22022_4049217194">
+          <w:hyperlink w:anchor="__RefHeading___Toc22022_3199679052">
             <w:r>
               <w:rPr>
                 <w:webHidden/>
@@ -1139,7 +1139,7 @@
             </w:tabs>
             <w:rPr/>
           </w:pPr>
-          <w:hyperlink w:anchor="__RefHeading___Toc22024_4049217194">
+          <w:hyperlink w:anchor="__RefHeading___Toc22024_3199679052">
             <w:r>
               <w:rPr>
                 <w:webHidden/>
@@ -1161,7 +1161,7 @@
             </w:tabs>
             <w:rPr/>
           </w:pPr>
-          <w:hyperlink w:anchor="__RefHeading___Toc22026_4049217194">
+          <w:hyperlink w:anchor="__RefHeading___Toc22026_3199679052">
             <w:r>
               <w:rPr>
                 <w:webHidden/>
@@ -1183,7 +1183,7 @@
             </w:tabs>
             <w:rPr/>
           </w:pPr>
-          <w:hyperlink w:anchor="__RefHeading___Toc22028_4049217194">
+          <w:hyperlink w:anchor="__RefHeading___Toc22028_3199679052">
             <w:r>
               <w:rPr>
                 <w:webHidden/>
@@ -1205,7 +1205,7 @@
             </w:tabs>
             <w:rPr/>
           </w:pPr>
-          <w:hyperlink w:anchor="__RefHeading___Toc22030_4049217194">
+          <w:hyperlink w:anchor="__RefHeading___Toc22030_3199679052">
             <w:r>
               <w:rPr>
                 <w:webHidden/>
@@ -1227,7 +1227,7 @@
             </w:tabs>
             <w:rPr/>
           </w:pPr>
-          <w:hyperlink w:anchor="__RefHeading___Toc22032_4049217194">
+          <w:hyperlink w:anchor="__RefHeading___Toc22032_3199679052">
             <w:r>
               <w:rPr>
                 <w:webHidden/>
@@ -1249,7 +1249,7 @@
             </w:tabs>
             <w:rPr/>
           </w:pPr>
-          <w:hyperlink w:anchor="__RefHeading___Toc22034_4049217194">
+          <w:hyperlink w:anchor="__RefHeading___Toc22034_3199679052">
             <w:r>
               <w:rPr>
                 <w:webHidden/>
@@ -1271,7 +1271,7 @@
             </w:tabs>
             <w:rPr/>
           </w:pPr>
-          <w:hyperlink w:anchor="__RefHeading___Toc22036_4049217194">
+          <w:hyperlink w:anchor="__RefHeading___Toc22036_3199679052">
             <w:r>
               <w:rPr>
                 <w:webHidden/>
@@ -1293,7 +1293,7 @@
             </w:tabs>
             <w:rPr/>
           </w:pPr>
-          <w:hyperlink w:anchor="__RefHeading___Toc22038_4049217194">
+          <w:hyperlink w:anchor="__RefHeading___Toc22038_3199679052">
             <w:r>
               <w:rPr>
                 <w:webHidden/>
@@ -1315,7 +1315,7 @@
             </w:tabs>
             <w:rPr/>
           </w:pPr>
-          <w:hyperlink w:anchor="__RefHeading___Toc22040_4049217194">
+          <w:hyperlink w:anchor="__RefHeading___Toc22040_3199679052">
             <w:r>
               <w:rPr>
                 <w:webHidden/>
@@ -1337,7 +1337,7 @@
             </w:tabs>
             <w:rPr/>
           </w:pPr>
-          <w:hyperlink w:anchor="__RefHeading___Toc22042_4049217194">
+          <w:hyperlink w:anchor="__RefHeading___Toc22042_3199679052">
             <w:r>
               <w:rPr>
                 <w:webHidden/>
@@ -1359,7 +1359,7 @@
             </w:tabs>
             <w:rPr/>
           </w:pPr>
-          <w:hyperlink w:anchor="__RefHeading___Toc22044_4049217194">
+          <w:hyperlink w:anchor="__RefHeading___Toc22044_3199679052">
             <w:r>
               <w:rPr>
                 <w:webHidden/>
@@ -1407,7 +1407,7 @@
       <w:r>
         <w:br w:type="page"/>
       </w:r>
-      <w:bookmarkStart w:id="0" w:name="__RefHeading___Toc21994_4049217194"/>
+      <w:bookmarkStart w:id="0" w:name="__RefHeading___Toc21994_3199679052"/>
       <w:bookmarkStart w:id="1" w:name="_Toc48319687"/>
       <w:bookmarkStart w:id="2" w:name="_Toc11824118"/>
       <w:bookmarkEnd w:id="0"/>
@@ -2052,7 +2052,7 @@
           <w:spacing w:val="0"/>
         </w:rPr>
       </w:pPr>
-      <w:bookmarkStart w:id="4" w:name="__RefHeading___Toc21996_4049217194"/>
+      <w:bookmarkStart w:id="4" w:name="__RefHeading___Toc21996_3199679052"/>
       <w:bookmarkStart w:id="5" w:name="_Toc233203388"/>
       <w:bookmarkEnd w:id="4"/>
       <w:r>
@@ -3515,7 +3515,7 @@
         <w:pageBreakBefore w:val="false"/>
         <w:rPr/>
       </w:pPr>
-      <w:bookmarkStart w:id="6" w:name="__RefHeading___Toc21998_4049217194"/>
+      <w:bookmarkStart w:id="6" w:name="__RefHeading___Toc21998_3199679052"/>
       <w:bookmarkEnd w:id="6"/>
       <w:r>
         <w:rPr>
@@ -3613,7 +3613,7 @@
         <w:pStyle w:val="Heading1"/>
         <w:rPr/>
       </w:pPr>
-      <w:bookmarkStart w:id="7" w:name="__RefHeading___Toc22000_4049217194"/>
+      <w:bookmarkStart w:id="7" w:name="__RefHeading___Toc22000_3199679052"/>
       <w:bookmarkEnd w:id="7"/>
       <w:r>
         <w:rPr>
@@ -3630,7 +3630,7 @@
         <w:pStyle w:val="Heading2"/>
         <w:rPr/>
       </w:pPr>
-      <w:bookmarkStart w:id="8" w:name="__RefHeading___Toc22002_4049217194"/>
+      <w:bookmarkStart w:id="8" w:name="__RefHeading___Toc22002_3199679052"/>
       <w:bookmarkEnd w:id="8"/>
       <w:r>
         <w:rPr>
@@ -4643,7 +4643,7 @@
         <w:pStyle w:val="Heading2"/>
         <w:rPr/>
       </w:pPr>
-      <w:bookmarkStart w:id="9" w:name="__RefHeading___Toc22004_4049217194"/>
+      <w:bookmarkStart w:id="9" w:name="__RefHeading___Toc22004_3199679052"/>
       <w:bookmarkEnd w:id="9"/>
       <w:r>
         <w:rPr>
@@ -4690,7 +4690,7 @@
         <w:pStyle w:val="Heading2"/>
         <w:rPr/>
       </w:pPr>
-      <w:bookmarkStart w:id="10" w:name="__RefHeading___Toc22006_4049217194"/>
+      <w:bookmarkStart w:id="10" w:name="__RefHeading___Toc22006_3199679052"/>
       <w:bookmarkEnd w:id="10"/>
       <w:r>
         <w:rPr>
@@ -4725,7 +4725,7 @@
         <w:pStyle w:val="Heading1"/>
         <w:rPr/>
       </w:pPr>
-      <w:bookmarkStart w:id="11" w:name="__RefHeading___Toc22008_4049217194"/>
+      <w:bookmarkStart w:id="11" w:name="__RefHeading___Toc22008_3199679052"/>
       <w:bookmarkEnd w:id="11"/>
       <w:r>
         <w:rPr>
@@ -5572,7 +5572,7 @@
         <w:pStyle w:val="Heading1"/>
         <w:rPr/>
       </w:pPr>
-      <w:bookmarkStart w:id="12" w:name="__RefHeading___Toc22010_4049217194"/>
+      <w:bookmarkStart w:id="12" w:name="__RefHeading___Toc22010_3199679052"/>
       <w:bookmarkEnd w:id="12"/>
       <w:r>
         <w:rPr>
@@ -5589,7 +5589,7 @@
         <w:pStyle w:val="Heading2"/>
         <w:rPr/>
       </w:pPr>
-      <w:bookmarkStart w:id="13" w:name="__RefHeading___Toc22012_4049217194"/>
+      <w:bookmarkStart w:id="13" w:name="__RefHeading___Toc22012_3199679052"/>
       <w:bookmarkEnd w:id="13"/>
       <w:r>
         <w:rPr>
@@ -6460,7 +6460,7 @@
         <w:pStyle w:val="Heading2"/>
         <w:rPr/>
       </w:pPr>
-      <w:bookmarkStart w:id="14" w:name="__RefHeading___Toc22014_4049217194"/>
+      <w:bookmarkStart w:id="14" w:name="__RefHeading___Toc22014_3199679052"/>
       <w:bookmarkEnd w:id="14"/>
       <w:r>
         <w:rPr>
@@ -6582,7 +6582,7 @@
         <w:pStyle w:val="Heading1"/>
         <w:rPr/>
       </w:pPr>
-      <w:bookmarkStart w:id="15" w:name="__RefHeading___Toc22016_4049217194"/>
+      <w:bookmarkStart w:id="15" w:name="__RefHeading___Toc22016_3199679052"/>
       <w:bookmarkEnd w:id="15"/>
       <w:r>
         <w:rPr>
@@ -6599,7 +6599,7 @@
         <w:pStyle w:val="Heading2"/>
         <w:rPr/>
       </w:pPr>
-      <w:bookmarkStart w:id="16" w:name="__RefHeading___Toc22018_4049217194"/>
+      <w:bookmarkStart w:id="16" w:name="__RefHeading___Toc22018_3199679052"/>
       <w:bookmarkEnd w:id="16"/>
       <w:r>
         <w:rPr>
@@ -7489,7 +7489,7 @@
         <w:pStyle w:val="Heading2"/>
         <w:rPr/>
       </w:pPr>
-      <w:bookmarkStart w:id="17" w:name="__RefHeading___Toc22020_4049217194"/>
+      <w:bookmarkStart w:id="17" w:name="__RefHeading___Toc22020_3199679052"/>
       <w:bookmarkEnd w:id="17"/>
       <w:r>
         <w:rPr>
@@ -8336,7 +8336,7 @@
         <w:pStyle w:val="Heading1"/>
         <w:rPr/>
       </w:pPr>
-      <w:bookmarkStart w:id="18" w:name="__RefHeading___Toc22022_4049217194"/>
+      <w:bookmarkStart w:id="18" w:name="__RefHeading___Toc22022_3199679052"/>
       <w:bookmarkEnd w:id="18"/>
       <w:r>
         <w:rPr>
@@ -9523,7 +9523,7 @@
         <w:pStyle w:val="Heading1"/>
         <w:rPr/>
       </w:pPr>
-      <w:bookmarkStart w:id="19" w:name="__RefHeading___Toc22024_4049217194"/>
+      <w:bookmarkStart w:id="19" w:name="__RefHeading___Toc22024_3199679052"/>
       <w:bookmarkEnd w:id="19"/>
       <w:r>
         <w:rPr>
@@ -10412,7 +10412,7 @@
         <w:pStyle w:val="Heading1"/>
         <w:rPr/>
       </w:pPr>
-      <w:bookmarkStart w:id="20" w:name="__RefHeading___Toc22026_4049217194"/>
+      <w:bookmarkStart w:id="20" w:name="__RefHeading___Toc22026_3199679052"/>
       <w:bookmarkEnd w:id="20"/>
       <w:r>
         <w:rPr>
@@ -10429,7 +10429,7 @@
         <w:pStyle w:val="Heading2"/>
         <w:rPr/>
       </w:pPr>
-      <w:bookmarkStart w:id="21" w:name="__RefHeading___Toc22028_4049217194"/>
+      <w:bookmarkStart w:id="21" w:name="__RefHeading___Toc22028_3199679052"/>
       <w:bookmarkEnd w:id="21"/>
       <w:r>
         <w:rPr>
@@ -11184,7 +11184,7 @@
         <w:pStyle w:val="Heading2"/>
         <w:rPr/>
       </w:pPr>
-      <w:bookmarkStart w:id="22" w:name="__RefHeading___Toc22030_4049217194"/>
+      <w:bookmarkStart w:id="22" w:name="__RefHeading___Toc22030_3199679052"/>
       <w:bookmarkEnd w:id="22"/>
       <w:r>
         <w:rPr>
@@ -11941,7 +11941,7 @@
         <w:pStyle w:val="Heading1"/>
         <w:rPr/>
       </w:pPr>
-      <w:bookmarkStart w:id="23" w:name="__RefHeading___Toc22032_4049217194"/>
+      <w:bookmarkStart w:id="23" w:name="__RefHeading___Toc22032_3199679052"/>
       <w:bookmarkEnd w:id="23"/>
       <w:r>
         <w:rPr>
@@ -12705,7 +12705,7 @@
         <w:pStyle w:val="Heading1"/>
         <w:rPr/>
       </w:pPr>
-      <w:bookmarkStart w:id="24" w:name="__RefHeading___Toc22034_4049217194"/>
+      <w:bookmarkStart w:id="24" w:name="__RefHeading___Toc22034_3199679052"/>
       <w:bookmarkEnd w:id="24"/>
       <w:r>
         <w:rPr>
@@ -13401,7 +13401,7 @@
         <w:pStyle w:val="Heading1"/>
         <w:rPr/>
       </w:pPr>
-      <w:bookmarkStart w:id="25" w:name="__RefHeading___Toc22036_4049217194"/>
+      <w:bookmarkStart w:id="25" w:name="__RefHeading___Toc22036_3199679052"/>
       <w:bookmarkEnd w:id="25"/>
       <w:r>
         <w:rPr>
@@ -14088,7 +14088,7 @@
         <w:pStyle w:val="Heading1"/>
         <w:rPr/>
       </w:pPr>
-      <w:bookmarkStart w:id="26" w:name="__RefHeading___Toc22038_4049217194"/>
+      <w:bookmarkStart w:id="26" w:name="__RefHeading___Toc22038_3199679052"/>
       <w:bookmarkEnd w:id="26"/>
       <w:r>
         <w:rPr>
@@ -14165,7 +14165,7 @@
         <w:pStyle w:val="Heading1"/>
         <w:rPr/>
       </w:pPr>
-      <w:bookmarkStart w:id="27" w:name="__RefHeading___Toc22040_4049217194"/>
+      <w:bookmarkStart w:id="27" w:name="__RefHeading___Toc22040_3199679052"/>
       <w:bookmarkEnd w:id="27"/>
       <w:r>
         <w:rPr>
@@ -14299,7 +14299,7 @@
         <w:pStyle w:val="Heading1"/>
         <w:rPr/>
       </w:pPr>
-      <w:bookmarkStart w:id="28" w:name="__RefHeading___Toc22042_4049217194"/>
+      <w:bookmarkStart w:id="28" w:name="__RefHeading___Toc22042_3199679052"/>
       <w:bookmarkEnd w:id="28"/>
       <w:r>
         <w:rPr>
@@ -14409,7 +14409,7 @@
           <w:spacing w:val="0"/>
         </w:rPr>
       </w:pPr>
-      <w:bookmarkStart w:id="29" w:name="__RefHeading___Toc22044_4049217194"/>
+      <w:bookmarkStart w:id="29" w:name="__RefHeading___Toc22044_3199679052"/>
       <w:bookmarkStart w:id="30" w:name="_Toc233203395"/>
       <w:bookmarkEnd w:id="29"/>
       <w:r>

--- a/docs/package/02_Commercials/BrokerVerse_Commercial_Proposal_Note.docx
+++ b/docs/package/02_Commercials/BrokerVerse_Commercial_Proposal_Note.docx
@@ -10,7 +10,7 @@
       <w:r>
         <w:rPr/>
         <w:drawing>
-          <wp:anchor behindDoc="1" distT="0" distB="0" distL="0" distR="0" simplePos="0" locked="0" layoutInCell="0" allowOverlap="1" relativeHeight="22">
+          <wp:anchor behindDoc="1" distT="0" distB="0" distL="0" distR="0" simplePos="0" locked="0" layoutInCell="0" allowOverlap="1" relativeHeight="23">
             <wp:simplePos x="0" y="0"/>
             <wp:positionH relativeFrom="margin">
               <wp:posOffset>-914400</wp:posOffset>
@@ -55,7 +55,7 @@
           </wp:anchor>
         </w:drawing>
         <w:drawing>
-          <wp:anchor behindDoc="1" distT="0" distB="0" distL="0" distR="0" simplePos="0" locked="0" layoutInCell="0" allowOverlap="1" relativeHeight="33">
+          <wp:anchor behindDoc="1" distT="0" distB="0" distL="0" distR="0" simplePos="0" locked="0" layoutInCell="0" allowOverlap="1" relativeHeight="34">
             <wp:simplePos x="0" y="0"/>
             <wp:positionH relativeFrom="margin">
               <wp:align>center</wp:align>
@@ -111,7 +111,7 @@
         <mc:AlternateContent>
           <mc:Choice Requires="wps">
             <w:drawing>
-              <wp:anchor behindDoc="0" distT="45720" distB="45720" distL="114300" distR="114300" simplePos="0" locked="0" layoutInCell="0" allowOverlap="1" relativeHeight="23" wp14:anchorId="3D43415C">
+              <wp:anchor behindDoc="0" distT="45720" distB="45720" distL="114300" distR="114300" simplePos="0" locked="0" layoutInCell="0" allowOverlap="1" relativeHeight="24" wp14:anchorId="3D43415C">
                 <wp:simplePos x="0" y="0"/>
                 <wp:positionH relativeFrom="page">
                   <wp:posOffset>194310</wp:posOffset>
@@ -226,7 +226,7 @@
         <mc:AlternateContent>
           <mc:Choice Requires="wps">
             <w:drawing>
-              <wp:anchor behindDoc="0" distT="45720" distB="45720" distL="113030" distR="114935" simplePos="0" locked="0" layoutInCell="0" allowOverlap="1" relativeHeight="25" wp14:anchorId="58C23128">
+              <wp:anchor behindDoc="0" distT="45720" distB="45720" distL="113030" distR="114935" simplePos="0" locked="0" layoutInCell="0" allowOverlap="1" relativeHeight="26" wp14:anchorId="58C23128">
                 <wp:simplePos x="0" y="0"/>
                 <wp:positionH relativeFrom="page">
                   <wp:posOffset>3094990</wp:posOffset>
@@ -341,7 +341,7 @@
         <mc:AlternateContent>
           <mc:Choice Requires="wps">
             <w:drawing>
-              <wp:anchor behindDoc="0" distT="45720" distB="45720" distL="114300" distR="113665" simplePos="0" locked="0" layoutInCell="0" allowOverlap="1" relativeHeight="27" wp14:anchorId="1BF25123">
+              <wp:anchor behindDoc="0" distT="45720" distB="45720" distL="114300" distR="113665" simplePos="0" locked="0" layoutInCell="0" allowOverlap="1" relativeHeight="28" wp14:anchorId="1BF25123">
                 <wp:simplePos x="0" y="0"/>
                 <wp:positionH relativeFrom="page">
                   <wp:posOffset>4992370</wp:posOffset>
@@ -456,7 +456,7 @@
         <mc:AlternateContent>
           <mc:Choice Requires="wps">
             <w:drawing>
-              <wp:anchor behindDoc="0" distT="45720" distB="46355" distL="114300" distR="114300" simplePos="0" locked="0" layoutInCell="0" allowOverlap="1" relativeHeight="29" wp14:anchorId="01DE2BF4">
+              <wp:anchor behindDoc="0" distT="45720" distB="46355" distL="114300" distR="114300" simplePos="0" locked="0" layoutInCell="0" allowOverlap="1" relativeHeight="30" wp14:anchorId="01DE2BF4">
                 <wp:simplePos x="0" y="0"/>
                 <wp:positionH relativeFrom="margin">
                   <wp:align>center</wp:align>
@@ -601,7 +601,7 @@
         <mc:AlternateContent>
           <mc:Choice Requires="wps">
             <w:drawing>
-              <wp:anchor behindDoc="0" distT="45720" distB="50800" distL="114300" distR="114300" simplePos="0" locked="0" layoutInCell="0" allowOverlap="1" relativeHeight="31" wp14:anchorId="204C02CC">
+              <wp:anchor behindDoc="0" distT="45720" distB="50800" distL="114300" distR="114300" simplePos="0" locked="0" layoutInCell="0" allowOverlap="1" relativeHeight="32" wp14:anchorId="204C02CC">
                 <wp:simplePos x="0" y="0"/>
                 <wp:positionH relativeFrom="margin">
                   <wp:align>center</wp:align>
@@ -789,7 +789,7 @@
             </w:rPr>
             <w:fldChar w:fldCharType="separate"/>
           </w:r>
-          <w:hyperlink w:anchor="__RefHeading___Toc21994_3199679052">
+          <w:hyperlink w:anchor="__RefHeading___Toc7884_3066934455">
             <w:r>
               <w:rPr>
                 <w:webHidden/>
@@ -824,7 +824,7 @@
             </w:tabs>
             <w:rPr/>
           </w:pPr>
-          <w:hyperlink w:anchor="__RefHeading___Toc21996_3199679052">
+          <w:hyperlink w:anchor="__RefHeading___Toc7886_3066934455">
             <w:r>
               <w:rPr>
                 <w:webHidden/>
@@ -853,7 +853,7 @@
             </w:tabs>
             <w:rPr/>
           </w:pPr>
-          <w:hyperlink w:anchor="__RefHeading___Toc21998_3199679052">
+          <w:hyperlink w:anchor="__RefHeading___Toc7888_3066934455">
             <w:r>
               <w:rPr>
                 <w:webHidden/>
@@ -875,7 +875,7 @@
             </w:tabs>
             <w:rPr/>
           </w:pPr>
-          <w:hyperlink w:anchor="__RefHeading___Toc22000_3199679052">
+          <w:hyperlink w:anchor="__RefHeading___Toc7890_3066934455">
             <w:r>
               <w:rPr>
                 <w:webHidden/>
@@ -897,7 +897,7 @@
             </w:tabs>
             <w:rPr/>
           </w:pPr>
-          <w:hyperlink w:anchor="__RefHeading___Toc22002_3199679052">
+          <w:hyperlink w:anchor="__RefHeading___Toc7892_3066934455">
             <w:r>
               <w:rPr>
                 <w:webHidden/>
@@ -919,7 +919,7 @@
             </w:tabs>
             <w:rPr/>
           </w:pPr>
-          <w:hyperlink w:anchor="__RefHeading___Toc22004_3199679052">
+          <w:hyperlink w:anchor="__RefHeading___Toc7894_3066934455">
             <w:r>
               <w:rPr>
                 <w:webHidden/>
@@ -941,7 +941,7 @@
             </w:tabs>
             <w:rPr/>
           </w:pPr>
-          <w:hyperlink w:anchor="__RefHeading___Toc22006_3199679052">
+          <w:hyperlink w:anchor="__RefHeading___Toc7896_3066934455">
             <w:r>
               <w:rPr>
                 <w:webHidden/>
@@ -963,7 +963,7 @@
             </w:tabs>
             <w:rPr/>
           </w:pPr>
-          <w:hyperlink w:anchor="__RefHeading___Toc22008_3199679052">
+          <w:hyperlink w:anchor="__RefHeading___Toc7898_3066934455">
             <w:r>
               <w:rPr>
                 <w:webHidden/>
@@ -985,7 +985,7 @@
             </w:tabs>
             <w:rPr/>
           </w:pPr>
-          <w:hyperlink w:anchor="__RefHeading___Toc22010_3199679052">
+          <w:hyperlink w:anchor="__RefHeading___Toc7900_3066934455">
             <w:r>
               <w:rPr>
                 <w:webHidden/>
@@ -1007,7 +1007,7 @@
             </w:tabs>
             <w:rPr/>
           </w:pPr>
-          <w:hyperlink w:anchor="__RefHeading___Toc22012_3199679052">
+          <w:hyperlink w:anchor="__RefHeading___Toc7902_3066934455">
             <w:r>
               <w:rPr>
                 <w:webHidden/>
@@ -1029,7 +1029,7 @@
             </w:tabs>
             <w:rPr/>
           </w:pPr>
-          <w:hyperlink w:anchor="__RefHeading___Toc22014_3199679052">
+          <w:hyperlink w:anchor="__RefHeading___Toc7904_3066934455">
             <w:r>
               <w:rPr>
                 <w:webHidden/>
@@ -1051,7 +1051,7 @@
             </w:tabs>
             <w:rPr/>
           </w:pPr>
-          <w:hyperlink w:anchor="__RefHeading___Toc22016_3199679052">
+          <w:hyperlink w:anchor="__RefHeading___Toc7906_3066934455">
             <w:r>
               <w:rPr>
                 <w:webHidden/>
@@ -1073,7 +1073,7 @@
             </w:tabs>
             <w:rPr/>
           </w:pPr>
-          <w:hyperlink w:anchor="__RefHeading___Toc22018_3199679052">
+          <w:hyperlink w:anchor="__RefHeading___Toc7908_3066934455">
             <w:r>
               <w:rPr>
                 <w:webHidden/>
@@ -1095,7 +1095,7 @@
             </w:tabs>
             <w:rPr/>
           </w:pPr>
-          <w:hyperlink w:anchor="__RefHeading___Toc22020_3199679052">
+          <w:hyperlink w:anchor="__RefHeading___Toc7910_3066934455">
             <w:r>
               <w:rPr>
                 <w:webHidden/>
@@ -1117,7 +1117,7 @@
             </w:tabs>
             <w:rPr/>
           </w:pPr>
-          <w:hyperlink w:anchor="__RefHeading___Toc22022_3199679052">
+          <w:hyperlink w:anchor="__RefHeading___Toc7912_3066934455">
             <w:r>
               <w:rPr>
                 <w:webHidden/>
@@ -1139,13 +1139,57 @@
             </w:tabs>
             <w:rPr/>
           </w:pPr>
-          <w:hyperlink w:anchor="__RefHeading___Toc22024_3199679052">
+          <w:hyperlink w:anchor="__RefHeading___Toc7914_3066934455">
             <w:r>
               <w:rPr>
                 <w:webHidden/>
                 <w:rStyle w:val="IndexLink"/>
               </w:rPr>
               <w:t>9. Infrastructure</w:t>
+              <w:tab/>
+              <w:t>10</w:t>
+            </w:r>
+          </w:hyperlink>
+        </w:p>
+        <w:p>
+          <w:pPr>
+            <w:pStyle w:val="TOC2"/>
+            <w:tabs>
+              <w:tab w:val="clear" w:pos="900"/>
+              <w:tab w:val="clear" w:pos="9350"/>
+              <w:tab w:val="right" w:pos="9025" w:leader="dot"/>
+            </w:tabs>
+            <w:rPr/>
+          </w:pPr>
+          <w:hyperlink w:anchor="__RefHeading___Toc7916_3066934455">
+            <w:r>
+              <w:rPr>
+                <w:webHidden/>
+                <w:rStyle w:val="IndexLink"/>
+              </w:rPr>
+              <w:t>9.1 Environment set by broker size</w:t>
+              <w:tab/>
+              <w:t>10</w:t>
+            </w:r>
+          </w:hyperlink>
+        </w:p>
+        <w:p>
+          <w:pPr>
+            <w:pStyle w:val="TOC2"/>
+            <w:tabs>
+              <w:tab w:val="clear" w:pos="900"/>
+              <w:tab w:val="clear" w:pos="9350"/>
+              <w:tab w:val="right" w:pos="9025" w:leader="dot"/>
+            </w:tabs>
+            <w:rPr/>
+          </w:pPr>
+          <w:hyperlink w:anchor="__RefHeading___Toc7918_3066934455">
+            <w:r>
+              <w:rPr>
+                <w:webHidden/>
+                <w:rStyle w:val="IndexLink"/>
+              </w:rPr>
+              <w:t>9.2 Prices</w:t>
               <w:tab/>
               <w:t>10</w:t>
             </w:r>
@@ -1161,7 +1205,7 @@
             </w:tabs>
             <w:rPr/>
           </w:pPr>
-          <w:hyperlink w:anchor="__RefHeading___Toc22026_3199679052">
+          <w:hyperlink w:anchor="__RefHeading___Toc7920_3066934455">
             <w:r>
               <w:rPr>
                 <w:webHidden/>
@@ -1169,7 +1213,7 @@
               </w:rPr>
               <w:t>10. Change requests</w:t>
               <w:tab/>
-              <w:t>11</w:t>
+              <w:t>12</w:t>
             </w:r>
           </w:hyperlink>
         </w:p>
@@ -1183,7 +1227,7 @@
             </w:tabs>
             <w:rPr/>
           </w:pPr>
-          <w:hyperlink w:anchor="__RefHeading___Toc22028_3199679052">
+          <w:hyperlink w:anchor="__RefHeading___Toc7922_3066934455">
             <w:r>
               <w:rPr>
                 <w:webHidden/>
@@ -1191,7 +1235,7 @@
               </w:rPr>
               <w:t>10.1 Day rates</w:t>
               <w:tab/>
-              <w:t>11</w:t>
+              <w:t>12</w:t>
             </w:r>
           </w:hyperlink>
         </w:p>
@@ -1205,7 +1249,7 @@
             </w:tabs>
             <w:rPr/>
           </w:pPr>
-          <w:hyperlink w:anchor="__RefHeading___Toc22030_3199679052">
+          <w:hyperlink w:anchor="__RefHeading___Toc7924_3066934455">
             <w:r>
               <w:rPr>
                 <w:webHidden/>
@@ -1213,7 +1257,7 @@
               </w:rPr>
               <w:t>10.2 Estimation method</w:t>
               <w:tab/>
-              <w:t>11</w:t>
+              <w:t>12</w:t>
             </w:r>
           </w:hyperlink>
         </w:p>
@@ -1227,7 +1271,7 @@
             </w:tabs>
             <w:rPr/>
           </w:pPr>
-          <w:hyperlink w:anchor="__RefHeading___Toc22032_3199679052">
+          <w:hyperlink w:anchor="__RefHeading___Toc7926_3066934455">
             <w:r>
               <w:rPr>
                 <w:webHidden/>
@@ -1235,7 +1279,7 @@
               </w:rPr>
               <w:t>11. Optional services</w:t>
               <w:tab/>
-              <w:t>12</w:t>
+              <w:t>13</w:t>
             </w:r>
           </w:hyperlink>
         </w:p>
@@ -1249,7 +1293,7 @@
             </w:tabs>
             <w:rPr/>
           </w:pPr>
-          <w:hyperlink w:anchor="__RefHeading___Toc22034_3199679052">
+          <w:hyperlink w:anchor="__RefHeading___Toc7928_3066934455">
             <w:r>
               <w:rPr>
                 <w:webHidden/>
@@ -1257,7 +1301,7 @@
               </w:rPr>
               <w:t>12. Sample quotes</w:t>
               <w:tab/>
-              <w:t>13</w:t>
+              <w:t>14</w:t>
             </w:r>
           </w:hyperlink>
         </w:p>
@@ -1271,7 +1315,7 @@
             </w:tabs>
             <w:rPr/>
           </w:pPr>
-          <w:hyperlink w:anchor="__RefHeading___Toc22036_3199679052">
+          <w:hyperlink w:anchor="__RefHeading___Toc7930_3066934455">
             <w:r>
               <w:rPr>
                 <w:webHidden/>
@@ -1279,7 +1323,7 @@
               </w:rPr>
               <w:t>13. Payment terms</w:t>
               <w:tab/>
-              <w:t>14</w:t>
+              <w:t>15</w:t>
             </w:r>
           </w:hyperlink>
         </w:p>
@@ -1293,7 +1337,7 @@
             </w:tabs>
             <w:rPr/>
           </w:pPr>
-          <w:hyperlink w:anchor="__RefHeading___Toc22038_3199679052">
+          <w:hyperlink w:anchor="__RefHeading___Toc7932_3066934455">
             <w:r>
               <w:rPr>
                 <w:webHidden/>
@@ -1301,7 +1345,7 @@
               </w:rPr>
               <w:t>14. Taxes</w:t>
               <w:tab/>
-              <w:t>15</w:t>
+              <w:t>16</w:t>
             </w:r>
           </w:hyperlink>
         </w:p>
@@ -1315,7 +1359,7 @@
             </w:tabs>
             <w:rPr/>
           </w:pPr>
-          <w:hyperlink w:anchor="__RefHeading___Toc22040_3199679052">
+          <w:hyperlink w:anchor="__RefHeading___Toc7934_3066934455">
             <w:r>
               <w:rPr>
                 <w:webHidden/>
@@ -1323,7 +1367,7 @@
               </w:rPr>
               <w:t>15. Validity and assumptions</w:t>
               <w:tab/>
-              <w:t>16</w:t>
+              <w:t>17</w:t>
             </w:r>
           </w:hyperlink>
         </w:p>
@@ -1337,7 +1381,7 @@
             </w:tabs>
             <w:rPr/>
           </w:pPr>
-          <w:hyperlink w:anchor="__RefHeading___Toc22042_3199679052">
+          <w:hyperlink w:anchor="__RefHeading___Toc7936_3066934455">
             <w:r>
               <w:rPr>
                 <w:webHidden/>
@@ -1345,7 +1389,7 @@
               </w:rPr>
               <w:t>16. Recommendation</w:t>
               <w:tab/>
-              <w:t>17</w:t>
+              <w:t>18</w:t>
             </w:r>
           </w:hyperlink>
         </w:p>
@@ -1359,7 +1403,7 @@
             </w:tabs>
             <w:rPr/>
           </w:pPr>
-          <w:hyperlink w:anchor="__RefHeading___Toc22044_3199679052">
+          <w:hyperlink w:anchor="__RefHeading___Toc7938_3066934455">
             <w:r>
               <w:rPr>
                 <w:webHidden/>
@@ -1374,7 +1418,7 @@
                 <w:rStyle w:val="IndexLink"/>
               </w:rPr>
               <w:tab/>
-              <w:t>18</w:t>
+              <w:t>19</w:t>
             </w:r>
           </w:hyperlink>
           <w:r>
@@ -1407,7 +1451,7 @@
       <w:r>
         <w:br w:type="page"/>
       </w:r>
-      <w:bookmarkStart w:id="0" w:name="__RefHeading___Toc21994_3199679052"/>
+      <w:bookmarkStart w:id="0" w:name="__RefHeading___Toc7884_3066934455"/>
       <w:bookmarkStart w:id="1" w:name="_Toc48319687"/>
       <w:bookmarkStart w:id="2" w:name="_Toc11824118"/>
       <w:bookmarkEnd w:id="0"/>
@@ -2052,7 +2096,7 @@
           <w:spacing w:val="0"/>
         </w:rPr>
       </w:pPr>
-      <w:bookmarkStart w:id="4" w:name="__RefHeading___Toc21996_3199679052"/>
+      <w:bookmarkStart w:id="4" w:name="__RefHeading___Toc7886_3066934455"/>
       <w:bookmarkStart w:id="5" w:name="_Toc233203388"/>
       <w:bookmarkEnd w:id="4"/>
       <w:r>
@@ -2546,7 +2590,7 @@
                 <w:szCs w:val="24"/>
                 <w:lang w:val="en-US" w:eastAsia="ja-JP" w:bidi="ar-SA"/>
               </w:rPr>
-              <w:t>EWT</w:t>
+              <w:t>Dev</w:t>
             </w:r>
           </w:p>
         </w:tc>
@@ -2583,7 +2627,7 @@
                 <w:szCs w:val="24"/>
                 <w:lang w:val="en-US" w:eastAsia="ja-JP" w:bidi="ar-SA"/>
               </w:rPr>
-              <w:t>Expanded withholding tax</w:t>
+              <w:t>Development environment</w:t>
             </w:r>
           </w:p>
         </w:tc>
@@ -2625,7 +2669,7 @@
                 <w:szCs w:val="24"/>
                 <w:lang w:val="en-US" w:eastAsia="ja-JP" w:bidi="ar-SA"/>
               </w:rPr>
-              <w:t>IC</w:t>
+              <w:t>EWT</w:t>
             </w:r>
           </w:p>
         </w:tc>
@@ -2662,7 +2706,7 @@
                 <w:szCs w:val="24"/>
                 <w:lang w:val="en-US" w:eastAsia="ja-JP" w:bidi="ar-SA"/>
               </w:rPr>
-              <w:t>Insurance Commission</w:t>
+              <w:t>Expanded withholding tax</w:t>
             </w:r>
           </w:p>
         </w:tc>
@@ -2704,7 +2748,7 @@
                 <w:szCs w:val="24"/>
                 <w:lang w:val="en-US" w:eastAsia="ja-JP" w:bidi="ar-SA"/>
               </w:rPr>
-              <w:t>LOB</w:t>
+              <w:t>IC</w:t>
             </w:r>
           </w:p>
         </w:tc>
@@ -2741,7 +2785,7 @@
                 <w:szCs w:val="24"/>
                 <w:lang w:val="en-US" w:eastAsia="ja-JP" w:bidi="ar-SA"/>
               </w:rPr>
-              <w:t>Line of business</w:t>
+              <w:t>Insurance Commission</w:t>
             </w:r>
           </w:p>
         </w:tc>
@@ -2783,7 +2827,7 @@
                 <w:szCs w:val="24"/>
                 <w:lang w:val="en-US" w:eastAsia="ja-JP" w:bidi="ar-SA"/>
               </w:rPr>
-              <w:t>OOTB</w:t>
+              <w:t>LOB</w:t>
             </w:r>
           </w:p>
         </w:tc>
@@ -2820,7 +2864,7 @@
                 <w:szCs w:val="24"/>
                 <w:lang w:val="en-US" w:eastAsia="ja-JP" w:bidi="ar-SA"/>
               </w:rPr>
-              <w:t>Out of the box</w:t>
+              <w:t>Line of business</w:t>
             </w:r>
           </w:p>
         </w:tc>
@@ -2862,7 +2906,7 @@
                 <w:szCs w:val="24"/>
                 <w:lang w:val="en-US" w:eastAsia="ja-JP" w:bidi="ar-SA"/>
               </w:rPr>
-              <w:t>PHP</w:t>
+              <w:t>OOTB</w:t>
             </w:r>
           </w:p>
         </w:tc>
@@ -2899,7 +2943,7 @@
                 <w:szCs w:val="24"/>
                 <w:lang w:val="en-US" w:eastAsia="ja-JP" w:bidi="ar-SA"/>
               </w:rPr>
-              <w:t>Philippine peso</w:t>
+              <w:t>Out of the box</w:t>
             </w:r>
           </w:p>
         </w:tc>
@@ -2941,7 +2985,7 @@
                 <w:szCs w:val="24"/>
                 <w:lang w:val="en-US" w:eastAsia="ja-JP" w:bidi="ar-SA"/>
               </w:rPr>
-              <w:t>SaaS</w:t>
+              <w:t>PHP</w:t>
             </w:r>
           </w:p>
         </w:tc>
@@ -2978,7 +3022,244 @@
                 <w:szCs w:val="24"/>
                 <w:lang w:val="en-US" w:eastAsia="ja-JP" w:bidi="ar-SA"/>
               </w:rPr>
+              <w:t>Philippine peso</w:t>
+            </w:r>
+          </w:p>
+        </w:tc>
+      </w:tr>
+      <w:tr>
+        <w:trPr>
+          <w:trHeight w:val="449" w:hRule="atLeast"/>
+        </w:trPr>
+        <w:tc>
+          <w:tcPr>
+            <w:tcW w:w="2514" w:type="dxa"/>
+            <w:tcBorders>
+              <w:top w:val="single" w:sz="4" w:space="0" w:color="808080"/>
+              <w:left w:val="single" w:sz="4" w:space="0" w:color="808080"/>
+              <w:bottom w:val="single" w:sz="4" w:space="0" w:color="808080"/>
+              <w:right w:val="single" w:sz="4" w:space="0" w:color="808080"/>
+            </w:tcBorders>
+            <w:vAlign w:val="center"/>
+          </w:tcPr>
+          <w:p>
+            <w:pPr>
+              <w:pStyle w:val="Normal"/>
+              <w:widowControl/>
+              <w:spacing w:lineRule="auto" w:line="240" w:before="60" w:after="0"/>
+              <w:jc w:val="left"/>
+              <w:rPr>
+                <w:rFonts w:ascii="Segoe UI" w:hAnsi="Segoe UI" w:eastAsia="Arial" w:cs="Segoe UI"/>
+                <w:color w:val="101820"/>
+                <w:sz w:val="16"/>
+                <w:szCs w:val="16"/>
+              </w:rPr>
+            </w:pPr>
+            <w:r>
+              <w:rPr>
+                <w:rFonts w:eastAsia="Segoe UI" w:cs="Segoe UI" w:ascii="Segoe UI" w:hAnsi="Segoe UI"/>
+                <w:color w:val="101820"/>
+                <w:kern w:val="0"/>
+                <w:sz w:val="16"/>
+                <w:szCs w:val="24"/>
+                <w:lang w:val="en-US" w:eastAsia="ja-JP" w:bidi="ar-SA"/>
+              </w:rPr>
+              <w:t>Pre-Prod</w:t>
+            </w:r>
+          </w:p>
+        </w:tc>
+        <w:tc>
+          <w:tcPr>
+            <w:tcW w:w="3712" w:type="dxa"/>
+            <w:tcBorders>
+              <w:top w:val="single" w:sz="4" w:space="0" w:color="808080"/>
+              <w:left w:val="single" w:sz="4" w:space="0" w:color="808080"/>
+              <w:bottom w:val="single" w:sz="4" w:space="0" w:color="808080"/>
+              <w:right w:val="single" w:sz="4" w:space="0" w:color="808080"/>
+            </w:tcBorders>
+            <w:vAlign w:val="center"/>
+          </w:tcPr>
+          <w:p>
+            <w:pPr>
+              <w:pStyle w:val="Normal"/>
+              <w:widowControl/>
+              <w:spacing w:lineRule="auto" w:line="240" w:before="60" w:after="0"/>
+              <w:jc w:val="left"/>
+              <w:rPr>
+                <w:rFonts w:ascii="Segoe UI" w:hAnsi="Segoe UI" w:eastAsia="Arial" w:cs="Segoe UI"/>
+                <w:color w:val="101820"/>
+                <w:sz w:val="16"/>
+                <w:szCs w:val="16"/>
+              </w:rPr>
+            </w:pPr>
+            <w:r>
+              <w:rPr>
+                <w:rFonts w:eastAsia="Segoe UI" w:cs="Segoe UI" w:ascii="Segoe UI" w:hAnsi="Segoe UI"/>
+                <w:color w:val="101820"/>
+                <w:kern w:val="0"/>
+                <w:sz w:val="16"/>
+                <w:szCs w:val="24"/>
+                <w:lang w:val="en-US" w:eastAsia="ja-JP" w:bidi="ar-SA"/>
+              </w:rPr>
+              <w:t>Pre-production environment</w:t>
+            </w:r>
+          </w:p>
+        </w:tc>
+      </w:tr>
+      <w:tr>
+        <w:trPr>
+          <w:trHeight w:val="449" w:hRule="atLeast"/>
+        </w:trPr>
+        <w:tc>
+          <w:tcPr>
+            <w:tcW w:w="2514" w:type="dxa"/>
+            <w:tcBorders>
+              <w:top w:val="single" w:sz="4" w:space="0" w:color="808080"/>
+              <w:left w:val="single" w:sz="4" w:space="0" w:color="808080"/>
+              <w:bottom w:val="single" w:sz="4" w:space="0" w:color="808080"/>
+              <w:right w:val="single" w:sz="4" w:space="0" w:color="808080"/>
+            </w:tcBorders>
+            <w:vAlign w:val="center"/>
+          </w:tcPr>
+          <w:p>
+            <w:pPr>
+              <w:pStyle w:val="Normal"/>
+              <w:widowControl/>
+              <w:spacing w:lineRule="auto" w:line="240" w:before="60" w:after="0"/>
+              <w:jc w:val="left"/>
+              <w:rPr>
+                <w:rFonts w:ascii="Segoe UI" w:hAnsi="Segoe UI" w:eastAsia="Arial" w:cs="Segoe UI"/>
+                <w:color w:val="101820"/>
+                <w:sz w:val="16"/>
+                <w:szCs w:val="16"/>
+              </w:rPr>
+            </w:pPr>
+            <w:r>
+              <w:rPr>
+                <w:rFonts w:eastAsia="Segoe UI" w:cs="Segoe UI" w:ascii="Segoe UI" w:hAnsi="Segoe UI"/>
+                <w:color w:val="101820"/>
+                <w:kern w:val="0"/>
+                <w:sz w:val="16"/>
+                <w:szCs w:val="24"/>
+                <w:lang w:val="en-US" w:eastAsia="ja-JP" w:bidi="ar-SA"/>
+              </w:rPr>
+              <w:t>SaaS</w:t>
+            </w:r>
+          </w:p>
+        </w:tc>
+        <w:tc>
+          <w:tcPr>
+            <w:tcW w:w="3712" w:type="dxa"/>
+            <w:tcBorders>
+              <w:top w:val="single" w:sz="4" w:space="0" w:color="808080"/>
+              <w:left w:val="single" w:sz="4" w:space="0" w:color="808080"/>
+              <w:bottom w:val="single" w:sz="4" w:space="0" w:color="808080"/>
+              <w:right w:val="single" w:sz="4" w:space="0" w:color="808080"/>
+            </w:tcBorders>
+            <w:vAlign w:val="center"/>
+          </w:tcPr>
+          <w:p>
+            <w:pPr>
+              <w:pStyle w:val="Normal"/>
+              <w:widowControl/>
+              <w:spacing w:lineRule="auto" w:line="240" w:before="60" w:after="0"/>
+              <w:jc w:val="left"/>
+              <w:rPr>
+                <w:rFonts w:ascii="Segoe UI" w:hAnsi="Segoe UI" w:eastAsia="Arial" w:cs="Segoe UI"/>
+                <w:color w:val="101820"/>
+                <w:sz w:val="16"/>
+                <w:szCs w:val="16"/>
+              </w:rPr>
+            </w:pPr>
+            <w:r>
+              <w:rPr>
+                <w:rFonts w:eastAsia="Segoe UI" w:cs="Segoe UI" w:ascii="Segoe UI" w:hAnsi="Segoe UI"/>
+                <w:color w:val="101820"/>
+                <w:kern w:val="0"/>
+                <w:sz w:val="16"/>
+                <w:szCs w:val="24"/>
+                <w:lang w:val="en-US" w:eastAsia="ja-JP" w:bidi="ar-SA"/>
+              </w:rPr>
               <w:t>Software as a service</w:t>
+            </w:r>
+          </w:p>
+        </w:tc>
+      </w:tr>
+      <w:tr>
+        <w:trPr>
+          <w:trHeight w:val="449" w:hRule="atLeast"/>
+        </w:trPr>
+        <w:tc>
+          <w:tcPr>
+            <w:tcW w:w="2514" w:type="dxa"/>
+            <w:tcBorders>
+              <w:top w:val="single" w:sz="4" w:space="0" w:color="808080"/>
+              <w:left w:val="single" w:sz="4" w:space="0" w:color="808080"/>
+              <w:bottom w:val="single" w:sz="4" w:space="0" w:color="808080"/>
+              <w:right w:val="single" w:sz="4" w:space="0" w:color="808080"/>
+            </w:tcBorders>
+            <w:vAlign w:val="center"/>
+          </w:tcPr>
+          <w:p>
+            <w:pPr>
+              <w:pStyle w:val="Normal"/>
+              <w:widowControl/>
+              <w:spacing w:lineRule="auto" w:line="240" w:before="60" w:after="0"/>
+              <w:jc w:val="left"/>
+              <w:rPr>
+                <w:rFonts w:ascii="Segoe UI" w:hAnsi="Segoe UI" w:eastAsia="Arial" w:cs="Segoe UI"/>
+                <w:color w:val="101820"/>
+                <w:sz w:val="16"/>
+                <w:szCs w:val="16"/>
+              </w:rPr>
+            </w:pPr>
+            <w:r>
+              <w:rPr>
+                <w:rFonts w:eastAsia="Segoe UI" w:cs="Segoe UI" w:ascii="Segoe UI" w:hAnsi="Segoe UI"/>
+                <w:color w:val="101820"/>
+                <w:kern w:val="0"/>
+                <w:sz w:val="16"/>
+                <w:szCs w:val="24"/>
+                <w:lang w:val="en-US" w:eastAsia="ja-JP" w:bidi="ar-SA"/>
+              </w:rPr>
+              <w:t>SIT</w:t>
+            </w:r>
+          </w:p>
+        </w:tc>
+        <w:tc>
+          <w:tcPr>
+            <w:tcW w:w="3712" w:type="dxa"/>
+            <w:tcBorders>
+              <w:top w:val="single" w:sz="4" w:space="0" w:color="808080"/>
+              <w:left w:val="single" w:sz="4" w:space="0" w:color="808080"/>
+              <w:bottom w:val="single" w:sz="4" w:space="0" w:color="808080"/>
+              <w:right w:val="single" w:sz="4" w:space="0" w:color="808080"/>
+            </w:tcBorders>
+            <w:vAlign w:val="center"/>
+          </w:tcPr>
+          <w:p>
+            <w:pPr>
+              <w:pStyle w:val="Normal"/>
+              <w:widowControl/>
+              <w:spacing w:lineRule="auto" w:line="240" w:before="60" w:after="0"/>
+              <w:jc w:val="left"/>
+              <w:rPr>
+                <w:rFonts w:ascii="Segoe UI" w:hAnsi="Segoe UI" w:eastAsia="Arial" w:cs="Segoe UI"/>
+                <w:color w:val="101820"/>
+                <w:sz w:val="16"/>
+                <w:szCs w:val="16"/>
+              </w:rPr>
+            </w:pPr>
+            <w:r>
+              <w:rPr>
+                <w:rFonts w:eastAsia="Segoe UI" w:cs="Segoe UI" w:ascii="Segoe UI" w:hAnsi="Segoe UI"/>
+                <w:color w:val="101820"/>
+                <w:kern w:val="0"/>
+                <w:sz w:val="16"/>
+                <w:szCs w:val="24"/>
+                <w:lang w:val="en-US" w:eastAsia="ja-JP" w:bidi="ar-SA"/>
+              </w:rPr>
+              <w:t>System integration test</w:t>
             </w:r>
           </w:p>
         </w:tc>
@@ -3515,7 +3796,7 @@
         <w:pageBreakBefore w:val="false"/>
         <w:rPr/>
       </w:pPr>
-      <w:bookmarkStart w:id="6" w:name="__RefHeading___Toc21998_3199679052"/>
+      <w:bookmarkStart w:id="6" w:name="__RefHeading___Toc7888_3066934455"/>
       <w:bookmarkEnd w:id="6"/>
       <w:r>
         <w:rPr>
@@ -3613,7 +3894,7 @@
         <w:pStyle w:val="Heading1"/>
         <w:rPr/>
       </w:pPr>
-      <w:bookmarkStart w:id="7" w:name="__RefHeading___Toc22000_3199679052"/>
+      <w:bookmarkStart w:id="7" w:name="__RefHeading___Toc7890_3066934455"/>
       <w:bookmarkEnd w:id="7"/>
       <w:r>
         <w:rPr>
@@ -3630,7 +3911,7 @@
         <w:pStyle w:val="Heading2"/>
         <w:rPr/>
       </w:pPr>
-      <w:bookmarkStart w:id="8" w:name="__RefHeading___Toc22002_3199679052"/>
+      <w:bookmarkStart w:id="8" w:name="__RefHeading___Toc7892_3066934455"/>
       <w:bookmarkEnd w:id="8"/>
       <w:r>
         <w:rPr>
@@ -4643,7 +4924,7 @@
         <w:pStyle w:val="Heading2"/>
         <w:rPr/>
       </w:pPr>
-      <w:bookmarkStart w:id="9" w:name="__RefHeading___Toc22004_3199679052"/>
+      <w:bookmarkStart w:id="9" w:name="__RefHeading___Toc7894_3066934455"/>
       <w:bookmarkEnd w:id="9"/>
       <w:r>
         <w:rPr>
@@ -4690,7 +4971,7 @@
         <w:pStyle w:val="Heading2"/>
         <w:rPr/>
       </w:pPr>
-      <w:bookmarkStart w:id="10" w:name="__RefHeading___Toc22006_3199679052"/>
+      <w:bookmarkStart w:id="10" w:name="__RefHeading___Toc7896_3066934455"/>
       <w:bookmarkEnd w:id="10"/>
       <w:r>
         <w:rPr>
@@ -4725,7 +5006,7 @@
         <w:pStyle w:val="Heading1"/>
         <w:rPr/>
       </w:pPr>
-      <w:bookmarkStart w:id="11" w:name="__RefHeading___Toc22008_3199679052"/>
+      <w:bookmarkStart w:id="11" w:name="__RefHeading___Toc7898_3066934455"/>
       <w:bookmarkEnd w:id="11"/>
       <w:r>
         <w:rPr>
@@ -5572,7 +5853,7 @@
         <w:pStyle w:val="Heading1"/>
         <w:rPr/>
       </w:pPr>
-      <w:bookmarkStart w:id="12" w:name="__RefHeading___Toc22010_3199679052"/>
+      <w:bookmarkStart w:id="12" w:name="__RefHeading___Toc7900_3066934455"/>
       <w:bookmarkEnd w:id="12"/>
       <w:r>
         <w:rPr>
@@ -5589,7 +5870,7 @@
         <w:pStyle w:val="Heading2"/>
         <w:rPr/>
       </w:pPr>
-      <w:bookmarkStart w:id="13" w:name="__RefHeading___Toc22012_3199679052"/>
+      <w:bookmarkStart w:id="13" w:name="__RefHeading___Toc7902_3066934455"/>
       <w:bookmarkEnd w:id="13"/>
       <w:r>
         <w:rPr>
@@ -6460,7 +6741,7 @@
         <w:pStyle w:val="Heading2"/>
         <w:rPr/>
       </w:pPr>
-      <w:bookmarkStart w:id="14" w:name="__RefHeading___Toc22014_3199679052"/>
+      <w:bookmarkStart w:id="14" w:name="__RefHeading___Toc7904_3066934455"/>
       <w:bookmarkEnd w:id="14"/>
       <w:r>
         <w:rPr>
@@ -6582,7 +6863,7 @@
         <w:pStyle w:val="Heading1"/>
         <w:rPr/>
       </w:pPr>
-      <w:bookmarkStart w:id="15" w:name="__RefHeading___Toc22016_3199679052"/>
+      <w:bookmarkStart w:id="15" w:name="__RefHeading___Toc7906_3066934455"/>
       <w:bookmarkEnd w:id="15"/>
       <w:r>
         <w:rPr>
@@ -6599,7 +6880,7 @@
         <w:pStyle w:val="Heading2"/>
         <w:rPr/>
       </w:pPr>
-      <w:bookmarkStart w:id="16" w:name="__RefHeading___Toc22018_3199679052"/>
+      <w:bookmarkStart w:id="16" w:name="__RefHeading___Toc7908_3066934455"/>
       <w:bookmarkEnd w:id="16"/>
       <w:r>
         <w:rPr>
@@ -7489,7 +7770,7 @@
         <w:pStyle w:val="Heading2"/>
         <w:rPr/>
       </w:pPr>
-      <w:bookmarkStart w:id="17" w:name="__RefHeading___Toc22020_3199679052"/>
+      <w:bookmarkStart w:id="17" w:name="__RefHeading___Toc7910_3066934455"/>
       <w:bookmarkEnd w:id="17"/>
       <w:r>
         <w:rPr>
@@ -8336,7 +8617,7 @@
         <w:pStyle w:val="Heading1"/>
         <w:rPr/>
       </w:pPr>
-      <w:bookmarkStart w:id="18" w:name="__RefHeading___Toc22022_3199679052"/>
+      <w:bookmarkStart w:id="18" w:name="__RefHeading___Toc7912_3066934455"/>
       <w:bookmarkEnd w:id="18"/>
       <w:r>
         <w:rPr>
@@ -9523,7 +9804,7 @@
         <w:pStyle w:val="Heading1"/>
         <w:rPr/>
       </w:pPr>
-      <w:bookmarkStart w:id="19" w:name="__RefHeading___Toc22024_3199679052"/>
+      <w:bookmarkStart w:id="19" w:name="__RefHeading___Toc7914_3066934455"/>
       <w:bookmarkEnd w:id="19"/>
       <w:r>
         <w:rPr>
@@ -9547,7 +9828,437 @@
           <w:color w:val="101820"/>
           <w:sz w:val="21"/>
         </w:rPr>
-        <w:t>Infrastructure is optional and quoted separately. The broker may host BrokerVerse itself at no fee; iorta TechNXT then supplies the deployment guide and charges set-up support at day rates.</w:t>
+        <w:t>Infrastructure is optional and quoted separately. The broker may host BrokerVerse itself at no fee; iorta TechNXT then supplies the deployment guide and charges set-up support at day rates. A self-hosting broker provides the same environment set.</w:t>
+      </w:r>
+    </w:p>
+    <w:p>
+      <w:pPr>
+        <w:pStyle w:val="Heading2"/>
+        <w:rPr/>
+      </w:pPr>
+      <w:bookmarkStart w:id="20" w:name="__RefHeading___Toc7916_3066934455"/>
+      <w:bookmarkEnd w:id="20"/>
+      <w:r>
+        <w:rPr>
+          <w:rFonts w:eastAsia="Segoe UI" w:cs="Segoe UI"/>
+          <w:b/>
+          <w:color w:val="0F4761"/>
+          <w:sz w:val="26"/>
+        </w:rPr>
+        <w:t>9.1  Environment set by broker size</w:t>
+      </w:r>
+    </w:p>
+    <w:tbl>
+      <w:tblPr>
+        <w:tblStyle w:val="TableGrid"/>
+        <w:tblW w:w="9015" w:type="dxa"/>
+        <w:jc w:val="left"/>
+        <w:tblInd w:w="0" w:type="dxa"/>
+        <w:tblLayout w:type="fixed"/>
+        <w:tblCellMar>
+          <w:top w:w="0" w:type="dxa"/>
+          <w:left w:w="108" w:type="dxa"/>
+          <w:bottom w:w="0" w:type="dxa"/>
+          <w:right w:w="108" w:type="dxa"/>
+        </w:tblCellMar>
+        <w:tblLook w:val="04a0" w:noHBand="0" w:noVBand="1" w:firstColumn="1" w:lastRow="0" w:lastColumn="0" w:firstRow="1"/>
+      </w:tblPr>
+      <w:tblGrid>
+        <w:gridCol w:w="2297"/>
+        <w:gridCol w:w="5475"/>
+        <w:gridCol w:w="1243"/>
+      </w:tblGrid>
+      <w:tr>
+        <w:trPr>
+          <w:tblHeader w:val="true"/>
+        </w:trPr>
+        <w:tc>
+          <w:tcPr>
+            <w:tcW w:w="2297" w:type="dxa"/>
+            <w:tcBorders>
+              <w:top w:val="single" w:sz="4" w:space="0" w:color="BFC7D1"/>
+              <w:left w:val="single" w:sz="4" w:space="0" w:color="BFC7D1"/>
+              <w:bottom w:val="single" w:sz="4" w:space="0" w:color="BFC7D1"/>
+              <w:right w:val="single" w:sz="4" w:space="0" w:color="BFC7D1"/>
+            </w:tcBorders>
+            <w:shd w:color="auto" w:fill="DCE9F7" w:val="clear"/>
+          </w:tcPr>
+          <w:p>
+            <w:pPr>
+              <w:pStyle w:val="Normal"/>
+              <w:widowControl/>
+              <w:spacing w:lineRule="auto" w:line="240" w:before="0" w:after="20"/>
+              <w:jc w:val="left"/>
+              <w:rPr>
+                <w:rFonts w:ascii="Aptos" w:hAnsi="Aptos" w:eastAsia="ＭＳ 明朝" w:cs="Arial"/>
+                <w:kern w:val="0"/>
+                <w:sz w:val="24"/>
+                <w:szCs w:val="24"/>
+                <w:lang w:val="en-US" w:eastAsia="ja-JP" w:bidi="ar-SA"/>
+              </w:rPr>
+            </w:pPr>
+            <w:r>
+              <w:rPr>
+                <w:rFonts w:eastAsia="Segoe UI" w:cs="Segoe UI" w:ascii="Segoe UI" w:hAnsi="Segoe UI"/>
+                <w:b/>
+                <w:color w:val="0F4761"/>
+                <w:kern w:val="0"/>
+                <w:sz w:val="18"/>
+                <w:szCs w:val="24"/>
+                <w:lang w:val="en-US" w:eastAsia="ja-JP" w:bidi="ar-SA"/>
+              </w:rPr>
+              <w:t>Tier</w:t>
+            </w:r>
+          </w:p>
+        </w:tc>
+        <w:tc>
+          <w:tcPr>
+            <w:tcW w:w="5475" w:type="dxa"/>
+            <w:tcBorders>
+              <w:top w:val="single" w:sz="4" w:space="0" w:color="BFC7D1"/>
+              <w:left w:val="single" w:sz="4" w:space="0" w:color="BFC7D1"/>
+              <w:bottom w:val="single" w:sz="4" w:space="0" w:color="BFC7D1"/>
+              <w:right w:val="single" w:sz="4" w:space="0" w:color="BFC7D1"/>
+            </w:tcBorders>
+            <w:shd w:color="auto" w:fill="DCE9F7" w:val="clear"/>
+          </w:tcPr>
+          <w:p>
+            <w:pPr>
+              <w:pStyle w:val="Normal"/>
+              <w:widowControl/>
+              <w:spacing w:lineRule="auto" w:line="240" w:before="0" w:after="20"/>
+              <w:jc w:val="left"/>
+              <w:rPr>
+                <w:rFonts w:ascii="Aptos" w:hAnsi="Aptos" w:eastAsia="ＭＳ 明朝" w:cs="Arial"/>
+                <w:kern w:val="0"/>
+                <w:sz w:val="24"/>
+                <w:szCs w:val="24"/>
+                <w:lang w:val="en-US" w:eastAsia="ja-JP" w:bidi="ar-SA"/>
+              </w:rPr>
+            </w:pPr>
+            <w:r>
+              <w:rPr>
+                <w:rFonts w:eastAsia="Segoe UI" w:cs="Segoe UI" w:ascii="Segoe UI" w:hAnsi="Segoe UI"/>
+                <w:b/>
+                <w:color w:val="0F4761"/>
+                <w:kern w:val="0"/>
+                <w:sz w:val="18"/>
+                <w:szCs w:val="24"/>
+                <w:lang w:val="en-US" w:eastAsia="ja-JP" w:bidi="ar-SA"/>
+              </w:rPr>
+              <w:t>Standing environments</w:t>
+            </w:r>
+          </w:p>
+        </w:tc>
+        <w:tc>
+          <w:tcPr>
+            <w:tcW w:w="1243" w:type="dxa"/>
+            <w:tcBorders>
+              <w:top w:val="single" w:sz="4" w:space="0" w:color="BFC7D1"/>
+              <w:left w:val="single" w:sz="4" w:space="0" w:color="BFC7D1"/>
+              <w:bottom w:val="single" w:sz="4" w:space="0" w:color="BFC7D1"/>
+              <w:right w:val="single" w:sz="4" w:space="0" w:color="BFC7D1"/>
+            </w:tcBorders>
+            <w:shd w:color="auto" w:fill="DCE9F7" w:val="clear"/>
+          </w:tcPr>
+          <w:p>
+            <w:pPr>
+              <w:pStyle w:val="Normal"/>
+              <w:widowControl/>
+              <w:spacing w:lineRule="auto" w:line="240" w:before="0" w:after="20"/>
+              <w:jc w:val="left"/>
+              <w:rPr>
+                <w:rFonts w:ascii="Aptos" w:hAnsi="Aptos" w:eastAsia="ＭＳ 明朝" w:cs="Arial"/>
+                <w:kern w:val="0"/>
+                <w:sz w:val="24"/>
+                <w:szCs w:val="24"/>
+                <w:lang w:val="en-US" w:eastAsia="ja-JP" w:bidi="ar-SA"/>
+              </w:rPr>
+            </w:pPr>
+            <w:r>
+              <w:rPr>
+                <w:rFonts w:eastAsia="Segoe UI" w:cs="Segoe UI" w:ascii="Segoe UI" w:hAnsi="Segoe UI"/>
+                <w:b/>
+                <w:color w:val="0F4761"/>
+                <w:kern w:val="0"/>
+                <w:sz w:val="18"/>
+                <w:szCs w:val="24"/>
+                <w:lang w:val="en-US" w:eastAsia="ja-JP" w:bidi="ar-SA"/>
+              </w:rPr>
+              <w:t>Temporary</w:t>
+            </w:r>
+          </w:p>
+        </w:tc>
+      </w:tr>
+      <w:tr>
+        <w:trPr/>
+        <w:tc>
+          <w:tcPr>
+            <w:tcW w:w="2297" w:type="dxa"/>
+            <w:tcBorders>
+              <w:top w:val="single" w:sz="4" w:space="0" w:color="BFC7D1"/>
+              <w:left w:val="single" w:sz="4" w:space="0" w:color="BFC7D1"/>
+              <w:bottom w:val="single" w:sz="4" w:space="0" w:color="BFC7D1"/>
+              <w:right w:val="single" w:sz="4" w:space="0" w:color="BFC7D1"/>
+            </w:tcBorders>
+          </w:tcPr>
+          <w:p>
+            <w:pPr>
+              <w:pStyle w:val="Normal"/>
+              <w:widowControl/>
+              <w:spacing w:lineRule="auto" w:line="240" w:before="0" w:after="20"/>
+              <w:jc w:val="left"/>
+              <w:rPr>
+                <w:rFonts w:ascii="Aptos" w:hAnsi="Aptos" w:eastAsia="ＭＳ 明朝" w:cs="Arial"/>
+                <w:kern w:val="0"/>
+                <w:sz w:val="24"/>
+                <w:szCs w:val="24"/>
+                <w:lang w:val="en-US" w:eastAsia="ja-JP" w:bidi="ar-SA"/>
+              </w:rPr>
+            </w:pPr>
+            <w:r>
+              <w:rPr>
+                <w:rFonts w:eastAsia="Segoe UI" w:cs="Segoe UI" w:ascii="Segoe UI" w:hAnsi="Segoe UI"/>
+                <w:color w:val="101820"/>
+                <w:kern w:val="0"/>
+                <w:sz w:val="18"/>
+                <w:szCs w:val="24"/>
+                <w:lang w:val="en-US" w:eastAsia="ja-JP" w:bidi="ar-SA"/>
+              </w:rPr>
+              <w:t>Small and Medium</w:t>
+            </w:r>
+          </w:p>
+        </w:tc>
+        <w:tc>
+          <w:tcPr>
+            <w:tcW w:w="5475" w:type="dxa"/>
+            <w:tcBorders>
+              <w:top w:val="single" w:sz="4" w:space="0" w:color="BFC7D1"/>
+              <w:left w:val="single" w:sz="4" w:space="0" w:color="BFC7D1"/>
+              <w:bottom w:val="single" w:sz="4" w:space="0" w:color="BFC7D1"/>
+              <w:right w:val="single" w:sz="4" w:space="0" w:color="BFC7D1"/>
+            </w:tcBorders>
+          </w:tcPr>
+          <w:p>
+            <w:pPr>
+              <w:pStyle w:val="Normal"/>
+              <w:widowControl/>
+              <w:spacing w:lineRule="auto" w:line="240" w:before="0" w:after="20"/>
+              <w:jc w:val="left"/>
+              <w:rPr>
+                <w:rFonts w:ascii="Aptos" w:hAnsi="Aptos" w:eastAsia="ＭＳ 明朝" w:cs="Arial"/>
+                <w:kern w:val="0"/>
+                <w:sz w:val="24"/>
+                <w:szCs w:val="24"/>
+                <w:lang w:val="en-US" w:eastAsia="ja-JP" w:bidi="ar-SA"/>
+              </w:rPr>
+            </w:pPr>
+            <w:r>
+              <w:rPr>
+                <w:rFonts w:eastAsia="Segoe UI" w:cs="Segoe UI" w:ascii="Segoe UI" w:hAnsi="Segoe UI"/>
+                <w:color w:val="101820"/>
+                <w:kern w:val="0"/>
+                <w:sz w:val="18"/>
+                <w:szCs w:val="24"/>
+                <w:lang w:val="en-US" w:eastAsia="ja-JP" w:bidi="ar-SA"/>
+              </w:rPr>
+              <w:t>Dev, UAT, Production. Integration and system testing in Dev, promoted to UAT for testing, then to Production</w:t>
+            </w:r>
+          </w:p>
+        </w:tc>
+        <w:tc>
+          <w:tcPr>
+            <w:tcW w:w="1243" w:type="dxa"/>
+            <w:tcBorders>
+              <w:top w:val="single" w:sz="4" w:space="0" w:color="BFC7D1"/>
+              <w:left w:val="single" w:sz="4" w:space="0" w:color="BFC7D1"/>
+              <w:bottom w:val="single" w:sz="4" w:space="0" w:color="BFC7D1"/>
+              <w:right w:val="single" w:sz="4" w:space="0" w:color="BFC7D1"/>
+            </w:tcBorders>
+          </w:tcPr>
+          <w:p>
+            <w:pPr>
+              <w:pStyle w:val="Normal"/>
+              <w:widowControl/>
+              <w:spacing w:lineRule="auto" w:line="240" w:before="0" w:after="20"/>
+              <w:jc w:val="left"/>
+              <w:rPr>
+                <w:rFonts w:ascii="Aptos" w:hAnsi="Aptos" w:eastAsia="ＭＳ 明朝" w:cs="Arial"/>
+                <w:kern w:val="0"/>
+                <w:sz w:val="24"/>
+                <w:szCs w:val="24"/>
+                <w:lang w:val="en-US" w:eastAsia="ja-JP" w:bidi="ar-SA"/>
+              </w:rPr>
+            </w:pPr>
+            <w:r>
+              <w:rPr>
+                <w:rFonts w:eastAsia="Segoe UI" w:cs="Segoe UI" w:ascii="Segoe UI" w:hAnsi="Segoe UI"/>
+                <w:color w:val="101820"/>
+                <w:kern w:val="0"/>
+                <w:sz w:val="18"/>
+                <w:szCs w:val="24"/>
+                <w:lang w:val="en-US" w:eastAsia="ja-JP" w:bidi="ar-SA"/>
+              </w:rPr>
+              <w:t>Pre-Prod</w:t>
+            </w:r>
+          </w:p>
+        </w:tc>
+      </w:tr>
+      <w:tr>
+        <w:trPr/>
+        <w:tc>
+          <w:tcPr>
+            <w:tcW w:w="2297" w:type="dxa"/>
+            <w:tcBorders>
+              <w:top w:val="single" w:sz="4" w:space="0" w:color="BFC7D1"/>
+              <w:left w:val="single" w:sz="4" w:space="0" w:color="BFC7D1"/>
+              <w:bottom w:val="single" w:sz="4" w:space="0" w:color="BFC7D1"/>
+              <w:right w:val="single" w:sz="4" w:space="0" w:color="BFC7D1"/>
+            </w:tcBorders>
+          </w:tcPr>
+          <w:p>
+            <w:pPr>
+              <w:pStyle w:val="Normal"/>
+              <w:widowControl/>
+              <w:spacing w:lineRule="auto" w:line="240" w:before="0" w:after="20"/>
+              <w:jc w:val="left"/>
+              <w:rPr>
+                <w:rFonts w:ascii="Aptos" w:hAnsi="Aptos" w:eastAsia="ＭＳ 明朝" w:cs="Arial"/>
+                <w:kern w:val="0"/>
+                <w:sz w:val="24"/>
+                <w:szCs w:val="24"/>
+                <w:lang w:val="en-US" w:eastAsia="ja-JP" w:bidi="ar-SA"/>
+              </w:rPr>
+            </w:pPr>
+            <w:r>
+              <w:rPr>
+                <w:rFonts w:eastAsia="Segoe UI" w:cs="Segoe UI" w:ascii="Segoe UI" w:hAnsi="Segoe UI"/>
+                <w:color w:val="101820"/>
+                <w:kern w:val="0"/>
+                <w:sz w:val="18"/>
+                <w:szCs w:val="24"/>
+                <w:lang w:val="en-US" w:eastAsia="ja-JP" w:bidi="ar-SA"/>
+              </w:rPr>
+              <w:t>Large and Enterprise</w:t>
+            </w:r>
+          </w:p>
+        </w:tc>
+        <w:tc>
+          <w:tcPr>
+            <w:tcW w:w="5475" w:type="dxa"/>
+            <w:tcBorders>
+              <w:top w:val="single" w:sz="4" w:space="0" w:color="BFC7D1"/>
+              <w:left w:val="single" w:sz="4" w:space="0" w:color="BFC7D1"/>
+              <w:bottom w:val="single" w:sz="4" w:space="0" w:color="BFC7D1"/>
+              <w:right w:val="single" w:sz="4" w:space="0" w:color="BFC7D1"/>
+            </w:tcBorders>
+          </w:tcPr>
+          <w:p>
+            <w:pPr>
+              <w:pStyle w:val="Normal"/>
+              <w:widowControl/>
+              <w:spacing w:lineRule="auto" w:line="240" w:before="0" w:after="20"/>
+              <w:jc w:val="left"/>
+              <w:rPr>
+                <w:rFonts w:ascii="Aptos" w:hAnsi="Aptos" w:eastAsia="ＭＳ 明朝" w:cs="Arial"/>
+                <w:kern w:val="0"/>
+                <w:sz w:val="24"/>
+                <w:szCs w:val="24"/>
+                <w:lang w:val="en-US" w:eastAsia="ja-JP" w:bidi="ar-SA"/>
+              </w:rPr>
+            </w:pPr>
+            <w:r>
+              <w:rPr>
+                <w:rFonts w:eastAsia="Segoe UI" w:cs="Segoe UI" w:ascii="Segoe UI" w:hAnsi="Segoe UI"/>
+                <w:color w:val="101820"/>
+                <w:kern w:val="0"/>
+                <w:sz w:val="18"/>
+                <w:szCs w:val="24"/>
+                <w:lang w:val="en-US" w:eastAsia="ja-JP" w:bidi="ar-SA"/>
+              </w:rPr>
+              <w:t>Dev, SIT, UAT, Production with high availability. SIT and UAT are separate</w:t>
+            </w:r>
+          </w:p>
+        </w:tc>
+        <w:tc>
+          <w:tcPr>
+            <w:tcW w:w="1243" w:type="dxa"/>
+            <w:tcBorders>
+              <w:top w:val="single" w:sz="4" w:space="0" w:color="BFC7D1"/>
+              <w:left w:val="single" w:sz="4" w:space="0" w:color="BFC7D1"/>
+              <w:bottom w:val="single" w:sz="4" w:space="0" w:color="BFC7D1"/>
+              <w:right w:val="single" w:sz="4" w:space="0" w:color="BFC7D1"/>
+            </w:tcBorders>
+          </w:tcPr>
+          <w:p>
+            <w:pPr>
+              <w:pStyle w:val="Normal"/>
+              <w:widowControl/>
+              <w:spacing w:lineRule="auto" w:line="240" w:before="0" w:after="20"/>
+              <w:jc w:val="left"/>
+              <w:rPr>
+                <w:rFonts w:ascii="Aptos" w:hAnsi="Aptos" w:eastAsia="ＭＳ 明朝" w:cs="Arial"/>
+                <w:kern w:val="0"/>
+                <w:sz w:val="24"/>
+                <w:szCs w:val="24"/>
+                <w:lang w:val="en-US" w:eastAsia="ja-JP" w:bidi="ar-SA"/>
+              </w:rPr>
+            </w:pPr>
+            <w:r>
+              <w:rPr>
+                <w:rFonts w:eastAsia="Segoe UI" w:cs="Segoe UI" w:ascii="Segoe UI" w:hAnsi="Segoe UI"/>
+                <w:color w:val="101820"/>
+                <w:kern w:val="0"/>
+                <w:sz w:val="18"/>
+                <w:szCs w:val="24"/>
+                <w:lang w:val="en-US" w:eastAsia="ja-JP" w:bidi="ar-SA"/>
+              </w:rPr>
+              <w:t>Pre-Prod</w:t>
+            </w:r>
+          </w:p>
+        </w:tc>
+      </w:tr>
+    </w:tbl>
+    <w:p>
+      <w:pPr>
+        <w:pStyle w:val="Normal"/>
+        <w:spacing w:before="0" w:after="80"/>
+        <w:rPr/>
+      </w:pPr>
+      <w:r>
+        <w:rPr/>
+      </w:r>
+    </w:p>
+    <w:p>
+      <w:pPr>
+        <w:pStyle w:val="Normal"/>
+        <w:spacing w:lineRule="auto" w:line="276" w:before="0" w:after="120"/>
+        <w:rPr/>
+      </w:pPr>
+      <w:r>
+        <w:rPr>
+          <w:rFonts w:eastAsia="Segoe UI" w:cs="Segoe UI" w:ascii="Segoe UI" w:hAnsi="Segoe UI"/>
+          <w:color w:val="101820"/>
+          <w:sz w:val="21"/>
+        </w:rPr>
+        <w:t>Pre-Prod is created from a production backup for the go-live rehearsal and for each major release, then removed. A copy used by people without production access is masked.</w:t>
+      </w:r>
+    </w:p>
+    <w:p>
+      <w:pPr>
+        <w:pStyle w:val="Heading2"/>
+        <w:rPr/>
+      </w:pPr>
+      <w:bookmarkStart w:id="21" w:name="__RefHeading___Toc7918_3066934455"/>
+      <w:bookmarkEnd w:id="21"/>
+      <w:r>
+        <w:rPr>
+          <w:rFonts w:eastAsia="Segoe UI" w:cs="Segoe UI"/>
+          <w:b/>
+          <w:color w:val="0F4761"/>
+          <w:sz w:val="26"/>
+        </w:rPr>
+        <w:t>9.2  Prices</w:t>
       </w:r>
     </w:p>
     <w:tbl>
@@ -9566,10 +10277,11 @@
         <w:tblLook w:val="04a0" w:noHBand="0" w:noVBand="1" w:firstColumn="1" w:lastRow="0" w:lastColumn="0" w:firstRow="1"/>
       </w:tblPr>
       <w:tblGrid>
-        <w:gridCol w:w="1407"/>
-        <w:gridCol w:w="1973"/>
-        <w:gridCol w:w="2253"/>
-        <w:gridCol w:w="3380"/>
+        <w:gridCol w:w="1133"/>
+        <w:gridCol w:w="1291"/>
+        <w:gridCol w:w="1468"/>
+        <w:gridCol w:w="2167"/>
+        <w:gridCol w:w="2955"/>
       </w:tblGrid>
       <w:tr>
         <w:trPr>
@@ -9577,7 +10289,7 @@
         </w:trPr>
         <w:tc>
           <w:tcPr>
-            <w:tcW w:w="1407" w:type="dxa"/>
+            <w:tcW w:w="1133" w:type="dxa"/>
             <w:tcBorders>
               <w:top w:val="single" w:sz="4" w:space="0" w:color="BFC7D1"/>
               <w:left w:val="single" w:sz="4" w:space="0" w:color="BFC7D1"/>
@@ -9606,7 +10318,7 @@
                 <w:b/>
                 <w:color w:val="0F4761"/>
                 <w:kern w:val="0"/>
-                <w:sz w:val="18"/>
+                <w:sz w:val="16"/>
                 <w:szCs w:val="24"/>
                 <w:lang w:val="en-US" w:eastAsia="ja-JP" w:bidi="ar-SA"/>
               </w:rPr>
@@ -9616,7 +10328,7 @@
         </w:tc>
         <w:tc>
           <w:tcPr>
-            <w:tcW w:w="1973" w:type="dxa"/>
+            <w:tcW w:w="1291" w:type="dxa"/>
             <w:tcBorders>
               <w:top w:val="single" w:sz="4" w:space="0" w:color="BFC7D1"/>
               <w:left w:val="single" w:sz="4" w:space="0" w:color="BFC7D1"/>
@@ -9645,7 +10357,7 @@
                 <w:b/>
                 <w:color w:val="0F4761"/>
                 <w:kern w:val="0"/>
-                <w:sz w:val="18"/>
+                <w:sz w:val="16"/>
                 <w:szCs w:val="24"/>
                 <w:lang w:val="en-US" w:eastAsia="ja-JP" w:bidi="ar-SA"/>
               </w:rPr>
@@ -9655,7 +10367,7 @@
         </w:tc>
         <w:tc>
           <w:tcPr>
-            <w:tcW w:w="2253" w:type="dxa"/>
+            <w:tcW w:w="1468" w:type="dxa"/>
             <w:tcBorders>
               <w:top w:val="single" w:sz="4" w:space="0" w:color="BFC7D1"/>
               <w:left w:val="single" w:sz="4" w:space="0" w:color="BFC7D1"/>
@@ -9684,7 +10396,7 @@
                 <w:b/>
                 <w:color w:val="0F4761"/>
                 <w:kern w:val="0"/>
-                <w:sz w:val="18"/>
+                <w:sz w:val="16"/>
                 <w:szCs w:val="24"/>
                 <w:lang w:val="en-US" w:eastAsia="ja-JP" w:bidi="ar-SA"/>
               </w:rPr>
@@ -9694,7 +10406,7 @@
         </w:tc>
         <w:tc>
           <w:tcPr>
-            <w:tcW w:w="3380" w:type="dxa"/>
+            <w:tcW w:w="2167" w:type="dxa"/>
             <w:tcBorders>
               <w:top w:val="single" w:sz="4" w:space="0" w:color="BFC7D1"/>
               <w:left w:val="single" w:sz="4" w:space="0" w:color="BFC7D1"/>
@@ -9723,11 +10435,50 @@
                 <w:b/>
                 <w:color w:val="0F4761"/>
                 <w:kern w:val="0"/>
-                <w:sz w:val="18"/>
+                <w:sz w:val="16"/>
                 <w:szCs w:val="24"/>
                 <w:lang w:val="en-US" w:eastAsia="ja-JP" w:bidi="ar-SA"/>
               </w:rPr>
               <w:t>Local partner, per month</w:t>
+            </w:r>
+          </w:p>
+        </w:tc>
+        <w:tc>
+          <w:tcPr>
+            <w:tcW w:w="2955" w:type="dxa"/>
+            <w:tcBorders>
+              <w:top w:val="single" w:sz="4" w:space="0" w:color="BFC7D1"/>
+              <w:left w:val="single" w:sz="4" w:space="0" w:color="BFC7D1"/>
+              <w:bottom w:val="single" w:sz="4" w:space="0" w:color="BFC7D1"/>
+              <w:right w:val="single" w:sz="4" w:space="0" w:color="BFC7D1"/>
+            </w:tcBorders>
+            <w:shd w:color="auto" w:fill="DCE9F7" w:val="clear"/>
+          </w:tcPr>
+          <w:p>
+            <w:pPr>
+              <w:pStyle w:val="Normal"/>
+              <w:widowControl/>
+              <w:spacing w:lineRule="auto" w:line="240" w:before="0" w:after="20"/>
+              <w:jc w:val="left"/>
+              <w:rPr>
+                <w:rFonts w:ascii="Aptos" w:hAnsi="Aptos" w:eastAsia="ＭＳ 明朝" w:cs="Arial"/>
+                <w:kern w:val="0"/>
+                <w:sz w:val="24"/>
+                <w:szCs w:val="24"/>
+                <w:lang w:val="en-US" w:eastAsia="ja-JP" w:bidi="ar-SA"/>
+              </w:rPr>
+            </w:pPr>
+            <w:r>
+              <w:rPr>
+                <w:rFonts w:eastAsia="Segoe UI" w:cs="Segoe UI" w:ascii="Segoe UI" w:hAnsi="Segoe UI"/>
+                <w:b/>
+                <w:color w:val="0F4761"/>
+                <w:kern w:val="0"/>
+                <w:sz w:val="16"/>
+                <w:szCs w:val="24"/>
+                <w:lang w:val="en-US" w:eastAsia="ja-JP" w:bidi="ar-SA"/>
+              </w:rPr>
+              <w:t>Pre-Prod on AWS, per month of use</w:t>
             </w:r>
           </w:p>
         </w:tc>
@@ -9736,34 +10487,34 @@
         <w:trPr/>
         <w:tc>
           <w:tcPr>
-            <w:tcW w:w="1407" w:type="dxa"/>
-            <w:tcBorders>
-              <w:top w:val="single" w:sz="4" w:space="0" w:color="BFC7D1"/>
-              <w:left w:val="single" w:sz="4" w:space="0" w:color="BFC7D1"/>
-              <w:bottom w:val="single" w:sz="4" w:space="0" w:color="BFC7D1"/>
-              <w:right w:val="single" w:sz="4" w:space="0" w:color="BFC7D1"/>
-            </w:tcBorders>
-          </w:tcPr>
-          <w:p>
-            <w:pPr>
-              <w:pStyle w:val="Normal"/>
-              <w:widowControl/>
-              <w:spacing w:lineRule="auto" w:line="240" w:before="0" w:after="20"/>
-              <w:jc w:val="left"/>
-              <w:rPr>
-                <w:rFonts w:ascii="Aptos" w:hAnsi="Aptos" w:eastAsia="ＭＳ 明朝" w:cs="Arial"/>
-                <w:kern w:val="0"/>
-                <w:sz w:val="24"/>
-                <w:szCs w:val="24"/>
-                <w:lang w:val="en-US" w:eastAsia="ja-JP" w:bidi="ar-SA"/>
-              </w:rPr>
-            </w:pPr>
-            <w:r>
-              <w:rPr>
-                <w:rFonts w:eastAsia="Segoe UI" w:cs="Segoe UI" w:ascii="Segoe UI" w:hAnsi="Segoe UI"/>
-                <w:color w:val="101820"/>
-                <w:kern w:val="0"/>
-                <w:sz w:val="18"/>
+            <w:tcW w:w="1133" w:type="dxa"/>
+            <w:tcBorders>
+              <w:top w:val="single" w:sz="4" w:space="0" w:color="BFC7D1"/>
+              <w:left w:val="single" w:sz="4" w:space="0" w:color="BFC7D1"/>
+              <w:bottom w:val="single" w:sz="4" w:space="0" w:color="BFC7D1"/>
+              <w:right w:val="single" w:sz="4" w:space="0" w:color="BFC7D1"/>
+            </w:tcBorders>
+          </w:tcPr>
+          <w:p>
+            <w:pPr>
+              <w:pStyle w:val="Normal"/>
+              <w:widowControl/>
+              <w:spacing w:lineRule="auto" w:line="240" w:before="0" w:after="20"/>
+              <w:jc w:val="left"/>
+              <w:rPr>
+                <w:rFonts w:ascii="Aptos" w:hAnsi="Aptos" w:eastAsia="ＭＳ 明朝" w:cs="Arial"/>
+                <w:kern w:val="0"/>
+                <w:sz w:val="24"/>
+                <w:szCs w:val="24"/>
+                <w:lang w:val="en-US" w:eastAsia="ja-JP" w:bidi="ar-SA"/>
+              </w:rPr>
+            </w:pPr>
+            <w:r>
+              <w:rPr>
+                <w:rFonts w:eastAsia="Segoe UI" w:cs="Segoe UI" w:ascii="Segoe UI" w:hAnsi="Segoe UI"/>
+                <w:color w:val="101820"/>
+                <w:kern w:val="0"/>
+                <w:sz w:val="16"/>
                 <w:szCs w:val="24"/>
                 <w:lang w:val="en-US" w:eastAsia="ja-JP" w:bidi="ar-SA"/>
               </w:rPr>
@@ -9773,112 +10524,149 @@
         </w:tc>
         <w:tc>
           <w:tcPr>
-            <w:tcW w:w="1973" w:type="dxa"/>
-            <w:tcBorders>
-              <w:top w:val="single" w:sz="4" w:space="0" w:color="BFC7D1"/>
-              <w:left w:val="single" w:sz="4" w:space="0" w:color="BFC7D1"/>
-              <w:bottom w:val="single" w:sz="4" w:space="0" w:color="BFC7D1"/>
-              <w:right w:val="single" w:sz="4" w:space="0" w:color="BFC7D1"/>
-            </w:tcBorders>
-          </w:tcPr>
-          <w:p>
-            <w:pPr>
-              <w:pStyle w:val="Normal"/>
-              <w:widowControl/>
-              <w:spacing w:lineRule="auto" w:line="240" w:before="0" w:after="20"/>
-              <w:jc w:val="left"/>
-              <w:rPr>
-                <w:rFonts w:ascii="Aptos" w:hAnsi="Aptos" w:eastAsia="ＭＳ 明朝" w:cs="Arial"/>
-                <w:kern w:val="0"/>
-                <w:sz w:val="24"/>
-                <w:szCs w:val="24"/>
-                <w:lang w:val="en-US" w:eastAsia="ja-JP" w:bidi="ar-SA"/>
-              </w:rPr>
-            </w:pPr>
-            <w:r>
-              <w:rPr>
-                <w:rFonts w:eastAsia="Segoe UI" w:cs="Segoe UI" w:ascii="Segoe UI" w:hAnsi="Segoe UI"/>
-                <w:color w:val="101820"/>
-                <w:kern w:val="0"/>
-                <w:sz w:val="18"/>
-                <w:szCs w:val="24"/>
-                <w:lang w:val="en-US" w:eastAsia="ja-JP" w:bidi="ar-SA"/>
-              </w:rPr>
-              <w:t>PHP 30,000.00</w:t>
-            </w:r>
-          </w:p>
-        </w:tc>
-        <w:tc>
-          <w:tcPr>
-            <w:tcW w:w="2253" w:type="dxa"/>
-            <w:tcBorders>
-              <w:top w:val="single" w:sz="4" w:space="0" w:color="BFC7D1"/>
-              <w:left w:val="single" w:sz="4" w:space="0" w:color="BFC7D1"/>
-              <w:bottom w:val="single" w:sz="4" w:space="0" w:color="BFC7D1"/>
-              <w:right w:val="single" w:sz="4" w:space="0" w:color="BFC7D1"/>
-            </w:tcBorders>
-          </w:tcPr>
-          <w:p>
-            <w:pPr>
-              <w:pStyle w:val="Normal"/>
-              <w:widowControl/>
-              <w:spacing w:lineRule="auto" w:line="240" w:before="0" w:after="20"/>
-              <w:jc w:val="left"/>
-              <w:rPr>
-                <w:rFonts w:ascii="Aptos" w:hAnsi="Aptos" w:eastAsia="ＭＳ 明朝" w:cs="Arial"/>
-                <w:kern w:val="0"/>
-                <w:sz w:val="24"/>
-                <w:szCs w:val="24"/>
-                <w:lang w:val="en-US" w:eastAsia="ja-JP" w:bidi="ar-SA"/>
-              </w:rPr>
-            </w:pPr>
-            <w:r>
-              <w:rPr>
-                <w:rFonts w:eastAsia="Segoe UI" w:cs="Segoe UI" w:ascii="Segoe UI" w:hAnsi="Segoe UI"/>
-                <w:color w:val="101820"/>
-                <w:kern w:val="0"/>
-                <w:sz w:val="18"/>
-                <w:szCs w:val="24"/>
-                <w:lang w:val="en-US" w:eastAsia="ja-JP" w:bidi="ar-SA"/>
-              </w:rPr>
-              <w:t>PHP 31,000.00</w:t>
-            </w:r>
-          </w:p>
-        </w:tc>
-        <w:tc>
-          <w:tcPr>
-            <w:tcW w:w="3380" w:type="dxa"/>
-            <w:tcBorders>
-              <w:top w:val="single" w:sz="4" w:space="0" w:color="BFC7D1"/>
-              <w:left w:val="single" w:sz="4" w:space="0" w:color="BFC7D1"/>
-              <w:bottom w:val="single" w:sz="4" w:space="0" w:color="BFC7D1"/>
-              <w:right w:val="single" w:sz="4" w:space="0" w:color="BFC7D1"/>
-            </w:tcBorders>
-          </w:tcPr>
-          <w:p>
-            <w:pPr>
-              <w:pStyle w:val="Normal"/>
-              <w:widowControl/>
-              <w:spacing w:lineRule="auto" w:line="240" w:before="0" w:after="20"/>
-              <w:jc w:val="left"/>
-              <w:rPr>
-                <w:rFonts w:ascii="Aptos" w:hAnsi="Aptos" w:eastAsia="ＭＳ 明朝" w:cs="Arial"/>
-                <w:kern w:val="0"/>
-                <w:sz w:val="24"/>
-                <w:szCs w:val="24"/>
-                <w:lang w:val="en-US" w:eastAsia="ja-JP" w:bidi="ar-SA"/>
-              </w:rPr>
-            </w:pPr>
-            <w:r>
-              <w:rPr>
-                <w:rFonts w:eastAsia="Segoe UI" w:cs="Segoe UI" w:ascii="Segoe UI" w:hAnsi="Segoe UI"/>
-                <w:color w:val="101820"/>
-                <w:kern w:val="0"/>
-                <w:sz w:val="18"/>
-                <w:szCs w:val="24"/>
-                <w:lang w:val="en-US" w:eastAsia="ja-JP" w:bidi="ar-SA"/>
-              </w:rPr>
-              <w:t>PHP 28,000.00</w:t>
+            <w:tcW w:w="1291" w:type="dxa"/>
+            <w:tcBorders>
+              <w:top w:val="single" w:sz="4" w:space="0" w:color="BFC7D1"/>
+              <w:left w:val="single" w:sz="4" w:space="0" w:color="BFC7D1"/>
+              <w:bottom w:val="single" w:sz="4" w:space="0" w:color="BFC7D1"/>
+              <w:right w:val="single" w:sz="4" w:space="0" w:color="BFC7D1"/>
+            </w:tcBorders>
+          </w:tcPr>
+          <w:p>
+            <w:pPr>
+              <w:pStyle w:val="Normal"/>
+              <w:widowControl/>
+              <w:spacing w:lineRule="auto" w:line="240" w:before="0" w:after="20"/>
+              <w:jc w:val="left"/>
+              <w:rPr>
+                <w:rFonts w:ascii="Aptos" w:hAnsi="Aptos" w:eastAsia="ＭＳ 明朝" w:cs="Arial"/>
+                <w:kern w:val="0"/>
+                <w:sz w:val="24"/>
+                <w:szCs w:val="24"/>
+                <w:lang w:val="en-US" w:eastAsia="ja-JP" w:bidi="ar-SA"/>
+              </w:rPr>
+            </w:pPr>
+            <w:r>
+              <w:rPr>
+                <w:rFonts w:eastAsia="Segoe UI" w:cs="Segoe UI" w:ascii="Segoe UI" w:hAnsi="Segoe UI"/>
+                <w:color w:val="101820"/>
+                <w:kern w:val="0"/>
+                <w:sz w:val="16"/>
+                <w:szCs w:val="24"/>
+                <w:lang w:val="en-US" w:eastAsia="ja-JP" w:bidi="ar-SA"/>
+              </w:rPr>
+              <w:t>PHP 43,000.00</w:t>
+            </w:r>
+          </w:p>
+        </w:tc>
+        <w:tc>
+          <w:tcPr>
+            <w:tcW w:w="1468" w:type="dxa"/>
+            <w:tcBorders>
+              <w:top w:val="single" w:sz="4" w:space="0" w:color="BFC7D1"/>
+              <w:left w:val="single" w:sz="4" w:space="0" w:color="BFC7D1"/>
+              <w:bottom w:val="single" w:sz="4" w:space="0" w:color="BFC7D1"/>
+              <w:right w:val="single" w:sz="4" w:space="0" w:color="BFC7D1"/>
+            </w:tcBorders>
+          </w:tcPr>
+          <w:p>
+            <w:pPr>
+              <w:pStyle w:val="Normal"/>
+              <w:widowControl/>
+              <w:spacing w:lineRule="auto" w:line="240" w:before="0" w:after="20"/>
+              <w:jc w:val="left"/>
+              <w:rPr>
+                <w:rFonts w:ascii="Aptos" w:hAnsi="Aptos" w:eastAsia="ＭＳ 明朝" w:cs="Arial"/>
+                <w:kern w:val="0"/>
+                <w:sz w:val="24"/>
+                <w:szCs w:val="24"/>
+                <w:lang w:val="en-US" w:eastAsia="ja-JP" w:bidi="ar-SA"/>
+              </w:rPr>
+            </w:pPr>
+            <w:r>
+              <w:rPr>
+                <w:rFonts w:eastAsia="Segoe UI" w:cs="Segoe UI" w:ascii="Segoe UI" w:hAnsi="Segoe UI"/>
+                <w:color w:val="101820"/>
+                <w:kern w:val="0"/>
+                <w:sz w:val="16"/>
+                <w:szCs w:val="24"/>
+                <w:lang w:val="en-US" w:eastAsia="ja-JP" w:bidi="ar-SA"/>
+              </w:rPr>
+              <w:t>PHP 46,000.00</w:t>
+            </w:r>
+          </w:p>
+        </w:tc>
+        <w:tc>
+          <w:tcPr>
+            <w:tcW w:w="2167" w:type="dxa"/>
+            <w:tcBorders>
+              <w:top w:val="single" w:sz="4" w:space="0" w:color="BFC7D1"/>
+              <w:left w:val="single" w:sz="4" w:space="0" w:color="BFC7D1"/>
+              <w:bottom w:val="single" w:sz="4" w:space="0" w:color="BFC7D1"/>
+              <w:right w:val="single" w:sz="4" w:space="0" w:color="BFC7D1"/>
+            </w:tcBorders>
+          </w:tcPr>
+          <w:p>
+            <w:pPr>
+              <w:pStyle w:val="Normal"/>
+              <w:widowControl/>
+              <w:spacing w:lineRule="auto" w:line="240" w:before="0" w:after="20"/>
+              <w:jc w:val="left"/>
+              <w:rPr>
+                <w:rFonts w:ascii="Aptos" w:hAnsi="Aptos" w:eastAsia="ＭＳ 明朝" w:cs="Arial"/>
+                <w:kern w:val="0"/>
+                <w:sz w:val="24"/>
+                <w:szCs w:val="24"/>
+                <w:lang w:val="en-US" w:eastAsia="ja-JP" w:bidi="ar-SA"/>
+              </w:rPr>
+            </w:pPr>
+            <w:r>
+              <w:rPr>
+                <w:rFonts w:eastAsia="Segoe UI" w:cs="Segoe UI" w:ascii="Segoe UI" w:hAnsi="Segoe UI"/>
+                <w:color w:val="101820"/>
+                <w:kern w:val="0"/>
+                <w:sz w:val="16"/>
+                <w:szCs w:val="24"/>
+                <w:lang w:val="en-US" w:eastAsia="ja-JP" w:bidi="ar-SA"/>
+              </w:rPr>
+              <w:t>PHP 42,000.00</w:t>
+            </w:r>
+          </w:p>
+        </w:tc>
+        <w:tc>
+          <w:tcPr>
+            <w:tcW w:w="2955" w:type="dxa"/>
+            <w:tcBorders>
+              <w:top w:val="single" w:sz="4" w:space="0" w:color="BFC7D1"/>
+              <w:left w:val="single" w:sz="4" w:space="0" w:color="BFC7D1"/>
+              <w:bottom w:val="single" w:sz="4" w:space="0" w:color="BFC7D1"/>
+              <w:right w:val="single" w:sz="4" w:space="0" w:color="BFC7D1"/>
+            </w:tcBorders>
+          </w:tcPr>
+          <w:p>
+            <w:pPr>
+              <w:pStyle w:val="Normal"/>
+              <w:widowControl/>
+              <w:spacing w:lineRule="auto" w:line="240" w:before="0" w:after="20"/>
+              <w:jc w:val="left"/>
+              <w:rPr>
+                <w:rFonts w:ascii="Aptos" w:hAnsi="Aptos" w:eastAsia="ＭＳ 明朝" w:cs="Arial"/>
+                <w:kern w:val="0"/>
+                <w:sz w:val="24"/>
+                <w:szCs w:val="24"/>
+                <w:lang w:val="en-US" w:eastAsia="ja-JP" w:bidi="ar-SA"/>
+              </w:rPr>
+            </w:pPr>
+            <w:r>
+              <w:rPr>
+                <w:rFonts w:eastAsia="Segoe UI" w:cs="Segoe UI" w:ascii="Segoe UI" w:hAnsi="Segoe UI"/>
+                <w:color w:val="101820"/>
+                <w:kern w:val="0"/>
+                <w:sz w:val="16"/>
+                <w:szCs w:val="24"/>
+                <w:lang w:val="en-US" w:eastAsia="ja-JP" w:bidi="ar-SA"/>
+              </w:rPr>
+              <w:t>PHP 21,000.00</w:t>
             </w:r>
           </w:p>
         </w:tc>
@@ -9887,34 +10675,34 @@
         <w:trPr/>
         <w:tc>
           <w:tcPr>
-            <w:tcW w:w="1407" w:type="dxa"/>
-            <w:tcBorders>
-              <w:top w:val="single" w:sz="4" w:space="0" w:color="BFC7D1"/>
-              <w:left w:val="single" w:sz="4" w:space="0" w:color="BFC7D1"/>
-              <w:bottom w:val="single" w:sz="4" w:space="0" w:color="BFC7D1"/>
-              <w:right w:val="single" w:sz="4" w:space="0" w:color="BFC7D1"/>
-            </w:tcBorders>
-          </w:tcPr>
-          <w:p>
-            <w:pPr>
-              <w:pStyle w:val="Normal"/>
-              <w:widowControl/>
-              <w:spacing w:lineRule="auto" w:line="240" w:before="0" w:after="20"/>
-              <w:jc w:val="left"/>
-              <w:rPr>
-                <w:rFonts w:ascii="Aptos" w:hAnsi="Aptos" w:eastAsia="ＭＳ 明朝" w:cs="Arial"/>
-                <w:kern w:val="0"/>
-                <w:sz w:val="24"/>
-                <w:szCs w:val="24"/>
-                <w:lang w:val="en-US" w:eastAsia="ja-JP" w:bidi="ar-SA"/>
-              </w:rPr>
-            </w:pPr>
-            <w:r>
-              <w:rPr>
-                <w:rFonts w:eastAsia="Segoe UI" w:cs="Segoe UI" w:ascii="Segoe UI" w:hAnsi="Segoe UI"/>
-                <w:color w:val="101820"/>
-                <w:kern w:val="0"/>
-                <w:sz w:val="18"/>
+            <w:tcW w:w="1133" w:type="dxa"/>
+            <w:tcBorders>
+              <w:top w:val="single" w:sz="4" w:space="0" w:color="BFC7D1"/>
+              <w:left w:val="single" w:sz="4" w:space="0" w:color="BFC7D1"/>
+              <w:bottom w:val="single" w:sz="4" w:space="0" w:color="BFC7D1"/>
+              <w:right w:val="single" w:sz="4" w:space="0" w:color="BFC7D1"/>
+            </w:tcBorders>
+          </w:tcPr>
+          <w:p>
+            <w:pPr>
+              <w:pStyle w:val="Normal"/>
+              <w:widowControl/>
+              <w:spacing w:lineRule="auto" w:line="240" w:before="0" w:after="20"/>
+              <w:jc w:val="left"/>
+              <w:rPr>
+                <w:rFonts w:ascii="Aptos" w:hAnsi="Aptos" w:eastAsia="ＭＳ 明朝" w:cs="Arial"/>
+                <w:kern w:val="0"/>
+                <w:sz w:val="24"/>
+                <w:szCs w:val="24"/>
+                <w:lang w:val="en-US" w:eastAsia="ja-JP" w:bidi="ar-SA"/>
+              </w:rPr>
+            </w:pPr>
+            <w:r>
+              <w:rPr>
+                <w:rFonts w:eastAsia="Segoe UI" w:cs="Segoe UI" w:ascii="Segoe UI" w:hAnsi="Segoe UI"/>
+                <w:color w:val="101820"/>
+                <w:kern w:val="0"/>
+                <w:sz w:val="16"/>
                 <w:szCs w:val="24"/>
                 <w:lang w:val="en-US" w:eastAsia="ja-JP" w:bidi="ar-SA"/>
               </w:rPr>
@@ -9924,112 +10712,149 @@
         </w:tc>
         <w:tc>
           <w:tcPr>
-            <w:tcW w:w="1973" w:type="dxa"/>
-            <w:tcBorders>
-              <w:top w:val="single" w:sz="4" w:space="0" w:color="BFC7D1"/>
-              <w:left w:val="single" w:sz="4" w:space="0" w:color="BFC7D1"/>
-              <w:bottom w:val="single" w:sz="4" w:space="0" w:color="BFC7D1"/>
-              <w:right w:val="single" w:sz="4" w:space="0" w:color="BFC7D1"/>
-            </w:tcBorders>
-          </w:tcPr>
-          <w:p>
-            <w:pPr>
-              <w:pStyle w:val="Normal"/>
-              <w:widowControl/>
-              <w:spacing w:lineRule="auto" w:line="240" w:before="0" w:after="20"/>
-              <w:jc w:val="left"/>
-              <w:rPr>
-                <w:rFonts w:ascii="Aptos" w:hAnsi="Aptos" w:eastAsia="ＭＳ 明朝" w:cs="Arial"/>
-                <w:kern w:val="0"/>
-                <w:sz w:val="24"/>
-                <w:szCs w:val="24"/>
-                <w:lang w:val="en-US" w:eastAsia="ja-JP" w:bidi="ar-SA"/>
-              </w:rPr>
-            </w:pPr>
-            <w:r>
-              <w:rPr>
-                <w:rFonts w:eastAsia="Segoe UI" w:cs="Segoe UI" w:ascii="Segoe UI" w:hAnsi="Segoe UI"/>
-                <w:color w:val="101820"/>
-                <w:kern w:val="0"/>
-                <w:sz w:val="18"/>
-                <w:szCs w:val="24"/>
-                <w:lang w:val="en-US" w:eastAsia="ja-JP" w:bidi="ar-SA"/>
-              </w:rPr>
-              <w:t>PHP 62,000.00</w:t>
-            </w:r>
-          </w:p>
-        </w:tc>
-        <w:tc>
-          <w:tcPr>
-            <w:tcW w:w="2253" w:type="dxa"/>
-            <w:tcBorders>
-              <w:top w:val="single" w:sz="4" w:space="0" w:color="BFC7D1"/>
-              <w:left w:val="single" w:sz="4" w:space="0" w:color="BFC7D1"/>
-              <w:bottom w:val="single" w:sz="4" w:space="0" w:color="BFC7D1"/>
-              <w:right w:val="single" w:sz="4" w:space="0" w:color="BFC7D1"/>
-            </w:tcBorders>
-          </w:tcPr>
-          <w:p>
-            <w:pPr>
-              <w:pStyle w:val="Normal"/>
-              <w:widowControl/>
-              <w:spacing w:lineRule="auto" w:line="240" w:before="0" w:after="20"/>
-              <w:jc w:val="left"/>
-              <w:rPr>
-                <w:rFonts w:ascii="Aptos" w:hAnsi="Aptos" w:eastAsia="ＭＳ 明朝" w:cs="Arial"/>
-                <w:kern w:val="0"/>
-                <w:sz w:val="24"/>
-                <w:szCs w:val="24"/>
-                <w:lang w:val="en-US" w:eastAsia="ja-JP" w:bidi="ar-SA"/>
-              </w:rPr>
-            </w:pPr>
-            <w:r>
-              <w:rPr>
-                <w:rFonts w:eastAsia="Segoe UI" w:cs="Segoe UI" w:ascii="Segoe UI" w:hAnsi="Segoe UI"/>
-                <w:color w:val="101820"/>
-                <w:kern w:val="0"/>
-                <w:sz w:val="18"/>
-                <w:szCs w:val="24"/>
-                <w:lang w:val="en-US" w:eastAsia="ja-JP" w:bidi="ar-SA"/>
-              </w:rPr>
-              <w:t>PHP 65,000.00</w:t>
-            </w:r>
-          </w:p>
-        </w:tc>
-        <w:tc>
-          <w:tcPr>
-            <w:tcW w:w="3380" w:type="dxa"/>
-            <w:tcBorders>
-              <w:top w:val="single" w:sz="4" w:space="0" w:color="BFC7D1"/>
-              <w:left w:val="single" w:sz="4" w:space="0" w:color="BFC7D1"/>
-              <w:bottom w:val="single" w:sz="4" w:space="0" w:color="BFC7D1"/>
-              <w:right w:val="single" w:sz="4" w:space="0" w:color="BFC7D1"/>
-            </w:tcBorders>
-          </w:tcPr>
-          <w:p>
-            <w:pPr>
-              <w:pStyle w:val="Normal"/>
-              <w:widowControl/>
-              <w:spacing w:lineRule="auto" w:line="240" w:before="0" w:after="20"/>
-              <w:jc w:val="left"/>
-              <w:rPr>
-                <w:rFonts w:ascii="Aptos" w:hAnsi="Aptos" w:eastAsia="ＭＳ 明朝" w:cs="Arial"/>
-                <w:kern w:val="0"/>
-                <w:sz w:val="24"/>
-                <w:szCs w:val="24"/>
-                <w:lang w:val="en-US" w:eastAsia="ja-JP" w:bidi="ar-SA"/>
-              </w:rPr>
-            </w:pPr>
-            <w:r>
-              <w:rPr>
-                <w:rFonts w:eastAsia="Segoe UI" w:cs="Segoe UI" w:ascii="Segoe UI" w:hAnsi="Segoe UI"/>
-                <w:color w:val="101820"/>
-                <w:kern w:val="0"/>
-                <w:sz w:val="18"/>
-                <w:szCs w:val="24"/>
-                <w:lang w:val="en-US" w:eastAsia="ja-JP" w:bidi="ar-SA"/>
-              </w:rPr>
-              <w:t>PHP 59,000.00</w:t>
+            <w:tcW w:w="1291" w:type="dxa"/>
+            <w:tcBorders>
+              <w:top w:val="single" w:sz="4" w:space="0" w:color="BFC7D1"/>
+              <w:left w:val="single" w:sz="4" w:space="0" w:color="BFC7D1"/>
+              <w:bottom w:val="single" w:sz="4" w:space="0" w:color="BFC7D1"/>
+              <w:right w:val="single" w:sz="4" w:space="0" w:color="BFC7D1"/>
+            </w:tcBorders>
+          </w:tcPr>
+          <w:p>
+            <w:pPr>
+              <w:pStyle w:val="Normal"/>
+              <w:widowControl/>
+              <w:spacing w:lineRule="auto" w:line="240" w:before="0" w:after="20"/>
+              <w:jc w:val="left"/>
+              <w:rPr>
+                <w:rFonts w:ascii="Aptos" w:hAnsi="Aptos" w:eastAsia="ＭＳ 明朝" w:cs="Arial"/>
+                <w:kern w:val="0"/>
+                <w:sz w:val="24"/>
+                <w:szCs w:val="24"/>
+                <w:lang w:val="en-US" w:eastAsia="ja-JP" w:bidi="ar-SA"/>
+              </w:rPr>
+            </w:pPr>
+            <w:r>
+              <w:rPr>
+                <w:rFonts w:eastAsia="Segoe UI" w:cs="Segoe UI" w:ascii="Segoe UI" w:hAnsi="Segoe UI"/>
+                <w:color w:val="101820"/>
+                <w:kern w:val="0"/>
+                <w:sz w:val="16"/>
+                <w:szCs w:val="24"/>
+                <w:lang w:val="en-US" w:eastAsia="ja-JP" w:bidi="ar-SA"/>
+              </w:rPr>
+              <w:t>PHP 69,000.00</w:t>
+            </w:r>
+          </w:p>
+        </w:tc>
+        <w:tc>
+          <w:tcPr>
+            <w:tcW w:w="1468" w:type="dxa"/>
+            <w:tcBorders>
+              <w:top w:val="single" w:sz="4" w:space="0" w:color="BFC7D1"/>
+              <w:left w:val="single" w:sz="4" w:space="0" w:color="BFC7D1"/>
+              <w:bottom w:val="single" w:sz="4" w:space="0" w:color="BFC7D1"/>
+              <w:right w:val="single" w:sz="4" w:space="0" w:color="BFC7D1"/>
+            </w:tcBorders>
+          </w:tcPr>
+          <w:p>
+            <w:pPr>
+              <w:pStyle w:val="Normal"/>
+              <w:widowControl/>
+              <w:spacing w:lineRule="auto" w:line="240" w:before="0" w:after="20"/>
+              <w:jc w:val="left"/>
+              <w:rPr>
+                <w:rFonts w:ascii="Aptos" w:hAnsi="Aptos" w:eastAsia="ＭＳ 明朝" w:cs="Arial"/>
+                <w:kern w:val="0"/>
+                <w:sz w:val="24"/>
+                <w:szCs w:val="24"/>
+                <w:lang w:val="en-US" w:eastAsia="ja-JP" w:bidi="ar-SA"/>
+              </w:rPr>
+            </w:pPr>
+            <w:r>
+              <w:rPr>
+                <w:rFonts w:eastAsia="Segoe UI" w:cs="Segoe UI" w:ascii="Segoe UI" w:hAnsi="Segoe UI"/>
+                <w:color w:val="101820"/>
+                <w:kern w:val="0"/>
+                <w:sz w:val="16"/>
+                <w:szCs w:val="24"/>
+                <w:lang w:val="en-US" w:eastAsia="ja-JP" w:bidi="ar-SA"/>
+              </w:rPr>
+              <w:t>PHP 73,000.00</w:t>
+            </w:r>
+          </w:p>
+        </w:tc>
+        <w:tc>
+          <w:tcPr>
+            <w:tcW w:w="2167" w:type="dxa"/>
+            <w:tcBorders>
+              <w:top w:val="single" w:sz="4" w:space="0" w:color="BFC7D1"/>
+              <w:left w:val="single" w:sz="4" w:space="0" w:color="BFC7D1"/>
+              <w:bottom w:val="single" w:sz="4" w:space="0" w:color="BFC7D1"/>
+              <w:right w:val="single" w:sz="4" w:space="0" w:color="BFC7D1"/>
+            </w:tcBorders>
+          </w:tcPr>
+          <w:p>
+            <w:pPr>
+              <w:pStyle w:val="Normal"/>
+              <w:widowControl/>
+              <w:spacing w:lineRule="auto" w:line="240" w:before="0" w:after="20"/>
+              <w:jc w:val="left"/>
+              <w:rPr>
+                <w:rFonts w:ascii="Aptos" w:hAnsi="Aptos" w:eastAsia="ＭＳ 明朝" w:cs="Arial"/>
+                <w:kern w:val="0"/>
+                <w:sz w:val="24"/>
+                <w:szCs w:val="24"/>
+                <w:lang w:val="en-US" w:eastAsia="ja-JP" w:bidi="ar-SA"/>
+              </w:rPr>
+            </w:pPr>
+            <w:r>
+              <w:rPr>
+                <w:rFonts w:eastAsia="Segoe UI" w:cs="Segoe UI" w:ascii="Segoe UI" w:hAnsi="Segoe UI"/>
+                <w:color w:val="101820"/>
+                <w:kern w:val="0"/>
+                <w:sz w:val="16"/>
+                <w:szCs w:val="24"/>
+                <w:lang w:val="en-US" w:eastAsia="ja-JP" w:bidi="ar-SA"/>
+              </w:rPr>
+              <w:t>PHP 67,000.00</w:t>
+            </w:r>
+          </w:p>
+        </w:tc>
+        <w:tc>
+          <w:tcPr>
+            <w:tcW w:w="2955" w:type="dxa"/>
+            <w:tcBorders>
+              <w:top w:val="single" w:sz="4" w:space="0" w:color="BFC7D1"/>
+              <w:left w:val="single" w:sz="4" w:space="0" w:color="BFC7D1"/>
+              <w:bottom w:val="single" w:sz="4" w:space="0" w:color="BFC7D1"/>
+              <w:right w:val="single" w:sz="4" w:space="0" w:color="BFC7D1"/>
+            </w:tcBorders>
+          </w:tcPr>
+          <w:p>
+            <w:pPr>
+              <w:pStyle w:val="Normal"/>
+              <w:widowControl/>
+              <w:spacing w:lineRule="auto" w:line="240" w:before="0" w:after="20"/>
+              <w:jc w:val="left"/>
+              <w:rPr>
+                <w:rFonts w:ascii="Aptos" w:hAnsi="Aptos" w:eastAsia="ＭＳ 明朝" w:cs="Arial"/>
+                <w:kern w:val="0"/>
+                <w:sz w:val="24"/>
+                <w:szCs w:val="24"/>
+                <w:lang w:val="en-US" w:eastAsia="ja-JP" w:bidi="ar-SA"/>
+              </w:rPr>
+            </w:pPr>
+            <w:r>
+              <w:rPr>
+                <w:rFonts w:eastAsia="Segoe UI" w:cs="Segoe UI" w:ascii="Segoe UI" w:hAnsi="Segoe UI"/>
+                <w:color w:val="101820"/>
+                <w:kern w:val="0"/>
+                <w:sz w:val="16"/>
+                <w:szCs w:val="24"/>
+                <w:lang w:val="en-US" w:eastAsia="ja-JP" w:bidi="ar-SA"/>
+              </w:rPr>
+              <w:t>PHP 47,000.00</w:t>
             </w:r>
           </w:p>
         </w:tc>
@@ -10038,34 +10863,34 @@
         <w:trPr/>
         <w:tc>
           <w:tcPr>
-            <w:tcW w:w="1407" w:type="dxa"/>
-            <w:tcBorders>
-              <w:top w:val="single" w:sz="4" w:space="0" w:color="BFC7D1"/>
-              <w:left w:val="single" w:sz="4" w:space="0" w:color="BFC7D1"/>
-              <w:bottom w:val="single" w:sz="4" w:space="0" w:color="BFC7D1"/>
-              <w:right w:val="single" w:sz="4" w:space="0" w:color="BFC7D1"/>
-            </w:tcBorders>
-          </w:tcPr>
-          <w:p>
-            <w:pPr>
-              <w:pStyle w:val="Normal"/>
-              <w:widowControl/>
-              <w:spacing w:lineRule="auto" w:line="240" w:before="0" w:after="20"/>
-              <w:jc w:val="left"/>
-              <w:rPr>
-                <w:rFonts w:ascii="Aptos" w:hAnsi="Aptos" w:eastAsia="ＭＳ 明朝" w:cs="Arial"/>
-                <w:kern w:val="0"/>
-                <w:sz w:val="24"/>
-                <w:szCs w:val="24"/>
-                <w:lang w:val="en-US" w:eastAsia="ja-JP" w:bidi="ar-SA"/>
-              </w:rPr>
-            </w:pPr>
-            <w:r>
-              <w:rPr>
-                <w:rFonts w:eastAsia="Segoe UI" w:cs="Segoe UI" w:ascii="Segoe UI" w:hAnsi="Segoe UI"/>
-                <w:color w:val="101820"/>
-                <w:kern w:val="0"/>
-                <w:sz w:val="18"/>
+            <w:tcW w:w="1133" w:type="dxa"/>
+            <w:tcBorders>
+              <w:top w:val="single" w:sz="4" w:space="0" w:color="BFC7D1"/>
+              <w:left w:val="single" w:sz="4" w:space="0" w:color="BFC7D1"/>
+              <w:bottom w:val="single" w:sz="4" w:space="0" w:color="BFC7D1"/>
+              <w:right w:val="single" w:sz="4" w:space="0" w:color="BFC7D1"/>
+            </w:tcBorders>
+          </w:tcPr>
+          <w:p>
+            <w:pPr>
+              <w:pStyle w:val="Normal"/>
+              <w:widowControl/>
+              <w:spacing w:lineRule="auto" w:line="240" w:before="0" w:after="20"/>
+              <w:jc w:val="left"/>
+              <w:rPr>
+                <w:rFonts w:ascii="Aptos" w:hAnsi="Aptos" w:eastAsia="ＭＳ 明朝" w:cs="Arial"/>
+                <w:kern w:val="0"/>
+                <w:sz w:val="24"/>
+                <w:szCs w:val="24"/>
+                <w:lang w:val="en-US" w:eastAsia="ja-JP" w:bidi="ar-SA"/>
+              </w:rPr>
+            </w:pPr>
+            <w:r>
+              <w:rPr>
+                <w:rFonts w:eastAsia="Segoe UI" w:cs="Segoe UI" w:ascii="Segoe UI" w:hAnsi="Segoe UI"/>
+                <w:color w:val="101820"/>
+                <w:kern w:val="0"/>
+                <w:sz w:val="16"/>
                 <w:szCs w:val="24"/>
                 <w:lang w:val="en-US" w:eastAsia="ja-JP" w:bidi="ar-SA"/>
               </w:rPr>
@@ -10075,112 +10900,149 @@
         </w:tc>
         <w:tc>
           <w:tcPr>
-            <w:tcW w:w="1973" w:type="dxa"/>
-            <w:tcBorders>
-              <w:top w:val="single" w:sz="4" w:space="0" w:color="BFC7D1"/>
-              <w:left w:val="single" w:sz="4" w:space="0" w:color="BFC7D1"/>
-              <w:bottom w:val="single" w:sz="4" w:space="0" w:color="BFC7D1"/>
-              <w:right w:val="single" w:sz="4" w:space="0" w:color="BFC7D1"/>
-            </w:tcBorders>
-          </w:tcPr>
-          <w:p>
-            <w:pPr>
-              <w:pStyle w:val="Normal"/>
-              <w:widowControl/>
-              <w:spacing w:lineRule="auto" w:line="240" w:before="0" w:after="20"/>
-              <w:jc w:val="left"/>
-              <w:rPr>
-                <w:rFonts w:ascii="Aptos" w:hAnsi="Aptos" w:eastAsia="ＭＳ 明朝" w:cs="Arial"/>
-                <w:kern w:val="0"/>
-                <w:sz w:val="24"/>
-                <w:szCs w:val="24"/>
-                <w:lang w:val="en-US" w:eastAsia="ja-JP" w:bidi="ar-SA"/>
-              </w:rPr>
-            </w:pPr>
-            <w:r>
-              <w:rPr>
-                <w:rFonts w:eastAsia="Segoe UI" w:cs="Segoe UI" w:ascii="Segoe UI" w:hAnsi="Segoe UI"/>
-                <w:color w:val="101820"/>
-                <w:kern w:val="0"/>
-                <w:sz w:val="18"/>
-                <w:szCs w:val="24"/>
-                <w:lang w:val="en-US" w:eastAsia="ja-JP" w:bidi="ar-SA"/>
-              </w:rPr>
-              <w:t>PHP 112,000.00</w:t>
-            </w:r>
-          </w:p>
-        </w:tc>
-        <w:tc>
-          <w:tcPr>
-            <w:tcW w:w="2253" w:type="dxa"/>
-            <w:tcBorders>
-              <w:top w:val="single" w:sz="4" w:space="0" w:color="BFC7D1"/>
-              <w:left w:val="single" w:sz="4" w:space="0" w:color="BFC7D1"/>
-              <w:bottom w:val="single" w:sz="4" w:space="0" w:color="BFC7D1"/>
-              <w:right w:val="single" w:sz="4" w:space="0" w:color="BFC7D1"/>
-            </w:tcBorders>
-          </w:tcPr>
-          <w:p>
-            <w:pPr>
-              <w:pStyle w:val="Normal"/>
-              <w:widowControl/>
-              <w:spacing w:lineRule="auto" w:line="240" w:before="0" w:after="20"/>
-              <w:jc w:val="left"/>
-              <w:rPr>
-                <w:rFonts w:ascii="Aptos" w:hAnsi="Aptos" w:eastAsia="ＭＳ 明朝" w:cs="Arial"/>
-                <w:kern w:val="0"/>
-                <w:sz w:val="24"/>
-                <w:szCs w:val="24"/>
-                <w:lang w:val="en-US" w:eastAsia="ja-JP" w:bidi="ar-SA"/>
-              </w:rPr>
-            </w:pPr>
-            <w:r>
-              <w:rPr>
-                <w:rFonts w:eastAsia="Segoe UI" w:cs="Segoe UI" w:ascii="Segoe UI" w:hAnsi="Segoe UI"/>
-                <w:color w:val="101820"/>
-                <w:kern w:val="0"/>
-                <w:sz w:val="18"/>
-                <w:szCs w:val="24"/>
-                <w:lang w:val="en-US" w:eastAsia="ja-JP" w:bidi="ar-SA"/>
-              </w:rPr>
-              <w:t>PHP 118,000.00</w:t>
-            </w:r>
-          </w:p>
-        </w:tc>
-        <w:tc>
-          <w:tcPr>
-            <w:tcW w:w="3380" w:type="dxa"/>
-            <w:tcBorders>
-              <w:top w:val="single" w:sz="4" w:space="0" w:color="BFC7D1"/>
-              <w:left w:val="single" w:sz="4" w:space="0" w:color="BFC7D1"/>
-              <w:bottom w:val="single" w:sz="4" w:space="0" w:color="BFC7D1"/>
-              <w:right w:val="single" w:sz="4" w:space="0" w:color="BFC7D1"/>
-            </w:tcBorders>
-          </w:tcPr>
-          <w:p>
-            <w:pPr>
-              <w:pStyle w:val="Normal"/>
-              <w:widowControl/>
-              <w:spacing w:lineRule="auto" w:line="240" w:before="0" w:after="20"/>
-              <w:jc w:val="left"/>
-              <w:rPr>
-                <w:rFonts w:ascii="Aptos" w:hAnsi="Aptos" w:eastAsia="ＭＳ 明朝" w:cs="Arial"/>
-                <w:kern w:val="0"/>
-                <w:sz w:val="24"/>
-                <w:szCs w:val="24"/>
-                <w:lang w:val="en-US" w:eastAsia="ja-JP" w:bidi="ar-SA"/>
-              </w:rPr>
-            </w:pPr>
-            <w:r>
-              <w:rPr>
-                <w:rFonts w:eastAsia="Segoe UI" w:cs="Segoe UI" w:ascii="Segoe UI" w:hAnsi="Segoe UI"/>
-                <w:color w:val="101820"/>
-                <w:kern w:val="0"/>
-                <w:sz w:val="18"/>
-                <w:szCs w:val="24"/>
-                <w:lang w:val="en-US" w:eastAsia="ja-JP" w:bidi="ar-SA"/>
-              </w:rPr>
-              <w:t>PHP 107,000.00</w:t>
+            <w:tcW w:w="1291" w:type="dxa"/>
+            <w:tcBorders>
+              <w:top w:val="single" w:sz="4" w:space="0" w:color="BFC7D1"/>
+              <w:left w:val="single" w:sz="4" w:space="0" w:color="BFC7D1"/>
+              <w:bottom w:val="single" w:sz="4" w:space="0" w:color="BFC7D1"/>
+              <w:right w:val="single" w:sz="4" w:space="0" w:color="BFC7D1"/>
+            </w:tcBorders>
+          </w:tcPr>
+          <w:p>
+            <w:pPr>
+              <w:pStyle w:val="Normal"/>
+              <w:widowControl/>
+              <w:spacing w:lineRule="auto" w:line="240" w:before="0" w:after="20"/>
+              <w:jc w:val="left"/>
+              <w:rPr>
+                <w:rFonts w:ascii="Aptos" w:hAnsi="Aptos" w:eastAsia="ＭＳ 明朝" w:cs="Arial"/>
+                <w:kern w:val="0"/>
+                <w:sz w:val="24"/>
+                <w:szCs w:val="24"/>
+                <w:lang w:val="en-US" w:eastAsia="ja-JP" w:bidi="ar-SA"/>
+              </w:rPr>
+            </w:pPr>
+            <w:r>
+              <w:rPr>
+                <w:rFonts w:eastAsia="Segoe UI" w:cs="Segoe UI" w:ascii="Segoe UI" w:hAnsi="Segoe UI"/>
+                <w:color w:val="101820"/>
+                <w:kern w:val="0"/>
+                <w:sz w:val="16"/>
+                <w:szCs w:val="24"/>
+                <w:lang w:val="en-US" w:eastAsia="ja-JP" w:bidi="ar-SA"/>
+              </w:rPr>
+              <w:t>PHP 143,000.00</w:t>
+            </w:r>
+          </w:p>
+        </w:tc>
+        <w:tc>
+          <w:tcPr>
+            <w:tcW w:w="1468" w:type="dxa"/>
+            <w:tcBorders>
+              <w:top w:val="single" w:sz="4" w:space="0" w:color="BFC7D1"/>
+              <w:left w:val="single" w:sz="4" w:space="0" w:color="BFC7D1"/>
+              <w:bottom w:val="single" w:sz="4" w:space="0" w:color="BFC7D1"/>
+              <w:right w:val="single" w:sz="4" w:space="0" w:color="BFC7D1"/>
+            </w:tcBorders>
+          </w:tcPr>
+          <w:p>
+            <w:pPr>
+              <w:pStyle w:val="Normal"/>
+              <w:widowControl/>
+              <w:spacing w:lineRule="auto" w:line="240" w:before="0" w:after="20"/>
+              <w:jc w:val="left"/>
+              <w:rPr>
+                <w:rFonts w:ascii="Aptos" w:hAnsi="Aptos" w:eastAsia="ＭＳ 明朝" w:cs="Arial"/>
+                <w:kern w:val="0"/>
+                <w:sz w:val="24"/>
+                <w:szCs w:val="24"/>
+                <w:lang w:val="en-US" w:eastAsia="ja-JP" w:bidi="ar-SA"/>
+              </w:rPr>
+            </w:pPr>
+            <w:r>
+              <w:rPr>
+                <w:rFonts w:eastAsia="Segoe UI" w:cs="Segoe UI" w:ascii="Segoe UI" w:hAnsi="Segoe UI"/>
+                <w:color w:val="101820"/>
+                <w:kern w:val="0"/>
+                <w:sz w:val="16"/>
+                <w:szCs w:val="24"/>
+                <w:lang w:val="en-US" w:eastAsia="ja-JP" w:bidi="ar-SA"/>
+              </w:rPr>
+              <w:t>PHP 150,000.00</w:t>
+            </w:r>
+          </w:p>
+        </w:tc>
+        <w:tc>
+          <w:tcPr>
+            <w:tcW w:w="2167" w:type="dxa"/>
+            <w:tcBorders>
+              <w:top w:val="single" w:sz="4" w:space="0" w:color="BFC7D1"/>
+              <w:left w:val="single" w:sz="4" w:space="0" w:color="BFC7D1"/>
+              <w:bottom w:val="single" w:sz="4" w:space="0" w:color="BFC7D1"/>
+              <w:right w:val="single" w:sz="4" w:space="0" w:color="BFC7D1"/>
+            </w:tcBorders>
+          </w:tcPr>
+          <w:p>
+            <w:pPr>
+              <w:pStyle w:val="Normal"/>
+              <w:widowControl/>
+              <w:spacing w:lineRule="auto" w:line="240" w:before="0" w:after="20"/>
+              <w:jc w:val="left"/>
+              <w:rPr>
+                <w:rFonts w:ascii="Aptos" w:hAnsi="Aptos" w:eastAsia="ＭＳ 明朝" w:cs="Arial"/>
+                <w:kern w:val="0"/>
+                <w:sz w:val="24"/>
+                <w:szCs w:val="24"/>
+                <w:lang w:val="en-US" w:eastAsia="ja-JP" w:bidi="ar-SA"/>
+              </w:rPr>
+            </w:pPr>
+            <w:r>
+              <w:rPr>
+                <w:rFonts w:eastAsia="Segoe UI" w:cs="Segoe UI" w:ascii="Segoe UI" w:hAnsi="Segoe UI"/>
+                <w:color w:val="101820"/>
+                <w:kern w:val="0"/>
+                <w:sz w:val="16"/>
+                <w:szCs w:val="24"/>
+                <w:lang w:val="en-US" w:eastAsia="ja-JP" w:bidi="ar-SA"/>
+              </w:rPr>
+              <w:t>PHP 135,000.00</w:t>
+            </w:r>
+          </w:p>
+        </w:tc>
+        <w:tc>
+          <w:tcPr>
+            <w:tcW w:w="2955" w:type="dxa"/>
+            <w:tcBorders>
+              <w:top w:val="single" w:sz="4" w:space="0" w:color="BFC7D1"/>
+              <w:left w:val="single" w:sz="4" w:space="0" w:color="BFC7D1"/>
+              <w:bottom w:val="single" w:sz="4" w:space="0" w:color="BFC7D1"/>
+              <w:right w:val="single" w:sz="4" w:space="0" w:color="BFC7D1"/>
+            </w:tcBorders>
+          </w:tcPr>
+          <w:p>
+            <w:pPr>
+              <w:pStyle w:val="Normal"/>
+              <w:widowControl/>
+              <w:spacing w:lineRule="auto" w:line="240" w:before="0" w:after="20"/>
+              <w:jc w:val="left"/>
+              <w:rPr>
+                <w:rFonts w:ascii="Aptos" w:hAnsi="Aptos" w:eastAsia="ＭＳ 明朝" w:cs="Arial"/>
+                <w:kern w:val="0"/>
+                <w:sz w:val="24"/>
+                <w:szCs w:val="24"/>
+                <w:lang w:val="en-US" w:eastAsia="ja-JP" w:bidi="ar-SA"/>
+              </w:rPr>
+            </w:pPr>
+            <w:r>
+              <w:rPr>
+                <w:rFonts w:eastAsia="Segoe UI" w:cs="Segoe UI" w:ascii="Segoe UI" w:hAnsi="Segoe UI"/>
+                <w:color w:val="101820"/>
+                <w:kern w:val="0"/>
+                <w:sz w:val="16"/>
+                <w:szCs w:val="24"/>
+                <w:lang w:val="en-US" w:eastAsia="ja-JP" w:bidi="ar-SA"/>
+              </w:rPr>
+              <w:t>PHP 86,000.00</w:t>
             </w:r>
           </w:p>
         </w:tc>
@@ -10189,34 +11051,34 @@
         <w:trPr/>
         <w:tc>
           <w:tcPr>
-            <w:tcW w:w="1407" w:type="dxa"/>
-            <w:tcBorders>
-              <w:top w:val="single" w:sz="4" w:space="0" w:color="BFC7D1"/>
-              <w:left w:val="single" w:sz="4" w:space="0" w:color="BFC7D1"/>
-              <w:bottom w:val="single" w:sz="4" w:space="0" w:color="BFC7D1"/>
-              <w:right w:val="single" w:sz="4" w:space="0" w:color="BFC7D1"/>
-            </w:tcBorders>
-          </w:tcPr>
-          <w:p>
-            <w:pPr>
-              <w:pStyle w:val="Normal"/>
-              <w:widowControl/>
-              <w:spacing w:lineRule="auto" w:line="240" w:before="0" w:after="20"/>
-              <w:jc w:val="left"/>
-              <w:rPr>
-                <w:rFonts w:ascii="Aptos" w:hAnsi="Aptos" w:eastAsia="ＭＳ 明朝" w:cs="Arial"/>
-                <w:kern w:val="0"/>
-                <w:sz w:val="24"/>
-                <w:szCs w:val="24"/>
-                <w:lang w:val="en-US" w:eastAsia="ja-JP" w:bidi="ar-SA"/>
-              </w:rPr>
-            </w:pPr>
-            <w:r>
-              <w:rPr>
-                <w:rFonts w:eastAsia="Segoe UI" w:cs="Segoe UI" w:ascii="Segoe UI" w:hAnsi="Segoe UI"/>
-                <w:color w:val="101820"/>
-                <w:kern w:val="0"/>
-                <w:sz w:val="18"/>
+            <w:tcW w:w="1133" w:type="dxa"/>
+            <w:tcBorders>
+              <w:top w:val="single" w:sz="4" w:space="0" w:color="BFC7D1"/>
+              <w:left w:val="single" w:sz="4" w:space="0" w:color="BFC7D1"/>
+              <w:bottom w:val="single" w:sz="4" w:space="0" w:color="BFC7D1"/>
+              <w:right w:val="single" w:sz="4" w:space="0" w:color="BFC7D1"/>
+            </w:tcBorders>
+          </w:tcPr>
+          <w:p>
+            <w:pPr>
+              <w:pStyle w:val="Normal"/>
+              <w:widowControl/>
+              <w:spacing w:lineRule="auto" w:line="240" w:before="0" w:after="20"/>
+              <w:jc w:val="left"/>
+              <w:rPr>
+                <w:rFonts w:ascii="Aptos" w:hAnsi="Aptos" w:eastAsia="ＭＳ 明朝" w:cs="Arial"/>
+                <w:kern w:val="0"/>
+                <w:sz w:val="24"/>
+                <w:szCs w:val="24"/>
+                <w:lang w:val="en-US" w:eastAsia="ja-JP" w:bidi="ar-SA"/>
+              </w:rPr>
+            </w:pPr>
+            <w:r>
+              <w:rPr>
+                <w:rFonts w:eastAsia="Segoe UI" w:cs="Segoe UI" w:ascii="Segoe UI" w:hAnsi="Segoe UI"/>
+                <w:color w:val="101820"/>
+                <w:kern w:val="0"/>
+                <w:sz w:val="16"/>
                 <w:szCs w:val="24"/>
                 <w:lang w:val="en-US" w:eastAsia="ja-JP" w:bidi="ar-SA"/>
               </w:rPr>
@@ -10226,71 +11088,34 @@
         </w:tc>
         <w:tc>
           <w:tcPr>
-            <w:tcW w:w="1973" w:type="dxa"/>
-            <w:tcBorders>
-              <w:top w:val="single" w:sz="4" w:space="0" w:color="BFC7D1"/>
-              <w:left w:val="single" w:sz="4" w:space="0" w:color="BFC7D1"/>
-              <w:bottom w:val="single" w:sz="4" w:space="0" w:color="BFC7D1"/>
-              <w:right w:val="single" w:sz="4" w:space="0" w:color="BFC7D1"/>
-            </w:tcBorders>
-          </w:tcPr>
-          <w:p>
-            <w:pPr>
-              <w:pStyle w:val="Normal"/>
-              <w:widowControl/>
-              <w:spacing w:lineRule="auto" w:line="240" w:before="0" w:after="20"/>
-              <w:jc w:val="left"/>
-              <w:rPr>
-                <w:rFonts w:ascii="Aptos" w:hAnsi="Aptos" w:eastAsia="ＭＳ 明朝" w:cs="Arial"/>
-                <w:kern w:val="0"/>
-                <w:sz w:val="24"/>
-                <w:szCs w:val="24"/>
-                <w:lang w:val="en-US" w:eastAsia="ja-JP" w:bidi="ar-SA"/>
-              </w:rPr>
-            </w:pPr>
-            <w:r>
-              <w:rPr>
-                <w:rFonts w:eastAsia="Segoe UI" w:cs="Segoe UI" w:ascii="Segoe UI" w:hAnsi="Segoe UI"/>
-                <w:color w:val="101820"/>
-                <w:kern w:val="0"/>
-                <w:sz w:val="18"/>
-                <w:szCs w:val="24"/>
-                <w:lang w:val="en-US" w:eastAsia="ja-JP" w:bidi="ar-SA"/>
-              </w:rPr>
-              <w:t>PHP 244,000.00</w:t>
-            </w:r>
-          </w:p>
-        </w:tc>
-        <w:tc>
-          <w:tcPr>
-            <w:tcW w:w="2253" w:type="dxa"/>
-            <w:tcBorders>
-              <w:top w:val="single" w:sz="4" w:space="0" w:color="BFC7D1"/>
-              <w:left w:val="single" w:sz="4" w:space="0" w:color="BFC7D1"/>
-              <w:bottom w:val="single" w:sz="4" w:space="0" w:color="BFC7D1"/>
-              <w:right w:val="single" w:sz="4" w:space="0" w:color="BFC7D1"/>
-            </w:tcBorders>
-          </w:tcPr>
-          <w:p>
-            <w:pPr>
-              <w:pStyle w:val="Normal"/>
-              <w:widowControl/>
-              <w:spacing w:lineRule="auto" w:line="240" w:before="0" w:after="20"/>
-              <w:jc w:val="left"/>
-              <w:rPr>
-                <w:rFonts w:ascii="Aptos" w:hAnsi="Aptos" w:eastAsia="ＭＳ 明朝" w:cs="Arial"/>
-                <w:kern w:val="0"/>
-                <w:sz w:val="24"/>
-                <w:szCs w:val="24"/>
-                <w:lang w:val="en-US" w:eastAsia="ja-JP" w:bidi="ar-SA"/>
-              </w:rPr>
-            </w:pPr>
-            <w:r>
-              <w:rPr>
-                <w:rFonts w:eastAsia="Segoe UI" w:cs="Segoe UI" w:ascii="Segoe UI" w:hAnsi="Segoe UI"/>
-                <w:color w:val="101820"/>
-                <w:kern w:val="0"/>
-                <w:sz w:val="18"/>
+            <w:tcW w:w="1291" w:type="dxa"/>
+            <w:tcBorders>
+              <w:top w:val="single" w:sz="4" w:space="0" w:color="BFC7D1"/>
+              <w:left w:val="single" w:sz="4" w:space="0" w:color="BFC7D1"/>
+              <w:bottom w:val="single" w:sz="4" w:space="0" w:color="BFC7D1"/>
+              <w:right w:val="single" w:sz="4" w:space="0" w:color="BFC7D1"/>
+            </w:tcBorders>
+          </w:tcPr>
+          <w:p>
+            <w:pPr>
+              <w:pStyle w:val="Normal"/>
+              <w:widowControl/>
+              <w:spacing w:lineRule="auto" w:line="240" w:before="0" w:after="20"/>
+              <w:jc w:val="left"/>
+              <w:rPr>
+                <w:rFonts w:ascii="Aptos" w:hAnsi="Aptos" w:eastAsia="ＭＳ 明朝" w:cs="Arial"/>
+                <w:kern w:val="0"/>
+                <w:sz w:val="24"/>
+                <w:szCs w:val="24"/>
+                <w:lang w:val="en-US" w:eastAsia="ja-JP" w:bidi="ar-SA"/>
+              </w:rPr>
+            </w:pPr>
+            <w:r>
+              <w:rPr>
+                <w:rFonts w:eastAsia="Segoe UI" w:cs="Segoe UI" w:ascii="Segoe UI" w:hAnsi="Segoe UI"/>
+                <w:color w:val="101820"/>
+                <w:kern w:val="0"/>
+                <w:sz w:val="16"/>
                 <w:szCs w:val="24"/>
                 <w:lang w:val="en-US" w:eastAsia="ja-JP" w:bidi="ar-SA"/>
               </w:rPr>
@@ -10300,38 +11125,112 @@
         </w:tc>
         <w:tc>
           <w:tcPr>
-            <w:tcW w:w="3380" w:type="dxa"/>
-            <w:tcBorders>
-              <w:top w:val="single" w:sz="4" w:space="0" w:color="BFC7D1"/>
-              <w:left w:val="single" w:sz="4" w:space="0" w:color="BFC7D1"/>
-              <w:bottom w:val="single" w:sz="4" w:space="0" w:color="BFC7D1"/>
-              <w:right w:val="single" w:sz="4" w:space="0" w:color="BFC7D1"/>
-            </w:tcBorders>
-          </w:tcPr>
-          <w:p>
-            <w:pPr>
-              <w:pStyle w:val="Normal"/>
-              <w:widowControl/>
-              <w:spacing w:lineRule="auto" w:line="240" w:before="0" w:after="20"/>
-              <w:jc w:val="left"/>
-              <w:rPr>
-                <w:rFonts w:ascii="Aptos" w:hAnsi="Aptos" w:eastAsia="ＭＳ 明朝" w:cs="Arial"/>
-                <w:kern w:val="0"/>
-                <w:sz w:val="24"/>
-                <w:szCs w:val="24"/>
-                <w:lang w:val="en-US" w:eastAsia="ja-JP" w:bidi="ar-SA"/>
-              </w:rPr>
-            </w:pPr>
-            <w:r>
-              <w:rPr>
-                <w:rFonts w:eastAsia="Segoe UI" w:cs="Segoe UI" w:ascii="Segoe UI" w:hAnsi="Segoe UI"/>
-                <w:color w:val="101820"/>
-                <w:kern w:val="0"/>
-                <w:sz w:val="18"/>
-                <w:szCs w:val="24"/>
-                <w:lang w:val="en-US" w:eastAsia="ja-JP" w:bidi="ar-SA"/>
-              </w:rPr>
-              <w:t>PHP 232,000.00</w:t>
+            <w:tcW w:w="1468" w:type="dxa"/>
+            <w:tcBorders>
+              <w:top w:val="single" w:sz="4" w:space="0" w:color="BFC7D1"/>
+              <w:left w:val="single" w:sz="4" w:space="0" w:color="BFC7D1"/>
+              <w:bottom w:val="single" w:sz="4" w:space="0" w:color="BFC7D1"/>
+              <w:right w:val="single" w:sz="4" w:space="0" w:color="BFC7D1"/>
+            </w:tcBorders>
+          </w:tcPr>
+          <w:p>
+            <w:pPr>
+              <w:pStyle w:val="Normal"/>
+              <w:widowControl/>
+              <w:spacing w:lineRule="auto" w:line="240" w:before="0" w:after="20"/>
+              <w:jc w:val="left"/>
+              <w:rPr>
+                <w:rFonts w:ascii="Aptos" w:hAnsi="Aptos" w:eastAsia="ＭＳ 明朝" w:cs="Arial"/>
+                <w:kern w:val="0"/>
+                <w:sz w:val="24"/>
+                <w:szCs w:val="24"/>
+                <w:lang w:val="en-US" w:eastAsia="ja-JP" w:bidi="ar-SA"/>
+              </w:rPr>
+            </w:pPr>
+            <w:r>
+              <w:rPr>
+                <w:rFonts w:eastAsia="Segoe UI" w:cs="Segoe UI" w:ascii="Segoe UI" w:hAnsi="Segoe UI"/>
+                <w:color w:val="101820"/>
+                <w:kern w:val="0"/>
+                <w:sz w:val="16"/>
+                <w:szCs w:val="24"/>
+                <w:lang w:val="en-US" w:eastAsia="ja-JP" w:bidi="ar-SA"/>
+              </w:rPr>
+              <w:t>PHP 269,000.00</w:t>
+            </w:r>
+          </w:p>
+        </w:tc>
+        <w:tc>
+          <w:tcPr>
+            <w:tcW w:w="2167" w:type="dxa"/>
+            <w:tcBorders>
+              <w:top w:val="single" w:sz="4" w:space="0" w:color="BFC7D1"/>
+              <w:left w:val="single" w:sz="4" w:space="0" w:color="BFC7D1"/>
+              <w:bottom w:val="single" w:sz="4" w:space="0" w:color="BFC7D1"/>
+              <w:right w:val="single" w:sz="4" w:space="0" w:color="BFC7D1"/>
+            </w:tcBorders>
+          </w:tcPr>
+          <w:p>
+            <w:pPr>
+              <w:pStyle w:val="Normal"/>
+              <w:widowControl/>
+              <w:spacing w:lineRule="auto" w:line="240" w:before="0" w:after="20"/>
+              <w:jc w:val="left"/>
+              <w:rPr>
+                <w:rFonts w:ascii="Aptos" w:hAnsi="Aptos" w:eastAsia="ＭＳ 明朝" w:cs="Arial"/>
+                <w:kern w:val="0"/>
+                <w:sz w:val="24"/>
+                <w:szCs w:val="24"/>
+                <w:lang w:val="en-US" w:eastAsia="ja-JP" w:bidi="ar-SA"/>
+              </w:rPr>
+            </w:pPr>
+            <w:r>
+              <w:rPr>
+                <w:rFonts w:eastAsia="Segoe UI" w:cs="Segoe UI" w:ascii="Segoe UI" w:hAnsi="Segoe UI"/>
+                <w:color w:val="101820"/>
+                <w:kern w:val="0"/>
+                <w:sz w:val="16"/>
+                <w:szCs w:val="24"/>
+                <w:lang w:val="en-US" w:eastAsia="ja-JP" w:bidi="ar-SA"/>
+              </w:rPr>
+              <w:t>PHP 242,000.00</w:t>
+            </w:r>
+          </w:p>
+        </w:tc>
+        <w:tc>
+          <w:tcPr>
+            <w:tcW w:w="2955" w:type="dxa"/>
+            <w:tcBorders>
+              <w:top w:val="single" w:sz="4" w:space="0" w:color="BFC7D1"/>
+              <w:left w:val="single" w:sz="4" w:space="0" w:color="BFC7D1"/>
+              <w:bottom w:val="single" w:sz="4" w:space="0" w:color="BFC7D1"/>
+              <w:right w:val="single" w:sz="4" w:space="0" w:color="BFC7D1"/>
+            </w:tcBorders>
+          </w:tcPr>
+          <w:p>
+            <w:pPr>
+              <w:pStyle w:val="Normal"/>
+              <w:widowControl/>
+              <w:spacing w:lineRule="auto" w:line="240" w:before="0" w:after="20"/>
+              <w:jc w:val="left"/>
+              <w:rPr>
+                <w:rFonts w:ascii="Aptos" w:hAnsi="Aptos" w:eastAsia="ＭＳ 明朝" w:cs="Arial"/>
+                <w:kern w:val="0"/>
+                <w:sz w:val="24"/>
+                <w:szCs w:val="24"/>
+                <w:lang w:val="en-US" w:eastAsia="ja-JP" w:bidi="ar-SA"/>
+              </w:rPr>
+            </w:pPr>
+            <w:r>
+              <w:rPr>
+                <w:rFonts w:eastAsia="Segoe UI" w:cs="Segoe UI" w:ascii="Segoe UI" w:hAnsi="Segoe UI"/>
+                <w:color w:val="101820"/>
+                <w:kern w:val="0"/>
+                <w:sz w:val="16"/>
+                <w:szCs w:val="24"/>
+                <w:lang w:val="en-US" w:eastAsia="ja-JP" w:bidi="ar-SA"/>
+              </w:rPr>
+              <w:t>PHP 169,000.00</w:t>
             </w:r>
           </w:p>
         </w:tc>
@@ -10345,6 +11244,21 @@
       </w:pPr>
       <w:r>
         <w:rPr/>
+      </w:r>
+    </w:p>
+    <w:p>
+      <w:pPr>
+        <w:pStyle w:val="Normal"/>
+        <w:spacing w:lineRule="auto" w:line="276" w:before="0" w:after="120"/>
+        <w:rPr/>
+      </w:pPr>
+      <w:r>
+        <w:rPr>
+          <w:rFonts w:eastAsia="Segoe UI" w:cs="Segoe UI" w:ascii="Segoe UI" w:hAnsi="Segoe UI"/>
+          <w:color w:val="101820"/>
+          <w:sz w:val="21"/>
+        </w:rPr>
+        <w:t>Each monthly price is the sum of the environments of the set. On AWS, Dev is PHP 11,000.00 for every tier; UAT is PHP 11,000.00 (Small, Medium) or PHP 23,000.00 (Large, Enterprise); SIT is PHP 23,000.00 (Large, Enterprise); Production is PHP 21,000.00, 47,000.00, 86,000.00 and 199,000.00 by tier. The Infrastructure sheet of the workbook gives every environment for every provider.</w:t>
       </w:r>
     </w:p>
     <w:p>
@@ -10363,7 +11277,45 @@
           <w:color w:val="101820"/>
           <w:sz w:val="21"/>
         </w:rPr>
-        <w:t>The prices cover a production and one UAT environment, daily backups, monitoring, patching and certificates, and include a 20% margin over estimated cloud cost for FX movement and operations effort.</w:t>
+        <w:t>The prices cover each environment of the set, daily backups, monitoring, patching and certificates, and include a 20% margin over estimated cloud cost for FX movement and operations effort.</w:t>
+      </w:r>
+    </w:p>
+    <w:p>
+      <w:pPr>
+        <w:pStyle w:val="Normal"/>
+        <w:numPr>
+          <w:ilvl w:val="0"/>
+          <w:numId w:val="1"/>
+        </w:numPr>
+        <w:spacing w:before="0" w:after="60"/>
+        <w:rPr/>
+      </w:pPr>
+      <w:r>
+        <w:rPr>
+          <w:rFonts w:eastAsia="Segoe UI" w:cs="Segoe UI" w:ascii="Segoe UI" w:hAnsi="Segoe UI"/>
+          <w:color w:val="101820"/>
+          <w:sz w:val="21"/>
+        </w:rPr>
+        <w:t>Pre-Prod runs at production size and is billed per month of use. The workbook budgets 2 months around go-live and 1 month a year for a major release: on AWS, hosting is PHP 558,000.00 in Year 1 and PHP 537,000.00 a year after for a Small broker, and PHP 1,888,000.00 and PHP 1,802,000.00 for a Large broker.</w:t>
+      </w:r>
+    </w:p>
+    <w:p>
+      <w:pPr>
+        <w:pStyle w:val="Normal"/>
+        <w:numPr>
+          <w:ilvl w:val="0"/>
+          <w:numId w:val="1"/>
+        </w:numPr>
+        <w:spacing w:before="0" w:after="60"/>
+        <w:rPr/>
+      </w:pPr>
+      <w:r>
+        <w:rPr>
+          <w:rFonts w:eastAsia="Segoe UI" w:cs="Segoe UI" w:ascii="Segoe UI" w:hAnsi="Segoe UI"/>
+          <w:color w:val="101820"/>
+          <w:sz w:val="21"/>
+        </w:rPr>
+        <w:t>Hosting fees do not increase each year. Provider price changes are passed through at cost under the Hosting and Infrastructure Services Agreement.</w:t>
       </w:r>
     </w:p>
     <w:p>
@@ -10401,7 +11353,7 @@
           <w:color w:val="101820"/>
           <w:sz w:val="21"/>
         </w:rPr>
-        <w:t>The cloud costs are estimates from public on-demand list prices. The Large tier is close to the sizing in the BrokerVerse capacity document (200 named users, 80 concurrent, two API containers and a Multi-AZ PostgreSQL 16 database). Confirm with the provider before quoting.</w:t>
+        <w:t>The cloud costs are estimates from public on-demand list prices. The Large tier production is close to the sizing in the BrokerVerse capacity document (200 named users, 80 concurrent, two API containers and a Multi-AZ PostgreSQL 16 database). Confirm with the provider before quoting.</w:t>
       </w:r>
       <w:r>
         <w:br w:type="page"/>
@@ -10412,8 +11364,8 @@
         <w:pStyle w:val="Heading1"/>
         <w:rPr/>
       </w:pPr>
-      <w:bookmarkStart w:id="20" w:name="__RefHeading___Toc22026_3199679052"/>
-      <w:bookmarkEnd w:id="20"/>
+      <w:bookmarkStart w:id="22" w:name="__RefHeading___Toc7920_3066934455"/>
+      <w:bookmarkEnd w:id="22"/>
       <w:r>
         <w:rPr>
           <w:rFonts w:eastAsia="Segoe UI" w:cs="Segoe UI" w:ascii="Segoe UI" w:hAnsi="Segoe UI"/>
@@ -10429,8 +11381,8 @@
         <w:pStyle w:val="Heading2"/>
         <w:rPr/>
       </w:pPr>
-      <w:bookmarkStart w:id="21" w:name="__RefHeading___Toc22028_3199679052"/>
-      <w:bookmarkEnd w:id="21"/>
+      <w:bookmarkStart w:id="23" w:name="__RefHeading___Toc7922_3066934455"/>
+      <w:bookmarkEnd w:id="23"/>
       <w:r>
         <w:rPr>
           <w:rFonts w:eastAsia="Segoe UI" w:cs="Segoe UI"/>
@@ -11184,8 +12136,8 @@
         <w:pStyle w:val="Heading2"/>
         <w:rPr/>
       </w:pPr>
-      <w:bookmarkStart w:id="22" w:name="__RefHeading___Toc22030_3199679052"/>
-      <w:bookmarkEnd w:id="22"/>
+      <w:bookmarkStart w:id="24" w:name="__RefHeading___Toc7924_3066934455"/>
+      <w:bookmarkEnd w:id="24"/>
       <w:r>
         <w:rPr>
           <w:rFonts w:eastAsia="Segoe UI" w:cs="Segoe UI"/>
@@ -11941,8 +12893,8 @@
         <w:pStyle w:val="Heading1"/>
         <w:rPr/>
       </w:pPr>
-      <w:bookmarkStart w:id="23" w:name="__RefHeading___Toc22032_3199679052"/>
-      <w:bookmarkEnd w:id="23"/>
+      <w:bookmarkStart w:id="25" w:name="__RefHeading___Toc7926_3066934455"/>
+      <w:bookmarkEnd w:id="25"/>
       <w:r>
         <w:rPr>
           <w:rFonts w:eastAsia="Segoe UI" w:cs="Segoe UI" w:ascii="Segoe UI" w:hAnsi="Segoe UI"/>
@@ -12694,7 +13646,7 @@
           <w:color w:val="101820"/>
           <w:sz w:val="21"/>
         </w:rPr>
-        <w:t>Standard support is business hours, Monday to Friday, excluding Philippine holidays, under the severity levels in the support and escalation guide. The 24x7 option adds round-the-clock response for Severity 1 incidents. Recurring optional items increase 5% a year. Travel outside Metro Manila is billed at cost.</w:t>
+        <w:t>Standard support is business hours, Monday to Friday, excluding Philippine holidays, under the severity levels in the support and escalation guide. The 24x7 option adds round-the-clock response for Severity 1 incidents and increases 5% a year. Hosted environments do not increase. Travel outside Metro Manila is billed at cost.</w:t>
       </w:r>
       <w:r>
         <w:br w:type="page"/>
@@ -12705,8 +13657,8 @@
         <w:pStyle w:val="Heading1"/>
         <w:rPr/>
       </w:pPr>
-      <w:bookmarkStart w:id="24" w:name="__RefHeading___Toc22034_3199679052"/>
-      <w:bookmarkEnd w:id="24"/>
+      <w:bookmarkStart w:id="26" w:name="__RefHeading___Toc7928_3066934455"/>
+      <w:bookmarkEnd w:id="26"/>
       <w:r>
         <w:rPr>
           <w:rFonts w:eastAsia="Segoe UI" w:cs="Segoe UI" w:ascii="Segoe UI" w:hAnsi="Segoe UI"/>
@@ -12986,7 +13938,7 @@
                 <w:szCs w:val="24"/>
                 <w:lang w:val="en-US" w:eastAsia="ja-JP" w:bidi="ar-SA"/>
               </w:rPr>
-              <w:t>PHP 5,560,107.00</w:t>
+              <w:t>PHP 6,466,107.00</w:t>
             </w:r>
           </w:p>
         </w:tc>
@@ -13023,7 +13975,7 @@
                 <w:szCs w:val="24"/>
                 <w:lang w:val="en-US" w:eastAsia="ja-JP" w:bidi="ar-SA"/>
               </w:rPr>
-              <w:t>PHP 6,112,764.00</w:t>
+              <w:t>PHP 7,018,764.00</w:t>
             </w:r>
           </w:p>
         </w:tc>
@@ -13060,7 +14012,7 @@
                 <w:szCs w:val="24"/>
                 <w:lang w:val="en-US" w:eastAsia="ja-JP" w:bidi="ar-SA"/>
               </w:rPr>
-              <w:t>PHP 2,840,000.00 / PHP 2,066,000.00</w:t>
+              <w:t>PHP 3,038,000.00 / PHP 2,264,000.00</w:t>
             </w:r>
           </w:p>
         </w:tc>
@@ -13137,7 +14089,7 @@
                 <w:szCs w:val="24"/>
                 <w:lang w:val="en-US" w:eastAsia="ja-JP" w:bidi="ar-SA"/>
               </w:rPr>
-              <w:t>PHP 18,964,476.00</w:t>
+              <w:t>PHP 19,738,476.00</w:t>
             </w:r>
           </w:p>
         </w:tc>
@@ -13174,7 +14126,7 @@
                 <w:szCs w:val="24"/>
                 <w:lang w:val="en-US" w:eastAsia="ja-JP" w:bidi="ar-SA"/>
               </w:rPr>
-              <w:t>PHP 21,065,051.00</w:t>
+              <w:t>PHP 21,839,051.00</w:t>
             </w:r>
           </w:p>
         </w:tc>
@@ -13211,7 +14163,7 @@
                 <w:szCs w:val="24"/>
                 <w:lang w:val="en-US" w:eastAsia="ja-JP" w:bidi="ar-SA"/>
               </w:rPr>
-              <w:t>PHP 8,950,000.00 / PHP 6,106,000.00</w:t>
+              <w:t>PHP 9,144,000.00 / PHP 6,300,000.00</w:t>
             </w:r>
           </w:p>
         </w:tc>
@@ -13288,7 +14240,7 @@
                 <w:szCs w:val="24"/>
                 <w:lang w:val="en-US" w:eastAsia="ja-JP" w:bidi="ar-SA"/>
               </w:rPr>
-              <w:t>PHP 42,400,352.00</w:t>
+              <w:t>PHP 44,572,352.00</w:t>
             </w:r>
           </w:p>
         </w:tc>
@@ -13325,7 +14277,7 @@
                 <w:szCs w:val="24"/>
                 <w:lang w:val="en-US" w:eastAsia="ja-JP" w:bidi="ar-SA"/>
               </w:rPr>
-              <w:t>PHP 48,293,319.00</w:t>
+              <w:t>PHP 50,465,319.00</w:t>
             </w:r>
           </w:p>
         </w:tc>
@@ -13362,7 +14314,7 @@
                 <w:szCs w:val="24"/>
                 <w:lang w:val="en-US" w:eastAsia="ja-JP" w:bidi="ar-SA"/>
               </w:rPr>
-              <w:t>PHP 20,504,000.00 / PHP 12,908,000.00</w:t>
+              <w:t>PHP 21,004,000.00 / PHP 13,408,000.00</w:t>
             </w:r>
           </w:p>
         </w:tc>
@@ -13390,7 +14342,7 @@
           <w:color w:val="101820"/>
           <w:sz w:val="21"/>
         </w:rPr>
-        <w:t>Figures exclude VAT. The extras are training days, legacy data sources and integrations set in the workbook.</w:t>
+        <w:t>Figures exclude VAT. Hosting covers the environment set of the tier and the temporary Pre-Prod months. The extras are training days, legacy data sources and integrations set in the workbook.</w:t>
       </w:r>
       <w:r>
         <w:br w:type="page"/>
@@ -13401,8 +14353,8 @@
         <w:pStyle w:val="Heading1"/>
         <w:rPr/>
       </w:pPr>
-      <w:bookmarkStart w:id="25" w:name="__RefHeading___Toc22036_3199679052"/>
-      <w:bookmarkEnd w:id="25"/>
+      <w:bookmarkStart w:id="27" w:name="__RefHeading___Toc7930_3066934455"/>
+      <w:bookmarkEnd w:id="27"/>
       <w:r>
         <w:rPr>
           <w:rFonts w:eastAsia="Segoe UI" w:cs="Segoe UI" w:ascii="Segoe UI" w:hAnsi="Segoe UI"/>
@@ -13895,7 +14847,7 @@
                 <w:szCs w:val="24"/>
                 <w:lang w:val="en-US" w:eastAsia="ja-JP" w:bidi="ar-SA"/>
               </w:rPr>
-              <w:t>Monthly in advance, from the date the environment is handed over</w:t>
+              <w:t>Monthly in advance, from the date each environment is handed over; Pre-Prod for each month of use</w:t>
             </w:r>
           </w:p>
         </w:tc>
@@ -14088,8 +15040,8 @@
         <w:pStyle w:val="Heading1"/>
         <w:rPr/>
       </w:pPr>
-      <w:bookmarkStart w:id="26" w:name="__RefHeading___Toc22038_3199679052"/>
-      <w:bookmarkEnd w:id="26"/>
+      <w:bookmarkStart w:id="28" w:name="__RefHeading___Toc7932_3066934455"/>
+      <w:bookmarkEnd w:id="28"/>
       <w:r>
         <w:rPr>
           <w:rFonts w:eastAsia="Segoe UI" w:cs="Segoe UI" w:ascii="Segoe UI" w:hAnsi="Segoe UI"/>
@@ -14165,8 +15117,8 @@
         <w:pStyle w:val="Heading1"/>
         <w:rPr/>
       </w:pPr>
-      <w:bookmarkStart w:id="27" w:name="__RefHeading___Toc22040_3199679052"/>
-      <w:bookmarkEnd w:id="27"/>
+      <w:bookmarkStart w:id="29" w:name="__RefHeading___Toc7934_3066934455"/>
+      <w:bookmarkEnd w:id="29"/>
       <w:r>
         <w:rPr>
           <w:rFonts w:eastAsia="Segoe UI" w:cs="Segoe UI" w:ascii="Segoe UI" w:hAnsi="Segoe UI"/>
@@ -14299,8 +15251,8 @@
         <w:pStyle w:val="Heading1"/>
         <w:rPr/>
       </w:pPr>
-      <w:bookmarkStart w:id="28" w:name="__RefHeading___Toc22042_3199679052"/>
-      <w:bookmarkEnd w:id="28"/>
+      <w:bookmarkStart w:id="30" w:name="__RefHeading___Toc7936_3066934455"/>
+      <w:bookmarkEnd w:id="30"/>
       <w:r>
         <w:rPr>
           <w:rFonts w:eastAsia="Segoe UI" w:cs="Segoe UI" w:ascii="Segoe UI" w:hAnsi="Segoe UI"/>
@@ -14409,9 +15361,9 @@
           <w:spacing w:val="0"/>
         </w:rPr>
       </w:pPr>
-      <w:bookmarkStart w:id="29" w:name="__RefHeading___Toc22044_3199679052"/>
-      <w:bookmarkStart w:id="30" w:name="_Toc233203395"/>
-      <w:bookmarkEnd w:id="29"/>
+      <w:bookmarkStart w:id="31" w:name="__RefHeading___Toc7938_3066934455"/>
+      <w:bookmarkStart w:id="32" w:name="_Toc233203395"/>
+      <w:bookmarkEnd w:id="31"/>
       <w:r>
         <w:rPr>
           <w:rStyle w:val="BookTitle"/>
@@ -14422,7 +15374,7 @@
         </w:rPr>
         <w:t>17.  Document Sign-Off</w:t>
       </w:r>
-      <w:bookmarkEnd w:id="30"/>
+      <w:bookmarkEnd w:id="32"/>
     </w:p>
     <w:p>
       <w:pPr>
@@ -16167,7 +17119,7 @@
       <w:r>
         <w:rPr/>
         <w:drawing>
-          <wp:anchor behindDoc="1" distT="0" distB="0" distL="0" distR="0" simplePos="0" locked="0" layoutInCell="0" allowOverlap="1" relativeHeight="21">
+          <wp:anchor behindDoc="1" distT="0" distB="0" distL="0" distR="0" simplePos="0" locked="0" layoutInCell="0" allowOverlap="1" relativeHeight="22">
             <wp:simplePos x="0" y="0"/>
             <wp:positionH relativeFrom="margin">
               <wp:align>center</wp:align>
@@ -16238,7 +17190,7 @@
     <w:r>
       <w:rPr/>
       <w:drawing>
-        <wp:anchor behindDoc="1" distT="0" distB="0" distL="0" distR="0" simplePos="0" locked="0" layoutInCell="0" allowOverlap="1" relativeHeight="20">
+        <wp:anchor behindDoc="1" distT="0" distB="0" distL="0" distR="0" simplePos="0" locked="0" layoutInCell="0" allowOverlap="1" relativeHeight="21">
           <wp:simplePos x="0" y="0"/>
           <wp:positionH relativeFrom="page">
             <wp:align>left</wp:align>
@@ -16297,7 +17249,7 @@
     <w:r>
       <w:rPr/>
       <w:drawing>
-        <wp:anchor behindDoc="1" distT="0" distB="0" distL="0" distR="0" simplePos="0" locked="0" layoutInCell="0" allowOverlap="1" relativeHeight="20">
+        <wp:anchor behindDoc="1" distT="0" distB="0" distL="0" distR="0" simplePos="0" locked="0" layoutInCell="0" allowOverlap="1" relativeHeight="21">
           <wp:simplePos x="0" y="0"/>
           <wp:positionH relativeFrom="page">
             <wp:align>left</wp:align>

--- a/docs/package/02_Commercials/BrokerVerse_Commercial_Proposal_Note.docx
+++ b/docs/package/02_Commercials/BrokerVerse_Commercial_Proposal_Note.docx
@@ -10,7 +10,7 @@
       <w:r>
         <w:rPr/>
         <w:drawing>
-          <wp:anchor behindDoc="1" distT="0" distB="0" distL="0" distR="0" simplePos="0" locked="0" layoutInCell="0" allowOverlap="1" relativeHeight="23">
+          <wp:anchor behindDoc="1" distT="0" distB="0" distL="0" distR="0" simplePos="0" locked="0" layoutInCell="0" allowOverlap="1" relativeHeight="22">
             <wp:simplePos x="0" y="0"/>
             <wp:positionH relativeFrom="margin">
               <wp:posOffset>-914400</wp:posOffset>
@@ -55,7 +55,7 @@
           </wp:anchor>
         </w:drawing>
         <w:drawing>
-          <wp:anchor behindDoc="1" distT="0" distB="0" distL="0" distR="0" simplePos="0" locked="0" layoutInCell="0" allowOverlap="1" relativeHeight="34">
+          <wp:anchor behindDoc="1" distT="0" distB="0" distL="0" distR="0" simplePos="0" locked="0" layoutInCell="0" allowOverlap="1" relativeHeight="33">
             <wp:simplePos x="0" y="0"/>
             <wp:positionH relativeFrom="margin">
               <wp:align>center</wp:align>
@@ -111,7 +111,7 @@
         <mc:AlternateContent>
           <mc:Choice Requires="wps">
             <w:drawing>
-              <wp:anchor behindDoc="0" distT="45720" distB="45720" distL="114300" distR="114300" simplePos="0" locked="0" layoutInCell="0" allowOverlap="1" relativeHeight="24" wp14:anchorId="3D43415C">
+              <wp:anchor behindDoc="0" distT="45720" distB="45720" distL="114300" distR="114300" simplePos="0" locked="0" layoutInCell="0" allowOverlap="1" relativeHeight="23" wp14:anchorId="3D43415C">
                 <wp:simplePos x="0" y="0"/>
                 <wp:positionH relativeFrom="page">
                   <wp:posOffset>194310</wp:posOffset>
@@ -226,7 +226,7 @@
         <mc:AlternateContent>
           <mc:Choice Requires="wps">
             <w:drawing>
-              <wp:anchor behindDoc="0" distT="45720" distB="45720" distL="113030" distR="114935" simplePos="0" locked="0" layoutInCell="0" allowOverlap="1" relativeHeight="26" wp14:anchorId="58C23128">
+              <wp:anchor behindDoc="0" distT="45720" distB="45720" distL="113030" distR="114935" simplePos="0" locked="0" layoutInCell="0" allowOverlap="1" relativeHeight="25" wp14:anchorId="58C23128">
                 <wp:simplePos x="0" y="0"/>
                 <wp:positionH relativeFrom="page">
                   <wp:posOffset>3094990</wp:posOffset>
@@ -341,7 +341,7 @@
         <mc:AlternateContent>
           <mc:Choice Requires="wps">
             <w:drawing>
-              <wp:anchor behindDoc="0" distT="45720" distB="45720" distL="114300" distR="113665" simplePos="0" locked="0" layoutInCell="0" allowOverlap="1" relativeHeight="28" wp14:anchorId="1BF25123">
+              <wp:anchor behindDoc="0" distT="45720" distB="45720" distL="114300" distR="113665" simplePos="0" locked="0" layoutInCell="0" allowOverlap="1" relativeHeight="27" wp14:anchorId="1BF25123">
                 <wp:simplePos x="0" y="0"/>
                 <wp:positionH relativeFrom="page">
                   <wp:posOffset>4992370</wp:posOffset>
@@ -456,7 +456,7 @@
         <mc:AlternateContent>
           <mc:Choice Requires="wps">
             <w:drawing>
-              <wp:anchor behindDoc="0" distT="45720" distB="46355" distL="114300" distR="114300" simplePos="0" locked="0" layoutInCell="0" allowOverlap="1" relativeHeight="30" wp14:anchorId="01DE2BF4">
+              <wp:anchor behindDoc="0" distT="45720" distB="46355" distL="114300" distR="114300" simplePos="0" locked="0" layoutInCell="0" allowOverlap="1" relativeHeight="29" wp14:anchorId="01DE2BF4">
                 <wp:simplePos x="0" y="0"/>
                 <wp:positionH relativeFrom="margin">
                   <wp:align>center</wp:align>
@@ -601,7 +601,7 @@
         <mc:AlternateContent>
           <mc:Choice Requires="wps">
             <w:drawing>
-              <wp:anchor behindDoc="0" distT="45720" distB="50800" distL="114300" distR="114300" simplePos="0" locked="0" layoutInCell="0" allowOverlap="1" relativeHeight="32" wp14:anchorId="204C02CC">
+              <wp:anchor behindDoc="0" distT="45720" distB="50800" distL="114300" distR="114300" simplePos="0" locked="0" layoutInCell="0" allowOverlap="1" relativeHeight="31" wp14:anchorId="204C02CC">
                 <wp:simplePos x="0" y="0"/>
                 <wp:positionH relativeFrom="margin">
                   <wp:align>center</wp:align>
@@ -789,7 +789,7 @@
             </w:rPr>
             <w:fldChar w:fldCharType="separate"/>
           </w:r>
-          <w:hyperlink w:anchor="__RefHeading___Toc7884_3066934455">
+          <w:hyperlink w:anchor="__RefHeading___Toc2557_681460460">
             <w:r>
               <w:rPr>
                 <w:webHidden/>
@@ -824,7 +824,7 @@
             </w:tabs>
             <w:rPr/>
           </w:pPr>
-          <w:hyperlink w:anchor="__RefHeading___Toc7886_3066934455">
+          <w:hyperlink w:anchor="__RefHeading___Toc2559_681460460">
             <w:r>
               <w:rPr>
                 <w:webHidden/>
@@ -853,7 +853,7 @@
             </w:tabs>
             <w:rPr/>
           </w:pPr>
-          <w:hyperlink w:anchor="__RefHeading___Toc7888_3066934455">
+          <w:hyperlink w:anchor="__RefHeading___Toc2561_681460460">
             <w:r>
               <w:rPr>
                 <w:webHidden/>
@@ -875,7 +875,7 @@
             </w:tabs>
             <w:rPr/>
           </w:pPr>
-          <w:hyperlink w:anchor="__RefHeading___Toc7890_3066934455">
+          <w:hyperlink w:anchor="__RefHeading___Toc2563_681460460">
             <w:r>
               <w:rPr>
                 <w:webHidden/>
@@ -897,7 +897,7 @@
             </w:tabs>
             <w:rPr/>
           </w:pPr>
-          <w:hyperlink w:anchor="__RefHeading___Toc7892_3066934455">
+          <w:hyperlink w:anchor="__RefHeading___Toc2565_681460460">
             <w:r>
               <w:rPr>
                 <w:webHidden/>
@@ -919,7 +919,7 @@
             </w:tabs>
             <w:rPr/>
           </w:pPr>
-          <w:hyperlink w:anchor="__RefHeading___Toc7894_3066934455">
+          <w:hyperlink w:anchor="__RefHeading___Toc2567_681460460">
             <w:r>
               <w:rPr>
                 <w:webHidden/>
@@ -941,7 +941,7 @@
             </w:tabs>
             <w:rPr/>
           </w:pPr>
-          <w:hyperlink w:anchor="__RefHeading___Toc7896_3066934455">
+          <w:hyperlink w:anchor="__RefHeading___Toc2569_681460460">
             <w:r>
               <w:rPr>
                 <w:webHidden/>
@@ -963,7 +963,7 @@
             </w:tabs>
             <w:rPr/>
           </w:pPr>
-          <w:hyperlink w:anchor="__RefHeading___Toc7898_3066934455">
+          <w:hyperlink w:anchor="__RefHeading___Toc2571_681460460">
             <w:r>
               <w:rPr>
                 <w:webHidden/>
@@ -985,7 +985,7 @@
             </w:tabs>
             <w:rPr/>
           </w:pPr>
-          <w:hyperlink w:anchor="__RefHeading___Toc7900_3066934455">
+          <w:hyperlink w:anchor="__RefHeading___Toc2573_681460460">
             <w:r>
               <w:rPr>
                 <w:webHidden/>
@@ -1007,7 +1007,7 @@
             </w:tabs>
             <w:rPr/>
           </w:pPr>
-          <w:hyperlink w:anchor="__RefHeading___Toc7902_3066934455">
+          <w:hyperlink w:anchor="__RefHeading___Toc2575_681460460">
             <w:r>
               <w:rPr>
                 <w:webHidden/>
@@ -1029,7 +1029,7 @@
             </w:tabs>
             <w:rPr/>
           </w:pPr>
-          <w:hyperlink w:anchor="__RefHeading___Toc7904_3066934455">
+          <w:hyperlink w:anchor="__RefHeading___Toc2577_681460460">
             <w:r>
               <w:rPr>
                 <w:webHidden/>
@@ -1051,7 +1051,7 @@
             </w:tabs>
             <w:rPr/>
           </w:pPr>
-          <w:hyperlink w:anchor="__RefHeading___Toc7906_3066934455">
+          <w:hyperlink w:anchor="__RefHeading___Toc2579_681460460">
             <w:r>
               <w:rPr>
                 <w:webHidden/>
@@ -1073,7 +1073,7 @@
             </w:tabs>
             <w:rPr/>
           </w:pPr>
-          <w:hyperlink w:anchor="__RefHeading___Toc7908_3066934455">
+          <w:hyperlink w:anchor="__RefHeading___Toc2581_681460460">
             <w:r>
               <w:rPr>
                 <w:webHidden/>
@@ -1095,7 +1095,7 @@
             </w:tabs>
             <w:rPr/>
           </w:pPr>
-          <w:hyperlink w:anchor="__RefHeading___Toc7910_3066934455">
+          <w:hyperlink w:anchor="__RefHeading___Toc2583_681460460">
             <w:r>
               <w:rPr>
                 <w:webHidden/>
@@ -1117,7 +1117,7 @@
             </w:tabs>
             <w:rPr/>
           </w:pPr>
-          <w:hyperlink w:anchor="__RefHeading___Toc7912_3066934455">
+          <w:hyperlink w:anchor="__RefHeading___Toc2585_681460460">
             <w:r>
               <w:rPr>
                 <w:webHidden/>
@@ -1139,7 +1139,7 @@
             </w:tabs>
             <w:rPr/>
           </w:pPr>
-          <w:hyperlink w:anchor="__RefHeading___Toc7914_3066934455">
+          <w:hyperlink w:anchor="__RefHeading___Toc2587_681460460">
             <w:r>
               <w:rPr>
                 <w:webHidden/>
@@ -1161,7 +1161,7 @@
             </w:tabs>
             <w:rPr/>
           </w:pPr>
-          <w:hyperlink w:anchor="__RefHeading___Toc7916_3066934455">
+          <w:hyperlink w:anchor="__RefHeading___Toc2589_681460460">
             <w:r>
               <w:rPr>
                 <w:webHidden/>
@@ -1183,7 +1183,7 @@
             </w:tabs>
             <w:rPr/>
           </w:pPr>
-          <w:hyperlink w:anchor="__RefHeading___Toc7918_3066934455">
+          <w:hyperlink w:anchor="__RefHeading___Toc2591_681460460">
             <w:r>
               <w:rPr>
                 <w:webHidden/>
@@ -1205,7 +1205,7 @@
             </w:tabs>
             <w:rPr/>
           </w:pPr>
-          <w:hyperlink w:anchor="__RefHeading___Toc7920_3066934455">
+          <w:hyperlink w:anchor="__RefHeading___Toc2593_681460460">
             <w:r>
               <w:rPr>
                 <w:webHidden/>
@@ -1213,7 +1213,7 @@
               </w:rPr>
               <w:t>10. Change requests</w:t>
               <w:tab/>
-              <w:t>12</w:t>
+              <w:t>11</w:t>
             </w:r>
           </w:hyperlink>
         </w:p>
@@ -1227,7 +1227,7 @@
             </w:tabs>
             <w:rPr/>
           </w:pPr>
-          <w:hyperlink w:anchor="__RefHeading___Toc7922_3066934455">
+          <w:hyperlink w:anchor="__RefHeading___Toc2595_681460460">
             <w:r>
               <w:rPr>
                 <w:webHidden/>
@@ -1235,7 +1235,7 @@
               </w:rPr>
               <w:t>10.1 Day rates</w:t>
               <w:tab/>
-              <w:t>12</w:t>
+              <w:t>11</w:t>
             </w:r>
           </w:hyperlink>
         </w:p>
@@ -1249,7 +1249,7 @@
             </w:tabs>
             <w:rPr/>
           </w:pPr>
-          <w:hyperlink w:anchor="__RefHeading___Toc7924_3066934455">
+          <w:hyperlink w:anchor="__RefHeading___Toc2597_681460460">
             <w:r>
               <w:rPr>
                 <w:webHidden/>
@@ -1257,7 +1257,7 @@
               </w:rPr>
               <w:t>10.2 Estimation method</w:t>
               <w:tab/>
-              <w:t>12</w:t>
+              <w:t>11</w:t>
             </w:r>
           </w:hyperlink>
         </w:p>
@@ -1271,7 +1271,7 @@
             </w:tabs>
             <w:rPr/>
           </w:pPr>
-          <w:hyperlink w:anchor="__RefHeading___Toc7926_3066934455">
+          <w:hyperlink w:anchor="__RefHeading___Toc2599_681460460">
             <w:r>
               <w:rPr>
                 <w:webHidden/>
@@ -1279,7 +1279,7 @@
               </w:rPr>
               <w:t>11. Optional services</w:t>
               <w:tab/>
-              <w:t>13</w:t>
+              <w:t>12</w:t>
             </w:r>
           </w:hyperlink>
         </w:p>
@@ -1293,7 +1293,7 @@
             </w:tabs>
             <w:rPr/>
           </w:pPr>
-          <w:hyperlink w:anchor="__RefHeading___Toc7928_3066934455">
+          <w:hyperlink w:anchor="__RefHeading___Toc2601_681460460">
             <w:r>
               <w:rPr>
                 <w:webHidden/>
@@ -1301,7 +1301,7 @@
               </w:rPr>
               <w:t>12. Sample quotes</w:t>
               <w:tab/>
-              <w:t>14</w:t>
+              <w:t>13</w:t>
             </w:r>
           </w:hyperlink>
         </w:p>
@@ -1315,7 +1315,7 @@
             </w:tabs>
             <w:rPr/>
           </w:pPr>
-          <w:hyperlink w:anchor="__RefHeading___Toc7930_3066934455">
+          <w:hyperlink w:anchor="__RefHeading___Toc2603_681460460">
             <w:r>
               <w:rPr>
                 <w:webHidden/>
@@ -1323,7 +1323,7 @@
               </w:rPr>
               <w:t>13. Payment terms</w:t>
               <w:tab/>
-              <w:t>15</w:t>
+              <w:t>14</w:t>
             </w:r>
           </w:hyperlink>
         </w:p>
@@ -1337,7 +1337,7 @@
             </w:tabs>
             <w:rPr/>
           </w:pPr>
-          <w:hyperlink w:anchor="__RefHeading___Toc7932_3066934455">
+          <w:hyperlink w:anchor="__RefHeading___Toc2605_681460460">
             <w:r>
               <w:rPr>
                 <w:webHidden/>
@@ -1345,7 +1345,7 @@
               </w:rPr>
               <w:t>14. Taxes</w:t>
               <w:tab/>
-              <w:t>16</w:t>
+              <w:t>15</w:t>
             </w:r>
           </w:hyperlink>
         </w:p>
@@ -1359,7 +1359,7 @@
             </w:tabs>
             <w:rPr/>
           </w:pPr>
-          <w:hyperlink w:anchor="__RefHeading___Toc7934_3066934455">
+          <w:hyperlink w:anchor="__RefHeading___Toc2607_681460460">
             <w:r>
               <w:rPr>
                 <w:webHidden/>
@@ -1367,7 +1367,7 @@
               </w:rPr>
               <w:t>15. Validity and assumptions</w:t>
               <w:tab/>
-              <w:t>17</w:t>
+              <w:t>16</w:t>
             </w:r>
           </w:hyperlink>
         </w:p>
@@ -1381,7 +1381,7 @@
             </w:tabs>
             <w:rPr/>
           </w:pPr>
-          <w:hyperlink w:anchor="__RefHeading___Toc7936_3066934455">
+          <w:hyperlink w:anchor="__RefHeading___Toc2609_681460460">
             <w:r>
               <w:rPr>
                 <w:webHidden/>
@@ -1389,7 +1389,7 @@
               </w:rPr>
               <w:t>16. Recommendation</w:t>
               <w:tab/>
-              <w:t>18</w:t>
+              <w:t>17</w:t>
             </w:r>
           </w:hyperlink>
         </w:p>
@@ -1403,7 +1403,7 @@
             </w:tabs>
             <w:rPr/>
           </w:pPr>
-          <w:hyperlink w:anchor="__RefHeading___Toc7938_3066934455">
+          <w:hyperlink w:anchor="__RefHeading___Toc2611_681460460">
             <w:r>
               <w:rPr>
                 <w:webHidden/>
@@ -1418,7 +1418,7 @@
                 <w:rStyle w:val="IndexLink"/>
               </w:rPr>
               <w:tab/>
-              <w:t>19</w:t>
+              <w:t>18</w:t>
             </w:r>
           </w:hyperlink>
           <w:r>
@@ -1451,7 +1451,7 @@
       <w:r>
         <w:br w:type="page"/>
       </w:r>
-      <w:bookmarkStart w:id="0" w:name="__RefHeading___Toc7884_3066934455"/>
+      <w:bookmarkStart w:id="0" w:name="__RefHeading___Toc2557_681460460"/>
       <w:bookmarkStart w:id="1" w:name="_Toc48319687"/>
       <w:bookmarkStart w:id="2" w:name="_Toc11824118"/>
       <w:bookmarkEnd w:id="0"/>
@@ -2096,7 +2096,7 @@
           <w:spacing w:val="0"/>
         </w:rPr>
       </w:pPr>
-      <w:bookmarkStart w:id="4" w:name="__RefHeading___Toc7886_3066934455"/>
+      <w:bookmarkStart w:id="4" w:name="__RefHeading___Toc2559_681460460"/>
       <w:bookmarkStart w:id="5" w:name="_Toc233203388"/>
       <w:bookmarkEnd w:id="4"/>
       <w:r>
@@ -3796,7 +3796,7 @@
         <w:pageBreakBefore w:val="false"/>
         <w:rPr/>
       </w:pPr>
-      <w:bookmarkStart w:id="6" w:name="__RefHeading___Toc7888_3066934455"/>
+      <w:bookmarkStart w:id="6" w:name="__RefHeading___Toc2561_681460460"/>
       <w:bookmarkEnd w:id="6"/>
       <w:r>
         <w:rPr>
@@ -3894,7 +3894,7 @@
         <w:pStyle w:val="Heading1"/>
         <w:rPr/>
       </w:pPr>
-      <w:bookmarkStart w:id="7" w:name="__RefHeading___Toc7890_3066934455"/>
+      <w:bookmarkStart w:id="7" w:name="__RefHeading___Toc2563_681460460"/>
       <w:bookmarkEnd w:id="7"/>
       <w:r>
         <w:rPr>
@@ -3911,7 +3911,7 @@
         <w:pStyle w:val="Heading2"/>
         <w:rPr/>
       </w:pPr>
-      <w:bookmarkStart w:id="8" w:name="__RefHeading___Toc7892_3066934455"/>
+      <w:bookmarkStart w:id="8" w:name="__RefHeading___Toc2565_681460460"/>
       <w:bookmarkEnd w:id="8"/>
       <w:r>
         <w:rPr>
@@ -4924,7 +4924,7 @@
         <w:pStyle w:val="Heading2"/>
         <w:rPr/>
       </w:pPr>
-      <w:bookmarkStart w:id="9" w:name="__RefHeading___Toc7894_3066934455"/>
+      <w:bookmarkStart w:id="9" w:name="__RefHeading___Toc2567_681460460"/>
       <w:bookmarkEnd w:id="9"/>
       <w:r>
         <w:rPr>
@@ -4971,7 +4971,7 @@
         <w:pStyle w:val="Heading2"/>
         <w:rPr/>
       </w:pPr>
-      <w:bookmarkStart w:id="10" w:name="__RefHeading___Toc7896_3066934455"/>
+      <w:bookmarkStart w:id="10" w:name="__RefHeading___Toc2569_681460460"/>
       <w:bookmarkEnd w:id="10"/>
       <w:r>
         <w:rPr>
@@ -5006,7 +5006,7 @@
         <w:pStyle w:val="Heading1"/>
         <w:rPr/>
       </w:pPr>
-      <w:bookmarkStart w:id="11" w:name="__RefHeading___Toc7898_3066934455"/>
+      <w:bookmarkStart w:id="11" w:name="__RefHeading___Toc2571_681460460"/>
       <w:bookmarkEnd w:id="11"/>
       <w:r>
         <w:rPr>
@@ -5853,7 +5853,7 @@
         <w:pStyle w:val="Heading1"/>
         <w:rPr/>
       </w:pPr>
-      <w:bookmarkStart w:id="12" w:name="__RefHeading___Toc7900_3066934455"/>
+      <w:bookmarkStart w:id="12" w:name="__RefHeading___Toc2573_681460460"/>
       <w:bookmarkEnd w:id="12"/>
       <w:r>
         <w:rPr>
@@ -5870,7 +5870,7 @@
         <w:pStyle w:val="Heading2"/>
         <w:rPr/>
       </w:pPr>
-      <w:bookmarkStart w:id="13" w:name="__RefHeading___Toc7902_3066934455"/>
+      <w:bookmarkStart w:id="13" w:name="__RefHeading___Toc2575_681460460"/>
       <w:bookmarkEnd w:id="13"/>
       <w:r>
         <w:rPr>
@@ -6741,7 +6741,7 @@
         <w:pStyle w:val="Heading2"/>
         <w:rPr/>
       </w:pPr>
-      <w:bookmarkStart w:id="14" w:name="__RefHeading___Toc7904_3066934455"/>
+      <w:bookmarkStart w:id="14" w:name="__RefHeading___Toc2577_681460460"/>
       <w:bookmarkEnd w:id="14"/>
       <w:r>
         <w:rPr>
@@ -6863,7 +6863,7 @@
         <w:pStyle w:val="Heading1"/>
         <w:rPr/>
       </w:pPr>
-      <w:bookmarkStart w:id="15" w:name="__RefHeading___Toc7906_3066934455"/>
+      <w:bookmarkStart w:id="15" w:name="__RefHeading___Toc2579_681460460"/>
       <w:bookmarkEnd w:id="15"/>
       <w:r>
         <w:rPr>
@@ -6880,7 +6880,7 @@
         <w:pStyle w:val="Heading2"/>
         <w:rPr/>
       </w:pPr>
-      <w:bookmarkStart w:id="16" w:name="__RefHeading___Toc7908_3066934455"/>
+      <w:bookmarkStart w:id="16" w:name="__RefHeading___Toc2581_681460460"/>
       <w:bookmarkEnd w:id="16"/>
       <w:r>
         <w:rPr>
@@ -7770,7 +7770,7 @@
         <w:pStyle w:val="Heading2"/>
         <w:rPr/>
       </w:pPr>
-      <w:bookmarkStart w:id="17" w:name="__RefHeading___Toc7910_3066934455"/>
+      <w:bookmarkStart w:id="17" w:name="__RefHeading___Toc2583_681460460"/>
       <w:bookmarkEnd w:id="17"/>
       <w:r>
         <w:rPr>
@@ -8617,7 +8617,7 @@
         <w:pStyle w:val="Heading1"/>
         <w:rPr/>
       </w:pPr>
-      <w:bookmarkStart w:id="18" w:name="__RefHeading___Toc7912_3066934455"/>
+      <w:bookmarkStart w:id="18" w:name="__RefHeading___Toc2585_681460460"/>
       <w:bookmarkEnd w:id="18"/>
       <w:r>
         <w:rPr>
@@ -9804,7 +9804,7 @@
         <w:pStyle w:val="Heading1"/>
         <w:rPr/>
       </w:pPr>
-      <w:bookmarkStart w:id="19" w:name="__RefHeading___Toc7914_3066934455"/>
+      <w:bookmarkStart w:id="19" w:name="__RefHeading___Toc2587_681460460"/>
       <w:bookmarkEnd w:id="19"/>
       <w:r>
         <w:rPr>
@@ -9836,7 +9836,7 @@
         <w:pStyle w:val="Heading2"/>
         <w:rPr/>
       </w:pPr>
-      <w:bookmarkStart w:id="20" w:name="__RefHeading___Toc7916_3066934455"/>
+      <w:bookmarkStart w:id="20" w:name="__RefHeading___Toc2589_681460460"/>
       <w:bookmarkEnd w:id="20"/>
       <w:r>
         <w:rPr>
@@ -9851,7 +9851,7 @@
     <w:tbl>
       <w:tblPr>
         <w:tblStyle w:val="TableGrid"/>
-        <w:tblW w:w="9015" w:type="dxa"/>
+        <w:tblW w:w="9014" w:type="dxa"/>
         <w:jc w:val="left"/>
         <w:tblInd w:w="0" w:type="dxa"/>
         <w:tblLayout w:type="fixed"/>
@@ -9864,9 +9864,8 @@
         <w:tblLook w:val="04a0" w:noHBand="0" w:noVBand="1" w:firstColumn="1" w:lastRow="0" w:lastColumn="0" w:firstRow="1"/>
       </w:tblPr>
       <w:tblGrid>
-        <w:gridCol w:w="2297"/>
-        <w:gridCol w:w="5475"/>
-        <w:gridCol w:w="1243"/>
+        <w:gridCol w:w="2651"/>
+        <w:gridCol w:w="6362"/>
       </w:tblGrid>
       <w:tr>
         <w:trPr>
@@ -9874,7 +9873,7 @@
         </w:trPr>
         <w:tc>
           <w:tcPr>
-            <w:tcW w:w="2297" w:type="dxa"/>
+            <w:tcW w:w="2651" w:type="dxa"/>
             <w:tcBorders>
               <w:top w:val="single" w:sz="4" w:space="0" w:color="BFC7D1"/>
               <w:left w:val="single" w:sz="4" w:space="0" w:color="BFC7D1"/>
@@ -9913,7 +9912,7 @@
         </w:tc>
         <w:tc>
           <w:tcPr>
-            <w:tcW w:w="5475" w:type="dxa"/>
+            <w:tcW w:w="6362" w:type="dxa"/>
             <w:tcBorders>
               <w:top w:val="single" w:sz="4" w:space="0" w:color="BFC7D1"/>
               <w:left w:val="single" w:sz="4" w:space="0" w:color="BFC7D1"/>
@@ -9947,45 +9946,6 @@
                 <w:lang w:val="en-US" w:eastAsia="ja-JP" w:bidi="ar-SA"/>
               </w:rPr>
               <w:t>Standing environments</w:t>
-            </w:r>
-          </w:p>
-        </w:tc>
-        <w:tc>
-          <w:tcPr>
-            <w:tcW w:w="1243" w:type="dxa"/>
-            <w:tcBorders>
-              <w:top w:val="single" w:sz="4" w:space="0" w:color="BFC7D1"/>
-              <w:left w:val="single" w:sz="4" w:space="0" w:color="BFC7D1"/>
-              <w:bottom w:val="single" w:sz="4" w:space="0" w:color="BFC7D1"/>
-              <w:right w:val="single" w:sz="4" w:space="0" w:color="BFC7D1"/>
-            </w:tcBorders>
-            <w:shd w:color="auto" w:fill="DCE9F7" w:val="clear"/>
-          </w:tcPr>
-          <w:p>
-            <w:pPr>
-              <w:pStyle w:val="Normal"/>
-              <w:widowControl/>
-              <w:spacing w:lineRule="auto" w:line="240" w:before="0" w:after="20"/>
-              <w:jc w:val="left"/>
-              <w:rPr>
-                <w:rFonts w:ascii="Aptos" w:hAnsi="Aptos" w:eastAsia="ＭＳ 明朝" w:cs="Arial"/>
-                <w:kern w:val="0"/>
-                <w:sz w:val="24"/>
-                <w:szCs w:val="24"/>
-                <w:lang w:val="en-US" w:eastAsia="ja-JP" w:bidi="ar-SA"/>
-              </w:rPr>
-            </w:pPr>
-            <w:r>
-              <w:rPr>
-                <w:rFonts w:eastAsia="Segoe UI" w:cs="Segoe UI" w:ascii="Segoe UI" w:hAnsi="Segoe UI"/>
-                <w:b/>
-                <w:color w:val="0F4761"/>
-                <w:kern w:val="0"/>
-                <w:sz w:val="18"/>
-                <w:szCs w:val="24"/>
-                <w:lang w:val="en-US" w:eastAsia="ja-JP" w:bidi="ar-SA"/>
-              </w:rPr>
-              <w:t>Temporary</w:t>
             </w:r>
           </w:p>
         </w:tc>
@@ -9994,7 +9954,7 @@
         <w:trPr/>
         <w:tc>
           <w:tcPr>
-            <w:tcW w:w="2297" w:type="dxa"/>
+            <w:tcW w:w="2651" w:type="dxa"/>
             <w:tcBorders>
               <w:top w:val="single" w:sz="4" w:space="0" w:color="BFC7D1"/>
               <w:left w:val="single" w:sz="4" w:space="0" w:color="BFC7D1"/>
@@ -10031,7 +9991,7 @@
         </w:tc>
         <w:tc>
           <w:tcPr>
-            <w:tcW w:w="5475" w:type="dxa"/>
+            <w:tcW w:w="6362" w:type="dxa"/>
             <w:tcBorders>
               <w:top w:val="single" w:sz="4" w:space="0" w:color="BFC7D1"/>
               <w:left w:val="single" w:sz="4" w:space="0" w:color="BFC7D1"/>
@@ -10063,43 +10023,6 @@
                 <w:lang w:val="en-US" w:eastAsia="ja-JP" w:bidi="ar-SA"/>
               </w:rPr>
               <w:t>Dev, UAT, Production. Integration and system testing in Dev, promoted to UAT for testing, then to Production</w:t>
-            </w:r>
-          </w:p>
-        </w:tc>
-        <w:tc>
-          <w:tcPr>
-            <w:tcW w:w="1243" w:type="dxa"/>
-            <w:tcBorders>
-              <w:top w:val="single" w:sz="4" w:space="0" w:color="BFC7D1"/>
-              <w:left w:val="single" w:sz="4" w:space="0" w:color="BFC7D1"/>
-              <w:bottom w:val="single" w:sz="4" w:space="0" w:color="BFC7D1"/>
-              <w:right w:val="single" w:sz="4" w:space="0" w:color="BFC7D1"/>
-            </w:tcBorders>
-          </w:tcPr>
-          <w:p>
-            <w:pPr>
-              <w:pStyle w:val="Normal"/>
-              <w:widowControl/>
-              <w:spacing w:lineRule="auto" w:line="240" w:before="0" w:after="20"/>
-              <w:jc w:val="left"/>
-              <w:rPr>
-                <w:rFonts w:ascii="Aptos" w:hAnsi="Aptos" w:eastAsia="ＭＳ 明朝" w:cs="Arial"/>
-                <w:kern w:val="0"/>
-                <w:sz w:val="24"/>
-                <w:szCs w:val="24"/>
-                <w:lang w:val="en-US" w:eastAsia="ja-JP" w:bidi="ar-SA"/>
-              </w:rPr>
-            </w:pPr>
-            <w:r>
-              <w:rPr>
-                <w:rFonts w:eastAsia="Segoe UI" w:cs="Segoe UI" w:ascii="Segoe UI" w:hAnsi="Segoe UI"/>
-                <w:color w:val="101820"/>
-                <w:kern w:val="0"/>
-                <w:sz w:val="18"/>
-                <w:szCs w:val="24"/>
-                <w:lang w:val="en-US" w:eastAsia="ja-JP" w:bidi="ar-SA"/>
-              </w:rPr>
-              <w:t>Pre-Prod</w:t>
             </w:r>
           </w:p>
         </w:tc>
@@ -10108,7 +10031,7 @@
         <w:trPr/>
         <w:tc>
           <w:tcPr>
-            <w:tcW w:w="2297" w:type="dxa"/>
+            <w:tcW w:w="2651" w:type="dxa"/>
             <w:tcBorders>
               <w:top w:val="single" w:sz="4" w:space="0" w:color="BFC7D1"/>
               <w:left w:val="single" w:sz="4" w:space="0" w:color="BFC7D1"/>
@@ -10145,7 +10068,7 @@
         </w:tc>
         <w:tc>
           <w:tcPr>
-            <w:tcW w:w="5475" w:type="dxa"/>
+            <w:tcW w:w="6362" w:type="dxa"/>
             <w:tcBorders>
               <w:top w:val="single" w:sz="4" w:space="0" w:color="BFC7D1"/>
               <w:left w:val="single" w:sz="4" w:space="0" w:color="BFC7D1"/>
@@ -10177,43 +10100,6 @@
                 <w:lang w:val="en-US" w:eastAsia="ja-JP" w:bidi="ar-SA"/>
               </w:rPr>
               <w:t>Dev, SIT, UAT, Production with high availability. SIT and UAT are separate</w:t>
-            </w:r>
-          </w:p>
-        </w:tc>
-        <w:tc>
-          <w:tcPr>
-            <w:tcW w:w="1243" w:type="dxa"/>
-            <w:tcBorders>
-              <w:top w:val="single" w:sz="4" w:space="0" w:color="BFC7D1"/>
-              <w:left w:val="single" w:sz="4" w:space="0" w:color="BFC7D1"/>
-              <w:bottom w:val="single" w:sz="4" w:space="0" w:color="BFC7D1"/>
-              <w:right w:val="single" w:sz="4" w:space="0" w:color="BFC7D1"/>
-            </w:tcBorders>
-          </w:tcPr>
-          <w:p>
-            <w:pPr>
-              <w:pStyle w:val="Normal"/>
-              <w:widowControl/>
-              <w:spacing w:lineRule="auto" w:line="240" w:before="0" w:after="20"/>
-              <w:jc w:val="left"/>
-              <w:rPr>
-                <w:rFonts w:ascii="Aptos" w:hAnsi="Aptos" w:eastAsia="ＭＳ 明朝" w:cs="Arial"/>
-                <w:kern w:val="0"/>
-                <w:sz w:val="24"/>
-                <w:szCs w:val="24"/>
-                <w:lang w:val="en-US" w:eastAsia="ja-JP" w:bidi="ar-SA"/>
-              </w:rPr>
-            </w:pPr>
-            <w:r>
-              <w:rPr>
-                <w:rFonts w:eastAsia="Segoe UI" w:cs="Segoe UI" w:ascii="Segoe UI" w:hAnsi="Segoe UI"/>
-                <w:color w:val="101820"/>
-                <w:kern w:val="0"/>
-                <w:sz w:val="18"/>
-                <w:szCs w:val="24"/>
-                <w:lang w:val="en-US" w:eastAsia="ja-JP" w:bidi="ar-SA"/>
-              </w:rPr>
-              <w:t>Pre-Prod</w:t>
             </w:r>
           </w:p>
         </w:tc>
@@ -10241,7 +10127,7 @@
           <w:color w:val="101820"/>
           <w:sz w:val="21"/>
         </w:rPr>
-        <w:t>Pre-Prod is created from a production backup for the go-live rehearsal and for each major release, then removed. A copy used by people without production access is masked.</w:t>
+        <w:t>Every tier also has a temporary Pre-Prod. It is created from a production backup for the go-live rehearsal and for each major release, then removed. A copy used by people without production access is masked.</w:t>
       </w:r>
     </w:p>
     <w:p>
@@ -10249,7 +10135,7 @@
         <w:pStyle w:val="Heading2"/>
         <w:rPr/>
       </w:pPr>
-      <w:bookmarkStart w:id="21" w:name="__RefHeading___Toc7918_3066934455"/>
+      <w:bookmarkStart w:id="21" w:name="__RefHeading___Toc2591_681460460"/>
       <w:bookmarkEnd w:id="21"/>
       <w:r>
         <w:rPr>
@@ -11364,7 +11250,7 @@
         <w:pStyle w:val="Heading1"/>
         <w:rPr/>
       </w:pPr>
-      <w:bookmarkStart w:id="22" w:name="__RefHeading___Toc7920_3066934455"/>
+      <w:bookmarkStart w:id="22" w:name="__RefHeading___Toc2593_681460460"/>
       <w:bookmarkEnd w:id="22"/>
       <w:r>
         <w:rPr>
@@ -11381,7 +11267,7 @@
         <w:pStyle w:val="Heading2"/>
         <w:rPr/>
       </w:pPr>
-      <w:bookmarkStart w:id="23" w:name="__RefHeading___Toc7922_3066934455"/>
+      <w:bookmarkStart w:id="23" w:name="__RefHeading___Toc2595_681460460"/>
       <w:bookmarkEnd w:id="23"/>
       <w:r>
         <w:rPr>
@@ -12136,7 +12022,7 @@
         <w:pStyle w:val="Heading2"/>
         <w:rPr/>
       </w:pPr>
-      <w:bookmarkStart w:id="24" w:name="__RefHeading___Toc7924_3066934455"/>
+      <w:bookmarkStart w:id="24" w:name="__RefHeading___Toc2597_681460460"/>
       <w:bookmarkEnd w:id="24"/>
       <w:r>
         <w:rPr>
@@ -12893,7 +12779,7 @@
         <w:pStyle w:val="Heading1"/>
         <w:rPr/>
       </w:pPr>
-      <w:bookmarkStart w:id="25" w:name="__RefHeading___Toc7926_3066934455"/>
+      <w:bookmarkStart w:id="25" w:name="__RefHeading___Toc2599_681460460"/>
       <w:bookmarkEnd w:id="25"/>
       <w:r>
         <w:rPr>
@@ -13657,7 +13543,7 @@
         <w:pStyle w:val="Heading1"/>
         <w:rPr/>
       </w:pPr>
-      <w:bookmarkStart w:id="26" w:name="__RefHeading___Toc7928_3066934455"/>
+      <w:bookmarkStart w:id="26" w:name="__RefHeading___Toc2601_681460460"/>
       <w:bookmarkEnd w:id="26"/>
       <w:r>
         <w:rPr>
@@ -14353,7 +14239,7 @@
         <w:pStyle w:val="Heading1"/>
         <w:rPr/>
       </w:pPr>
-      <w:bookmarkStart w:id="27" w:name="__RefHeading___Toc7930_3066934455"/>
+      <w:bookmarkStart w:id="27" w:name="__RefHeading___Toc2603_681460460"/>
       <w:bookmarkEnd w:id="27"/>
       <w:r>
         <w:rPr>
@@ -15040,7 +14926,7 @@
         <w:pStyle w:val="Heading1"/>
         <w:rPr/>
       </w:pPr>
-      <w:bookmarkStart w:id="28" w:name="__RefHeading___Toc7932_3066934455"/>
+      <w:bookmarkStart w:id="28" w:name="__RefHeading___Toc2605_681460460"/>
       <w:bookmarkEnd w:id="28"/>
       <w:r>
         <w:rPr>
@@ -15117,7 +15003,7 @@
         <w:pStyle w:val="Heading1"/>
         <w:rPr/>
       </w:pPr>
-      <w:bookmarkStart w:id="29" w:name="__RefHeading___Toc7934_3066934455"/>
+      <w:bookmarkStart w:id="29" w:name="__RefHeading___Toc2607_681460460"/>
       <w:bookmarkEnd w:id="29"/>
       <w:r>
         <w:rPr>
@@ -15251,7 +15137,7 @@
         <w:pStyle w:val="Heading1"/>
         <w:rPr/>
       </w:pPr>
-      <w:bookmarkStart w:id="30" w:name="__RefHeading___Toc7936_3066934455"/>
+      <w:bookmarkStart w:id="30" w:name="__RefHeading___Toc2609_681460460"/>
       <w:bookmarkEnd w:id="30"/>
       <w:r>
         <w:rPr>
@@ -15361,7 +15247,7 @@
           <w:spacing w:val="0"/>
         </w:rPr>
       </w:pPr>
-      <w:bookmarkStart w:id="31" w:name="__RefHeading___Toc7938_3066934455"/>
+      <w:bookmarkStart w:id="31" w:name="__RefHeading___Toc2611_681460460"/>
       <w:bookmarkStart w:id="32" w:name="_Toc233203395"/>
       <w:bookmarkEnd w:id="31"/>
       <w:r>
@@ -17119,7 +17005,7 @@
       <w:r>
         <w:rPr/>
         <w:drawing>
-          <wp:anchor behindDoc="1" distT="0" distB="0" distL="0" distR="0" simplePos="0" locked="0" layoutInCell="0" allowOverlap="1" relativeHeight="22">
+          <wp:anchor behindDoc="1" distT="0" distB="0" distL="0" distR="0" simplePos="0" locked="0" layoutInCell="0" allowOverlap="1" relativeHeight="21">
             <wp:simplePos x="0" y="0"/>
             <wp:positionH relativeFrom="margin">
               <wp:align>center</wp:align>
@@ -17190,7 +17076,7 @@
     <w:r>
       <w:rPr/>
       <w:drawing>
-        <wp:anchor behindDoc="1" distT="0" distB="0" distL="0" distR="0" simplePos="0" locked="0" layoutInCell="0" allowOverlap="1" relativeHeight="21">
+        <wp:anchor behindDoc="1" distT="0" distB="0" distL="0" distR="0" simplePos="0" locked="0" layoutInCell="0" allowOverlap="1" relativeHeight="20">
           <wp:simplePos x="0" y="0"/>
           <wp:positionH relativeFrom="page">
             <wp:align>left</wp:align>
@@ -17249,7 +17135,7 @@
     <w:r>
       <w:rPr/>
       <w:drawing>
-        <wp:anchor behindDoc="1" distT="0" distB="0" distL="0" distR="0" simplePos="0" locked="0" layoutInCell="0" allowOverlap="1" relativeHeight="21">
+        <wp:anchor behindDoc="1" distT="0" distB="0" distL="0" distR="0" simplePos="0" locked="0" layoutInCell="0" allowOverlap="1" relativeHeight="20">
           <wp:simplePos x="0" y="0"/>
           <wp:positionH relativeFrom="page">
             <wp:align>left</wp:align>

--- a/docs/package/02_Commercials/BrokerVerse_Commercial_Proposal_Note.docx
+++ b/docs/package/02_Commercials/BrokerVerse_Commercial_Proposal_Note.docx
@@ -10,7 +10,7 @@
       <w:r>
         <w:rPr/>
         <w:drawing>
-          <wp:anchor behindDoc="1" distT="0" distB="0" distL="0" distR="0" simplePos="0" locked="0" layoutInCell="0" allowOverlap="1" relativeHeight="22">
+          <wp:anchor behindDoc="1" distT="0" distB="0" distL="0" distR="0" simplePos="0" locked="0" layoutInCell="0" allowOverlap="1" relativeHeight="23">
             <wp:simplePos x="0" y="0"/>
             <wp:positionH relativeFrom="margin">
               <wp:posOffset>-914400</wp:posOffset>
@@ -55,7 +55,7 @@
           </wp:anchor>
         </w:drawing>
         <w:drawing>
-          <wp:anchor behindDoc="1" distT="0" distB="0" distL="0" distR="0" simplePos="0" locked="0" layoutInCell="0" allowOverlap="1" relativeHeight="33">
+          <wp:anchor behindDoc="1" distT="0" distB="0" distL="0" distR="0" simplePos="0" locked="0" layoutInCell="0" allowOverlap="1" relativeHeight="34">
             <wp:simplePos x="0" y="0"/>
             <wp:positionH relativeFrom="margin">
               <wp:align>center</wp:align>
@@ -111,7 +111,7 @@
         <mc:AlternateContent>
           <mc:Choice Requires="wps">
             <w:drawing>
-              <wp:anchor behindDoc="0" distT="45720" distB="45720" distL="114300" distR="114300" simplePos="0" locked="0" layoutInCell="0" allowOverlap="1" relativeHeight="23" wp14:anchorId="3D43415C">
+              <wp:anchor behindDoc="0" distT="45720" distB="45720" distL="114300" distR="114300" simplePos="0" locked="0" layoutInCell="0" allowOverlap="1" relativeHeight="24" wp14:anchorId="3D43415C">
                 <wp:simplePos x="0" y="0"/>
                 <wp:positionH relativeFrom="page">
                   <wp:posOffset>194310</wp:posOffset>
@@ -226,7 +226,7 @@
         <mc:AlternateContent>
           <mc:Choice Requires="wps">
             <w:drawing>
-              <wp:anchor behindDoc="0" distT="45720" distB="45720" distL="113030" distR="114935" simplePos="0" locked="0" layoutInCell="0" allowOverlap="1" relativeHeight="25" wp14:anchorId="58C23128">
+              <wp:anchor behindDoc="0" distT="45720" distB="45720" distL="113030" distR="114935" simplePos="0" locked="0" layoutInCell="0" allowOverlap="1" relativeHeight="26" wp14:anchorId="58C23128">
                 <wp:simplePos x="0" y="0"/>
                 <wp:positionH relativeFrom="page">
                   <wp:posOffset>3094990</wp:posOffset>
@@ -285,7 +285,7 @@
                                 <w:bCs/>
                                 <w:color w:val="1D74BA"/>
                               </w:rPr>
-                              <w:t>1.0</w:t>
+                              <w:t>1.1</w:t>
                             </w:r>
                           </w:p>
                         </w:txbxContent>
@@ -328,7 +328,7 @@
                           <w:bCs/>
                           <w:color w:val="1D74BA"/>
                         </w:rPr>
-                        <w:t>1.0</w:t>
+                        <w:t>1.1</w:t>
                       </w:r>
                     </w:p>
                   </w:txbxContent>
@@ -341,7 +341,7 @@
         <mc:AlternateContent>
           <mc:Choice Requires="wps">
             <w:drawing>
-              <wp:anchor behindDoc="0" distT="45720" distB="45720" distL="114300" distR="113665" simplePos="0" locked="0" layoutInCell="0" allowOverlap="1" relativeHeight="27" wp14:anchorId="1BF25123">
+              <wp:anchor behindDoc="0" distT="45720" distB="45720" distL="114300" distR="113665" simplePos="0" locked="0" layoutInCell="0" allowOverlap="1" relativeHeight="28" wp14:anchorId="1BF25123">
                 <wp:simplePos x="0" y="0"/>
                 <wp:positionH relativeFrom="page">
                   <wp:posOffset>4992370</wp:posOffset>
@@ -400,7 +400,7 @@
                                 <w:bCs/>
                                 <w:color w:val="1D74BA"/>
                               </w:rPr>
-                              <w:t>03 October 2026</w:t>
+                              <w:t>04 October 2026</w:t>
                             </w:r>
                           </w:p>
                         </w:txbxContent>
@@ -443,7 +443,7 @@
                           <w:bCs/>
                           <w:color w:val="1D74BA"/>
                         </w:rPr>
-                        <w:t>03 October 2026</w:t>
+                        <w:t>04 October 2026</w:t>
                       </w:r>
                     </w:p>
                   </w:txbxContent>
@@ -456,7 +456,7 @@
         <mc:AlternateContent>
           <mc:Choice Requires="wps">
             <w:drawing>
-              <wp:anchor behindDoc="0" distT="45720" distB="46355" distL="114300" distR="114300" simplePos="0" locked="0" layoutInCell="0" allowOverlap="1" relativeHeight="29" wp14:anchorId="01DE2BF4">
+              <wp:anchor behindDoc="0" distT="45720" distB="46355" distL="114300" distR="114300" simplePos="0" locked="0" layoutInCell="0" allowOverlap="1" relativeHeight="30" wp14:anchorId="01DE2BF4">
                 <wp:simplePos x="0" y="0"/>
                 <wp:positionH relativeFrom="margin">
                   <wp:align>center</wp:align>
@@ -601,7 +601,7 @@
         <mc:AlternateContent>
           <mc:Choice Requires="wps">
             <w:drawing>
-              <wp:anchor behindDoc="0" distT="45720" distB="50800" distL="114300" distR="114300" simplePos="0" locked="0" layoutInCell="0" allowOverlap="1" relativeHeight="31" wp14:anchorId="204C02CC">
+              <wp:anchor behindDoc="0" distT="45720" distB="50800" distL="114300" distR="114300" simplePos="0" locked="0" layoutInCell="0" allowOverlap="1" relativeHeight="32" wp14:anchorId="204C02CC">
                 <wp:simplePos x="0" y="0"/>
                 <wp:positionH relativeFrom="margin">
                   <wp:align>center</wp:align>
@@ -789,7 +789,7 @@
             </w:rPr>
             <w:fldChar w:fldCharType="separate"/>
           </w:r>
-          <w:hyperlink w:anchor="__RefHeading___Toc2557_681460460">
+          <w:hyperlink w:anchor="__RefHeading___Toc16050_1360963153">
             <w:r>
               <w:rPr>
                 <w:webHidden/>
@@ -824,7 +824,7 @@
             </w:tabs>
             <w:rPr/>
           </w:pPr>
-          <w:hyperlink w:anchor="__RefHeading___Toc2559_681460460">
+          <w:hyperlink w:anchor="__RefHeading___Toc16052_1360963153">
             <w:r>
               <w:rPr>
                 <w:webHidden/>
@@ -853,7 +853,7 @@
             </w:tabs>
             <w:rPr/>
           </w:pPr>
-          <w:hyperlink w:anchor="__RefHeading___Toc2561_681460460">
+          <w:hyperlink w:anchor="__RefHeading___Toc16054_1360963153">
             <w:r>
               <w:rPr>
                 <w:webHidden/>
@@ -875,7 +875,7 @@
             </w:tabs>
             <w:rPr/>
           </w:pPr>
-          <w:hyperlink w:anchor="__RefHeading___Toc2563_681460460">
+          <w:hyperlink w:anchor="__RefHeading___Toc16056_1360963153">
             <w:r>
               <w:rPr>
                 <w:webHidden/>
@@ -897,7 +897,7 @@
             </w:tabs>
             <w:rPr/>
           </w:pPr>
-          <w:hyperlink w:anchor="__RefHeading___Toc2565_681460460">
+          <w:hyperlink w:anchor="__RefHeading___Toc16058_1360963153">
             <w:r>
               <w:rPr>
                 <w:webHidden/>
@@ -919,7 +919,7 @@
             </w:tabs>
             <w:rPr/>
           </w:pPr>
-          <w:hyperlink w:anchor="__RefHeading___Toc2567_681460460">
+          <w:hyperlink w:anchor="__RefHeading___Toc16060_1360963153">
             <w:r>
               <w:rPr>
                 <w:webHidden/>
@@ -941,7 +941,7 @@
             </w:tabs>
             <w:rPr/>
           </w:pPr>
-          <w:hyperlink w:anchor="__RefHeading___Toc2569_681460460">
+          <w:hyperlink w:anchor="__RefHeading___Toc16062_1360963153">
             <w:r>
               <w:rPr>
                 <w:webHidden/>
@@ -963,7 +963,7 @@
             </w:tabs>
             <w:rPr/>
           </w:pPr>
-          <w:hyperlink w:anchor="__RefHeading___Toc2571_681460460">
+          <w:hyperlink w:anchor="__RefHeading___Toc16064_1360963153">
             <w:r>
               <w:rPr>
                 <w:webHidden/>
@@ -985,7 +985,7 @@
             </w:tabs>
             <w:rPr/>
           </w:pPr>
-          <w:hyperlink w:anchor="__RefHeading___Toc2573_681460460">
+          <w:hyperlink w:anchor="__RefHeading___Toc16066_1360963153">
             <w:r>
               <w:rPr>
                 <w:webHidden/>
@@ -1007,7 +1007,7 @@
             </w:tabs>
             <w:rPr/>
           </w:pPr>
-          <w:hyperlink w:anchor="__RefHeading___Toc2575_681460460">
+          <w:hyperlink w:anchor="__RefHeading___Toc16068_1360963153">
             <w:r>
               <w:rPr>
                 <w:webHidden/>
@@ -1029,7 +1029,7 @@
             </w:tabs>
             <w:rPr/>
           </w:pPr>
-          <w:hyperlink w:anchor="__RefHeading___Toc2577_681460460">
+          <w:hyperlink w:anchor="__RefHeading___Toc16070_1360963153">
             <w:r>
               <w:rPr>
                 <w:webHidden/>
@@ -1051,7 +1051,7 @@
             </w:tabs>
             <w:rPr/>
           </w:pPr>
-          <w:hyperlink w:anchor="__RefHeading___Toc2579_681460460">
+          <w:hyperlink w:anchor="__RefHeading___Toc16072_1360963153">
             <w:r>
               <w:rPr>
                 <w:webHidden/>
@@ -1073,7 +1073,7 @@
             </w:tabs>
             <w:rPr/>
           </w:pPr>
-          <w:hyperlink w:anchor="__RefHeading___Toc2581_681460460">
+          <w:hyperlink w:anchor="__RefHeading___Toc16074_1360963153">
             <w:r>
               <w:rPr>
                 <w:webHidden/>
@@ -1095,7 +1095,7 @@
             </w:tabs>
             <w:rPr/>
           </w:pPr>
-          <w:hyperlink w:anchor="__RefHeading___Toc2583_681460460">
+          <w:hyperlink w:anchor="__RefHeading___Toc16076_1360963153">
             <w:r>
               <w:rPr>
                 <w:webHidden/>
@@ -1117,13 +1117,13 @@
             </w:tabs>
             <w:rPr/>
           </w:pPr>
-          <w:hyperlink w:anchor="__RefHeading___Toc2585_681460460">
+          <w:hyperlink w:anchor="__RefHeading___Toc16078_1360963153">
             <w:r>
               <w:rPr>
                 <w:webHidden/>
                 <w:rStyle w:val="IndexLink"/>
               </w:rPr>
-              <w:t>8. Positioning against the market</w:t>
+              <w:t>8. New modules and the price list</w:t>
               <w:tab/>
               <w:t>9</w:t>
             </w:r>
@@ -1139,15 +1139,37 @@
             </w:tabs>
             <w:rPr/>
           </w:pPr>
-          <w:hyperlink w:anchor="__RefHeading___Toc2587_681460460">
+          <w:hyperlink w:anchor="__RefHeading___Toc16080_1360963153">
             <w:r>
               <w:rPr>
                 <w:webHidden/>
                 <w:rStyle w:val="IndexLink"/>
               </w:rPr>
-              <w:t>9. Infrastructure</w:t>
+              <w:t>9. Positioning against the market</w:t>
               <w:tab/>
               <w:t>10</w:t>
+            </w:r>
+          </w:hyperlink>
+        </w:p>
+        <w:p>
+          <w:pPr>
+            <w:pStyle w:val="TOC1"/>
+            <w:tabs>
+              <w:tab w:val="clear" w:pos="900"/>
+              <w:tab w:val="clear" w:pos="9350"/>
+              <w:tab w:val="right" w:pos="9025" w:leader="dot"/>
+            </w:tabs>
+            <w:rPr/>
+          </w:pPr>
+          <w:hyperlink w:anchor="__RefHeading___Toc16082_1360963153">
+            <w:r>
+              <w:rPr>
+                <w:webHidden/>
+                <w:rStyle w:val="IndexLink"/>
+              </w:rPr>
+              <w:t>10. Infrastructure</w:t>
+              <w:tab/>
+              <w:t>11</w:t>
             </w:r>
           </w:hyperlink>
         </w:p>
@@ -1161,15 +1183,15 @@
             </w:tabs>
             <w:rPr/>
           </w:pPr>
-          <w:hyperlink w:anchor="__RefHeading___Toc2589_681460460">
+          <w:hyperlink w:anchor="__RefHeading___Toc16084_1360963153">
             <w:r>
               <w:rPr>
                 <w:webHidden/>
                 <w:rStyle w:val="IndexLink"/>
               </w:rPr>
-              <w:t>9.1 Environment set by broker size</w:t>
+              <w:t>10.1 Environment set by broker size</w:t>
               <w:tab/>
-              <w:t>10</w:t>
+              <w:t>11</w:t>
             </w:r>
           </w:hyperlink>
         </w:p>
@@ -1183,15 +1205,15 @@
             </w:tabs>
             <w:rPr/>
           </w:pPr>
-          <w:hyperlink w:anchor="__RefHeading___Toc2591_681460460">
+          <w:hyperlink w:anchor="__RefHeading___Toc16086_1360963153">
             <w:r>
               <w:rPr>
                 <w:webHidden/>
                 <w:rStyle w:val="IndexLink"/>
               </w:rPr>
-              <w:t>9.2 Prices</w:t>
+              <w:t>10.2 Prices</w:t>
               <w:tab/>
-              <w:t>10</w:t>
+              <w:t>11</w:t>
             </w:r>
           </w:hyperlink>
         </w:p>
@@ -1205,15 +1227,15 @@
             </w:tabs>
             <w:rPr/>
           </w:pPr>
-          <w:hyperlink w:anchor="__RefHeading___Toc2593_681460460">
+          <w:hyperlink w:anchor="__RefHeading___Toc16088_1360963153">
             <w:r>
               <w:rPr>
                 <w:webHidden/>
                 <w:rStyle w:val="IndexLink"/>
               </w:rPr>
-              <w:t>10. Change requests</w:t>
+              <w:t>11. Change requests</w:t>
               <w:tab/>
-              <w:t>11</w:t>
+              <w:t>12</w:t>
             </w:r>
           </w:hyperlink>
         </w:p>
@@ -1227,15 +1249,15 @@
             </w:tabs>
             <w:rPr/>
           </w:pPr>
-          <w:hyperlink w:anchor="__RefHeading___Toc2595_681460460">
+          <w:hyperlink w:anchor="__RefHeading___Toc16090_1360963153">
             <w:r>
               <w:rPr>
                 <w:webHidden/>
                 <w:rStyle w:val="IndexLink"/>
               </w:rPr>
-              <w:t>10.1 Day rates</w:t>
+              <w:t>11.1 Day rates</w:t>
               <w:tab/>
-              <w:t>11</w:t>
+              <w:t>12</w:t>
             </w:r>
           </w:hyperlink>
         </w:p>
@@ -1249,15 +1271,15 @@
             </w:tabs>
             <w:rPr/>
           </w:pPr>
-          <w:hyperlink w:anchor="__RefHeading___Toc2597_681460460">
+          <w:hyperlink w:anchor="__RefHeading___Toc16092_1360963153">
             <w:r>
               <w:rPr>
                 <w:webHidden/>
                 <w:rStyle w:val="IndexLink"/>
               </w:rPr>
-              <w:t>10.2 Estimation method</w:t>
+              <w:t>11.2 Estimation method</w:t>
               <w:tab/>
-              <w:t>11</w:t>
+              <w:t>12</w:t>
             </w:r>
           </w:hyperlink>
         </w:p>
@@ -1271,15 +1293,15 @@
             </w:tabs>
             <w:rPr/>
           </w:pPr>
-          <w:hyperlink w:anchor="__RefHeading___Toc2599_681460460">
+          <w:hyperlink w:anchor="__RefHeading___Toc16094_1360963153">
             <w:r>
               <w:rPr>
                 <w:webHidden/>
                 <w:rStyle w:val="IndexLink"/>
               </w:rPr>
-              <w:t>11. Optional services</w:t>
+              <w:t>12. Optional services</w:t>
               <w:tab/>
-              <w:t>12</w:t>
+              <w:t>13</w:t>
             </w:r>
           </w:hyperlink>
         </w:p>
@@ -1293,15 +1315,15 @@
             </w:tabs>
             <w:rPr/>
           </w:pPr>
-          <w:hyperlink w:anchor="__RefHeading___Toc2601_681460460">
+          <w:hyperlink w:anchor="__RefHeading___Toc16096_1360963153">
             <w:r>
               <w:rPr>
                 <w:webHidden/>
                 <w:rStyle w:val="IndexLink"/>
               </w:rPr>
-              <w:t>12. Sample quotes</w:t>
+              <w:t>13. Sample quotes</w:t>
               <w:tab/>
-              <w:t>13</w:t>
+              <w:t>14</w:t>
             </w:r>
           </w:hyperlink>
         </w:p>
@@ -1315,15 +1337,15 @@
             </w:tabs>
             <w:rPr/>
           </w:pPr>
-          <w:hyperlink w:anchor="__RefHeading___Toc2603_681460460">
+          <w:hyperlink w:anchor="__RefHeading___Toc16098_1360963153">
             <w:r>
               <w:rPr>
                 <w:webHidden/>
                 <w:rStyle w:val="IndexLink"/>
               </w:rPr>
-              <w:t>13. Payment terms</w:t>
+              <w:t>14. Payment terms</w:t>
               <w:tab/>
-              <w:t>14</w:t>
+              <w:t>15</w:t>
             </w:r>
           </w:hyperlink>
         </w:p>
@@ -1337,15 +1359,15 @@
             </w:tabs>
             <w:rPr/>
           </w:pPr>
-          <w:hyperlink w:anchor="__RefHeading___Toc2605_681460460">
+          <w:hyperlink w:anchor="__RefHeading___Toc16100_1360963153">
             <w:r>
               <w:rPr>
                 <w:webHidden/>
                 <w:rStyle w:val="IndexLink"/>
               </w:rPr>
-              <w:t>14. Taxes</w:t>
+              <w:t>15. Taxes</w:t>
               <w:tab/>
-              <w:t>15</w:t>
+              <w:t>16</w:t>
             </w:r>
           </w:hyperlink>
         </w:p>
@@ -1359,15 +1381,15 @@
             </w:tabs>
             <w:rPr/>
           </w:pPr>
-          <w:hyperlink w:anchor="__RefHeading___Toc2607_681460460">
+          <w:hyperlink w:anchor="__RefHeading___Toc16102_1360963153">
             <w:r>
               <w:rPr>
                 <w:webHidden/>
                 <w:rStyle w:val="IndexLink"/>
               </w:rPr>
-              <w:t>15. Validity and assumptions</w:t>
+              <w:t>16. Validity and assumptions</w:t>
               <w:tab/>
-              <w:t>16</w:t>
+              <w:t>17</w:t>
             </w:r>
           </w:hyperlink>
         </w:p>
@@ -1381,15 +1403,15 @@
             </w:tabs>
             <w:rPr/>
           </w:pPr>
-          <w:hyperlink w:anchor="__RefHeading___Toc2609_681460460">
+          <w:hyperlink w:anchor="__RefHeading___Toc16104_1360963153">
             <w:r>
               <w:rPr>
                 <w:webHidden/>
                 <w:rStyle w:val="IndexLink"/>
               </w:rPr>
-              <w:t>16. Recommendation</w:t>
+              <w:t>17. Recommendation</w:t>
               <w:tab/>
-              <w:t>17</w:t>
+              <w:t>18</w:t>
             </w:r>
           </w:hyperlink>
         </w:p>
@@ -1403,7 +1425,7 @@
             </w:tabs>
             <w:rPr/>
           </w:pPr>
-          <w:hyperlink w:anchor="__RefHeading___Toc2611_681460460">
+          <w:hyperlink w:anchor="__RefHeading___Toc16106_1360963153">
             <w:r>
               <w:rPr>
                 <w:webHidden/>
@@ -1411,14 +1433,14 @@
                 <w:i w:val="false"/>
                 <w:iCs w:val="false"/>
               </w:rPr>
-              <w:t>17. Document Sign-Off</w:t>
+              <w:t>18. Document Sign-Off</w:t>
             </w:r>
             <w:r>
               <w:rPr>
                 <w:rStyle w:val="IndexLink"/>
               </w:rPr>
               <w:tab/>
-              <w:t>18</w:t>
+              <w:t>19</w:t>
             </w:r>
           </w:hyperlink>
           <w:r>
@@ -1451,7 +1473,7 @@
       <w:r>
         <w:br w:type="page"/>
       </w:r>
-      <w:bookmarkStart w:id="0" w:name="__RefHeading___Toc2557_681460460"/>
+      <w:bookmarkStart w:id="0" w:name="__RefHeading___Toc16050_1360963153"/>
       <w:bookmarkStart w:id="1" w:name="_Toc48319687"/>
       <w:bookmarkStart w:id="2" w:name="_Toc11824118"/>
       <w:bookmarkEnd w:id="0"/>
@@ -1808,7 +1830,7 @@
                 <w:szCs w:val="24"/>
                 <w:lang w:val="en-US" w:eastAsia="ja-JP" w:bidi="ar-SA"/>
               </w:rPr>
-              <w:t>03 October 2026</w:t>
+              <w:t>04 October 2026</w:t>
             </w:r>
           </w:p>
         </w:tc>
@@ -1845,7 +1867,7 @@
                 <w:szCs w:val="24"/>
                 <w:lang w:val="en-US" w:eastAsia="ja-JP" w:bidi="ar-SA"/>
               </w:rPr>
-              <w:t>1.0</w:t>
+              <w:t>1.1</w:t>
             </w:r>
           </w:p>
         </w:tc>
@@ -1993,7 +2015,7 @@
                 <w:szCs w:val="24"/>
                 <w:lang w:val="en-US" w:eastAsia="ja-JP" w:bidi="ar-SA"/>
               </w:rPr>
-              <w:t>Initial issue</w:t>
+              <w:t>Review of the new modules against the price list: all included in the software; proposed optional lines for their activation and for connector go-live, to confirm by management</w:t>
             </w:r>
           </w:p>
         </w:tc>
@@ -2096,7 +2118,7 @@
           <w:spacing w:val="0"/>
         </w:rPr>
       </w:pPr>
-      <w:bookmarkStart w:id="4" w:name="__RefHeading___Toc2559_681460460"/>
+      <w:bookmarkStart w:id="4" w:name="__RefHeading___Toc16052_1360963153"/>
       <w:bookmarkStart w:id="5" w:name="_Toc233203388"/>
       <w:bookmarkEnd w:id="4"/>
       <w:r>
@@ -2312,6 +2334,401 @@
                 <w:lang w:val="en-US" w:eastAsia="ja-JP" w:bidi="ar-SA"/>
               </w:rPr>
               <w:t>Annual Maintenance Contract</w:t>
+            </w:r>
+          </w:p>
+        </w:tc>
+      </w:tr>
+      <w:tr>
+        <w:trPr>
+          <w:trHeight w:val="449" w:hRule="atLeast"/>
+        </w:trPr>
+        <w:tc>
+          <w:tcPr>
+            <w:tcW w:w="2514" w:type="dxa"/>
+            <w:tcBorders>
+              <w:top w:val="single" w:sz="4" w:space="0" w:color="808080"/>
+              <w:left w:val="single" w:sz="4" w:space="0" w:color="808080"/>
+              <w:bottom w:val="single" w:sz="4" w:space="0" w:color="808080"/>
+              <w:right w:val="single" w:sz="4" w:space="0" w:color="808080"/>
+            </w:tcBorders>
+            <w:vAlign w:val="center"/>
+          </w:tcPr>
+          <w:p>
+            <w:pPr>
+              <w:pStyle w:val="Normal"/>
+              <w:widowControl/>
+              <w:spacing w:lineRule="auto" w:line="240" w:before="60" w:after="0"/>
+              <w:jc w:val="left"/>
+              <w:rPr>
+                <w:rFonts w:ascii="Segoe UI" w:hAnsi="Segoe UI" w:eastAsia="Arial" w:cs="Segoe UI"/>
+                <w:color w:val="101820"/>
+                <w:sz w:val="16"/>
+                <w:szCs w:val="16"/>
+              </w:rPr>
+            </w:pPr>
+            <w:r>
+              <w:rPr>
+                <w:rFonts w:eastAsia="Segoe UI" w:cs="Segoe UI" w:ascii="Segoe UI" w:hAnsi="Segoe UI"/>
+                <w:color w:val="101820"/>
+                <w:kern w:val="0"/>
+                <w:sz w:val="16"/>
+                <w:szCs w:val="24"/>
+                <w:lang w:val="en-US" w:eastAsia="ja-JP" w:bidi="ar-SA"/>
+              </w:rPr>
+              <w:t>AML</w:t>
+            </w:r>
+          </w:p>
+        </w:tc>
+        <w:tc>
+          <w:tcPr>
+            <w:tcW w:w="3712" w:type="dxa"/>
+            <w:tcBorders>
+              <w:top w:val="single" w:sz="4" w:space="0" w:color="808080"/>
+              <w:left w:val="single" w:sz="4" w:space="0" w:color="808080"/>
+              <w:bottom w:val="single" w:sz="4" w:space="0" w:color="808080"/>
+              <w:right w:val="single" w:sz="4" w:space="0" w:color="808080"/>
+            </w:tcBorders>
+            <w:vAlign w:val="center"/>
+          </w:tcPr>
+          <w:p>
+            <w:pPr>
+              <w:pStyle w:val="Normal"/>
+              <w:widowControl/>
+              <w:spacing w:lineRule="auto" w:line="240" w:before="60" w:after="0"/>
+              <w:jc w:val="left"/>
+              <w:rPr>
+                <w:rFonts w:ascii="Segoe UI" w:hAnsi="Segoe UI" w:eastAsia="Arial" w:cs="Segoe UI"/>
+                <w:color w:val="101820"/>
+                <w:sz w:val="16"/>
+                <w:szCs w:val="16"/>
+              </w:rPr>
+            </w:pPr>
+            <w:r>
+              <w:rPr>
+                <w:rFonts w:eastAsia="Segoe UI" w:cs="Segoe UI" w:ascii="Segoe UI" w:hAnsi="Segoe UI"/>
+                <w:color w:val="101820"/>
+                <w:kern w:val="0"/>
+                <w:sz w:val="16"/>
+                <w:szCs w:val="24"/>
+                <w:lang w:val="en-US" w:eastAsia="ja-JP" w:bidi="ar-SA"/>
+              </w:rPr>
+              <w:t>Anti-money laundering</w:t>
+            </w:r>
+          </w:p>
+        </w:tc>
+      </w:tr>
+      <w:tr>
+        <w:trPr>
+          <w:trHeight w:val="449" w:hRule="atLeast"/>
+        </w:trPr>
+        <w:tc>
+          <w:tcPr>
+            <w:tcW w:w="2514" w:type="dxa"/>
+            <w:tcBorders>
+              <w:top w:val="single" w:sz="4" w:space="0" w:color="808080"/>
+              <w:left w:val="single" w:sz="4" w:space="0" w:color="808080"/>
+              <w:bottom w:val="single" w:sz="4" w:space="0" w:color="808080"/>
+              <w:right w:val="single" w:sz="4" w:space="0" w:color="808080"/>
+            </w:tcBorders>
+            <w:vAlign w:val="center"/>
+          </w:tcPr>
+          <w:p>
+            <w:pPr>
+              <w:pStyle w:val="Normal"/>
+              <w:widowControl/>
+              <w:spacing w:lineRule="auto" w:line="240" w:before="60" w:after="0"/>
+              <w:jc w:val="left"/>
+              <w:rPr>
+                <w:rFonts w:ascii="Segoe UI" w:hAnsi="Segoe UI" w:eastAsia="Arial" w:cs="Segoe UI"/>
+                <w:color w:val="101820"/>
+                <w:sz w:val="16"/>
+                <w:szCs w:val="16"/>
+              </w:rPr>
+            </w:pPr>
+            <w:r>
+              <w:rPr>
+                <w:rFonts w:eastAsia="Segoe UI" w:cs="Segoe UI" w:ascii="Segoe UI" w:hAnsi="Segoe UI"/>
+                <w:color w:val="101820"/>
+                <w:kern w:val="0"/>
+                <w:sz w:val="16"/>
+                <w:szCs w:val="24"/>
+                <w:lang w:val="en-US" w:eastAsia="ja-JP" w:bidi="ar-SA"/>
+              </w:rPr>
+              <w:t>CFT</w:t>
+            </w:r>
+          </w:p>
+        </w:tc>
+        <w:tc>
+          <w:tcPr>
+            <w:tcW w:w="3712" w:type="dxa"/>
+            <w:tcBorders>
+              <w:top w:val="single" w:sz="4" w:space="0" w:color="808080"/>
+              <w:left w:val="single" w:sz="4" w:space="0" w:color="808080"/>
+              <w:bottom w:val="single" w:sz="4" w:space="0" w:color="808080"/>
+              <w:right w:val="single" w:sz="4" w:space="0" w:color="808080"/>
+            </w:tcBorders>
+            <w:vAlign w:val="center"/>
+          </w:tcPr>
+          <w:p>
+            <w:pPr>
+              <w:pStyle w:val="Normal"/>
+              <w:widowControl/>
+              <w:spacing w:lineRule="auto" w:line="240" w:before="60" w:after="0"/>
+              <w:jc w:val="left"/>
+              <w:rPr>
+                <w:rFonts w:ascii="Segoe UI" w:hAnsi="Segoe UI" w:eastAsia="Arial" w:cs="Segoe UI"/>
+                <w:color w:val="101820"/>
+                <w:sz w:val="16"/>
+                <w:szCs w:val="16"/>
+              </w:rPr>
+            </w:pPr>
+            <w:r>
+              <w:rPr>
+                <w:rFonts w:eastAsia="Segoe UI" w:cs="Segoe UI" w:ascii="Segoe UI" w:hAnsi="Segoe UI"/>
+                <w:color w:val="101820"/>
+                <w:kern w:val="0"/>
+                <w:sz w:val="16"/>
+                <w:szCs w:val="24"/>
+                <w:lang w:val="en-US" w:eastAsia="ja-JP" w:bidi="ar-SA"/>
+              </w:rPr>
+              <w:t>Countering the financing of terrorism</w:t>
+            </w:r>
+          </w:p>
+        </w:tc>
+      </w:tr>
+      <w:tr>
+        <w:trPr>
+          <w:trHeight w:val="449" w:hRule="atLeast"/>
+        </w:trPr>
+        <w:tc>
+          <w:tcPr>
+            <w:tcW w:w="2514" w:type="dxa"/>
+            <w:tcBorders>
+              <w:top w:val="single" w:sz="4" w:space="0" w:color="808080"/>
+              <w:left w:val="single" w:sz="4" w:space="0" w:color="808080"/>
+              <w:bottom w:val="single" w:sz="4" w:space="0" w:color="808080"/>
+              <w:right w:val="single" w:sz="4" w:space="0" w:color="808080"/>
+            </w:tcBorders>
+            <w:vAlign w:val="center"/>
+          </w:tcPr>
+          <w:p>
+            <w:pPr>
+              <w:pStyle w:val="Normal"/>
+              <w:widowControl/>
+              <w:spacing w:lineRule="auto" w:line="240" w:before="60" w:after="0"/>
+              <w:jc w:val="left"/>
+              <w:rPr>
+                <w:rFonts w:ascii="Segoe UI" w:hAnsi="Segoe UI" w:eastAsia="Arial" w:cs="Segoe UI"/>
+                <w:color w:val="101820"/>
+                <w:sz w:val="16"/>
+                <w:szCs w:val="16"/>
+              </w:rPr>
+            </w:pPr>
+            <w:r>
+              <w:rPr>
+                <w:rFonts w:eastAsia="Segoe UI" w:cs="Segoe UI" w:ascii="Segoe UI" w:hAnsi="Segoe UI"/>
+                <w:color w:val="101820"/>
+                <w:kern w:val="0"/>
+                <w:sz w:val="16"/>
+                <w:szCs w:val="24"/>
+                <w:lang w:val="en-US" w:eastAsia="ja-JP" w:bidi="ar-SA"/>
+              </w:rPr>
+              <w:t>EIS</w:t>
+            </w:r>
+          </w:p>
+        </w:tc>
+        <w:tc>
+          <w:tcPr>
+            <w:tcW w:w="3712" w:type="dxa"/>
+            <w:tcBorders>
+              <w:top w:val="single" w:sz="4" w:space="0" w:color="808080"/>
+              <w:left w:val="single" w:sz="4" w:space="0" w:color="808080"/>
+              <w:bottom w:val="single" w:sz="4" w:space="0" w:color="808080"/>
+              <w:right w:val="single" w:sz="4" w:space="0" w:color="808080"/>
+            </w:tcBorders>
+            <w:vAlign w:val="center"/>
+          </w:tcPr>
+          <w:p>
+            <w:pPr>
+              <w:pStyle w:val="Normal"/>
+              <w:widowControl/>
+              <w:spacing w:lineRule="auto" w:line="240" w:before="60" w:after="0"/>
+              <w:jc w:val="left"/>
+              <w:rPr>
+                <w:rFonts w:ascii="Segoe UI" w:hAnsi="Segoe UI" w:eastAsia="Arial" w:cs="Segoe UI"/>
+                <w:color w:val="101820"/>
+                <w:sz w:val="16"/>
+                <w:szCs w:val="16"/>
+              </w:rPr>
+            </w:pPr>
+            <w:r>
+              <w:rPr>
+                <w:rFonts w:eastAsia="Segoe UI" w:cs="Segoe UI" w:ascii="Segoe UI" w:hAnsi="Segoe UI"/>
+                <w:color w:val="101820"/>
+                <w:kern w:val="0"/>
+                <w:sz w:val="16"/>
+                <w:szCs w:val="24"/>
+                <w:lang w:val="en-US" w:eastAsia="ja-JP" w:bidi="ar-SA"/>
+              </w:rPr>
+              <w:t>Electronic Invoicing System</w:t>
+            </w:r>
+          </w:p>
+        </w:tc>
+      </w:tr>
+      <w:tr>
+        <w:trPr>
+          <w:trHeight w:val="449" w:hRule="atLeast"/>
+        </w:trPr>
+        <w:tc>
+          <w:tcPr>
+            <w:tcW w:w="2514" w:type="dxa"/>
+            <w:tcBorders>
+              <w:top w:val="single" w:sz="4" w:space="0" w:color="808080"/>
+              <w:left w:val="single" w:sz="4" w:space="0" w:color="808080"/>
+              <w:bottom w:val="single" w:sz="4" w:space="0" w:color="808080"/>
+              <w:right w:val="single" w:sz="4" w:space="0" w:color="808080"/>
+            </w:tcBorders>
+            <w:vAlign w:val="center"/>
+          </w:tcPr>
+          <w:p>
+            <w:pPr>
+              <w:pStyle w:val="Normal"/>
+              <w:widowControl/>
+              <w:spacing w:lineRule="auto" w:line="240" w:before="60" w:after="0"/>
+              <w:jc w:val="left"/>
+              <w:rPr>
+                <w:rFonts w:ascii="Segoe UI" w:hAnsi="Segoe UI" w:eastAsia="Arial" w:cs="Segoe UI"/>
+                <w:color w:val="101820"/>
+                <w:sz w:val="16"/>
+                <w:szCs w:val="16"/>
+              </w:rPr>
+            </w:pPr>
+            <w:r>
+              <w:rPr>
+                <w:rFonts w:eastAsia="Segoe UI" w:cs="Segoe UI" w:ascii="Segoe UI" w:hAnsi="Segoe UI"/>
+                <w:color w:val="101820"/>
+                <w:kern w:val="0"/>
+                <w:sz w:val="16"/>
+                <w:szCs w:val="24"/>
+                <w:lang w:val="en-US" w:eastAsia="ja-JP" w:bidi="ar-SA"/>
+              </w:rPr>
+              <w:t>EOPT</w:t>
+            </w:r>
+          </w:p>
+        </w:tc>
+        <w:tc>
+          <w:tcPr>
+            <w:tcW w:w="3712" w:type="dxa"/>
+            <w:tcBorders>
+              <w:top w:val="single" w:sz="4" w:space="0" w:color="808080"/>
+              <w:left w:val="single" w:sz="4" w:space="0" w:color="808080"/>
+              <w:bottom w:val="single" w:sz="4" w:space="0" w:color="808080"/>
+              <w:right w:val="single" w:sz="4" w:space="0" w:color="808080"/>
+            </w:tcBorders>
+            <w:vAlign w:val="center"/>
+          </w:tcPr>
+          <w:p>
+            <w:pPr>
+              <w:pStyle w:val="Normal"/>
+              <w:widowControl/>
+              <w:spacing w:lineRule="auto" w:line="240" w:before="60" w:after="0"/>
+              <w:jc w:val="left"/>
+              <w:rPr>
+                <w:rFonts w:ascii="Segoe UI" w:hAnsi="Segoe UI" w:eastAsia="Arial" w:cs="Segoe UI"/>
+                <w:color w:val="101820"/>
+                <w:sz w:val="16"/>
+                <w:szCs w:val="16"/>
+              </w:rPr>
+            </w:pPr>
+            <w:r>
+              <w:rPr>
+                <w:rFonts w:eastAsia="Segoe UI" w:cs="Segoe UI" w:ascii="Segoe UI" w:hAnsi="Segoe UI"/>
+                <w:color w:val="101820"/>
+                <w:kern w:val="0"/>
+                <w:sz w:val="16"/>
+                <w:szCs w:val="24"/>
+                <w:lang w:val="en-US" w:eastAsia="ja-JP" w:bidi="ar-SA"/>
+              </w:rPr>
+              <w:t>Ease of Paying Taxes Act</w:t>
+            </w:r>
+          </w:p>
+        </w:tc>
+      </w:tr>
+      <w:tr>
+        <w:trPr>
+          <w:trHeight w:val="449" w:hRule="atLeast"/>
+        </w:trPr>
+        <w:tc>
+          <w:tcPr>
+            <w:tcW w:w="2514" w:type="dxa"/>
+            <w:tcBorders>
+              <w:top w:val="single" w:sz="4" w:space="0" w:color="808080"/>
+              <w:left w:val="single" w:sz="4" w:space="0" w:color="808080"/>
+              <w:bottom w:val="single" w:sz="4" w:space="0" w:color="808080"/>
+              <w:right w:val="single" w:sz="4" w:space="0" w:color="808080"/>
+            </w:tcBorders>
+            <w:vAlign w:val="center"/>
+          </w:tcPr>
+          <w:p>
+            <w:pPr>
+              <w:pStyle w:val="Normal"/>
+              <w:widowControl/>
+              <w:spacing w:lineRule="auto" w:line="240" w:before="60" w:after="0"/>
+              <w:jc w:val="left"/>
+              <w:rPr>
+                <w:rFonts w:ascii="Segoe UI" w:hAnsi="Segoe UI" w:eastAsia="Arial" w:cs="Segoe UI"/>
+                <w:color w:val="101820"/>
+                <w:sz w:val="16"/>
+                <w:szCs w:val="16"/>
+              </w:rPr>
+            </w:pPr>
+            <w:r>
+              <w:rPr>
+                <w:rFonts w:eastAsia="Segoe UI" w:cs="Segoe UI" w:ascii="Segoe UI" w:hAnsi="Segoe UI"/>
+                <w:color w:val="101820"/>
+                <w:kern w:val="0"/>
+                <w:sz w:val="16"/>
+                <w:szCs w:val="24"/>
+                <w:lang w:val="en-US" w:eastAsia="ja-JP" w:bidi="ar-SA"/>
+              </w:rPr>
+              <w:t>CTPL</w:t>
+            </w:r>
+          </w:p>
+        </w:tc>
+        <w:tc>
+          <w:tcPr>
+            <w:tcW w:w="3712" w:type="dxa"/>
+            <w:tcBorders>
+              <w:top w:val="single" w:sz="4" w:space="0" w:color="808080"/>
+              <w:left w:val="single" w:sz="4" w:space="0" w:color="808080"/>
+              <w:bottom w:val="single" w:sz="4" w:space="0" w:color="808080"/>
+              <w:right w:val="single" w:sz="4" w:space="0" w:color="808080"/>
+            </w:tcBorders>
+            <w:vAlign w:val="center"/>
+          </w:tcPr>
+          <w:p>
+            <w:pPr>
+              <w:pStyle w:val="Normal"/>
+              <w:widowControl/>
+              <w:spacing w:lineRule="auto" w:line="240" w:before="60" w:after="0"/>
+              <w:jc w:val="left"/>
+              <w:rPr>
+                <w:rFonts w:ascii="Segoe UI" w:hAnsi="Segoe UI" w:eastAsia="Arial" w:cs="Segoe UI"/>
+                <w:color w:val="101820"/>
+                <w:sz w:val="16"/>
+                <w:szCs w:val="16"/>
+              </w:rPr>
+            </w:pPr>
+            <w:r>
+              <w:rPr>
+                <w:rFonts w:eastAsia="Segoe UI" w:cs="Segoe UI" w:ascii="Segoe UI" w:hAnsi="Segoe UI"/>
+                <w:color w:val="101820"/>
+                <w:kern w:val="0"/>
+                <w:sz w:val="16"/>
+                <w:szCs w:val="24"/>
+                <w:lang w:val="en-US" w:eastAsia="ja-JP" w:bidi="ar-SA"/>
+              </w:rPr>
+              <w:t>Compulsory third party liability</w:t>
             </w:r>
           </w:p>
         </w:tc>
@@ -3796,7 +4213,7 @@
         <w:pageBreakBefore w:val="false"/>
         <w:rPr/>
       </w:pPr>
-      <w:bookmarkStart w:id="6" w:name="__RefHeading___Toc2561_681460460"/>
+      <w:bookmarkStart w:id="6" w:name="__RefHeading___Toc16054_1360963153"/>
       <w:bookmarkEnd w:id="6"/>
       <w:r>
         <w:rPr>
@@ -3883,7 +4300,7 @@
           <w:color w:val="101820"/>
           <w:sz w:val="21"/>
         </w:rPr>
-        <w:t>BrokerVerse OOTB covers sales and quotation, placement with insurers, policy issuance and servicing, endorsements, claims, renewals, billing, official receipts, remittance to insurers, commission, general ledger, bank and insurer reconciliation, BIR tax reports, reinsurance and incentives. The price list prices the product as delivered. Changes to it are change requests, priced at the day rates in this note.</w:t>
+        <w:t>BrokerVerse OOTB covers sales and quotation, placement with insurers, policy issuance and servicing, endorsements, claims, renewals, billing, official receipts and sales invoices, remittance to insurers, commission, general ledger, bank and insurer reconciliation, BIR forms and returns, the AML/CFT toolkit, the IC and NPC compliance registers, the integration connectors, dealer programmes, branding, reinsurance and incentives. The price list prices the product as delivered. Changes to it are change requests, priced at the day rates in this note.</w:t>
       </w:r>
       <w:r>
         <w:br w:type="page"/>
@@ -3894,7 +4311,7 @@
         <w:pStyle w:val="Heading1"/>
         <w:rPr/>
       </w:pPr>
-      <w:bookmarkStart w:id="7" w:name="__RefHeading___Toc2563_681460460"/>
+      <w:bookmarkStart w:id="7" w:name="__RefHeading___Toc16056_1360963153"/>
       <w:bookmarkEnd w:id="7"/>
       <w:r>
         <w:rPr>
@@ -3911,7 +4328,7 @@
         <w:pStyle w:val="Heading2"/>
         <w:rPr/>
       </w:pPr>
-      <w:bookmarkStart w:id="8" w:name="__RefHeading___Toc2565_681460460"/>
+      <w:bookmarkStart w:id="8" w:name="__RefHeading___Toc16058_1360963153"/>
       <w:bookmarkEnd w:id="8"/>
       <w:r>
         <w:rPr>
@@ -4924,7 +5341,7 @@
         <w:pStyle w:val="Heading2"/>
         <w:rPr/>
       </w:pPr>
-      <w:bookmarkStart w:id="9" w:name="__RefHeading___Toc2567_681460460"/>
+      <w:bookmarkStart w:id="9" w:name="__RefHeading___Toc16060_1360963153"/>
       <w:bookmarkEnd w:id="9"/>
       <w:r>
         <w:rPr>
@@ -4971,7 +5388,7 @@
         <w:pStyle w:val="Heading2"/>
         <w:rPr/>
       </w:pPr>
-      <w:bookmarkStart w:id="10" w:name="__RefHeading___Toc2569_681460460"/>
+      <w:bookmarkStart w:id="10" w:name="__RefHeading___Toc16062_1360963153"/>
       <w:bookmarkEnd w:id="10"/>
       <w:r>
         <w:rPr>
@@ -5006,7 +5423,7 @@
         <w:pStyle w:val="Heading1"/>
         <w:rPr/>
       </w:pPr>
-      <w:bookmarkStart w:id="11" w:name="__RefHeading___Toc2571_681460460"/>
+      <w:bookmarkStart w:id="11" w:name="__RefHeading___Toc16064_1360963153"/>
       <w:bookmarkEnd w:id="11"/>
       <w:r>
         <w:rPr>
@@ -5853,7 +6270,7 @@
         <w:pStyle w:val="Heading1"/>
         <w:rPr/>
       </w:pPr>
-      <w:bookmarkStart w:id="12" w:name="__RefHeading___Toc2573_681460460"/>
+      <w:bookmarkStart w:id="12" w:name="__RefHeading___Toc16066_1360963153"/>
       <w:bookmarkEnd w:id="12"/>
       <w:r>
         <w:rPr>
@@ -5870,7 +6287,7 @@
         <w:pStyle w:val="Heading2"/>
         <w:rPr/>
       </w:pPr>
-      <w:bookmarkStart w:id="13" w:name="__RefHeading___Toc2575_681460460"/>
+      <w:bookmarkStart w:id="13" w:name="__RefHeading___Toc16068_1360963153"/>
       <w:bookmarkEnd w:id="13"/>
       <w:r>
         <w:rPr>
@@ -6741,7 +7158,7 @@
         <w:pStyle w:val="Heading2"/>
         <w:rPr/>
       </w:pPr>
-      <w:bookmarkStart w:id="14" w:name="__RefHeading___Toc2577_681460460"/>
+      <w:bookmarkStart w:id="14" w:name="__RefHeading___Toc16070_1360963153"/>
       <w:bookmarkEnd w:id="14"/>
       <w:r>
         <w:rPr>
@@ -6852,7 +7269,7 @@
           <w:color w:val="101820"/>
           <w:sz w:val="21"/>
         </w:rPr>
-        <w:t>The implementation includes configuration, data load by the broker with the standard upload templates (about 40 templates are delivered with the product), the training days included for the tier, UAT support, go-live support and hypercare of 2 weeks (Small), 3 weeks (Medium) or 4 to 6 weeks (Large and Enterprise), extended to cover the first month-end close. The man-day counts are estimates for the OOTB version.</w:t>
+        <w:t>The implementation includes configuration, data load by the broker with the go-live configuration and migration workbooks and the standard upload templates, the training days included for the tier, UAT support, go-live support and hypercare of 2 weeks (Small), 3 weeks (Medium) or 4 to 6 weeks (Large and Enterprise), extended to cover the first month-end close. The man-day counts are estimates for the OOTB version.</w:t>
       </w:r>
       <w:r>
         <w:br w:type="page"/>
@@ -6863,7 +7280,7 @@
         <w:pStyle w:val="Heading1"/>
         <w:rPr/>
       </w:pPr>
-      <w:bookmarkStart w:id="15" w:name="__RefHeading___Toc2579_681460460"/>
+      <w:bookmarkStart w:id="15" w:name="__RefHeading___Toc16072_1360963153"/>
       <w:bookmarkEnd w:id="15"/>
       <w:r>
         <w:rPr>
@@ -6880,7 +7297,7 @@
         <w:pStyle w:val="Heading2"/>
         <w:rPr/>
       </w:pPr>
-      <w:bookmarkStart w:id="16" w:name="__RefHeading___Toc2581_681460460"/>
+      <w:bookmarkStart w:id="16" w:name="__RefHeading___Toc16074_1360963153"/>
       <w:bookmarkEnd w:id="16"/>
       <w:r>
         <w:rPr>
@@ -7770,7 +8187,7 @@
         <w:pStyle w:val="Heading2"/>
         <w:rPr/>
       </w:pPr>
-      <w:bookmarkStart w:id="17" w:name="__RefHeading___Toc2583_681460460"/>
+      <w:bookmarkStart w:id="17" w:name="__RefHeading___Toc16076_1360963153"/>
       <w:bookmarkEnd w:id="17"/>
       <w:r>
         <w:rPr>
@@ -8617,7 +9034,7 @@
         <w:pStyle w:val="Heading1"/>
         <w:rPr/>
       </w:pPr>
-      <w:bookmarkStart w:id="18" w:name="__RefHeading___Toc2585_681460460"/>
+      <w:bookmarkStart w:id="18" w:name="__RefHeading___Toc16078_1360963153"/>
       <w:bookmarkEnd w:id="18"/>
       <w:r>
         <w:rPr>
@@ -8626,7 +9043,1156 @@
           <w:color w:val="0F4761"/>
           <w:sz w:val="32"/>
         </w:rPr>
-        <w:t>8.  Positioning against the market</w:t>
+        <w:t>8.  New modules and the price list</w:t>
+      </w:r>
+    </w:p>
+    <w:p>
+      <w:pPr>
+        <w:pStyle w:val="Normal"/>
+        <w:spacing w:lineRule="auto" w:line="276" w:before="0" w:after="120"/>
+        <w:rPr/>
+      </w:pPr>
+      <w:r>
+        <w:rPr>
+          <w:rFonts w:eastAsia="Segoe UI" w:cs="Segoe UI" w:ascii="Segoe UI" w:hAnsi="Segoe UI"/>
+          <w:color w:val="101820"/>
+          <w:sz w:val="21"/>
+        </w:rPr>
+        <w:t>The release adds the AML/CFT toolkit, the IC and NPC compliance registers, the BIR pack (0619-E, 1601-EQ, 1604-E, 2551Q, DAT files, EOPT sales invoices, the EIS connector, the CAS books pack, overriding commission), the integration framework with its connectors (SMS and Viber, CTPL authentication and the LTO feed, insurer API, bank payment files), dealer programmes and the other distribution functions, My Work, the Report Builder, and branding with e-signatures. The price list was checked against them:</w:t>
+      </w:r>
+    </w:p>
+    <w:tbl>
+      <w:tblPr>
+        <w:tblStyle w:val="TableGrid"/>
+        <w:tblW w:w="9016" w:type="dxa"/>
+        <w:jc w:val="left"/>
+        <w:tblInd w:w="0" w:type="dxa"/>
+        <w:tblLayout w:type="fixed"/>
+        <w:tblCellMar>
+          <w:top w:w="0" w:type="dxa"/>
+          <w:left w:w="108" w:type="dxa"/>
+          <w:bottom w:w="0" w:type="dxa"/>
+          <w:right w:w="108" w:type="dxa"/>
+        </w:tblCellMar>
+        <w:tblLook w:val="04a0" w:noHBand="0" w:noVBand="1" w:firstColumn="1" w:lastRow="0" w:lastColumn="0" w:firstRow="1"/>
+      </w:tblPr>
+      <w:tblGrid>
+        <w:gridCol w:w="2254"/>
+        <w:gridCol w:w="2254"/>
+        <w:gridCol w:w="2254"/>
+        <w:gridCol w:w="2253"/>
+      </w:tblGrid>
+      <w:tr>
+        <w:trPr>
+          <w:tblHeader w:val="true"/>
+        </w:trPr>
+        <w:tc>
+          <w:tcPr>
+            <w:tcW w:w="2254" w:type="dxa"/>
+            <w:tcBorders>
+              <w:top w:val="single" w:sz="4" w:space="0" w:color="BFC7D1"/>
+              <w:left w:val="single" w:sz="4" w:space="0" w:color="BFC7D1"/>
+              <w:bottom w:val="single" w:sz="4" w:space="0" w:color="BFC7D1"/>
+              <w:right w:val="single" w:sz="4" w:space="0" w:color="BFC7D1"/>
+            </w:tcBorders>
+            <w:shd w:color="auto" w:fill="DCE9F7" w:val="clear"/>
+          </w:tcPr>
+          <w:p>
+            <w:pPr>
+              <w:pStyle w:val="Normal"/>
+              <w:widowControl/>
+              <w:spacing w:lineRule="auto" w:line="240" w:before="0" w:after="20"/>
+              <w:jc w:val="left"/>
+              <w:rPr>
+                <w:rFonts w:ascii="Aptos" w:hAnsi="Aptos" w:eastAsia="ＭＳ 明朝" w:cs="Arial"/>
+                <w:kern w:val="0"/>
+                <w:sz w:val="24"/>
+                <w:szCs w:val="24"/>
+                <w:lang w:val="en-US" w:eastAsia="ja-JP" w:bidi="ar-SA"/>
+              </w:rPr>
+            </w:pPr>
+            <w:r>
+              <w:rPr>
+                <w:rFonts w:eastAsia="Segoe UI" w:cs="Segoe UI" w:ascii="Segoe UI" w:hAnsi="Segoe UI"/>
+                <w:b/>
+                <w:color w:val="0F4761"/>
+                <w:kern w:val="0"/>
+                <w:sz w:val="18"/>
+                <w:szCs w:val="24"/>
+                <w:lang w:val="en-US" w:eastAsia="ja-JP" w:bidi="ar-SA"/>
+              </w:rPr>
+              <w:t>Item</w:t>
+            </w:r>
+          </w:p>
+        </w:tc>
+        <w:tc>
+          <w:tcPr>
+            <w:tcW w:w="2254" w:type="dxa"/>
+            <w:tcBorders>
+              <w:top w:val="single" w:sz="4" w:space="0" w:color="BFC7D1"/>
+              <w:left w:val="single" w:sz="4" w:space="0" w:color="BFC7D1"/>
+              <w:bottom w:val="single" w:sz="4" w:space="0" w:color="BFC7D1"/>
+              <w:right w:val="single" w:sz="4" w:space="0" w:color="BFC7D1"/>
+            </w:tcBorders>
+            <w:shd w:color="auto" w:fill="DCE9F7" w:val="clear"/>
+          </w:tcPr>
+          <w:p>
+            <w:pPr>
+              <w:pStyle w:val="Normal"/>
+              <w:widowControl/>
+              <w:spacing w:lineRule="auto" w:line="240" w:before="0" w:after="20"/>
+              <w:jc w:val="left"/>
+              <w:rPr>
+                <w:rFonts w:ascii="Aptos" w:hAnsi="Aptos" w:eastAsia="ＭＳ 明朝" w:cs="Arial"/>
+                <w:kern w:val="0"/>
+                <w:sz w:val="24"/>
+                <w:szCs w:val="24"/>
+                <w:lang w:val="en-US" w:eastAsia="ja-JP" w:bidi="ar-SA"/>
+              </w:rPr>
+            </w:pPr>
+            <w:r>
+              <w:rPr>
+                <w:rFonts w:eastAsia="Segoe UI" w:cs="Segoe UI" w:ascii="Segoe UI" w:hAnsi="Segoe UI"/>
+                <w:b/>
+                <w:color w:val="0F4761"/>
+                <w:kern w:val="0"/>
+                <w:sz w:val="18"/>
+                <w:szCs w:val="24"/>
+                <w:lang w:val="en-US" w:eastAsia="ja-JP" w:bidi="ar-SA"/>
+              </w:rPr>
+              <w:t>Before this review</w:t>
+            </w:r>
+          </w:p>
+        </w:tc>
+        <w:tc>
+          <w:tcPr>
+            <w:tcW w:w="2254" w:type="dxa"/>
+            <w:tcBorders>
+              <w:top w:val="single" w:sz="4" w:space="0" w:color="BFC7D1"/>
+              <w:left w:val="single" w:sz="4" w:space="0" w:color="BFC7D1"/>
+              <w:bottom w:val="single" w:sz="4" w:space="0" w:color="BFC7D1"/>
+              <w:right w:val="single" w:sz="4" w:space="0" w:color="BFC7D1"/>
+            </w:tcBorders>
+            <w:shd w:color="auto" w:fill="DCE9F7" w:val="clear"/>
+          </w:tcPr>
+          <w:p>
+            <w:pPr>
+              <w:pStyle w:val="Normal"/>
+              <w:widowControl/>
+              <w:spacing w:lineRule="auto" w:line="240" w:before="0" w:after="20"/>
+              <w:jc w:val="left"/>
+              <w:rPr>
+                <w:rFonts w:ascii="Aptos" w:hAnsi="Aptos" w:eastAsia="ＭＳ 明朝" w:cs="Arial"/>
+                <w:kern w:val="0"/>
+                <w:sz w:val="24"/>
+                <w:szCs w:val="24"/>
+                <w:lang w:val="en-US" w:eastAsia="ja-JP" w:bidi="ar-SA"/>
+              </w:rPr>
+            </w:pPr>
+            <w:r>
+              <w:rPr>
+                <w:rFonts w:eastAsia="Segoe UI" w:cs="Segoe UI" w:ascii="Segoe UI" w:hAnsi="Segoe UI"/>
+                <w:b/>
+                <w:color w:val="0F4761"/>
+                <w:kern w:val="0"/>
+                <w:sz w:val="18"/>
+                <w:szCs w:val="24"/>
+                <w:lang w:val="en-US" w:eastAsia="ja-JP" w:bidi="ar-SA"/>
+              </w:rPr>
+              <w:t>Finding</w:t>
+            </w:r>
+          </w:p>
+        </w:tc>
+        <w:tc>
+          <w:tcPr>
+            <w:tcW w:w="2253" w:type="dxa"/>
+            <w:tcBorders>
+              <w:top w:val="single" w:sz="4" w:space="0" w:color="BFC7D1"/>
+              <w:left w:val="single" w:sz="4" w:space="0" w:color="BFC7D1"/>
+              <w:bottom w:val="single" w:sz="4" w:space="0" w:color="BFC7D1"/>
+              <w:right w:val="single" w:sz="4" w:space="0" w:color="BFC7D1"/>
+            </w:tcBorders>
+            <w:shd w:color="auto" w:fill="DCE9F7" w:val="clear"/>
+          </w:tcPr>
+          <w:p>
+            <w:pPr>
+              <w:pStyle w:val="Normal"/>
+              <w:widowControl/>
+              <w:spacing w:lineRule="auto" w:line="240" w:before="0" w:after="20"/>
+              <w:jc w:val="left"/>
+              <w:rPr>
+                <w:rFonts w:ascii="Aptos" w:hAnsi="Aptos" w:eastAsia="ＭＳ 明朝" w:cs="Arial"/>
+                <w:kern w:val="0"/>
+                <w:sz w:val="24"/>
+                <w:szCs w:val="24"/>
+                <w:lang w:val="en-US" w:eastAsia="ja-JP" w:bidi="ar-SA"/>
+              </w:rPr>
+            </w:pPr>
+            <w:r>
+              <w:rPr>
+                <w:rFonts w:eastAsia="Segoe UI" w:cs="Segoe UI" w:ascii="Segoe UI" w:hAnsi="Segoe UI"/>
+                <w:b/>
+                <w:color w:val="0F4761"/>
+                <w:kern w:val="0"/>
+                <w:sz w:val="18"/>
+                <w:szCs w:val="24"/>
+                <w:lang w:val="en-US" w:eastAsia="ja-JP" w:bidi="ar-SA"/>
+              </w:rPr>
+              <w:t>Proposal (to confirm by management)</w:t>
+            </w:r>
+          </w:p>
+        </w:tc>
+      </w:tr>
+      <w:tr>
+        <w:trPr/>
+        <w:tc>
+          <w:tcPr>
+            <w:tcW w:w="2254" w:type="dxa"/>
+            <w:tcBorders>
+              <w:top w:val="single" w:sz="4" w:space="0" w:color="BFC7D1"/>
+              <w:left w:val="single" w:sz="4" w:space="0" w:color="BFC7D1"/>
+              <w:bottom w:val="single" w:sz="4" w:space="0" w:color="BFC7D1"/>
+              <w:right w:val="single" w:sz="4" w:space="0" w:color="BFC7D1"/>
+            </w:tcBorders>
+          </w:tcPr>
+          <w:p>
+            <w:pPr>
+              <w:pStyle w:val="Normal"/>
+              <w:widowControl/>
+              <w:spacing w:lineRule="auto" w:line="240" w:before="0" w:after="20"/>
+              <w:jc w:val="left"/>
+              <w:rPr>
+                <w:rFonts w:ascii="Aptos" w:hAnsi="Aptos" w:eastAsia="ＭＳ 明朝" w:cs="Arial"/>
+                <w:kern w:val="0"/>
+                <w:sz w:val="24"/>
+                <w:szCs w:val="24"/>
+                <w:lang w:val="en-US" w:eastAsia="ja-JP" w:bidi="ar-SA"/>
+              </w:rPr>
+            </w:pPr>
+            <w:r>
+              <w:rPr>
+                <w:rFonts w:eastAsia="Segoe UI" w:cs="Segoe UI" w:ascii="Segoe UI" w:hAnsi="Segoe UI"/>
+                <w:color w:val="101820"/>
+                <w:kern w:val="0"/>
+                <w:sz w:val="18"/>
+                <w:szCs w:val="24"/>
+                <w:lang w:val="en-US" w:eastAsia="ja-JP" w:bidi="ar-SA"/>
+              </w:rPr>
+              <w:t>AML/CFT toolkit, IC compliance registers, BIR pack, dealer programmes, branding, My Work, Report Builder</w:t>
+            </w:r>
+          </w:p>
+        </w:tc>
+        <w:tc>
+          <w:tcPr>
+            <w:tcW w:w="2254" w:type="dxa"/>
+            <w:tcBorders>
+              <w:top w:val="single" w:sz="4" w:space="0" w:color="BFC7D1"/>
+              <w:left w:val="single" w:sz="4" w:space="0" w:color="BFC7D1"/>
+              <w:bottom w:val="single" w:sz="4" w:space="0" w:color="BFC7D1"/>
+              <w:right w:val="single" w:sz="4" w:space="0" w:color="BFC7D1"/>
+            </w:tcBorders>
+          </w:tcPr>
+          <w:p>
+            <w:pPr>
+              <w:pStyle w:val="Normal"/>
+              <w:widowControl/>
+              <w:spacing w:lineRule="auto" w:line="240" w:before="0" w:after="20"/>
+              <w:jc w:val="left"/>
+              <w:rPr>
+                <w:rFonts w:ascii="Aptos" w:hAnsi="Aptos" w:eastAsia="ＭＳ 明朝" w:cs="Arial"/>
+                <w:kern w:val="0"/>
+                <w:sz w:val="24"/>
+                <w:szCs w:val="24"/>
+                <w:lang w:val="en-US" w:eastAsia="ja-JP" w:bidi="ar-SA"/>
+              </w:rPr>
+            </w:pPr>
+            <w:r>
+              <w:rPr>
+                <w:rFonts w:eastAsia="Segoe UI" w:cs="Segoe UI" w:ascii="Segoe UI" w:hAnsi="Segoe UI"/>
+                <w:color w:val="101820"/>
+                <w:kern w:val="0"/>
+                <w:sz w:val="18"/>
+                <w:szCs w:val="24"/>
+                <w:lang w:val="en-US" w:eastAsia="ja-JP" w:bidi="ar-SA"/>
+              </w:rPr>
+              <w:t>Not named in the software list</w:t>
+            </w:r>
+          </w:p>
+        </w:tc>
+        <w:tc>
+          <w:tcPr>
+            <w:tcW w:w="2254" w:type="dxa"/>
+            <w:tcBorders>
+              <w:top w:val="single" w:sz="4" w:space="0" w:color="BFC7D1"/>
+              <w:left w:val="single" w:sz="4" w:space="0" w:color="BFC7D1"/>
+              <w:bottom w:val="single" w:sz="4" w:space="0" w:color="BFC7D1"/>
+              <w:right w:val="single" w:sz="4" w:space="0" w:color="BFC7D1"/>
+            </w:tcBorders>
+          </w:tcPr>
+          <w:p>
+            <w:pPr>
+              <w:pStyle w:val="Normal"/>
+              <w:widowControl/>
+              <w:spacing w:lineRule="auto" w:line="240" w:before="0" w:after="20"/>
+              <w:jc w:val="left"/>
+              <w:rPr>
+                <w:rFonts w:ascii="Aptos" w:hAnsi="Aptos" w:eastAsia="ＭＳ 明朝" w:cs="Arial"/>
+                <w:kern w:val="0"/>
+                <w:sz w:val="24"/>
+                <w:szCs w:val="24"/>
+                <w:lang w:val="en-US" w:eastAsia="ja-JP" w:bidi="ar-SA"/>
+              </w:rPr>
+            </w:pPr>
+            <w:r>
+              <w:rPr>
+                <w:rFonts w:eastAsia="Segoe UI" w:cs="Segoe UI" w:ascii="Segoe UI" w:hAnsi="Segoe UI"/>
+                <w:color w:val="101820"/>
+                <w:kern w:val="0"/>
+                <w:sz w:val="18"/>
+                <w:szCs w:val="24"/>
+                <w:lang w:val="en-US" w:eastAsia="ja-JP" w:bidi="ar-SA"/>
+              </w:rPr>
+              <w:t>Missing from the list, not priced as add-ons</w:t>
+            </w:r>
+          </w:p>
+        </w:tc>
+        <w:tc>
+          <w:tcPr>
+            <w:tcW w:w="2253" w:type="dxa"/>
+            <w:tcBorders>
+              <w:top w:val="single" w:sz="4" w:space="0" w:color="BFC7D1"/>
+              <w:left w:val="single" w:sz="4" w:space="0" w:color="BFC7D1"/>
+              <w:bottom w:val="single" w:sz="4" w:space="0" w:color="BFC7D1"/>
+              <w:right w:val="single" w:sz="4" w:space="0" w:color="BFC7D1"/>
+            </w:tcBorders>
+          </w:tcPr>
+          <w:p>
+            <w:pPr>
+              <w:pStyle w:val="Normal"/>
+              <w:widowControl/>
+              <w:spacing w:lineRule="auto" w:line="240" w:before="0" w:after="20"/>
+              <w:jc w:val="left"/>
+              <w:rPr>
+                <w:rFonts w:ascii="Aptos" w:hAnsi="Aptos" w:eastAsia="ＭＳ 明朝" w:cs="Arial"/>
+                <w:kern w:val="0"/>
+                <w:sz w:val="24"/>
+                <w:szCs w:val="24"/>
+                <w:lang w:val="en-US" w:eastAsia="ja-JP" w:bidi="ar-SA"/>
+              </w:rPr>
+            </w:pPr>
+            <w:r>
+              <w:rPr>
+                <w:rFonts w:eastAsia="Segoe UI" w:cs="Segoe UI" w:ascii="Segoe UI" w:hAnsi="Segoe UI"/>
+                <w:color w:val="101820"/>
+                <w:kern w:val="0"/>
+                <w:sz w:val="18"/>
+                <w:szCs w:val="24"/>
+                <w:lang w:val="en-US" w:eastAsia="ja-JP" w:bidi="ar-SA"/>
+              </w:rPr>
+              <w:t>Name them in the software list; keep them in every package at no module price</w:t>
+            </w:r>
+          </w:p>
+        </w:tc>
+      </w:tr>
+      <w:tr>
+        <w:trPr/>
+        <w:tc>
+          <w:tcPr>
+            <w:tcW w:w="2254" w:type="dxa"/>
+            <w:tcBorders>
+              <w:top w:val="single" w:sz="4" w:space="0" w:color="BFC7D1"/>
+              <w:left w:val="single" w:sz="4" w:space="0" w:color="BFC7D1"/>
+              <w:bottom w:val="single" w:sz="4" w:space="0" w:color="BFC7D1"/>
+              <w:right w:val="single" w:sz="4" w:space="0" w:color="BFC7D1"/>
+            </w:tcBorders>
+          </w:tcPr>
+          <w:p>
+            <w:pPr>
+              <w:pStyle w:val="Normal"/>
+              <w:widowControl/>
+              <w:spacing w:lineRule="auto" w:line="240" w:before="0" w:after="20"/>
+              <w:jc w:val="left"/>
+              <w:rPr>
+                <w:rFonts w:ascii="Aptos" w:hAnsi="Aptos" w:eastAsia="ＭＳ 明朝" w:cs="Arial"/>
+                <w:kern w:val="0"/>
+                <w:sz w:val="24"/>
+                <w:szCs w:val="24"/>
+                <w:lang w:val="en-US" w:eastAsia="ja-JP" w:bidi="ar-SA"/>
+              </w:rPr>
+            </w:pPr>
+            <w:r>
+              <w:rPr>
+                <w:rFonts w:eastAsia="Segoe UI" w:cs="Segoe UI" w:ascii="Segoe UI" w:hAnsi="Segoe UI"/>
+                <w:color w:val="101820"/>
+                <w:kern w:val="0"/>
+                <w:sz w:val="18"/>
+                <w:szCs w:val="24"/>
+                <w:lang w:val="en-US" w:eastAsia="ja-JP" w:bidi="ar-SA"/>
+              </w:rPr>
+              <w:t>Insurer API, SMS gateway</w:t>
+            </w:r>
+          </w:p>
+        </w:tc>
+        <w:tc>
+          <w:tcPr>
+            <w:tcW w:w="2254" w:type="dxa"/>
+            <w:tcBorders>
+              <w:top w:val="single" w:sz="4" w:space="0" w:color="BFC7D1"/>
+              <w:left w:val="single" w:sz="4" w:space="0" w:color="BFC7D1"/>
+              <w:bottom w:val="single" w:sz="4" w:space="0" w:color="BFC7D1"/>
+              <w:right w:val="single" w:sz="4" w:space="0" w:color="BFC7D1"/>
+            </w:tcBorders>
+          </w:tcPr>
+          <w:p>
+            <w:pPr>
+              <w:pStyle w:val="Normal"/>
+              <w:widowControl/>
+              <w:spacing w:lineRule="auto" w:line="240" w:before="0" w:after="20"/>
+              <w:jc w:val="left"/>
+              <w:rPr>
+                <w:rFonts w:ascii="Aptos" w:hAnsi="Aptos" w:eastAsia="ＭＳ 明朝" w:cs="Arial"/>
+                <w:kern w:val="0"/>
+                <w:sz w:val="24"/>
+                <w:szCs w:val="24"/>
+                <w:lang w:val="en-US" w:eastAsia="ja-JP" w:bidi="ar-SA"/>
+              </w:rPr>
+            </w:pPr>
+            <w:r>
+              <w:rPr>
+                <w:rFonts w:eastAsia="Segoe UI" w:cs="Segoe UI" w:ascii="Segoe UI" w:hAnsi="Segoe UI"/>
+                <w:color w:val="101820"/>
+                <w:kern w:val="0"/>
+                <w:sz w:val="18"/>
+                <w:szCs w:val="24"/>
+                <w:lang w:val="en-US" w:eastAsia="ja-JP" w:bidi="ar-SA"/>
+              </w:rPr>
+              <w:t>Given as examples of an "additional integration, standard" at PHP 320,000.00</w:t>
+            </w:r>
+          </w:p>
+        </w:tc>
+        <w:tc>
+          <w:tcPr>
+            <w:tcW w:w="2254" w:type="dxa"/>
+            <w:tcBorders>
+              <w:top w:val="single" w:sz="4" w:space="0" w:color="BFC7D1"/>
+              <w:left w:val="single" w:sz="4" w:space="0" w:color="BFC7D1"/>
+              <w:bottom w:val="single" w:sz="4" w:space="0" w:color="BFC7D1"/>
+              <w:right w:val="single" w:sz="4" w:space="0" w:color="BFC7D1"/>
+            </w:tcBorders>
+          </w:tcPr>
+          <w:p>
+            <w:pPr>
+              <w:pStyle w:val="Normal"/>
+              <w:widowControl/>
+              <w:spacing w:lineRule="auto" w:line="240" w:before="0" w:after="20"/>
+              <w:jc w:val="left"/>
+              <w:rPr>
+                <w:rFonts w:ascii="Aptos" w:hAnsi="Aptos" w:eastAsia="ＭＳ 明朝" w:cs="Arial"/>
+                <w:kern w:val="0"/>
+                <w:sz w:val="24"/>
+                <w:szCs w:val="24"/>
+                <w:lang w:val="en-US" w:eastAsia="ja-JP" w:bidi="ar-SA"/>
+              </w:rPr>
+            </w:pPr>
+            <w:r>
+              <w:rPr>
+                <w:rFonts w:eastAsia="Segoe UI" w:cs="Segoe UI" w:ascii="Segoe UI" w:hAnsi="Segoe UI"/>
+                <w:color w:val="101820"/>
+                <w:kern w:val="0"/>
+                <w:sz w:val="18"/>
+                <w:szCs w:val="24"/>
+                <w:lang w:val="en-US" w:eastAsia="ja-JP" w:bidi="ar-SA"/>
+              </w:rPr>
+              <w:t>Priced as an add-on although the connectors are now delivered</w:t>
+            </w:r>
+          </w:p>
+        </w:tc>
+        <w:tc>
+          <w:tcPr>
+            <w:tcW w:w="2253" w:type="dxa"/>
+            <w:tcBorders>
+              <w:top w:val="single" w:sz="4" w:space="0" w:color="BFC7D1"/>
+              <w:left w:val="single" w:sz="4" w:space="0" w:color="BFC7D1"/>
+              <w:bottom w:val="single" w:sz="4" w:space="0" w:color="BFC7D1"/>
+              <w:right w:val="single" w:sz="4" w:space="0" w:color="BFC7D1"/>
+            </w:tcBorders>
+          </w:tcPr>
+          <w:p>
+            <w:pPr>
+              <w:pStyle w:val="Normal"/>
+              <w:widowControl/>
+              <w:spacing w:lineRule="auto" w:line="240" w:before="0" w:after="20"/>
+              <w:jc w:val="left"/>
+              <w:rPr>
+                <w:rFonts w:ascii="Aptos" w:hAnsi="Aptos" w:eastAsia="ＭＳ 明朝" w:cs="Arial"/>
+                <w:kern w:val="0"/>
+                <w:sz w:val="24"/>
+                <w:szCs w:val="24"/>
+                <w:lang w:val="en-US" w:eastAsia="ja-JP" w:bidi="ar-SA"/>
+              </w:rPr>
+            </w:pPr>
+            <w:r>
+              <w:rPr>
+                <w:rFonts w:eastAsia="Segoe UI" w:cs="Segoe UI" w:ascii="Segoe UI" w:hAnsi="Segoe UI"/>
+                <w:color w:val="101820"/>
+                <w:kern w:val="0"/>
+                <w:sz w:val="18"/>
+                <w:szCs w:val="24"/>
+                <w:lang w:val="en-US" w:eastAsia="ja-JP" w:bidi="ar-SA"/>
+              </w:rPr>
+              <w:t>Remove them from the integration examples; the integration lines cover only new kinds of interface</w:t>
+            </w:r>
+          </w:p>
+        </w:tc>
+      </w:tr>
+      <w:tr>
+        <w:trPr/>
+        <w:tc>
+          <w:tcPr>
+            <w:tcW w:w="2254" w:type="dxa"/>
+            <w:tcBorders>
+              <w:top w:val="single" w:sz="4" w:space="0" w:color="BFC7D1"/>
+              <w:left w:val="single" w:sz="4" w:space="0" w:color="BFC7D1"/>
+              <w:bottom w:val="single" w:sz="4" w:space="0" w:color="BFC7D1"/>
+              <w:right w:val="single" w:sz="4" w:space="0" w:color="BFC7D1"/>
+            </w:tcBorders>
+          </w:tcPr>
+          <w:p>
+            <w:pPr>
+              <w:pStyle w:val="Normal"/>
+              <w:widowControl/>
+              <w:spacing w:lineRule="auto" w:line="240" w:before="0" w:after="20"/>
+              <w:jc w:val="left"/>
+              <w:rPr>
+                <w:rFonts w:ascii="Aptos" w:hAnsi="Aptos" w:eastAsia="ＭＳ 明朝" w:cs="Arial"/>
+                <w:kern w:val="0"/>
+                <w:sz w:val="24"/>
+                <w:szCs w:val="24"/>
+                <w:lang w:val="en-US" w:eastAsia="ja-JP" w:bidi="ar-SA"/>
+              </w:rPr>
+            </w:pPr>
+            <w:r>
+              <w:rPr>
+                <w:rFonts w:eastAsia="Segoe UI" w:cs="Segoe UI" w:ascii="Segoe UI" w:hAnsi="Segoe UI"/>
+                <w:color w:val="101820"/>
+                <w:kern w:val="0"/>
+                <w:sz w:val="18"/>
+                <w:szCs w:val="24"/>
+                <w:lang w:val="en-US" w:eastAsia="ja-JP" w:bidi="ar-SA"/>
+              </w:rPr>
+              <w:t>Taking a delivered connector live with a partner</w:t>
+            </w:r>
+          </w:p>
+        </w:tc>
+        <w:tc>
+          <w:tcPr>
+            <w:tcW w:w="2254" w:type="dxa"/>
+            <w:tcBorders>
+              <w:top w:val="single" w:sz="4" w:space="0" w:color="BFC7D1"/>
+              <w:left w:val="single" w:sz="4" w:space="0" w:color="BFC7D1"/>
+              <w:bottom w:val="single" w:sz="4" w:space="0" w:color="BFC7D1"/>
+              <w:right w:val="single" w:sz="4" w:space="0" w:color="BFC7D1"/>
+            </w:tcBorders>
+          </w:tcPr>
+          <w:p>
+            <w:pPr>
+              <w:pStyle w:val="Normal"/>
+              <w:widowControl/>
+              <w:spacing w:lineRule="auto" w:line="240" w:before="0" w:after="20"/>
+              <w:jc w:val="left"/>
+              <w:rPr>
+                <w:rFonts w:ascii="Aptos" w:hAnsi="Aptos" w:eastAsia="ＭＳ 明朝" w:cs="Arial"/>
+                <w:kern w:val="0"/>
+                <w:sz w:val="24"/>
+                <w:szCs w:val="24"/>
+                <w:lang w:val="en-US" w:eastAsia="ja-JP" w:bidi="ar-SA"/>
+              </w:rPr>
+            </w:pPr>
+            <w:r>
+              <w:rPr>
+                <w:rFonts w:eastAsia="Segoe UI" w:cs="Segoe UI" w:ascii="Segoe UI" w:hAnsi="Segoe UI"/>
+                <w:color w:val="101820"/>
+                <w:kern w:val="0"/>
+                <w:sz w:val="18"/>
+                <w:szCs w:val="24"/>
+                <w:lang w:val="en-US" w:eastAsia="ja-JP" w:bidi="ar-SA"/>
+              </w:rPr>
+              <w:t>Not priced</w:t>
+            </w:r>
+          </w:p>
+        </w:tc>
+        <w:tc>
+          <w:tcPr>
+            <w:tcW w:w="2254" w:type="dxa"/>
+            <w:tcBorders>
+              <w:top w:val="single" w:sz="4" w:space="0" w:color="BFC7D1"/>
+              <w:left w:val="single" w:sz="4" w:space="0" w:color="BFC7D1"/>
+              <w:bottom w:val="single" w:sz="4" w:space="0" w:color="BFC7D1"/>
+              <w:right w:val="single" w:sz="4" w:space="0" w:color="BFC7D1"/>
+            </w:tcBorders>
+          </w:tcPr>
+          <w:p>
+            <w:pPr>
+              <w:pStyle w:val="Normal"/>
+              <w:widowControl/>
+              <w:spacing w:lineRule="auto" w:line="240" w:before="0" w:after="20"/>
+              <w:jc w:val="left"/>
+              <w:rPr>
+                <w:rFonts w:ascii="Aptos" w:hAnsi="Aptos" w:eastAsia="ＭＳ 明朝" w:cs="Arial"/>
+                <w:kern w:val="0"/>
+                <w:sz w:val="24"/>
+                <w:szCs w:val="24"/>
+                <w:lang w:val="en-US" w:eastAsia="ja-JP" w:bidi="ar-SA"/>
+              </w:rPr>
+            </w:pPr>
+            <w:r>
+              <w:rPr>
+                <w:rFonts w:eastAsia="Segoe UI" w:cs="Segoe UI" w:ascii="Segoe UI" w:hAnsi="Segoe UI"/>
+                <w:color w:val="101820"/>
+                <w:kern w:val="0"/>
+                <w:sz w:val="18"/>
+                <w:szCs w:val="24"/>
+                <w:lang w:val="en-US" w:eastAsia="ja-JP" w:bidi="ar-SA"/>
+              </w:rPr>
+              <w:t>Missing</w:t>
+            </w:r>
+          </w:p>
+        </w:tc>
+        <w:tc>
+          <w:tcPr>
+            <w:tcW w:w="2253" w:type="dxa"/>
+            <w:tcBorders>
+              <w:top w:val="single" w:sz="4" w:space="0" w:color="BFC7D1"/>
+              <w:left w:val="single" w:sz="4" w:space="0" w:color="BFC7D1"/>
+              <w:bottom w:val="single" w:sz="4" w:space="0" w:color="BFC7D1"/>
+              <w:right w:val="single" w:sz="4" w:space="0" w:color="BFC7D1"/>
+            </w:tcBorders>
+          </w:tcPr>
+          <w:p>
+            <w:pPr>
+              <w:pStyle w:val="Normal"/>
+              <w:widowControl/>
+              <w:spacing w:lineRule="auto" w:line="240" w:before="0" w:after="20"/>
+              <w:jc w:val="left"/>
+              <w:rPr>
+                <w:rFonts w:ascii="Aptos" w:hAnsi="Aptos" w:eastAsia="ＭＳ 明朝" w:cs="Arial"/>
+                <w:kern w:val="0"/>
+                <w:sz w:val="24"/>
+                <w:szCs w:val="24"/>
+                <w:lang w:val="en-US" w:eastAsia="ja-JP" w:bidi="ar-SA"/>
+              </w:rPr>
+            </w:pPr>
+            <w:r>
+              <w:rPr>
+                <w:rFonts w:eastAsia="Segoe UI" w:cs="Segoe UI" w:ascii="Segoe UI" w:hAnsi="Segoe UI"/>
+                <w:color w:val="101820"/>
+                <w:kern w:val="0"/>
+                <w:sz w:val="18"/>
+                <w:szCs w:val="24"/>
+                <w:lang w:val="en-US" w:eastAsia="ja-JP" w:bidi="ar-SA"/>
+              </w:rPr>
+              <w:t>Connector go-live, 5 man-days: PHP 80,000.00 per connector (one SMS gateway, the CTPL provider and LTO feed, one insurer, one bank layout, or the BIR EIS)</w:t>
+            </w:r>
+          </w:p>
+        </w:tc>
+      </w:tr>
+      <w:tr>
+        <w:trPr/>
+        <w:tc>
+          <w:tcPr>
+            <w:tcW w:w="2254" w:type="dxa"/>
+            <w:tcBorders>
+              <w:top w:val="single" w:sz="4" w:space="0" w:color="BFC7D1"/>
+              <w:left w:val="single" w:sz="4" w:space="0" w:color="BFC7D1"/>
+              <w:bottom w:val="single" w:sz="4" w:space="0" w:color="BFC7D1"/>
+              <w:right w:val="single" w:sz="4" w:space="0" w:color="BFC7D1"/>
+            </w:tcBorders>
+          </w:tcPr>
+          <w:p>
+            <w:pPr>
+              <w:pStyle w:val="Normal"/>
+              <w:widowControl/>
+              <w:spacing w:lineRule="auto" w:line="240" w:before="0" w:after="20"/>
+              <w:jc w:val="left"/>
+              <w:rPr>
+                <w:rFonts w:ascii="Aptos" w:hAnsi="Aptos" w:eastAsia="ＭＳ 明朝" w:cs="Arial"/>
+                <w:kern w:val="0"/>
+                <w:sz w:val="24"/>
+                <w:szCs w:val="24"/>
+                <w:lang w:val="en-US" w:eastAsia="ja-JP" w:bidi="ar-SA"/>
+              </w:rPr>
+            </w:pPr>
+            <w:r>
+              <w:rPr>
+                <w:rFonts w:eastAsia="Segoe UI" w:cs="Segoe UI" w:ascii="Segoe UI" w:hAnsi="Segoe UI"/>
+                <w:color w:val="101820"/>
+                <w:kern w:val="0"/>
+                <w:sz w:val="18"/>
+                <w:szCs w:val="24"/>
+                <w:lang w:val="en-US" w:eastAsia="ja-JP" w:bidi="ar-SA"/>
+              </w:rPr>
+              <w:t>Set-up of the regulatory modules</w:t>
+            </w:r>
+          </w:p>
+        </w:tc>
+        <w:tc>
+          <w:tcPr>
+            <w:tcW w:w="2254" w:type="dxa"/>
+            <w:tcBorders>
+              <w:top w:val="single" w:sz="4" w:space="0" w:color="BFC7D1"/>
+              <w:left w:val="single" w:sz="4" w:space="0" w:color="BFC7D1"/>
+              <w:bottom w:val="single" w:sz="4" w:space="0" w:color="BFC7D1"/>
+              <w:right w:val="single" w:sz="4" w:space="0" w:color="BFC7D1"/>
+            </w:tcBorders>
+          </w:tcPr>
+          <w:p>
+            <w:pPr>
+              <w:pStyle w:val="Normal"/>
+              <w:widowControl/>
+              <w:spacing w:lineRule="auto" w:line="240" w:before="0" w:after="20"/>
+              <w:jc w:val="left"/>
+              <w:rPr>
+                <w:rFonts w:ascii="Aptos" w:hAnsi="Aptos" w:eastAsia="ＭＳ 明朝" w:cs="Arial"/>
+                <w:kern w:val="0"/>
+                <w:sz w:val="24"/>
+                <w:szCs w:val="24"/>
+                <w:lang w:val="en-US" w:eastAsia="ja-JP" w:bidi="ar-SA"/>
+              </w:rPr>
+            </w:pPr>
+            <w:r>
+              <w:rPr>
+                <w:rFonts w:eastAsia="Segoe UI" w:cs="Segoe UI" w:ascii="Segoe UI" w:hAnsi="Segoe UI"/>
+                <w:color w:val="101820"/>
+                <w:kern w:val="0"/>
+                <w:sz w:val="18"/>
+                <w:szCs w:val="24"/>
+                <w:lang w:val="en-US" w:eastAsia="ja-JP" w:bidi="ar-SA"/>
+              </w:rPr>
+              <w:t>Not in the base implementation man-days, which were sized before these modules</w:t>
+            </w:r>
+          </w:p>
+        </w:tc>
+        <w:tc>
+          <w:tcPr>
+            <w:tcW w:w="2254" w:type="dxa"/>
+            <w:tcBorders>
+              <w:top w:val="single" w:sz="4" w:space="0" w:color="BFC7D1"/>
+              <w:left w:val="single" w:sz="4" w:space="0" w:color="BFC7D1"/>
+              <w:bottom w:val="single" w:sz="4" w:space="0" w:color="BFC7D1"/>
+              <w:right w:val="single" w:sz="4" w:space="0" w:color="BFC7D1"/>
+            </w:tcBorders>
+          </w:tcPr>
+          <w:p>
+            <w:pPr>
+              <w:pStyle w:val="Normal"/>
+              <w:widowControl/>
+              <w:spacing w:lineRule="auto" w:line="240" w:before="0" w:after="20"/>
+              <w:jc w:val="left"/>
+              <w:rPr>
+                <w:rFonts w:ascii="Aptos" w:hAnsi="Aptos" w:eastAsia="ＭＳ 明朝" w:cs="Arial"/>
+                <w:kern w:val="0"/>
+                <w:sz w:val="24"/>
+                <w:szCs w:val="24"/>
+                <w:lang w:val="en-US" w:eastAsia="ja-JP" w:bidi="ar-SA"/>
+              </w:rPr>
+            </w:pPr>
+            <w:r>
+              <w:rPr>
+                <w:rFonts w:eastAsia="Segoe UI" w:cs="Segoe UI" w:ascii="Segoe UI" w:hAnsi="Segoe UI"/>
+                <w:color w:val="101820"/>
+                <w:kern w:val="0"/>
+                <w:sz w:val="18"/>
+                <w:szCs w:val="24"/>
+                <w:lang w:val="en-US" w:eastAsia="ja-JP" w:bidi="ar-SA"/>
+              </w:rPr>
+              <w:t>Missing</w:t>
+            </w:r>
+          </w:p>
+        </w:tc>
+        <w:tc>
+          <w:tcPr>
+            <w:tcW w:w="2253" w:type="dxa"/>
+            <w:tcBorders>
+              <w:top w:val="single" w:sz="4" w:space="0" w:color="BFC7D1"/>
+              <w:left w:val="single" w:sz="4" w:space="0" w:color="BFC7D1"/>
+              <w:bottom w:val="single" w:sz="4" w:space="0" w:color="BFC7D1"/>
+              <w:right w:val="single" w:sz="4" w:space="0" w:color="BFC7D1"/>
+            </w:tcBorders>
+          </w:tcPr>
+          <w:p>
+            <w:pPr>
+              <w:pStyle w:val="Normal"/>
+              <w:widowControl/>
+              <w:spacing w:lineRule="auto" w:line="240" w:before="0" w:after="20"/>
+              <w:jc w:val="left"/>
+              <w:rPr>
+                <w:rFonts w:ascii="Aptos" w:hAnsi="Aptos" w:eastAsia="ＭＳ 明朝" w:cs="Arial"/>
+                <w:kern w:val="0"/>
+                <w:sz w:val="24"/>
+                <w:szCs w:val="24"/>
+                <w:lang w:val="en-US" w:eastAsia="ja-JP" w:bidi="ar-SA"/>
+              </w:rPr>
+            </w:pPr>
+            <w:r>
+              <w:rPr>
+                <w:rFonts w:eastAsia="Segoe UI" w:cs="Segoe UI" w:ascii="Segoe UI" w:hAnsi="Segoe UI"/>
+                <w:color w:val="101820"/>
+                <w:kern w:val="0"/>
+                <w:sz w:val="18"/>
+                <w:szCs w:val="24"/>
+                <w:lang w:val="en-US" w:eastAsia="ja-JP" w:bidi="ar-SA"/>
+              </w:rPr>
+              <w:t>Activation of the AML/CFT toolkit, 8 man-days: PHP 130,000.00; IC compliance registers, 6 man-days: PHP 100,000.00; BIR pack, 8 man-days: PHP 130,000.00</w:t>
+            </w:r>
+          </w:p>
+        </w:tc>
+      </w:tr>
+      <w:tr>
+        <w:trPr/>
+        <w:tc>
+          <w:tcPr>
+            <w:tcW w:w="2254" w:type="dxa"/>
+            <w:tcBorders>
+              <w:top w:val="single" w:sz="4" w:space="0" w:color="BFC7D1"/>
+              <w:left w:val="single" w:sz="4" w:space="0" w:color="BFC7D1"/>
+              <w:bottom w:val="single" w:sz="4" w:space="0" w:color="BFC7D1"/>
+              <w:right w:val="single" w:sz="4" w:space="0" w:color="BFC7D1"/>
+            </w:tcBorders>
+          </w:tcPr>
+          <w:p>
+            <w:pPr>
+              <w:pStyle w:val="Normal"/>
+              <w:widowControl/>
+              <w:spacing w:lineRule="auto" w:line="240" w:before="0" w:after="20"/>
+              <w:jc w:val="left"/>
+              <w:rPr>
+                <w:rFonts w:ascii="Aptos" w:hAnsi="Aptos" w:eastAsia="ＭＳ 明朝" w:cs="Arial"/>
+                <w:kern w:val="0"/>
+                <w:sz w:val="24"/>
+                <w:szCs w:val="24"/>
+                <w:lang w:val="en-US" w:eastAsia="ja-JP" w:bidi="ar-SA"/>
+              </w:rPr>
+            </w:pPr>
+            <w:r>
+              <w:rPr>
+                <w:rFonts w:eastAsia="Segoe UI" w:cs="Segoe UI" w:ascii="Segoe UI" w:hAnsi="Segoe UI"/>
+                <w:color w:val="101820"/>
+                <w:kern w:val="0"/>
+                <w:sz w:val="18"/>
+                <w:szCs w:val="24"/>
+                <w:lang w:val="en-US" w:eastAsia="ja-JP" w:bidi="ar-SA"/>
+              </w:rPr>
+              <w:t>Dealer programme set-up</w:t>
+            </w:r>
+          </w:p>
+        </w:tc>
+        <w:tc>
+          <w:tcPr>
+            <w:tcW w:w="2254" w:type="dxa"/>
+            <w:tcBorders>
+              <w:top w:val="single" w:sz="4" w:space="0" w:color="BFC7D1"/>
+              <w:left w:val="single" w:sz="4" w:space="0" w:color="BFC7D1"/>
+              <w:bottom w:val="single" w:sz="4" w:space="0" w:color="BFC7D1"/>
+              <w:right w:val="single" w:sz="4" w:space="0" w:color="BFC7D1"/>
+            </w:tcBorders>
+          </w:tcPr>
+          <w:p>
+            <w:pPr>
+              <w:pStyle w:val="Normal"/>
+              <w:widowControl/>
+              <w:spacing w:lineRule="auto" w:line="240" w:before="0" w:after="20"/>
+              <w:jc w:val="left"/>
+              <w:rPr>
+                <w:rFonts w:ascii="Aptos" w:hAnsi="Aptos" w:eastAsia="ＭＳ 明朝" w:cs="Arial"/>
+                <w:kern w:val="0"/>
+                <w:sz w:val="24"/>
+                <w:szCs w:val="24"/>
+                <w:lang w:val="en-US" w:eastAsia="ja-JP" w:bidi="ar-SA"/>
+              </w:rPr>
+            </w:pPr>
+            <w:r>
+              <w:rPr>
+                <w:rFonts w:eastAsia="Segoe UI" w:cs="Segoe UI" w:ascii="Segoe UI" w:hAnsi="Segoe UI"/>
+                <w:color w:val="101820"/>
+                <w:kern w:val="0"/>
+                <w:sz w:val="18"/>
+                <w:szCs w:val="24"/>
+                <w:lang w:val="en-US" w:eastAsia="ja-JP" w:bidi="ar-SA"/>
+              </w:rPr>
+              <w:t>Not priced</w:t>
+            </w:r>
+          </w:p>
+        </w:tc>
+        <w:tc>
+          <w:tcPr>
+            <w:tcW w:w="2254" w:type="dxa"/>
+            <w:tcBorders>
+              <w:top w:val="single" w:sz="4" w:space="0" w:color="BFC7D1"/>
+              <w:left w:val="single" w:sz="4" w:space="0" w:color="BFC7D1"/>
+              <w:bottom w:val="single" w:sz="4" w:space="0" w:color="BFC7D1"/>
+              <w:right w:val="single" w:sz="4" w:space="0" w:color="BFC7D1"/>
+            </w:tcBorders>
+          </w:tcPr>
+          <w:p>
+            <w:pPr>
+              <w:pStyle w:val="Normal"/>
+              <w:widowControl/>
+              <w:spacing w:lineRule="auto" w:line="240" w:before="0" w:after="20"/>
+              <w:jc w:val="left"/>
+              <w:rPr>
+                <w:rFonts w:ascii="Aptos" w:hAnsi="Aptos" w:eastAsia="ＭＳ 明朝" w:cs="Arial"/>
+                <w:kern w:val="0"/>
+                <w:sz w:val="24"/>
+                <w:szCs w:val="24"/>
+                <w:lang w:val="en-US" w:eastAsia="ja-JP" w:bidi="ar-SA"/>
+              </w:rPr>
+            </w:pPr>
+            <w:r>
+              <w:rPr>
+                <w:rFonts w:eastAsia="Segoe UI" w:cs="Segoe UI" w:ascii="Segoe UI" w:hAnsi="Segoe UI"/>
+                <w:color w:val="101820"/>
+                <w:kern w:val="0"/>
+                <w:sz w:val="18"/>
+                <w:szCs w:val="24"/>
+                <w:lang w:val="en-US" w:eastAsia="ja-JP" w:bidi="ar-SA"/>
+              </w:rPr>
+              <w:t>Missing</w:t>
+            </w:r>
+          </w:p>
+        </w:tc>
+        <w:tc>
+          <w:tcPr>
+            <w:tcW w:w="2253" w:type="dxa"/>
+            <w:tcBorders>
+              <w:top w:val="single" w:sz="4" w:space="0" w:color="BFC7D1"/>
+              <w:left w:val="single" w:sz="4" w:space="0" w:color="BFC7D1"/>
+              <w:bottom w:val="single" w:sz="4" w:space="0" w:color="BFC7D1"/>
+              <w:right w:val="single" w:sz="4" w:space="0" w:color="BFC7D1"/>
+            </w:tcBorders>
+          </w:tcPr>
+          <w:p>
+            <w:pPr>
+              <w:pStyle w:val="Normal"/>
+              <w:widowControl/>
+              <w:spacing w:lineRule="auto" w:line="240" w:before="0" w:after="20"/>
+              <w:jc w:val="left"/>
+              <w:rPr>
+                <w:rFonts w:ascii="Aptos" w:hAnsi="Aptos" w:eastAsia="ＭＳ 明朝" w:cs="Arial"/>
+                <w:kern w:val="0"/>
+                <w:sz w:val="24"/>
+                <w:szCs w:val="24"/>
+                <w:lang w:val="en-US" w:eastAsia="ja-JP" w:bidi="ar-SA"/>
+              </w:rPr>
+            </w:pPr>
+            <w:r>
+              <w:rPr>
+                <w:rFonts w:eastAsia="Segoe UI" w:cs="Segoe UI" w:ascii="Segoe UI" w:hAnsi="Segoe UI"/>
+                <w:color w:val="101820"/>
+                <w:kern w:val="0"/>
+                <w:sz w:val="18"/>
+                <w:szCs w:val="24"/>
+                <w:lang w:val="en-US" w:eastAsia="ja-JP" w:bidi="ar-SA"/>
+              </w:rPr>
+              <w:t>3 man-days: PHP 50,000.00 per programme</w:t>
+            </w:r>
+          </w:p>
+        </w:tc>
+      </w:tr>
+      <w:tr>
+        <w:trPr/>
+        <w:tc>
+          <w:tcPr>
+            <w:tcW w:w="2254" w:type="dxa"/>
+            <w:tcBorders>
+              <w:top w:val="single" w:sz="4" w:space="0" w:color="BFC7D1"/>
+              <w:left w:val="single" w:sz="4" w:space="0" w:color="BFC7D1"/>
+              <w:bottom w:val="single" w:sz="4" w:space="0" w:color="BFC7D1"/>
+              <w:right w:val="single" w:sz="4" w:space="0" w:color="BFC7D1"/>
+            </w:tcBorders>
+          </w:tcPr>
+          <w:p>
+            <w:pPr>
+              <w:pStyle w:val="Normal"/>
+              <w:widowControl/>
+              <w:spacing w:lineRule="auto" w:line="240" w:before="0" w:after="20"/>
+              <w:jc w:val="left"/>
+              <w:rPr>
+                <w:rFonts w:ascii="Aptos" w:hAnsi="Aptos" w:eastAsia="ＭＳ 明朝" w:cs="Arial"/>
+                <w:kern w:val="0"/>
+                <w:sz w:val="24"/>
+                <w:szCs w:val="24"/>
+                <w:lang w:val="en-US" w:eastAsia="ja-JP" w:bidi="ar-SA"/>
+              </w:rPr>
+            </w:pPr>
+            <w:r>
+              <w:rPr>
+                <w:rFonts w:eastAsia="Segoe UI" w:cs="Segoe UI" w:ascii="Segoe UI" w:hAnsi="Segoe UI"/>
+                <w:color w:val="101820"/>
+                <w:kern w:val="0"/>
+                <w:sz w:val="18"/>
+                <w:szCs w:val="24"/>
+                <w:lang w:val="en-US" w:eastAsia="ja-JP" w:bidi="ar-SA"/>
+              </w:rPr>
+              <w:t>Client brand pack</w:t>
+            </w:r>
+          </w:p>
+        </w:tc>
+        <w:tc>
+          <w:tcPr>
+            <w:tcW w:w="2254" w:type="dxa"/>
+            <w:tcBorders>
+              <w:top w:val="single" w:sz="4" w:space="0" w:color="BFC7D1"/>
+              <w:left w:val="single" w:sz="4" w:space="0" w:color="BFC7D1"/>
+              <w:bottom w:val="single" w:sz="4" w:space="0" w:color="BFC7D1"/>
+              <w:right w:val="single" w:sz="4" w:space="0" w:color="BFC7D1"/>
+            </w:tcBorders>
+          </w:tcPr>
+          <w:p>
+            <w:pPr>
+              <w:pStyle w:val="Normal"/>
+              <w:widowControl/>
+              <w:spacing w:lineRule="auto" w:line="240" w:before="0" w:after="20"/>
+              <w:jc w:val="left"/>
+              <w:rPr>
+                <w:rFonts w:ascii="Aptos" w:hAnsi="Aptos" w:eastAsia="ＭＳ 明朝" w:cs="Arial"/>
+                <w:kern w:val="0"/>
+                <w:sz w:val="24"/>
+                <w:szCs w:val="24"/>
+                <w:lang w:val="en-US" w:eastAsia="ja-JP" w:bidi="ar-SA"/>
+              </w:rPr>
+            </w:pPr>
+            <w:r>
+              <w:rPr>
+                <w:rFonts w:eastAsia="Segoe UI" w:cs="Segoe UI" w:ascii="Segoe UI" w:hAnsi="Segoe UI"/>
+                <w:color w:val="101820"/>
+                <w:kern w:val="0"/>
+                <w:sz w:val="18"/>
+                <w:szCs w:val="24"/>
+                <w:lang w:val="en-US" w:eastAsia="ja-JP" w:bidi="ar-SA"/>
+              </w:rPr>
+              <w:t>Not priced</w:t>
+            </w:r>
+          </w:p>
+        </w:tc>
+        <w:tc>
+          <w:tcPr>
+            <w:tcW w:w="2254" w:type="dxa"/>
+            <w:tcBorders>
+              <w:top w:val="single" w:sz="4" w:space="0" w:color="BFC7D1"/>
+              <w:left w:val="single" w:sz="4" w:space="0" w:color="BFC7D1"/>
+              <w:bottom w:val="single" w:sz="4" w:space="0" w:color="BFC7D1"/>
+              <w:right w:val="single" w:sz="4" w:space="0" w:color="BFC7D1"/>
+            </w:tcBorders>
+          </w:tcPr>
+          <w:p>
+            <w:pPr>
+              <w:pStyle w:val="Normal"/>
+              <w:widowControl/>
+              <w:spacing w:lineRule="auto" w:line="240" w:before="0" w:after="20"/>
+              <w:jc w:val="left"/>
+              <w:rPr>
+                <w:rFonts w:ascii="Aptos" w:hAnsi="Aptos" w:eastAsia="ＭＳ 明朝" w:cs="Arial"/>
+                <w:kern w:val="0"/>
+                <w:sz w:val="24"/>
+                <w:szCs w:val="24"/>
+                <w:lang w:val="en-US" w:eastAsia="ja-JP" w:bidi="ar-SA"/>
+              </w:rPr>
+            </w:pPr>
+            <w:r>
+              <w:rPr>
+                <w:rFonts w:eastAsia="Segoe UI" w:cs="Segoe UI" w:ascii="Segoe UI" w:hAnsi="Segoe UI"/>
+                <w:color w:val="101820"/>
+                <w:kern w:val="0"/>
+                <w:sz w:val="18"/>
+                <w:szCs w:val="24"/>
+                <w:lang w:val="en-US" w:eastAsia="ja-JP" w:bidi="ar-SA"/>
+              </w:rPr>
+              <w:t>Missing</w:t>
+            </w:r>
+          </w:p>
+        </w:tc>
+        <w:tc>
+          <w:tcPr>
+            <w:tcW w:w="2253" w:type="dxa"/>
+            <w:tcBorders>
+              <w:top w:val="single" w:sz="4" w:space="0" w:color="BFC7D1"/>
+              <w:left w:val="single" w:sz="4" w:space="0" w:color="BFC7D1"/>
+              <w:bottom w:val="single" w:sz="4" w:space="0" w:color="BFC7D1"/>
+              <w:right w:val="single" w:sz="4" w:space="0" w:color="BFC7D1"/>
+            </w:tcBorders>
+          </w:tcPr>
+          <w:p>
+            <w:pPr>
+              <w:pStyle w:val="Normal"/>
+              <w:widowControl/>
+              <w:spacing w:lineRule="auto" w:line="240" w:before="0" w:after="20"/>
+              <w:jc w:val="left"/>
+              <w:rPr>
+                <w:rFonts w:ascii="Aptos" w:hAnsi="Aptos" w:eastAsia="ＭＳ 明朝" w:cs="Arial"/>
+                <w:kern w:val="0"/>
+                <w:sz w:val="24"/>
+                <w:szCs w:val="24"/>
+                <w:lang w:val="en-US" w:eastAsia="ja-JP" w:bidi="ar-SA"/>
+              </w:rPr>
+            </w:pPr>
+            <w:r>
+              <w:rPr>
+                <w:rFonts w:eastAsia="Segoe UI" w:cs="Segoe UI" w:ascii="Segoe UI" w:hAnsi="Segoe UI"/>
+                <w:color w:val="101820"/>
+                <w:kern w:val="0"/>
+                <w:sz w:val="18"/>
+                <w:szCs w:val="24"/>
+                <w:lang w:val="en-US" w:eastAsia="ja-JP" w:bidi="ar-SA"/>
+              </w:rPr>
+              <w:t>2 man-days: PHP 30,000.00 per pack</w:t>
+            </w:r>
+          </w:p>
+        </w:tc>
+      </w:tr>
+    </w:tbl>
+    <w:p>
+      <w:pPr>
+        <w:pStyle w:val="Normal"/>
+        <w:spacing w:before="0" w:after="80"/>
+        <w:rPr/>
+      </w:pPr>
+      <w:r>
+        <w:rPr/>
+      </w:r>
+    </w:p>
+    <w:p>
+      <w:pPr>
+        <w:pStyle w:val="Normal"/>
+        <w:spacing w:lineRule="auto" w:line="276" w:before="0" w:after="120"/>
+        <w:rPr/>
+      </w:pPr>
+      <w:r>
+        <w:rPr>
+          <w:rFonts w:eastAsia="Segoe UI" w:cs="Segoe UI" w:ascii="Segoe UI" w:hAnsi="Segoe UI"/>
+          <w:color w:val="101820"/>
+          <w:sz w:val="21"/>
+        </w:rPr>
+        <w:t>Each proposed line follows the existing structure: man-days times the blended rate of PHP 16,100.00, rounded to PHP 10,000.00, and its man-days are inputs of the Optional Services drivers in the workbook, marked as assumptions. The alternative is to add the same man-days to the base implementation of each tier; management decides which (OOTB Strategy and Playbook, decisions 11 and 12). Partner certification fees, screening list subscriptions and the broker's contracts with SMS, CTPL, bank and EIS partners are not part of these prices.</w:t>
+      </w:r>
+      <w:r>
+        <w:br w:type="page"/>
+      </w:r>
+    </w:p>
+    <w:p>
+      <w:pPr>
+        <w:pStyle w:val="Heading1"/>
+        <w:rPr/>
+      </w:pPr>
+      <w:bookmarkStart w:id="19" w:name="__RefHeading___Toc16080_1360963153"/>
+      <w:bookmarkEnd w:id="19"/>
+      <w:r>
+        <w:rPr>
+          <w:rFonts w:eastAsia="Segoe UI" w:cs="Segoe UI" w:ascii="Segoe UI" w:hAnsi="Segoe UI"/>
+          <w:b/>
+          <w:color w:val="0F4761"/>
+          <w:sz w:val="32"/>
+        </w:rPr>
+        <w:t>9.  Positioning against the market</w:t>
       </w:r>
     </w:p>
     <w:p>
@@ -9804,8 +11370,8 @@
         <w:pStyle w:val="Heading1"/>
         <w:rPr/>
       </w:pPr>
-      <w:bookmarkStart w:id="19" w:name="__RefHeading___Toc2587_681460460"/>
-      <w:bookmarkEnd w:id="19"/>
+      <w:bookmarkStart w:id="20" w:name="__RefHeading___Toc16082_1360963153"/>
+      <w:bookmarkEnd w:id="20"/>
       <w:r>
         <w:rPr>
           <w:rFonts w:eastAsia="Segoe UI" w:cs="Segoe UI" w:ascii="Segoe UI" w:hAnsi="Segoe UI"/>
@@ -9813,7 +11379,7 @@
           <w:color w:val="0F4761"/>
           <w:sz w:val="32"/>
         </w:rPr>
-        <w:t>9.  Infrastructure</w:t>
+        <w:t>10.  Infrastructure</w:t>
       </w:r>
     </w:p>
     <w:p>
@@ -9836,8 +11402,8 @@
         <w:pStyle w:val="Heading2"/>
         <w:rPr/>
       </w:pPr>
-      <w:bookmarkStart w:id="20" w:name="__RefHeading___Toc2589_681460460"/>
-      <w:bookmarkEnd w:id="20"/>
+      <w:bookmarkStart w:id="21" w:name="__RefHeading___Toc16084_1360963153"/>
+      <w:bookmarkEnd w:id="21"/>
       <w:r>
         <w:rPr>
           <w:rFonts w:eastAsia="Segoe UI" w:cs="Segoe UI"/>
@@ -9845,7 +11411,7 @@
           <w:color w:val="0F4761"/>
           <w:sz w:val="26"/>
         </w:rPr>
-        <w:t>9.1  Environment set by broker size</w:t>
+        <w:t>10.1  Environment set by broker size</w:t>
       </w:r>
     </w:p>
     <w:tbl>
@@ -10135,8 +11701,8 @@
         <w:pStyle w:val="Heading2"/>
         <w:rPr/>
       </w:pPr>
-      <w:bookmarkStart w:id="21" w:name="__RefHeading___Toc2591_681460460"/>
-      <w:bookmarkEnd w:id="21"/>
+      <w:bookmarkStart w:id="22" w:name="__RefHeading___Toc16086_1360963153"/>
+      <w:bookmarkEnd w:id="22"/>
       <w:r>
         <w:rPr>
           <w:rFonts w:eastAsia="Segoe UI" w:cs="Segoe UI"/>
@@ -10144,7 +11710,7 @@
           <w:color w:val="0F4761"/>
           <w:sz w:val="26"/>
         </w:rPr>
-        <w:t>9.2  Prices</w:t>
+        <w:t>10.2  Prices</w:t>
       </w:r>
     </w:p>
     <w:tbl>
@@ -11250,8 +12816,8 @@
         <w:pStyle w:val="Heading1"/>
         <w:rPr/>
       </w:pPr>
-      <w:bookmarkStart w:id="22" w:name="__RefHeading___Toc2593_681460460"/>
-      <w:bookmarkEnd w:id="22"/>
+      <w:bookmarkStart w:id="23" w:name="__RefHeading___Toc16088_1360963153"/>
+      <w:bookmarkEnd w:id="23"/>
       <w:r>
         <w:rPr>
           <w:rFonts w:eastAsia="Segoe UI" w:cs="Segoe UI" w:ascii="Segoe UI" w:hAnsi="Segoe UI"/>
@@ -11259,7 +12825,7 @@
           <w:color w:val="0F4761"/>
           <w:sz w:val="32"/>
         </w:rPr>
-        <w:t>10.  Change requests</w:t>
+        <w:t>11.  Change requests</w:t>
       </w:r>
     </w:p>
     <w:p>
@@ -11267,8 +12833,8 @@
         <w:pStyle w:val="Heading2"/>
         <w:rPr/>
       </w:pPr>
-      <w:bookmarkStart w:id="23" w:name="__RefHeading___Toc2595_681460460"/>
-      <w:bookmarkEnd w:id="23"/>
+      <w:bookmarkStart w:id="24" w:name="__RefHeading___Toc16090_1360963153"/>
+      <w:bookmarkEnd w:id="24"/>
       <w:r>
         <w:rPr>
           <w:rFonts w:eastAsia="Segoe UI" w:cs="Segoe UI"/>
@@ -11276,7 +12842,7 @@
           <w:color w:val="0F4761"/>
           <w:sz w:val="26"/>
         </w:rPr>
-        <w:t>10.1  Day rates</w:t>
+        <w:t>11.1  Day rates</w:t>
       </w:r>
     </w:p>
     <w:tbl>
@@ -12022,8 +13588,8 @@
         <w:pStyle w:val="Heading2"/>
         <w:rPr/>
       </w:pPr>
-      <w:bookmarkStart w:id="24" w:name="__RefHeading___Toc2597_681460460"/>
-      <w:bookmarkEnd w:id="24"/>
+      <w:bookmarkStart w:id="25" w:name="__RefHeading___Toc16092_1360963153"/>
+      <w:bookmarkEnd w:id="25"/>
       <w:r>
         <w:rPr>
           <w:rFonts w:eastAsia="Segoe UI" w:cs="Segoe UI"/>
@@ -12031,7 +13597,7 @@
           <w:color w:val="0F4761"/>
           <w:sz w:val="26"/>
         </w:rPr>
-        <w:t>10.2  Estimation method</w:t>
+        <w:t>11.2  Estimation method</w:t>
       </w:r>
     </w:p>
     <w:p>
@@ -12779,8 +14345,8 @@
         <w:pStyle w:val="Heading1"/>
         <w:rPr/>
       </w:pPr>
-      <w:bookmarkStart w:id="25" w:name="__RefHeading___Toc2599_681460460"/>
-      <w:bookmarkEnd w:id="25"/>
+      <w:bookmarkStart w:id="26" w:name="__RefHeading___Toc16094_1360963153"/>
+      <w:bookmarkEnd w:id="26"/>
       <w:r>
         <w:rPr>
           <w:rFonts w:eastAsia="Segoe UI" w:cs="Segoe UI" w:ascii="Segoe UI" w:hAnsi="Segoe UI"/>
@@ -12788,7 +14354,7 @@
           <w:color w:val="0F4761"/>
           <w:sz w:val="32"/>
         </w:rPr>
-        <w:t>11.  Optional services</w:t>
+        <w:t>12.  Optional services</w:t>
       </w:r>
     </w:p>
     <w:tbl>
@@ -12807,8 +14373,8 @@
         <w:tblLook w:val="04a0" w:noHBand="0" w:noVBand="1" w:firstColumn="1" w:lastRow="0" w:lastColumn="0" w:firstRow="1"/>
       </w:tblPr>
       <w:tblGrid>
-        <w:gridCol w:w="4410"/>
-        <w:gridCol w:w="4603"/>
+        <w:gridCol w:w="4507"/>
+        <w:gridCol w:w="4506"/>
       </w:tblGrid>
       <w:tr>
         <w:trPr>
@@ -12816,7 +14382,7 @@
         </w:trPr>
         <w:tc>
           <w:tcPr>
-            <w:tcW w:w="4410" w:type="dxa"/>
+            <w:tcW w:w="4507" w:type="dxa"/>
             <w:tcBorders>
               <w:top w:val="single" w:sz="4" w:space="0" w:color="BFC7D1"/>
               <w:left w:val="single" w:sz="4" w:space="0" w:color="BFC7D1"/>
@@ -12855,7 +14421,7 @@
         </w:tc>
         <w:tc>
           <w:tcPr>
-            <w:tcW w:w="4603" w:type="dxa"/>
+            <w:tcW w:w="4506" w:type="dxa"/>
             <w:tcBorders>
               <w:top w:val="single" w:sz="4" w:space="0" w:color="BFC7D1"/>
               <w:left w:val="single" w:sz="4" w:space="0" w:color="BFC7D1"/>
@@ -12897,7 +14463,7 @@
         <w:trPr/>
         <w:tc>
           <w:tcPr>
-            <w:tcW w:w="4410" w:type="dxa"/>
+            <w:tcW w:w="4507" w:type="dxa"/>
             <w:tcBorders>
               <w:top w:val="single" w:sz="4" w:space="0" w:color="BFC7D1"/>
               <w:left w:val="single" w:sz="4" w:space="0" w:color="BFC7D1"/>
@@ -12934,7 +14500,7 @@
         </w:tc>
         <w:tc>
           <w:tcPr>
-            <w:tcW w:w="4603" w:type="dxa"/>
+            <w:tcW w:w="4506" w:type="dxa"/>
             <w:tcBorders>
               <w:top w:val="single" w:sz="4" w:space="0" w:color="BFC7D1"/>
               <w:left w:val="single" w:sz="4" w:space="0" w:color="BFC7D1"/>
@@ -12974,7 +14540,7 @@
         <w:trPr/>
         <w:tc>
           <w:tcPr>
-            <w:tcW w:w="4410" w:type="dxa"/>
+            <w:tcW w:w="4507" w:type="dxa"/>
             <w:tcBorders>
               <w:top w:val="single" w:sz="4" w:space="0" w:color="BFC7D1"/>
               <w:left w:val="single" w:sz="4" w:space="0" w:color="BFC7D1"/>
@@ -13011,7 +14577,7 @@
         </w:tc>
         <w:tc>
           <w:tcPr>
-            <w:tcW w:w="4603" w:type="dxa"/>
+            <w:tcW w:w="4506" w:type="dxa"/>
             <w:tcBorders>
               <w:top w:val="single" w:sz="4" w:space="0" w:color="BFC7D1"/>
               <w:left w:val="single" w:sz="4" w:space="0" w:color="BFC7D1"/>
@@ -13051,7 +14617,7 @@
         <w:trPr/>
         <w:tc>
           <w:tcPr>
-            <w:tcW w:w="4410" w:type="dxa"/>
+            <w:tcW w:w="4507" w:type="dxa"/>
             <w:tcBorders>
               <w:top w:val="single" w:sz="4" w:space="0" w:color="BFC7D1"/>
               <w:left w:val="single" w:sz="4" w:space="0" w:color="BFC7D1"/>
@@ -13088,7 +14654,7 @@
         </w:tc>
         <w:tc>
           <w:tcPr>
-            <w:tcW w:w="4603" w:type="dxa"/>
+            <w:tcW w:w="4506" w:type="dxa"/>
             <w:tcBorders>
               <w:top w:val="single" w:sz="4" w:space="0" w:color="BFC7D1"/>
               <w:left w:val="single" w:sz="4" w:space="0" w:color="BFC7D1"/>
@@ -13128,7 +14694,7 @@
         <w:trPr/>
         <w:tc>
           <w:tcPr>
-            <w:tcW w:w="4410" w:type="dxa"/>
+            <w:tcW w:w="4507" w:type="dxa"/>
             <w:tcBorders>
               <w:top w:val="single" w:sz="4" w:space="0" w:color="BFC7D1"/>
               <w:left w:val="single" w:sz="4" w:space="0" w:color="BFC7D1"/>
@@ -13165,7 +14731,7 @@
         </w:tc>
         <w:tc>
           <w:tcPr>
-            <w:tcW w:w="4603" w:type="dxa"/>
+            <w:tcW w:w="4506" w:type="dxa"/>
             <w:tcBorders>
               <w:top w:val="single" w:sz="4" w:space="0" w:color="BFC7D1"/>
               <w:left w:val="single" w:sz="4" w:space="0" w:color="BFC7D1"/>
@@ -13205,44 +14771,44 @@
         <w:trPr/>
         <w:tc>
           <w:tcPr>
-            <w:tcW w:w="4410" w:type="dxa"/>
-            <w:tcBorders>
-              <w:top w:val="single" w:sz="4" w:space="0" w:color="BFC7D1"/>
-              <w:left w:val="single" w:sz="4" w:space="0" w:color="BFC7D1"/>
-              <w:bottom w:val="single" w:sz="4" w:space="0" w:color="BFC7D1"/>
-              <w:right w:val="single" w:sz="4" w:space="0" w:color="BFC7D1"/>
-            </w:tcBorders>
-          </w:tcPr>
-          <w:p>
-            <w:pPr>
-              <w:pStyle w:val="Normal"/>
-              <w:widowControl/>
-              <w:spacing w:lineRule="auto" w:line="240" w:before="0" w:after="20"/>
-              <w:jc w:val="left"/>
-              <w:rPr>
-                <w:rFonts w:ascii="Aptos" w:hAnsi="Aptos" w:eastAsia="ＭＳ 明朝" w:cs="Arial"/>
-                <w:kern w:val="0"/>
-                <w:sz w:val="24"/>
-                <w:szCs w:val="24"/>
-                <w:lang w:val="en-US" w:eastAsia="ja-JP" w:bidi="ar-SA"/>
-              </w:rPr>
-            </w:pPr>
-            <w:r>
-              <w:rPr>
-                <w:rFonts w:eastAsia="Segoe UI" w:cs="Segoe UI" w:ascii="Segoe UI" w:hAnsi="Segoe UI"/>
-                <w:color w:val="101820"/>
-                <w:kern w:val="0"/>
-                <w:sz w:val="18"/>
-                <w:szCs w:val="24"/>
-                <w:lang w:val="en-US" w:eastAsia="ja-JP" w:bidi="ar-SA"/>
-              </w:rPr>
-              <w:t>Additional integration, standard or complex</w:t>
-            </w:r>
-          </w:p>
-        </w:tc>
-        <w:tc>
-          <w:tcPr>
-            <w:tcW w:w="4603" w:type="dxa"/>
+            <w:tcW w:w="4507" w:type="dxa"/>
+            <w:tcBorders>
+              <w:top w:val="single" w:sz="4" w:space="0" w:color="BFC7D1"/>
+              <w:left w:val="single" w:sz="4" w:space="0" w:color="BFC7D1"/>
+              <w:bottom w:val="single" w:sz="4" w:space="0" w:color="BFC7D1"/>
+              <w:right w:val="single" w:sz="4" w:space="0" w:color="BFC7D1"/>
+            </w:tcBorders>
+          </w:tcPr>
+          <w:p>
+            <w:pPr>
+              <w:pStyle w:val="Normal"/>
+              <w:widowControl/>
+              <w:spacing w:lineRule="auto" w:line="240" w:before="0" w:after="20"/>
+              <w:jc w:val="left"/>
+              <w:rPr>
+                <w:rFonts w:ascii="Aptos" w:hAnsi="Aptos" w:eastAsia="ＭＳ 明朝" w:cs="Arial"/>
+                <w:kern w:val="0"/>
+                <w:sz w:val="24"/>
+                <w:szCs w:val="24"/>
+                <w:lang w:val="en-US" w:eastAsia="ja-JP" w:bidi="ar-SA"/>
+              </w:rPr>
+            </w:pPr>
+            <w:r>
+              <w:rPr>
+                <w:rFonts w:eastAsia="Segoe UI" w:cs="Segoe UI" w:ascii="Segoe UI" w:hAnsi="Segoe UI"/>
+                <w:color w:val="101820"/>
+                <w:kern w:val="0"/>
+                <w:sz w:val="18"/>
+                <w:szCs w:val="24"/>
+                <w:lang w:val="en-US" w:eastAsia="ja-JP" w:bidi="ar-SA"/>
+              </w:rPr>
+              <w:t>Additional integration, standard or complex (a new kind of interface)</w:t>
+            </w:r>
+          </w:p>
+        </w:tc>
+        <w:tc>
+          <w:tcPr>
+            <w:tcW w:w="4506" w:type="dxa"/>
             <w:tcBorders>
               <w:top w:val="single" w:sz="4" w:space="0" w:color="BFC7D1"/>
               <w:left w:val="single" w:sz="4" w:space="0" w:color="BFC7D1"/>
@@ -13282,75 +14848,75 @@
         <w:trPr/>
         <w:tc>
           <w:tcPr>
-            <w:tcW w:w="4410" w:type="dxa"/>
-            <w:tcBorders>
-              <w:top w:val="single" w:sz="4" w:space="0" w:color="BFC7D1"/>
-              <w:left w:val="single" w:sz="4" w:space="0" w:color="BFC7D1"/>
-              <w:bottom w:val="single" w:sz="4" w:space="0" w:color="BFC7D1"/>
-              <w:right w:val="single" w:sz="4" w:space="0" w:color="BFC7D1"/>
-            </w:tcBorders>
-          </w:tcPr>
-          <w:p>
-            <w:pPr>
-              <w:pStyle w:val="Normal"/>
-              <w:widowControl/>
-              <w:spacing w:lineRule="auto" w:line="240" w:before="0" w:after="20"/>
-              <w:jc w:val="left"/>
-              <w:rPr>
-                <w:rFonts w:ascii="Aptos" w:hAnsi="Aptos" w:eastAsia="ＭＳ 明朝" w:cs="Arial"/>
-                <w:kern w:val="0"/>
-                <w:sz w:val="24"/>
-                <w:szCs w:val="24"/>
-                <w:lang w:val="en-US" w:eastAsia="ja-JP" w:bidi="ar-SA"/>
-              </w:rPr>
-            </w:pPr>
-            <w:r>
-              <w:rPr>
-                <w:rFonts w:eastAsia="Segoe UI" w:cs="Segoe UI" w:ascii="Segoe UI" w:hAnsi="Segoe UI"/>
-                <w:color w:val="101820"/>
-                <w:kern w:val="0"/>
-                <w:sz w:val="18"/>
-                <w:szCs w:val="24"/>
-                <w:lang w:val="en-US" w:eastAsia="ja-JP" w:bidi="ar-SA"/>
-              </w:rPr>
-              <w:t>Additional line of business after go-live</w:t>
-            </w:r>
-          </w:p>
-        </w:tc>
-        <w:tc>
-          <w:tcPr>
-            <w:tcW w:w="4603" w:type="dxa"/>
-            <w:tcBorders>
-              <w:top w:val="single" w:sz="4" w:space="0" w:color="BFC7D1"/>
-              <w:left w:val="single" w:sz="4" w:space="0" w:color="BFC7D1"/>
-              <w:bottom w:val="single" w:sz="4" w:space="0" w:color="BFC7D1"/>
-              <w:right w:val="single" w:sz="4" w:space="0" w:color="BFC7D1"/>
-            </w:tcBorders>
-          </w:tcPr>
-          <w:p>
-            <w:pPr>
-              <w:pStyle w:val="Normal"/>
-              <w:widowControl/>
-              <w:spacing w:lineRule="auto" w:line="240" w:before="0" w:after="20"/>
-              <w:jc w:val="left"/>
-              <w:rPr>
-                <w:rFonts w:ascii="Aptos" w:hAnsi="Aptos" w:eastAsia="ＭＳ 明朝" w:cs="Arial"/>
-                <w:kern w:val="0"/>
-                <w:sz w:val="24"/>
-                <w:szCs w:val="24"/>
-                <w:lang w:val="en-US" w:eastAsia="ja-JP" w:bidi="ar-SA"/>
-              </w:rPr>
-            </w:pPr>
-            <w:r>
-              <w:rPr>
-                <w:rFonts w:eastAsia="Segoe UI" w:cs="Segoe UI" w:ascii="Segoe UI" w:hAnsi="Segoe UI"/>
-                <w:color w:val="101820"/>
-                <w:kern w:val="0"/>
-                <w:sz w:val="18"/>
-                <w:szCs w:val="24"/>
-                <w:lang w:val="en-US" w:eastAsia="ja-JP" w:bidi="ar-SA"/>
-              </w:rPr>
-              <w:t>PHP 100,000.00 per line</w:t>
+            <w:tcW w:w="4507" w:type="dxa"/>
+            <w:tcBorders>
+              <w:top w:val="single" w:sz="4" w:space="0" w:color="BFC7D1"/>
+              <w:left w:val="single" w:sz="4" w:space="0" w:color="BFC7D1"/>
+              <w:bottom w:val="single" w:sz="4" w:space="0" w:color="BFC7D1"/>
+              <w:right w:val="single" w:sz="4" w:space="0" w:color="BFC7D1"/>
+            </w:tcBorders>
+          </w:tcPr>
+          <w:p>
+            <w:pPr>
+              <w:pStyle w:val="Normal"/>
+              <w:widowControl/>
+              <w:spacing w:lineRule="auto" w:line="240" w:before="0" w:after="20"/>
+              <w:jc w:val="left"/>
+              <w:rPr>
+                <w:rFonts w:ascii="Aptos" w:hAnsi="Aptos" w:eastAsia="ＭＳ 明朝" w:cs="Arial"/>
+                <w:kern w:val="0"/>
+                <w:sz w:val="24"/>
+                <w:szCs w:val="24"/>
+                <w:lang w:val="en-US" w:eastAsia="ja-JP" w:bidi="ar-SA"/>
+              </w:rPr>
+            </w:pPr>
+            <w:r>
+              <w:rPr>
+                <w:rFonts w:eastAsia="Segoe UI" w:cs="Segoe UI" w:ascii="Segoe UI" w:hAnsi="Segoe UI"/>
+                <w:color w:val="101820"/>
+                <w:kern w:val="0"/>
+                <w:sz w:val="18"/>
+                <w:szCs w:val="24"/>
+                <w:lang w:val="en-US" w:eastAsia="ja-JP" w:bidi="ar-SA"/>
+              </w:rPr>
+              <w:t>Connector go-live with a partner (to confirm by management)</w:t>
+            </w:r>
+          </w:p>
+        </w:tc>
+        <w:tc>
+          <w:tcPr>
+            <w:tcW w:w="4506" w:type="dxa"/>
+            <w:tcBorders>
+              <w:top w:val="single" w:sz="4" w:space="0" w:color="BFC7D1"/>
+              <w:left w:val="single" w:sz="4" w:space="0" w:color="BFC7D1"/>
+              <w:bottom w:val="single" w:sz="4" w:space="0" w:color="BFC7D1"/>
+              <w:right w:val="single" w:sz="4" w:space="0" w:color="BFC7D1"/>
+            </w:tcBorders>
+          </w:tcPr>
+          <w:p>
+            <w:pPr>
+              <w:pStyle w:val="Normal"/>
+              <w:widowControl/>
+              <w:spacing w:lineRule="auto" w:line="240" w:before="0" w:after="20"/>
+              <w:jc w:val="left"/>
+              <w:rPr>
+                <w:rFonts w:ascii="Aptos" w:hAnsi="Aptos" w:eastAsia="ＭＳ 明朝" w:cs="Arial"/>
+                <w:kern w:val="0"/>
+                <w:sz w:val="24"/>
+                <w:szCs w:val="24"/>
+                <w:lang w:val="en-US" w:eastAsia="ja-JP" w:bidi="ar-SA"/>
+              </w:rPr>
+            </w:pPr>
+            <w:r>
+              <w:rPr>
+                <w:rFonts w:eastAsia="Segoe UI" w:cs="Segoe UI" w:ascii="Segoe UI" w:hAnsi="Segoe UI"/>
+                <w:color w:val="101820"/>
+                <w:kern w:val="0"/>
+                <w:sz w:val="18"/>
+                <w:szCs w:val="24"/>
+                <w:lang w:val="en-US" w:eastAsia="ja-JP" w:bidi="ar-SA"/>
+              </w:rPr>
+              <w:t>PHP 80,000.00 per connector</w:t>
             </w:r>
           </w:p>
         </w:tc>
@@ -13359,75 +14925,75 @@
         <w:trPr/>
         <w:tc>
           <w:tcPr>
-            <w:tcW w:w="4410" w:type="dxa"/>
-            <w:tcBorders>
-              <w:top w:val="single" w:sz="4" w:space="0" w:color="BFC7D1"/>
-              <w:left w:val="single" w:sz="4" w:space="0" w:color="BFC7D1"/>
-              <w:bottom w:val="single" w:sz="4" w:space="0" w:color="BFC7D1"/>
-              <w:right w:val="single" w:sz="4" w:space="0" w:color="BFC7D1"/>
-            </w:tcBorders>
-          </w:tcPr>
-          <w:p>
-            <w:pPr>
-              <w:pStyle w:val="Normal"/>
-              <w:widowControl/>
-              <w:spacing w:lineRule="auto" w:line="240" w:before="0" w:after="20"/>
-              <w:jc w:val="left"/>
-              <w:rPr>
-                <w:rFonts w:ascii="Aptos" w:hAnsi="Aptos" w:eastAsia="ＭＳ 明朝" w:cs="Arial"/>
-                <w:kern w:val="0"/>
-                <w:sz w:val="24"/>
-                <w:szCs w:val="24"/>
-                <w:lang w:val="en-US" w:eastAsia="ja-JP" w:bidi="ar-SA"/>
-              </w:rPr>
-            </w:pPr>
-            <w:r>
-              <w:rPr>
-                <w:rFonts w:eastAsia="Segoe UI" w:cs="Segoe UI" w:ascii="Segoe UI" w:hAnsi="Segoe UI"/>
-                <w:color w:val="101820"/>
-                <w:kern w:val="0"/>
-                <w:sz w:val="18"/>
-                <w:szCs w:val="24"/>
-                <w:lang w:val="en-US" w:eastAsia="ja-JP" w:bidi="ar-SA"/>
-              </w:rPr>
-              <w:t>On-site day in Metro Manila</w:t>
-            </w:r>
-          </w:p>
-        </w:tc>
-        <w:tc>
-          <w:tcPr>
-            <w:tcW w:w="4603" w:type="dxa"/>
-            <w:tcBorders>
-              <w:top w:val="single" w:sz="4" w:space="0" w:color="BFC7D1"/>
-              <w:left w:val="single" w:sz="4" w:space="0" w:color="BFC7D1"/>
-              <w:bottom w:val="single" w:sz="4" w:space="0" w:color="BFC7D1"/>
-              <w:right w:val="single" w:sz="4" w:space="0" w:color="BFC7D1"/>
-            </w:tcBorders>
-          </w:tcPr>
-          <w:p>
-            <w:pPr>
-              <w:pStyle w:val="Normal"/>
-              <w:widowControl/>
-              <w:spacing w:lineRule="auto" w:line="240" w:before="0" w:after="20"/>
-              <w:jc w:val="left"/>
-              <w:rPr>
-                <w:rFonts w:ascii="Aptos" w:hAnsi="Aptos" w:eastAsia="ＭＳ 明朝" w:cs="Arial"/>
-                <w:kern w:val="0"/>
-                <w:sz w:val="24"/>
-                <w:szCs w:val="24"/>
-                <w:lang w:val="en-US" w:eastAsia="ja-JP" w:bidi="ar-SA"/>
-              </w:rPr>
-            </w:pPr>
-            <w:r>
-              <w:rPr>
-                <w:rFonts w:eastAsia="Segoe UI" w:cs="Segoe UI" w:ascii="Segoe UI" w:hAnsi="Segoe UI"/>
-                <w:color w:val="101820"/>
-                <w:kern w:val="0"/>
-                <w:sz w:val="18"/>
-                <w:szCs w:val="24"/>
-                <w:lang w:val="en-US" w:eastAsia="ja-JP" w:bidi="ar-SA"/>
-              </w:rPr>
-              <w:t>PHP 20,000.00 per consultant day</w:t>
+            <w:tcW w:w="4507" w:type="dxa"/>
+            <w:tcBorders>
+              <w:top w:val="single" w:sz="4" w:space="0" w:color="BFC7D1"/>
+              <w:left w:val="single" w:sz="4" w:space="0" w:color="BFC7D1"/>
+              <w:bottom w:val="single" w:sz="4" w:space="0" w:color="BFC7D1"/>
+              <w:right w:val="single" w:sz="4" w:space="0" w:color="BFC7D1"/>
+            </w:tcBorders>
+          </w:tcPr>
+          <w:p>
+            <w:pPr>
+              <w:pStyle w:val="Normal"/>
+              <w:widowControl/>
+              <w:spacing w:lineRule="auto" w:line="240" w:before="0" w:after="20"/>
+              <w:jc w:val="left"/>
+              <w:rPr>
+                <w:rFonts w:ascii="Aptos" w:hAnsi="Aptos" w:eastAsia="ＭＳ 明朝" w:cs="Arial"/>
+                <w:kern w:val="0"/>
+                <w:sz w:val="24"/>
+                <w:szCs w:val="24"/>
+                <w:lang w:val="en-US" w:eastAsia="ja-JP" w:bidi="ar-SA"/>
+              </w:rPr>
+            </w:pPr>
+            <w:r>
+              <w:rPr>
+                <w:rFonts w:eastAsia="Segoe UI" w:cs="Segoe UI" w:ascii="Segoe UI" w:hAnsi="Segoe UI"/>
+                <w:color w:val="101820"/>
+                <w:kern w:val="0"/>
+                <w:sz w:val="18"/>
+                <w:szCs w:val="24"/>
+                <w:lang w:val="en-US" w:eastAsia="ja-JP" w:bidi="ar-SA"/>
+              </w:rPr>
+              <w:t>Activation of the AML/CFT toolkit, IC compliance registers, BIR pack (to confirm by management)</w:t>
+            </w:r>
+          </w:p>
+        </w:tc>
+        <w:tc>
+          <w:tcPr>
+            <w:tcW w:w="4506" w:type="dxa"/>
+            <w:tcBorders>
+              <w:top w:val="single" w:sz="4" w:space="0" w:color="BFC7D1"/>
+              <w:left w:val="single" w:sz="4" w:space="0" w:color="BFC7D1"/>
+              <w:bottom w:val="single" w:sz="4" w:space="0" w:color="BFC7D1"/>
+              <w:right w:val="single" w:sz="4" w:space="0" w:color="BFC7D1"/>
+            </w:tcBorders>
+          </w:tcPr>
+          <w:p>
+            <w:pPr>
+              <w:pStyle w:val="Normal"/>
+              <w:widowControl/>
+              <w:spacing w:lineRule="auto" w:line="240" w:before="0" w:after="20"/>
+              <w:jc w:val="left"/>
+              <w:rPr>
+                <w:rFonts w:ascii="Aptos" w:hAnsi="Aptos" w:eastAsia="ＭＳ 明朝" w:cs="Arial"/>
+                <w:kern w:val="0"/>
+                <w:sz w:val="24"/>
+                <w:szCs w:val="24"/>
+                <w:lang w:val="en-US" w:eastAsia="ja-JP" w:bidi="ar-SA"/>
+              </w:rPr>
+            </w:pPr>
+            <w:r>
+              <w:rPr>
+                <w:rFonts w:eastAsia="Segoe UI" w:cs="Segoe UI" w:ascii="Segoe UI" w:hAnsi="Segoe UI"/>
+                <w:color w:val="101820"/>
+                <w:kern w:val="0"/>
+                <w:sz w:val="18"/>
+                <w:szCs w:val="24"/>
+                <w:lang w:val="en-US" w:eastAsia="ja-JP" w:bidi="ar-SA"/>
+              </w:rPr>
+              <w:t>PHP 130,000.00, PHP 100,000.00, PHP 130,000.00</w:t>
             </w:r>
           </w:p>
         </w:tc>
@@ -13436,7 +15002,238 @@
         <w:trPr/>
         <w:tc>
           <w:tcPr>
-            <w:tcW w:w="4410" w:type="dxa"/>
+            <w:tcW w:w="4507" w:type="dxa"/>
+            <w:tcBorders>
+              <w:top w:val="single" w:sz="4" w:space="0" w:color="BFC7D1"/>
+              <w:left w:val="single" w:sz="4" w:space="0" w:color="BFC7D1"/>
+              <w:bottom w:val="single" w:sz="4" w:space="0" w:color="BFC7D1"/>
+              <w:right w:val="single" w:sz="4" w:space="0" w:color="BFC7D1"/>
+            </w:tcBorders>
+          </w:tcPr>
+          <w:p>
+            <w:pPr>
+              <w:pStyle w:val="Normal"/>
+              <w:widowControl/>
+              <w:spacing w:lineRule="auto" w:line="240" w:before="0" w:after="20"/>
+              <w:jc w:val="left"/>
+              <w:rPr>
+                <w:rFonts w:ascii="Aptos" w:hAnsi="Aptos" w:eastAsia="ＭＳ 明朝" w:cs="Arial"/>
+                <w:kern w:val="0"/>
+                <w:sz w:val="24"/>
+                <w:szCs w:val="24"/>
+                <w:lang w:val="en-US" w:eastAsia="ja-JP" w:bidi="ar-SA"/>
+              </w:rPr>
+            </w:pPr>
+            <w:r>
+              <w:rPr>
+                <w:rFonts w:eastAsia="Segoe UI" w:cs="Segoe UI" w:ascii="Segoe UI" w:hAnsi="Segoe UI"/>
+                <w:color w:val="101820"/>
+                <w:kern w:val="0"/>
+                <w:sz w:val="18"/>
+                <w:szCs w:val="24"/>
+                <w:lang w:val="en-US" w:eastAsia="ja-JP" w:bidi="ar-SA"/>
+              </w:rPr>
+              <w:t>Dealer programme set-up; client brand pack (to confirm by management)</w:t>
+            </w:r>
+          </w:p>
+        </w:tc>
+        <w:tc>
+          <w:tcPr>
+            <w:tcW w:w="4506" w:type="dxa"/>
+            <w:tcBorders>
+              <w:top w:val="single" w:sz="4" w:space="0" w:color="BFC7D1"/>
+              <w:left w:val="single" w:sz="4" w:space="0" w:color="BFC7D1"/>
+              <w:bottom w:val="single" w:sz="4" w:space="0" w:color="BFC7D1"/>
+              <w:right w:val="single" w:sz="4" w:space="0" w:color="BFC7D1"/>
+            </w:tcBorders>
+          </w:tcPr>
+          <w:p>
+            <w:pPr>
+              <w:pStyle w:val="Normal"/>
+              <w:widowControl/>
+              <w:spacing w:lineRule="auto" w:line="240" w:before="0" w:after="20"/>
+              <w:jc w:val="left"/>
+              <w:rPr>
+                <w:rFonts w:ascii="Aptos" w:hAnsi="Aptos" w:eastAsia="ＭＳ 明朝" w:cs="Arial"/>
+                <w:kern w:val="0"/>
+                <w:sz w:val="24"/>
+                <w:szCs w:val="24"/>
+                <w:lang w:val="en-US" w:eastAsia="ja-JP" w:bidi="ar-SA"/>
+              </w:rPr>
+            </w:pPr>
+            <w:r>
+              <w:rPr>
+                <w:rFonts w:eastAsia="Segoe UI" w:cs="Segoe UI" w:ascii="Segoe UI" w:hAnsi="Segoe UI"/>
+                <w:color w:val="101820"/>
+                <w:kern w:val="0"/>
+                <w:sz w:val="18"/>
+                <w:szCs w:val="24"/>
+                <w:lang w:val="en-US" w:eastAsia="ja-JP" w:bidi="ar-SA"/>
+              </w:rPr>
+              <w:t>PHP 50,000.00 per programme; PHP 30,000.00 per pack</w:t>
+            </w:r>
+          </w:p>
+        </w:tc>
+      </w:tr>
+      <w:tr>
+        <w:trPr/>
+        <w:tc>
+          <w:tcPr>
+            <w:tcW w:w="4507" w:type="dxa"/>
+            <w:tcBorders>
+              <w:top w:val="single" w:sz="4" w:space="0" w:color="BFC7D1"/>
+              <w:left w:val="single" w:sz="4" w:space="0" w:color="BFC7D1"/>
+              <w:bottom w:val="single" w:sz="4" w:space="0" w:color="BFC7D1"/>
+              <w:right w:val="single" w:sz="4" w:space="0" w:color="BFC7D1"/>
+            </w:tcBorders>
+          </w:tcPr>
+          <w:p>
+            <w:pPr>
+              <w:pStyle w:val="Normal"/>
+              <w:widowControl/>
+              <w:spacing w:lineRule="auto" w:line="240" w:before="0" w:after="20"/>
+              <w:jc w:val="left"/>
+              <w:rPr>
+                <w:rFonts w:ascii="Aptos" w:hAnsi="Aptos" w:eastAsia="ＭＳ 明朝" w:cs="Arial"/>
+                <w:kern w:val="0"/>
+                <w:sz w:val="24"/>
+                <w:szCs w:val="24"/>
+                <w:lang w:val="en-US" w:eastAsia="ja-JP" w:bidi="ar-SA"/>
+              </w:rPr>
+            </w:pPr>
+            <w:r>
+              <w:rPr>
+                <w:rFonts w:eastAsia="Segoe UI" w:cs="Segoe UI" w:ascii="Segoe UI" w:hAnsi="Segoe UI"/>
+                <w:color w:val="101820"/>
+                <w:kern w:val="0"/>
+                <w:sz w:val="18"/>
+                <w:szCs w:val="24"/>
+                <w:lang w:val="en-US" w:eastAsia="ja-JP" w:bidi="ar-SA"/>
+              </w:rPr>
+              <w:t>Additional line of business after go-live</w:t>
+            </w:r>
+          </w:p>
+        </w:tc>
+        <w:tc>
+          <w:tcPr>
+            <w:tcW w:w="4506" w:type="dxa"/>
+            <w:tcBorders>
+              <w:top w:val="single" w:sz="4" w:space="0" w:color="BFC7D1"/>
+              <w:left w:val="single" w:sz="4" w:space="0" w:color="BFC7D1"/>
+              <w:bottom w:val="single" w:sz="4" w:space="0" w:color="BFC7D1"/>
+              <w:right w:val="single" w:sz="4" w:space="0" w:color="BFC7D1"/>
+            </w:tcBorders>
+          </w:tcPr>
+          <w:p>
+            <w:pPr>
+              <w:pStyle w:val="Normal"/>
+              <w:widowControl/>
+              <w:spacing w:lineRule="auto" w:line="240" w:before="0" w:after="20"/>
+              <w:jc w:val="left"/>
+              <w:rPr>
+                <w:rFonts w:ascii="Aptos" w:hAnsi="Aptos" w:eastAsia="ＭＳ 明朝" w:cs="Arial"/>
+                <w:kern w:val="0"/>
+                <w:sz w:val="24"/>
+                <w:szCs w:val="24"/>
+                <w:lang w:val="en-US" w:eastAsia="ja-JP" w:bidi="ar-SA"/>
+              </w:rPr>
+            </w:pPr>
+            <w:r>
+              <w:rPr>
+                <w:rFonts w:eastAsia="Segoe UI" w:cs="Segoe UI" w:ascii="Segoe UI" w:hAnsi="Segoe UI"/>
+                <w:color w:val="101820"/>
+                <w:kern w:val="0"/>
+                <w:sz w:val="18"/>
+                <w:szCs w:val="24"/>
+                <w:lang w:val="en-US" w:eastAsia="ja-JP" w:bidi="ar-SA"/>
+              </w:rPr>
+              <w:t>PHP 100,000.00 per line</w:t>
+            </w:r>
+          </w:p>
+        </w:tc>
+      </w:tr>
+      <w:tr>
+        <w:trPr/>
+        <w:tc>
+          <w:tcPr>
+            <w:tcW w:w="4507" w:type="dxa"/>
+            <w:tcBorders>
+              <w:top w:val="single" w:sz="4" w:space="0" w:color="BFC7D1"/>
+              <w:left w:val="single" w:sz="4" w:space="0" w:color="BFC7D1"/>
+              <w:bottom w:val="single" w:sz="4" w:space="0" w:color="BFC7D1"/>
+              <w:right w:val="single" w:sz="4" w:space="0" w:color="BFC7D1"/>
+            </w:tcBorders>
+          </w:tcPr>
+          <w:p>
+            <w:pPr>
+              <w:pStyle w:val="Normal"/>
+              <w:widowControl/>
+              <w:spacing w:lineRule="auto" w:line="240" w:before="0" w:after="20"/>
+              <w:jc w:val="left"/>
+              <w:rPr>
+                <w:rFonts w:ascii="Aptos" w:hAnsi="Aptos" w:eastAsia="ＭＳ 明朝" w:cs="Arial"/>
+                <w:kern w:val="0"/>
+                <w:sz w:val="24"/>
+                <w:szCs w:val="24"/>
+                <w:lang w:val="en-US" w:eastAsia="ja-JP" w:bidi="ar-SA"/>
+              </w:rPr>
+            </w:pPr>
+            <w:r>
+              <w:rPr>
+                <w:rFonts w:eastAsia="Segoe UI" w:cs="Segoe UI" w:ascii="Segoe UI" w:hAnsi="Segoe UI"/>
+                <w:color w:val="101820"/>
+                <w:kern w:val="0"/>
+                <w:sz w:val="18"/>
+                <w:szCs w:val="24"/>
+                <w:lang w:val="en-US" w:eastAsia="ja-JP" w:bidi="ar-SA"/>
+              </w:rPr>
+              <w:t>On-site day in Metro Manila</w:t>
+            </w:r>
+          </w:p>
+        </w:tc>
+        <w:tc>
+          <w:tcPr>
+            <w:tcW w:w="4506" w:type="dxa"/>
+            <w:tcBorders>
+              <w:top w:val="single" w:sz="4" w:space="0" w:color="BFC7D1"/>
+              <w:left w:val="single" w:sz="4" w:space="0" w:color="BFC7D1"/>
+              <w:bottom w:val="single" w:sz="4" w:space="0" w:color="BFC7D1"/>
+              <w:right w:val="single" w:sz="4" w:space="0" w:color="BFC7D1"/>
+            </w:tcBorders>
+          </w:tcPr>
+          <w:p>
+            <w:pPr>
+              <w:pStyle w:val="Normal"/>
+              <w:widowControl/>
+              <w:spacing w:lineRule="auto" w:line="240" w:before="0" w:after="20"/>
+              <w:jc w:val="left"/>
+              <w:rPr>
+                <w:rFonts w:ascii="Aptos" w:hAnsi="Aptos" w:eastAsia="ＭＳ 明朝" w:cs="Arial"/>
+                <w:kern w:val="0"/>
+                <w:sz w:val="24"/>
+                <w:szCs w:val="24"/>
+                <w:lang w:val="en-US" w:eastAsia="ja-JP" w:bidi="ar-SA"/>
+              </w:rPr>
+            </w:pPr>
+            <w:r>
+              <w:rPr>
+                <w:rFonts w:eastAsia="Segoe UI" w:cs="Segoe UI" w:ascii="Segoe UI" w:hAnsi="Segoe UI"/>
+                <w:color w:val="101820"/>
+                <w:kern w:val="0"/>
+                <w:sz w:val="18"/>
+                <w:szCs w:val="24"/>
+                <w:lang w:val="en-US" w:eastAsia="ja-JP" w:bidi="ar-SA"/>
+              </w:rPr>
+              <w:t>PHP 20,000.00 per consultant day</w:t>
+            </w:r>
+          </w:p>
+        </w:tc>
+      </w:tr>
+      <w:tr>
+        <w:trPr/>
+        <w:tc>
+          <w:tcPr>
+            <w:tcW w:w="4507" w:type="dxa"/>
             <w:tcBorders>
               <w:top w:val="single" w:sz="4" w:space="0" w:color="BFC7D1"/>
               <w:left w:val="single" w:sz="4" w:space="0" w:color="BFC7D1"/>
@@ -13473,7 +15270,7 @@
         </w:tc>
         <w:tc>
           <w:tcPr>
-            <w:tcW w:w="4603" w:type="dxa"/>
+            <w:tcW w:w="4506" w:type="dxa"/>
             <w:tcBorders>
               <w:top w:val="single" w:sz="4" w:space="0" w:color="BFC7D1"/>
               <w:left w:val="single" w:sz="4" w:space="0" w:color="BFC7D1"/>
@@ -13543,8 +15340,8 @@
         <w:pStyle w:val="Heading1"/>
         <w:rPr/>
       </w:pPr>
-      <w:bookmarkStart w:id="26" w:name="__RefHeading___Toc2601_681460460"/>
-      <w:bookmarkEnd w:id="26"/>
+      <w:bookmarkStart w:id="27" w:name="__RefHeading___Toc16096_1360963153"/>
+      <w:bookmarkEnd w:id="27"/>
       <w:r>
         <w:rPr>
           <w:rFonts w:eastAsia="Segoe UI" w:cs="Segoe UI" w:ascii="Segoe UI" w:hAnsi="Segoe UI"/>
@@ -13552,7 +15349,7 @@
           <w:color w:val="0F4761"/>
           <w:sz w:val="32"/>
         </w:rPr>
-        <w:t>12.  Sample quotes</w:t>
+        <w:t>13.  Sample quotes</w:t>
       </w:r>
     </w:p>
     <w:p>
@@ -14239,8 +16036,8 @@
         <w:pStyle w:val="Heading1"/>
         <w:rPr/>
       </w:pPr>
-      <w:bookmarkStart w:id="27" w:name="__RefHeading___Toc2603_681460460"/>
-      <w:bookmarkEnd w:id="27"/>
+      <w:bookmarkStart w:id="28" w:name="__RefHeading___Toc16098_1360963153"/>
+      <w:bookmarkEnd w:id="28"/>
       <w:r>
         <w:rPr>
           <w:rFonts w:eastAsia="Segoe UI" w:cs="Segoe UI" w:ascii="Segoe UI" w:hAnsi="Segoe UI"/>
@@ -14248,7 +16045,7 @@
           <w:color w:val="0F4761"/>
           <w:sz w:val="32"/>
         </w:rPr>
-        <w:t>13.  Payment terms</w:t>
+        <w:t>14.  Payment terms</w:t>
       </w:r>
     </w:p>
     <w:tbl>
@@ -14926,8 +16723,8 @@
         <w:pStyle w:val="Heading1"/>
         <w:rPr/>
       </w:pPr>
-      <w:bookmarkStart w:id="28" w:name="__RefHeading___Toc2605_681460460"/>
-      <w:bookmarkEnd w:id="28"/>
+      <w:bookmarkStart w:id="29" w:name="__RefHeading___Toc16100_1360963153"/>
+      <w:bookmarkEnd w:id="29"/>
       <w:r>
         <w:rPr>
           <w:rFonts w:eastAsia="Segoe UI" w:cs="Segoe UI" w:ascii="Segoe UI" w:hAnsi="Segoe UI"/>
@@ -14935,7 +16732,7 @@
           <w:color w:val="0F4761"/>
           <w:sz w:val="32"/>
         </w:rPr>
-        <w:t>14.  Taxes</w:t>
+        <w:t>15.  Taxes</w:t>
       </w:r>
     </w:p>
     <w:p>
@@ -15003,8 +16800,8 @@
         <w:pStyle w:val="Heading1"/>
         <w:rPr/>
       </w:pPr>
-      <w:bookmarkStart w:id="29" w:name="__RefHeading___Toc2607_681460460"/>
-      <w:bookmarkEnd w:id="29"/>
+      <w:bookmarkStart w:id="30" w:name="__RefHeading___Toc16102_1360963153"/>
+      <w:bookmarkEnd w:id="30"/>
       <w:r>
         <w:rPr>
           <w:rFonts w:eastAsia="Segoe UI" w:cs="Segoe UI" w:ascii="Segoe UI" w:hAnsi="Segoe UI"/>
@@ -15012,7 +16809,7 @@
           <w:color w:val="0F4761"/>
           <w:sz w:val="32"/>
         </w:rPr>
-        <w:t>15.  Validity and assumptions</w:t>
+        <w:t>16.  Validity and assumptions</w:t>
       </w:r>
     </w:p>
     <w:p>
@@ -15137,8 +16934,8 @@
         <w:pStyle w:val="Heading1"/>
         <w:rPr/>
       </w:pPr>
-      <w:bookmarkStart w:id="30" w:name="__RefHeading___Toc2609_681460460"/>
-      <w:bookmarkEnd w:id="30"/>
+      <w:bookmarkStart w:id="31" w:name="__RefHeading___Toc16104_1360963153"/>
+      <w:bookmarkEnd w:id="31"/>
       <w:r>
         <w:rPr>
           <w:rFonts w:eastAsia="Segoe UI" w:cs="Segoe UI" w:ascii="Segoe UI" w:hAnsi="Segoe UI"/>
@@ -15146,7 +16943,7 @@
           <w:color w:val="0F4761"/>
           <w:sz w:val="32"/>
         </w:rPr>
-        <w:t>16.  Recommendation</w:t>
+        <w:t>17.  Recommendation</w:t>
       </w:r>
     </w:p>
     <w:p>
@@ -15247,9 +17044,9 @@
           <w:spacing w:val="0"/>
         </w:rPr>
       </w:pPr>
-      <w:bookmarkStart w:id="31" w:name="__RefHeading___Toc2611_681460460"/>
-      <w:bookmarkStart w:id="32" w:name="_Toc233203395"/>
-      <w:bookmarkEnd w:id="31"/>
+      <w:bookmarkStart w:id="32" w:name="__RefHeading___Toc16106_1360963153"/>
+      <w:bookmarkStart w:id="33" w:name="_Toc233203395"/>
+      <w:bookmarkEnd w:id="32"/>
       <w:r>
         <w:rPr>
           <w:rStyle w:val="BookTitle"/>
@@ -15258,9 +17055,9 @@
           <w:iCs w:val="false"/>
           <w:spacing w:val="0"/>
         </w:rPr>
-        <w:t>17.  Document Sign-Off</w:t>
+        <w:t>18.  Document Sign-Off</w:t>
       </w:r>
-      <w:bookmarkEnd w:id="32"/>
+      <w:bookmarkEnd w:id="33"/>
     </w:p>
     <w:p>
       <w:pPr>
@@ -17005,7 +18802,7 @@
       <w:r>
         <w:rPr/>
         <w:drawing>
-          <wp:anchor behindDoc="1" distT="0" distB="0" distL="0" distR="0" simplePos="0" locked="0" layoutInCell="0" allowOverlap="1" relativeHeight="21">
+          <wp:anchor behindDoc="1" distT="0" distB="0" distL="0" distR="0" simplePos="0" locked="0" layoutInCell="0" allowOverlap="1" relativeHeight="22">
             <wp:simplePos x="0" y="0"/>
             <wp:positionH relativeFrom="margin">
               <wp:align>center</wp:align>
@@ -17076,7 +18873,7 @@
     <w:r>
       <w:rPr/>
       <w:drawing>
-        <wp:anchor behindDoc="1" distT="0" distB="0" distL="0" distR="0" simplePos="0" locked="0" layoutInCell="0" allowOverlap="1" relativeHeight="20">
+        <wp:anchor behindDoc="1" distT="0" distB="0" distL="0" distR="0" simplePos="0" locked="0" layoutInCell="0" allowOverlap="1" relativeHeight="21">
           <wp:simplePos x="0" y="0"/>
           <wp:positionH relativeFrom="page">
             <wp:align>left</wp:align>
@@ -17135,7 +18932,7 @@
     <w:r>
       <w:rPr/>
       <w:drawing>
-        <wp:anchor behindDoc="1" distT="0" distB="0" distL="0" distR="0" simplePos="0" locked="0" layoutInCell="0" allowOverlap="1" relativeHeight="20">
+        <wp:anchor behindDoc="1" distT="0" distB="0" distL="0" distR="0" simplePos="0" locked="0" layoutInCell="0" allowOverlap="1" relativeHeight="21">
           <wp:simplePos x="0" y="0"/>
           <wp:positionH relativeFrom="page">
             <wp:align>left</wp:align>

--- a/docs/package/02_Commercials/BrokerVerse_Commercial_Proposal_Note.docx
+++ b/docs/package/02_Commercials/BrokerVerse_Commercial_Proposal_Note.docx
@@ -10,7 +10,7 @@
       <w:r>
         <w:rPr/>
         <w:drawing>
-          <wp:anchor behindDoc="1" distT="0" distB="0" distL="0" distR="0" simplePos="0" locked="0" layoutInCell="0" allowOverlap="1" relativeHeight="23">
+          <wp:anchor behindDoc="1" distT="0" distB="0" distL="0" distR="0" simplePos="0" locked="0" layoutInCell="0" allowOverlap="1" relativeHeight="26">
             <wp:simplePos x="0" y="0"/>
             <wp:positionH relativeFrom="margin">
               <wp:posOffset>-914400</wp:posOffset>
@@ -55,7 +55,7 @@
           </wp:anchor>
         </w:drawing>
         <w:drawing>
-          <wp:anchor behindDoc="1" distT="0" distB="0" distL="0" distR="0" simplePos="0" locked="0" layoutInCell="0" allowOverlap="1" relativeHeight="34">
+          <wp:anchor behindDoc="1" distT="0" distB="0" distL="0" distR="0" simplePos="0" locked="0" layoutInCell="0" allowOverlap="1" relativeHeight="37">
             <wp:simplePos x="0" y="0"/>
             <wp:positionH relativeFrom="margin">
               <wp:align>center</wp:align>
@@ -111,7 +111,7 @@
         <mc:AlternateContent>
           <mc:Choice Requires="wps">
             <w:drawing>
-              <wp:anchor behindDoc="0" distT="45720" distB="45720" distL="114300" distR="114300" simplePos="0" locked="0" layoutInCell="0" allowOverlap="1" relativeHeight="24" wp14:anchorId="3D43415C">
+              <wp:anchor behindDoc="0" distT="45720" distB="45720" distL="114300" distR="114300" simplePos="0" locked="0" layoutInCell="0" allowOverlap="1" relativeHeight="27" wp14:anchorId="3D43415C">
                 <wp:simplePos x="0" y="0"/>
                 <wp:positionH relativeFrom="page">
                   <wp:posOffset>194310</wp:posOffset>
@@ -226,7 +226,7 @@
         <mc:AlternateContent>
           <mc:Choice Requires="wps">
             <w:drawing>
-              <wp:anchor behindDoc="0" distT="45720" distB="45720" distL="113030" distR="114935" simplePos="0" locked="0" layoutInCell="0" allowOverlap="1" relativeHeight="26" wp14:anchorId="58C23128">
+              <wp:anchor behindDoc="0" distT="45720" distB="45720" distL="113030" distR="114935" simplePos="0" locked="0" layoutInCell="0" allowOverlap="1" relativeHeight="29" wp14:anchorId="58C23128">
                 <wp:simplePos x="0" y="0"/>
                 <wp:positionH relativeFrom="page">
                   <wp:posOffset>3094990</wp:posOffset>
@@ -341,7 +341,7 @@
         <mc:AlternateContent>
           <mc:Choice Requires="wps">
             <w:drawing>
-              <wp:anchor behindDoc="0" distT="45720" distB="45720" distL="114300" distR="113665" simplePos="0" locked="0" layoutInCell="0" allowOverlap="1" relativeHeight="28" wp14:anchorId="1BF25123">
+              <wp:anchor behindDoc="0" distT="45720" distB="45720" distL="114300" distR="113665" simplePos="0" locked="0" layoutInCell="0" allowOverlap="1" relativeHeight="31" wp14:anchorId="1BF25123">
                 <wp:simplePos x="0" y="0"/>
                 <wp:positionH relativeFrom="page">
                   <wp:posOffset>4992370</wp:posOffset>
@@ -456,7 +456,7 @@
         <mc:AlternateContent>
           <mc:Choice Requires="wps">
             <w:drawing>
-              <wp:anchor behindDoc="0" distT="45720" distB="46355" distL="114300" distR="114300" simplePos="0" locked="0" layoutInCell="0" allowOverlap="1" relativeHeight="30" wp14:anchorId="01DE2BF4">
+              <wp:anchor behindDoc="0" distT="45720" distB="46355" distL="114300" distR="114300" simplePos="0" locked="0" layoutInCell="0" allowOverlap="1" relativeHeight="33" wp14:anchorId="01DE2BF4">
                 <wp:simplePos x="0" y="0"/>
                 <wp:positionH relativeFrom="margin">
                   <wp:align>center</wp:align>
@@ -601,7 +601,7 @@
         <mc:AlternateContent>
           <mc:Choice Requires="wps">
             <w:drawing>
-              <wp:anchor behindDoc="0" distT="45720" distB="50800" distL="114300" distR="114300" simplePos="0" locked="0" layoutInCell="0" allowOverlap="1" relativeHeight="32" wp14:anchorId="204C02CC">
+              <wp:anchor behindDoc="0" distT="45720" distB="50800" distL="114300" distR="114300" simplePos="0" locked="0" layoutInCell="0" allowOverlap="1" relativeHeight="35" wp14:anchorId="204C02CC">
                 <wp:simplePos x="0" y="0"/>
                 <wp:positionH relativeFrom="margin">
                   <wp:align>center</wp:align>
@@ -789,7 +789,7 @@
             </w:rPr>
             <w:fldChar w:fldCharType="separate"/>
           </w:r>
-          <w:hyperlink w:anchor="__RefHeading___Toc16050_1360963153">
+          <w:hyperlink w:anchor="__RefHeading___Toc9641_2842061002">
             <w:r>
               <w:rPr>
                 <w:webHidden/>
@@ -824,7 +824,7 @@
             </w:tabs>
             <w:rPr/>
           </w:pPr>
-          <w:hyperlink w:anchor="__RefHeading___Toc16052_1360963153">
+          <w:hyperlink w:anchor="__RefHeading___Toc9643_2842061002">
             <w:r>
               <w:rPr>
                 <w:webHidden/>
@@ -853,7 +853,7 @@
             </w:tabs>
             <w:rPr/>
           </w:pPr>
-          <w:hyperlink w:anchor="__RefHeading___Toc16054_1360963153">
+          <w:hyperlink w:anchor="__RefHeading___Toc9645_2842061002">
             <w:r>
               <w:rPr>
                 <w:webHidden/>
@@ -875,7 +875,7 @@
             </w:tabs>
             <w:rPr/>
           </w:pPr>
-          <w:hyperlink w:anchor="__RefHeading___Toc16056_1360963153">
+          <w:hyperlink w:anchor="__RefHeading___Toc9647_2842061002">
             <w:r>
               <w:rPr>
                 <w:webHidden/>
@@ -883,7 +883,7 @@
               </w:rPr>
               <w:t>4. Market context</w:t>
               <w:tab/>
-              <w:t>5</w:t>
+              <w:t>6</w:t>
             </w:r>
           </w:hyperlink>
         </w:p>
@@ -897,7 +897,7 @@
             </w:tabs>
             <w:rPr/>
           </w:pPr>
-          <w:hyperlink w:anchor="__RefHeading___Toc16058_1360963153">
+          <w:hyperlink w:anchor="__RefHeading___Toc9649_2842061002">
             <w:r>
               <w:rPr>
                 <w:webHidden/>
@@ -905,7 +905,7 @@
               </w:rPr>
               <w:t>4.1 The Philippine broker market</w:t>
               <w:tab/>
-              <w:t>5</w:t>
+              <w:t>6</w:t>
             </w:r>
           </w:hyperlink>
         </w:p>
@@ -919,7 +919,7 @@
             </w:tabs>
             <w:rPr/>
           </w:pPr>
-          <w:hyperlink w:anchor="__RefHeading___Toc16060_1360963153">
+          <w:hyperlink w:anchor="__RefHeading___Toc9651_2842061002">
             <w:r>
               <w:rPr>
                 <w:webHidden/>
@@ -927,7 +927,7 @@
               </w:rPr>
               <w:t>4.2 What the insurer ranking suggests</w:t>
               <w:tab/>
-              <w:t>5</w:t>
+              <w:t>6</w:t>
             </w:r>
           </w:hyperlink>
         </w:p>
@@ -941,7 +941,7 @@
             </w:tabs>
             <w:rPr/>
           </w:pPr>
-          <w:hyperlink w:anchor="__RefHeading___Toc16062_1360963153">
+          <w:hyperlink w:anchor="__RefHeading___Toc9653_2842061002">
             <w:r>
               <w:rPr>
                 <w:webHidden/>
@@ -949,7 +949,7 @@
               </w:rPr>
               <w:t>4.3 Affordability</w:t>
               <w:tab/>
-              <w:t>5</w:t>
+              <w:t>6</w:t>
             </w:r>
           </w:hyperlink>
         </w:p>
@@ -963,7 +963,7 @@
             </w:tabs>
             <w:rPr/>
           </w:pPr>
-          <w:hyperlink w:anchor="__RefHeading___Toc16064_1360963153">
+          <w:hyperlink w:anchor="__RefHeading___Toc9655_2842061002">
             <w:r>
               <w:rPr>
                 <w:webHidden/>
@@ -971,7 +971,7 @@
               </w:rPr>
               <w:t>5. Size tiers and user slabs</w:t>
               <w:tab/>
-              <w:t>6</w:t>
+              <w:t>7</w:t>
             </w:r>
           </w:hyperlink>
         </w:p>
@@ -985,7 +985,7 @@
             </w:tabs>
             <w:rPr/>
           </w:pPr>
-          <w:hyperlink w:anchor="__RefHeading___Toc16066_1360963153">
+          <w:hyperlink w:anchor="__RefHeading___Toc9657_2842061002">
             <w:r>
               <w:rPr>
                 <w:webHidden/>
@@ -993,7 +993,7 @@
               </w:rPr>
               <w:t>6. Model A: perpetual licence with AMC</w:t>
               <w:tab/>
-              <w:t>7</w:t>
+              <w:t>8</w:t>
             </w:r>
           </w:hyperlink>
         </w:p>
@@ -1007,7 +1007,7 @@
             </w:tabs>
             <w:rPr/>
           </w:pPr>
-          <w:hyperlink w:anchor="__RefHeading___Toc16068_1360963153">
+          <w:hyperlink w:anchor="__RefHeading___Toc9659_2842061002">
             <w:r>
               <w:rPr>
                 <w:webHidden/>
@@ -1015,7 +1015,7 @@
               </w:rPr>
               <w:t>6.1 Price points</w:t>
               <w:tab/>
-              <w:t>7</w:t>
+              <w:t>8</w:t>
             </w:r>
           </w:hyperlink>
         </w:p>
@@ -1029,7 +1029,7 @@
             </w:tabs>
             <w:rPr/>
           </w:pPr>
-          <w:hyperlink w:anchor="__RefHeading___Toc16070_1360963153">
+          <w:hyperlink w:anchor="__RefHeading___Toc9661_2842061002">
             <w:r>
               <w:rPr>
                 <w:webHidden/>
@@ -1037,7 +1037,7 @@
               </w:rPr>
               <w:t>6.2 Implementation fee</w:t>
               <w:tab/>
-              <w:t>7</w:t>
+              <w:t>8</w:t>
             </w:r>
           </w:hyperlink>
         </w:p>
@@ -1051,7 +1051,7 @@
             </w:tabs>
             <w:rPr/>
           </w:pPr>
-          <w:hyperlink w:anchor="__RefHeading___Toc16072_1360963153">
+          <w:hyperlink w:anchor="__RefHeading___Toc9663_2842061002">
             <w:r>
               <w:rPr>
                 <w:webHidden/>
@@ -1059,7 +1059,7 @@
               </w:rPr>
               <w:t>7. Model B: subscription</w:t>
               <w:tab/>
-              <w:t>8</w:t>
+              <w:t>9</w:t>
             </w:r>
           </w:hyperlink>
         </w:p>
@@ -1073,7 +1073,7 @@
             </w:tabs>
             <w:rPr/>
           </w:pPr>
-          <w:hyperlink w:anchor="__RefHeading___Toc16074_1360963153">
+          <w:hyperlink w:anchor="__RefHeading___Toc9665_2842061002">
             <w:r>
               <w:rPr>
                 <w:webHidden/>
@@ -1081,7 +1081,7 @@
               </w:rPr>
               <w:t>7.1 Price points</w:t>
               <w:tab/>
-              <w:t>8</w:t>
+              <w:t>9</w:t>
             </w:r>
           </w:hyperlink>
         </w:p>
@@ -1095,7 +1095,7 @@
             </w:tabs>
             <w:rPr/>
           </w:pPr>
-          <w:hyperlink w:anchor="__RefHeading___Toc16076_1360963153">
+          <w:hyperlink w:anchor="__RefHeading___Toc9667_2842061002">
             <w:r>
               <w:rPr>
                 <w:webHidden/>
@@ -1103,7 +1103,7 @@
               </w:rPr>
               <w:t>7.2 Break-even against the perpetual model</w:t>
               <w:tab/>
-              <w:t>8</w:t>
+              <w:t>9</w:t>
             </w:r>
           </w:hyperlink>
         </w:p>
@@ -1117,7 +1117,7 @@
             </w:tabs>
             <w:rPr/>
           </w:pPr>
-          <w:hyperlink w:anchor="__RefHeading___Toc16078_1360963153">
+          <w:hyperlink w:anchor="__RefHeading___Toc9669_2842061002">
             <w:r>
               <w:rPr>
                 <w:webHidden/>
@@ -1125,7 +1125,7 @@
               </w:rPr>
               <w:t>8. New modules and the price list</w:t>
               <w:tab/>
-              <w:t>9</w:t>
+              <w:t>10</w:t>
             </w:r>
           </w:hyperlink>
         </w:p>
@@ -1139,7 +1139,7 @@
             </w:tabs>
             <w:rPr/>
           </w:pPr>
-          <w:hyperlink w:anchor="__RefHeading___Toc16080_1360963153">
+          <w:hyperlink w:anchor="__RefHeading___Toc9671_2842061002">
             <w:r>
               <w:rPr>
                 <w:webHidden/>
@@ -1147,7 +1147,7 @@
               </w:rPr>
               <w:t>9. Positioning against the market</w:t>
               <w:tab/>
-              <w:t>10</w:t>
+              <w:t>12</w:t>
             </w:r>
           </w:hyperlink>
         </w:p>
@@ -1161,7 +1161,7 @@
             </w:tabs>
             <w:rPr/>
           </w:pPr>
-          <w:hyperlink w:anchor="__RefHeading___Toc16082_1360963153">
+          <w:hyperlink w:anchor="__RefHeading___Toc9673_2842061002">
             <w:r>
               <w:rPr>
                 <w:webHidden/>
@@ -1169,7 +1169,7 @@
               </w:rPr>
               <w:t>10. Infrastructure</w:t>
               <w:tab/>
-              <w:t>11</w:t>
+              <w:t>13</w:t>
             </w:r>
           </w:hyperlink>
         </w:p>
@@ -1183,7 +1183,7 @@
             </w:tabs>
             <w:rPr/>
           </w:pPr>
-          <w:hyperlink w:anchor="__RefHeading___Toc16084_1360963153">
+          <w:hyperlink w:anchor="__RefHeading___Toc9675_2842061002">
             <w:r>
               <w:rPr>
                 <w:webHidden/>
@@ -1191,7 +1191,7 @@
               </w:rPr>
               <w:t>10.1 Environment set by broker size</w:t>
               <w:tab/>
-              <w:t>11</w:t>
+              <w:t>13</w:t>
             </w:r>
           </w:hyperlink>
         </w:p>
@@ -1205,7 +1205,7 @@
             </w:tabs>
             <w:rPr/>
           </w:pPr>
-          <w:hyperlink w:anchor="__RefHeading___Toc16086_1360963153">
+          <w:hyperlink w:anchor="__RefHeading___Toc9677_2842061002">
             <w:r>
               <w:rPr>
                 <w:webHidden/>
@@ -1213,7 +1213,7 @@
               </w:rPr>
               <w:t>10.2 Prices</w:t>
               <w:tab/>
-              <w:t>11</w:t>
+              <w:t>13</w:t>
             </w:r>
           </w:hyperlink>
         </w:p>
@@ -1227,7 +1227,7 @@
             </w:tabs>
             <w:rPr/>
           </w:pPr>
-          <w:hyperlink w:anchor="__RefHeading___Toc16088_1360963153">
+          <w:hyperlink w:anchor="__RefHeading___Toc9679_2842061002">
             <w:r>
               <w:rPr>
                 <w:webHidden/>
@@ -1235,7 +1235,7 @@
               </w:rPr>
               <w:t>11. Change requests</w:t>
               <w:tab/>
-              <w:t>12</w:t>
+              <w:t>14</w:t>
             </w:r>
           </w:hyperlink>
         </w:p>
@@ -1249,7 +1249,7 @@
             </w:tabs>
             <w:rPr/>
           </w:pPr>
-          <w:hyperlink w:anchor="__RefHeading___Toc16090_1360963153">
+          <w:hyperlink w:anchor="__RefHeading___Toc9681_2842061002">
             <w:r>
               <w:rPr>
                 <w:webHidden/>
@@ -1257,7 +1257,7 @@
               </w:rPr>
               <w:t>11.1 Day rates</w:t>
               <w:tab/>
-              <w:t>12</w:t>
+              <w:t>14</w:t>
             </w:r>
           </w:hyperlink>
         </w:p>
@@ -1271,7 +1271,7 @@
             </w:tabs>
             <w:rPr/>
           </w:pPr>
-          <w:hyperlink w:anchor="__RefHeading___Toc16092_1360963153">
+          <w:hyperlink w:anchor="__RefHeading___Toc9683_2842061002">
             <w:r>
               <w:rPr>
                 <w:webHidden/>
@@ -1279,7 +1279,7 @@
               </w:rPr>
               <w:t>11.2 Estimation method</w:t>
               <w:tab/>
-              <w:t>12</w:t>
+              <w:t>14</w:t>
             </w:r>
           </w:hyperlink>
         </w:p>
@@ -1293,7 +1293,7 @@
             </w:tabs>
             <w:rPr/>
           </w:pPr>
-          <w:hyperlink w:anchor="__RefHeading___Toc16094_1360963153">
+          <w:hyperlink w:anchor="__RefHeading___Toc9685_2842061002">
             <w:r>
               <w:rPr>
                 <w:webHidden/>
@@ -1301,7 +1301,29 @@
               </w:rPr>
               <w:t>12. Optional services</w:t>
               <w:tab/>
-              <w:t>13</w:t>
+              <w:t>15</w:t>
+            </w:r>
+          </w:hyperlink>
+        </w:p>
+        <w:p>
+          <w:pPr>
+            <w:pStyle w:val="TOC2"/>
+            <w:tabs>
+              <w:tab w:val="clear" w:pos="900"/>
+              <w:tab w:val="clear" w:pos="9350"/>
+              <w:tab w:val="right" w:pos="9025" w:leader="dot"/>
+            </w:tabs>
+            <w:rPr/>
+          </w:pPr>
+          <w:hyperlink w:anchor="__RefHeading___Toc9687_2842061002">
+            <w:r>
+              <w:rPr>
+                <w:webHidden/>
+                <w:rStyle w:val="IndexLink"/>
+              </w:rPr>
+              <w:t>12.1 Optional modules and partner services</w:t>
+              <w:tab/>
+              <w:t>15</w:t>
             </w:r>
           </w:hyperlink>
         </w:p>
@@ -1315,7 +1337,7 @@
             </w:tabs>
             <w:rPr/>
           </w:pPr>
-          <w:hyperlink w:anchor="__RefHeading___Toc16096_1360963153">
+          <w:hyperlink w:anchor="__RefHeading___Toc9689_2842061002">
             <w:r>
               <w:rPr>
                 <w:webHidden/>
@@ -1323,7 +1345,7 @@
               </w:rPr>
               <w:t>13. Sample quotes</w:t>
               <w:tab/>
-              <w:t>14</w:t>
+              <w:t>17</w:t>
             </w:r>
           </w:hyperlink>
         </w:p>
@@ -1337,7 +1359,7 @@
             </w:tabs>
             <w:rPr/>
           </w:pPr>
-          <w:hyperlink w:anchor="__RefHeading___Toc16098_1360963153">
+          <w:hyperlink w:anchor="__RefHeading___Toc9691_2842061002">
             <w:r>
               <w:rPr>
                 <w:webHidden/>
@@ -1345,7 +1367,7 @@
               </w:rPr>
               <w:t>14. Payment terms</w:t>
               <w:tab/>
-              <w:t>15</w:t>
+              <w:t>18</w:t>
             </w:r>
           </w:hyperlink>
         </w:p>
@@ -1359,7 +1381,7 @@
             </w:tabs>
             <w:rPr/>
           </w:pPr>
-          <w:hyperlink w:anchor="__RefHeading___Toc16100_1360963153">
+          <w:hyperlink w:anchor="__RefHeading___Toc9693_2842061002">
             <w:r>
               <w:rPr>
                 <w:webHidden/>
@@ -1367,7 +1389,7 @@
               </w:rPr>
               <w:t>15. Taxes</w:t>
               <w:tab/>
-              <w:t>16</w:t>
+              <w:t>19</w:t>
             </w:r>
           </w:hyperlink>
         </w:p>
@@ -1381,7 +1403,7 @@
             </w:tabs>
             <w:rPr/>
           </w:pPr>
-          <w:hyperlink w:anchor="__RefHeading___Toc16102_1360963153">
+          <w:hyperlink w:anchor="__RefHeading___Toc9695_2842061002">
             <w:r>
               <w:rPr>
                 <w:webHidden/>
@@ -1389,7 +1411,7 @@
               </w:rPr>
               <w:t>16. Validity and assumptions</w:t>
               <w:tab/>
-              <w:t>17</w:t>
+              <w:t>20</w:t>
             </w:r>
           </w:hyperlink>
         </w:p>
@@ -1403,7 +1425,7 @@
             </w:tabs>
             <w:rPr/>
           </w:pPr>
-          <w:hyperlink w:anchor="__RefHeading___Toc16104_1360963153">
+          <w:hyperlink w:anchor="__RefHeading___Toc9697_2842061002">
             <w:r>
               <w:rPr>
                 <w:webHidden/>
@@ -1411,7 +1433,7 @@
               </w:rPr>
               <w:t>17. Recommendation</w:t>
               <w:tab/>
-              <w:t>18</w:t>
+              <w:t>21</w:t>
             </w:r>
           </w:hyperlink>
         </w:p>
@@ -1425,7 +1447,7 @@
             </w:tabs>
             <w:rPr/>
           </w:pPr>
-          <w:hyperlink w:anchor="__RefHeading___Toc16106_1360963153">
+          <w:hyperlink w:anchor="__RefHeading___Toc9699_2842061002">
             <w:r>
               <w:rPr>
                 <w:webHidden/>
@@ -1440,7 +1462,7 @@
                 <w:rStyle w:val="IndexLink"/>
               </w:rPr>
               <w:tab/>
-              <w:t>19</w:t>
+              <w:t>22</w:t>
             </w:r>
           </w:hyperlink>
           <w:r>
@@ -1473,7 +1495,7 @@
       <w:r>
         <w:br w:type="page"/>
       </w:r>
-      <w:bookmarkStart w:id="0" w:name="__RefHeading___Toc16050_1360963153"/>
+      <w:bookmarkStart w:id="0" w:name="__RefHeading___Toc9641_2842061002"/>
       <w:bookmarkStart w:id="1" w:name="_Toc48319687"/>
       <w:bookmarkStart w:id="2" w:name="_Toc11824118"/>
       <w:bookmarkEnd w:id="0"/>
@@ -1867,7 +1889,7 @@
                 <w:szCs w:val="24"/>
                 <w:lang w:val="en-US" w:eastAsia="ja-JP" w:bidi="ar-SA"/>
               </w:rPr>
-              <w:t>1.1</w:t>
+              <w:t>1.1.1</w:t>
             </w:r>
           </w:p>
         </w:tc>
@@ -2015,7 +2037,7 @@
                 <w:szCs w:val="24"/>
                 <w:lang w:val="en-US" w:eastAsia="ja-JP" w:bidi="ar-SA"/>
               </w:rPr>
-              <w:t>Review of the new modules against the price list: all included in the software; proposed optional lines for their activation and for connector go-live, to confirm by management</w:t>
+              <w:t>Version 1.1.1: optional services confirmed by management on 04 October 2026: activation and connector go-live lines are standard optional services; regulator and partner items added as optional modules and partner services; package totals unchanged. Version 1.1: review of the new modules against the price list: all included in the software; optional lines for their activation and for connector go-live</w:t>
             </w:r>
           </w:p>
         </w:tc>
@@ -2118,7 +2140,7 @@
           <w:spacing w:val="0"/>
         </w:rPr>
       </w:pPr>
-      <w:bookmarkStart w:id="4" w:name="__RefHeading___Toc16052_1360963153"/>
+      <w:bookmarkStart w:id="4" w:name="__RefHeading___Toc9643_2842061002"/>
       <w:bookmarkStart w:id="5" w:name="_Toc233203388"/>
       <w:bookmarkEnd w:id="4"/>
       <w:r>
@@ -4213,7 +4235,7 @@
         <w:pageBreakBefore w:val="false"/>
         <w:rPr/>
       </w:pPr>
-      <w:bookmarkStart w:id="6" w:name="__RefHeading___Toc16054_1360963153"/>
+      <w:bookmarkStart w:id="6" w:name="__RefHeading___Toc9645_2842061002"/>
       <w:bookmarkEnd w:id="6"/>
       <w:r>
         <w:rPr>
@@ -4311,7 +4333,7 @@
         <w:pStyle w:val="Heading1"/>
         <w:rPr/>
       </w:pPr>
-      <w:bookmarkStart w:id="7" w:name="__RefHeading___Toc16056_1360963153"/>
+      <w:bookmarkStart w:id="7" w:name="__RefHeading___Toc9647_2842061002"/>
       <w:bookmarkEnd w:id="7"/>
       <w:r>
         <w:rPr>
@@ -4328,7 +4350,7 @@
         <w:pStyle w:val="Heading2"/>
         <w:rPr/>
       </w:pPr>
-      <w:bookmarkStart w:id="8" w:name="__RefHeading___Toc16058_1360963153"/>
+      <w:bookmarkStart w:id="8" w:name="__RefHeading___Toc9649_2842061002"/>
       <w:bookmarkEnd w:id="8"/>
       <w:r>
         <w:rPr>
@@ -5341,7 +5363,7 @@
         <w:pStyle w:val="Heading2"/>
         <w:rPr/>
       </w:pPr>
-      <w:bookmarkStart w:id="9" w:name="__RefHeading___Toc16060_1360963153"/>
+      <w:bookmarkStart w:id="9" w:name="__RefHeading___Toc9651_2842061002"/>
       <w:bookmarkEnd w:id="9"/>
       <w:r>
         <w:rPr>
@@ -5388,7 +5410,7 @@
         <w:pStyle w:val="Heading2"/>
         <w:rPr/>
       </w:pPr>
-      <w:bookmarkStart w:id="10" w:name="__RefHeading___Toc16062_1360963153"/>
+      <w:bookmarkStart w:id="10" w:name="__RefHeading___Toc9653_2842061002"/>
       <w:bookmarkEnd w:id="10"/>
       <w:r>
         <w:rPr>
@@ -5423,7 +5445,7 @@
         <w:pStyle w:val="Heading1"/>
         <w:rPr/>
       </w:pPr>
-      <w:bookmarkStart w:id="11" w:name="__RefHeading___Toc16064_1360963153"/>
+      <w:bookmarkStart w:id="11" w:name="__RefHeading___Toc9655_2842061002"/>
       <w:bookmarkEnd w:id="11"/>
       <w:r>
         <w:rPr>
@@ -6270,7 +6292,7 @@
         <w:pStyle w:val="Heading1"/>
         <w:rPr/>
       </w:pPr>
-      <w:bookmarkStart w:id="12" w:name="__RefHeading___Toc16066_1360963153"/>
+      <w:bookmarkStart w:id="12" w:name="__RefHeading___Toc9657_2842061002"/>
       <w:bookmarkEnd w:id="12"/>
       <w:r>
         <w:rPr>
@@ -6287,7 +6309,7 @@
         <w:pStyle w:val="Heading2"/>
         <w:rPr/>
       </w:pPr>
-      <w:bookmarkStart w:id="13" w:name="__RefHeading___Toc16068_1360963153"/>
+      <w:bookmarkStart w:id="13" w:name="__RefHeading___Toc9659_2842061002"/>
       <w:bookmarkEnd w:id="13"/>
       <w:r>
         <w:rPr>
@@ -7158,7 +7180,7 @@
         <w:pStyle w:val="Heading2"/>
         <w:rPr/>
       </w:pPr>
-      <w:bookmarkStart w:id="14" w:name="__RefHeading___Toc16070_1360963153"/>
+      <w:bookmarkStart w:id="14" w:name="__RefHeading___Toc9661_2842061002"/>
       <w:bookmarkEnd w:id="14"/>
       <w:r>
         <w:rPr>
@@ -7280,7 +7302,7 @@
         <w:pStyle w:val="Heading1"/>
         <w:rPr/>
       </w:pPr>
-      <w:bookmarkStart w:id="15" w:name="__RefHeading___Toc16072_1360963153"/>
+      <w:bookmarkStart w:id="15" w:name="__RefHeading___Toc9663_2842061002"/>
       <w:bookmarkEnd w:id="15"/>
       <w:r>
         <w:rPr>
@@ -7297,7 +7319,7 @@
         <w:pStyle w:val="Heading2"/>
         <w:rPr/>
       </w:pPr>
-      <w:bookmarkStart w:id="16" w:name="__RefHeading___Toc16074_1360963153"/>
+      <w:bookmarkStart w:id="16" w:name="__RefHeading___Toc9665_2842061002"/>
       <w:bookmarkEnd w:id="16"/>
       <w:r>
         <w:rPr>
@@ -8187,7 +8209,7 @@
         <w:pStyle w:val="Heading2"/>
         <w:rPr/>
       </w:pPr>
-      <w:bookmarkStart w:id="17" w:name="__RefHeading___Toc16076_1360963153"/>
+      <w:bookmarkStart w:id="17" w:name="__RefHeading___Toc9667_2842061002"/>
       <w:bookmarkEnd w:id="17"/>
       <w:r>
         <w:rPr>
@@ -9034,7 +9056,7 @@
         <w:pStyle w:val="Heading1"/>
         <w:rPr/>
       </w:pPr>
-      <w:bookmarkStart w:id="18" w:name="__RefHeading___Toc16078_1360963153"/>
+      <w:bookmarkStart w:id="18" w:name="__RefHeading___Toc9669_2842061002"/>
       <w:bookmarkEnd w:id="18"/>
       <w:r>
         <w:rPr>
@@ -9238,7 +9260,7 @@
                 <w:szCs w:val="24"/>
                 <w:lang w:val="en-US" w:eastAsia="ja-JP" w:bidi="ar-SA"/>
               </w:rPr>
-              <w:t>Proposal (to confirm by management)</w:t>
+              <w:t>Decision (confirmed by management on 04 October 2026)</w:t>
             </w:r>
           </w:p>
         </w:tc>
@@ -10172,18 +10194,1726 @@
           <w:color w:val="101820"/>
           <w:sz w:val="21"/>
         </w:rPr>
-        <w:t>Each proposed line follows the existing structure: man-days times the blended rate of PHP 16,100.00, rounded to PHP 10,000.00, and its man-days are inputs of the Optional Services drivers in the workbook, marked as assumptions. The alternative is to add the same man-days to the base implementation of each tier; management decides which (OOTB Strategy and Playbook, decisions 11 and 12). Partner certification fees, screening list subscriptions and the broker's contracts with SMS, CTPL, bank and EIS partners are not part of these prices.</w:t>
-      </w:r>
-      <w:r>
-        <w:br w:type="page"/>
+        <w:t>On 04 October 2026 iorta TechNXT management confirmed these six lines as optional, add-on items of the OOTB offer, and decided that the confirmations and certifications that a regulator or a partner requires before first use are offered the same way, as optional modules and partner services (OOTB Strategy and Playbook, decisions 11 and 12, taken). Every module stays in every package at no module price, and no package total changes. Each line follows the existing structure: man-days times the blended rate of PHP 16,100.00, rounded to PHP 10,000.00; the man-days are inputs of the Optional Services drivers in the workbook. The regulator's or partner's own fees (AMLC, IC, BIR, the CTPL provider, insurers, banks, gateways and screening list providers) and the broker's contracts with them are not part of these prices.</w:t>
       </w:r>
     </w:p>
+    <w:p>
+      <w:pPr>
+        <w:pStyle w:val="Normal"/>
+        <w:spacing w:lineRule="auto" w:line="276" w:before="0" w:after="120"/>
+        <w:rPr/>
+      </w:pPr>
+      <w:r>
+        <w:rPr>
+          <w:rFonts w:eastAsia="Segoe UI" w:cs="Segoe UI" w:ascii="Segoe UI" w:hAnsi="Segoe UI"/>
+          <w:color w:val="101820"/>
+          <w:sz w:val="21"/>
+        </w:rPr>
+        <w:t>The regulator and partner services added on that date:</w:t>
+      </w:r>
+    </w:p>
+    <w:tbl>
+      <w:tblPr>
+        <w:tblStyle w:val="TableGrid"/>
+        <w:tblW w:w="9014" w:type="dxa"/>
+        <w:jc w:val="left"/>
+        <w:tblInd w:w="0" w:type="dxa"/>
+        <w:tblLayout w:type="fixed"/>
+        <w:tblCellMar>
+          <w:top w:w="0" w:type="dxa"/>
+          <w:left w:w="108" w:type="dxa"/>
+          <w:bottom w:w="0" w:type="dxa"/>
+          <w:right w:w="108" w:type="dxa"/>
+        </w:tblCellMar>
+        <w:tblLook w:val="04a0" w:noHBand="0" w:noVBand="1" w:firstColumn="1" w:lastRow="0" w:lastColumn="0" w:firstRow="1"/>
+      </w:tblPr>
+      <w:tblGrid>
+        <w:gridCol w:w="3434"/>
+        <w:gridCol w:w="1122"/>
+        <w:gridCol w:w="1038"/>
+        <w:gridCol w:w="3419"/>
+      </w:tblGrid>
+      <w:tr>
+        <w:trPr>
+          <w:tblHeader w:val="true"/>
+        </w:trPr>
+        <w:tc>
+          <w:tcPr>
+            <w:tcW w:w="3434" w:type="dxa"/>
+            <w:tcBorders>
+              <w:top w:val="single" w:sz="4" w:space="0" w:color="BFC7D1"/>
+              <w:left w:val="single" w:sz="4" w:space="0" w:color="BFC7D1"/>
+              <w:bottom w:val="single" w:sz="4" w:space="0" w:color="BFC7D1"/>
+              <w:right w:val="single" w:sz="4" w:space="0" w:color="BFC7D1"/>
+            </w:tcBorders>
+            <w:shd w:color="auto" w:fill="DCE9F7" w:val="clear"/>
+          </w:tcPr>
+          <w:p>
+            <w:pPr>
+              <w:pStyle w:val="Normal"/>
+              <w:widowControl/>
+              <w:spacing w:lineRule="auto" w:line="240" w:before="0" w:after="20"/>
+              <w:jc w:val="left"/>
+              <w:rPr>
+                <w:rFonts w:ascii="Aptos" w:hAnsi="Aptos" w:eastAsia="ＭＳ 明朝" w:cs="Arial"/>
+                <w:kern w:val="0"/>
+                <w:sz w:val="24"/>
+                <w:szCs w:val="24"/>
+                <w:lang w:val="en-US" w:eastAsia="ja-JP" w:bidi="ar-SA"/>
+              </w:rPr>
+            </w:pPr>
+            <w:r>
+              <w:rPr>
+                <w:rFonts w:eastAsia="Segoe UI" w:cs="Segoe UI" w:ascii="Segoe UI" w:hAnsi="Segoe UI"/>
+                <w:b/>
+                <w:color w:val="0F4761"/>
+                <w:kern w:val="0"/>
+                <w:sz w:val="18"/>
+                <w:szCs w:val="24"/>
+                <w:lang w:val="en-US" w:eastAsia="ja-JP" w:bidi="ar-SA"/>
+              </w:rPr>
+              <w:t>Service</w:t>
+            </w:r>
+          </w:p>
+        </w:tc>
+        <w:tc>
+          <w:tcPr>
+            <w:tcW w:w="1122" w:type="dxa"/>
+            <w:tcBorders>
+              <w:top w:val="single" w:sz="4" w:space="0" w:color="BFC7D1"/>
+              <w:left w:val="single" w:sz="4" w:space="0" w:color="BFC7D1"/>
+              <w:bottom w:val="single" w:sz="4" w:space="0" w:color="BFC7D1"/>
+              <w:right w:val="single" w:sz="4" w:space="0" w:color="BFC7D1"/>
+            </w:tcBorders>
+            <w:shd w:color="auto" w:fill="DCE9F7" w:val="clear"/>
+          </w:tcPr>
+          <w:p>
+            <w:pPr>
+              <w:pStyle w:val="Normal"/>
+              <w:widowControl/>
+              <w:spacing w:lineRule="auto" w:line="240" w:before="0" w:after="20"/>
+              <w:jc w:val="left"/>
+              <w:rPr>
+                <w:rFonts w:ascii="Aptos" w:hAnsi="Aptos" w:eastAsia="ＭＳ 明朝" w:cs="Arial"/>
+                <w:kern w:val="0"/>
+                <w:sz w:val="24"/>
+                <w:szCs w:val="24"/>
+                <w:lang w:val="en-US" w:eastAsia="ja-JP" w:bidi="ar-SA"/>
+              </w:rPr>
+            </w:pPr>
+            <w:r>
+              <w:rPr>
+                <w:rFonts w:eastAsia="Segoe UI" w:cs="Segoe UI" w:ascii="Segoe UI" w:hAnsi="Segoe UI"/>
+                <w:b/>
+                <w:color w:val="0F4761"/>
+                <w:kern w:val="0"/>
+                <w:sz w:val="18"/>
+                <w:szCs w:val="24"/>
+                <w:lang w:val="en-US" w:eastAsia="ja-JP" w:bidi="ar-SA"/>
+              </w:rPr>
+              <w:t>Man-days</w:t>
+            </w:r>
+          </w:p>
+        </w:tc>
+        <w:tc>
+          <w:tcPr>
+            <w:tcW w:w="1038" w:type="dxa"/>
+            <w:tcBorders>
+              <w:top w:val="single" w:sz="4" w:space="0" w:color="BFC7D1"/>
+              <w:left w:val="single" w:sz="4" w:space="0" w:color="BFC7D1"/>
+              <w:bottom w:val="single" w:sz="4" w:space="0" w:color="BFC7D1"/>
+              <w:right w:val="single" w:sz="4" w:space="0" w:color="BFC7D1"/>
+            </w:tcBorders>
+            <w:shd w:color="auto" w:fill="DCE9F7" w:val="clear"/>
+          </w:tcPr>
+          <w:p>
+            <w:pPr>
+              <w:pStyle w:val="Normal"/>
+              <w:widowControl/>
+              <w:spacing w:lineRule="auto" w:line="240" w:before="0" w:after="20"/>
+              <w:jc w:val="left"/>
+              <w:rPr>
+                <w:rFonts w:ascii="Aptos" w:hAnsi="Aptos" w:eastAsia="ＭＳ 明朝" w:cs="Arial"/>
+                <w:kern w:val="0"/>
+                <w:sz w:val="24"/>
+                <w:szCs w:val="24"/>
+                <w:lang w:val="en-US" w:eastAsia="ja-JP" w:bidi="ar-SA"/>
+              </w:rPr>
+            </w:pPr>
+            <w:r>
+              <w:rPr>
+                <w:rFonts w:eastAsia="Segoe UI" w:cs="Segoe UI" w:ascii="Segoe UI" w:hAnsi="Segoe UI"/>
+                <w:b/>
+                <w:color w:val="0F4761"/>
+                <w:kern w:val="0"/>
+                <w:sz w:val="18"/>
+                <w:szCs w:val="24"/>
+                <w:lang w:val="en-US" w:eastAsia="ja-JP" w:bidi="ar-SA"/>
+              </w:rPr>
+              <w:t>Price (PHP)</w:t>
+            </w:r>
+          </w:p>
+        </w:tc>
+        <w:tc>
+          <w:tcPr>
+            <w:tcW w:w="3419" w:type="dxa"/>
+            <w:tcBorders>
+              <w:top w:val="single" w:sz="4" w:space="0" w:color="BFC7D1"/>
+              <w:left w:val="single" w:sz="4" w:space="0" w:color="BFC7D1"/>
+              <w:bottom w:val="single" w:sz="4" w:space="0" w:color="BFC7D1"/>
+              <w:right w:val="single" w:sz="4" w:space="0" w:color="BFC7D1"/>
+            </w:tcBorders>
+            <w:shd w:color="auto" w:fill="DCE9F7" w:val="clear"/>
+          </w:tcPr>
+          <w:p>
+            <w:pPr>
+              <w:pStyle w:val="Normal"/>
+              <w:widowControl/>
+              <w:spacing w:lineRule="auto" w:line="240" w:before="0" w:after="20"/>
+              <w:jc w:val="left"/>
+              <w:rPr>
+                <w:rFonts w:ascii="Aptos" w:hAnsi="Aptos" w:eastAsia="ＭＳ 明朝" w:cs="Arial"/>
+                <w:kern w:val="0"/>
+                <w:sz w:val="24"/>
+                <w:szCs w:val="24"/>
+                <w:lang w:val="en-US" w:eastAsia="ja-JP" w:bidi="ar-SA"/>
+              </w:rPr>
+            </w:pPr>
+            <w:r>
+              <w:rPr>
+                <w:rFonts w:eastAsia="Segoe UI" w:cs="Segoe UI" w:ascii="Segoe UI" w:hAnsi="Segoe UI"/>
+                <w:b/>
+                <w:color w:val="0F4761"/>
+                <w:kern w:val="0"/>
+                <w:sz w:val="18"/>
+                <w:szCs w:val="24"/>
+                <w:lang w:val="en-US" w:eastAsia="ja-JP" w:bidi="ar-SA"/>
+              </w:rPr>
+              <w:t>Scope</w:t>
+            </w:r>
+          </w:p>
+        </w:tc>
+      </w:tr>
+      <w:tr>
+        <w:trPr/>
+        <w:tc>
+          <w:tcPr>
+            <w:tcW w:w="3434" w:type="dxa"/>
+            <w:tcBorders>
+              <w:top w:val="single" w:sz="4" w:space="0" w:color="BFC7D1"/>
+              <w:left w:val="single" w:sz="4" w:space="0" w:color="BFC7D1"/>
+              <w:bottom w:val="single" w:sz="4" w:space="0" w:color="BFC7D1"/>
+              <w:right w:val="single" w:sz="4" w:space="0" w:color="BFC7D1"/>
+            </w:tcBorders>
+          </w:tcPr>
+          <w:p>
+            <w:pPr>
+              <w:pStyle w:val="Normal"/>
+              <w:widowControl/>
+              <w:spacing w:lineRule="auto" w:line="240" w:before="0" w:after="20"/>
+              <w:jc w:val="left"/>
+              <w:rPr>
+                <w:rFonts w:ascii="Aptos" w:hAnsi="Aptos" w:eastAsia="ＭＳ 明朝" w:cs="Arial"/>
+                <w:kern w:val="0"/>
+                <w:sz w:val="24"/>
+                <w:szCs w:val="24"/>
+                <w:lang w:val="en-US" w:eastAsia="ja-JP" w:bidi="ar-SA"/>
+              </w:rPr>
+            </w:pPr>
+            <w:r>
+              <w:rPr>
+                <w:rFonts w:eastAsia="Segoe UI" w:cs="Segoe UI" w:ascii="Segoe UI" w:hAnsi="Segoe UI"/>
+                <w:color w:val="101820"/>
+                <w:kern w:val="0"/>
+                <w:sz w:val="18"/>
+                <w:szCs w:val="24"/>
+                <w:lang w:val="en-US" w:eastAsia="ja-JP" w:bidi="ar-SA"/>
+              </w:rPr>
+              <w:t>AMLC reporting file validation and portal test</w:t>
+            </w:r>
+          </w:p>
+        </w:tc>
+        <w:tc>
+          <w:tcPr>
+            <w:tcW w:w="1122" w:type="dxa"/>
+            <w:tcBorders>
+              <w:top w:val="single" w:sz="4" w:space="0" w:color="BFC7D1"/>
+              <w:left w:val="single" w:sz="4" w:space="0" w:color="BFC7D1"/>
+              <w:bottom w:val="single" w:sz="4" w:space="0" w:color="BFC7D1"/>
+              <w:right w:val="single" w:sz="4" w:space="0" w:color="BFC7D1"/>
+            </w:tcBorders>
+          </w:tcPr>
+          <w:p>
+            <w:pPr>
+              <w:pStyle w:val="Normal"/>
+              <w:widowControl/>
+              <w:spacing w:lineRule="auto" w:line="240" w:before="0" w:after="20"/>
+              <w:jc w:val="left"/>
+              <w:rPr>
+                <w:rFonts w:ascii="Aptos" w:hAnsi="Aptos" w:eastAsia="ＭＳ 明朝" w:cs="Arial"/>
+                <w:kern w:val="0"/>
+                <w:sz w:val="24"/>
+                <w:szCs w:val="24"/>
+                <w:lang w:val="en-US" w:eastAsia="ja-JP" w:bidi="ar-SA"/>
+              </w:rPr>
+            </w:pPr>
+            <w:r>
+              <w:rPr>
+                <w:rFonts w:eastAsia="Segoe UI" w:cs="Segoe UI" w:ascii="Segoe UI" w:hAnsi="Segoe UI"/>
+                <w:color w:val="101820"/>
+                <w:kern w:val="0"/>
+                <w:sz w:val="18"/>
+                <w:szCs w:val="24"/>
+                <w:lang w:val="en-US" w:eastAsia="ja-JP" w:bidi="ar-SA"/>
+              </w:rPr>
+              <w:t>3</w:t>
+            </w:r>
+          </w:p>
+        </w:tc>
+        <w:tc>
+          <w:tcPr>
+            <w:tcW w:w="1038" w:type="dxa"/>
+            <w:tcBorders>
+              <w:top w:val="single" w:sz="4" w:space="0" w:color="BFC7D1"/>
+              <w:left w:val="single" w:sz="4" w:space="0" w:color="BFC7D1"/>
+              <w:bottom w:val="single" w:sz="4" w:space="0" w:color="BFC7D1"/>
+              <w:right w:val="single" w:sz="4" w:space="0" w:color="BFC7D1"/>
+            </w:tcBorders>
+          </w:tcPr>
+          <w:p>
+            <w:pPr>
+              <w:pStyle w:val="Normal"/>
+              <w:widowControl/>
+              <w:spacing w:lineRule="auto" w:line="240" w:before="0" w:after="20"/>
+              <w:jc w:val="left"/>
+              <w:rPr>
+                <w:rFonts w:ascii="Aptos" w:hAnsi="Aptos" w:eastAsia="ＭＳ 明朝" w:cs="Arial"/>
+                <w:kern w:val="0"/>
+                <w:sz w:val="24"/>
+                <w:szCs w:val="24"/>
+                <w:lang w:val="en-US" w:eastAsia="ja-JP" w:bidi="ar-SA"/>
+              </w:rPr>
+            </w:pPr>
+            <w:r>
+              <w:rPr>
+                <w:rFonts w:eastAsia="Segoe UI" w:cs="Segoe UI" w:ascii="Segoe UI" w:hAnsi="Segoe UI"/>
+                <w:color w:val="101820"/>
+                <w:kern w:val="0"/>
+                <w:sz w:val="18"/>
+                <w:szCs w:val="24"/>
+                <w:lang w:val="en-US" w:eastAsia="ja-JP" w:bidi="ar-SA"/>
+              </w:rPr>
+              <w:t>50,000.00</w:t>
+            </w:r>
+          </w:p>
+        </w:tc>
+        <w:tc>
+          <w:tcPr>
+            <w:tcW w:w="3419" w:type="dxa"/>
+            <w:tcBorders>
+              <w:top w:val="single" w:sz="4" w:space="0" w:color="BFC7D1"/>
+              <w:left w:val="single" w:sz="4" w:space="0" w:color="BFC7D1"/>
+              <w:bottom w:val="single" w:sz="4" w:space="0" w:color="BFC7D1"/>
+              <w:right w:val="single" w:sz="4" w:space="0" w:color="BFC7D1"/>
+            </w:tcBorders>
+          </w:tcPr>
+          <w:p>
+            <w:pPr>
+              <w:pStyle w:val="Normal"/>
+              <w:widowControl/>
+              <w:spacing w:lineRule="auto" w:line="240" w:before="0" w:after="20"/>
+              <w:jc w:val="left"/>
+              <w:rPr>
+                <w:rFonts w:ascii="Aptos" w:hAnsi="Aptos" w:eastAsia="ＭＳ 明朝" w:cs="Arial"/>
+                <w:kern w:val="0"/>
+                <w:sz w:val="24"/>
+                <w:szCs w:val="24"/>
+                <w:lang w:val="en-US" w:eastAsia="ja-JP" w:bidi="ar-SA"/>
+              </w:rPr>
+            </w:pPr>
+            <w:r>
+              <w:rPr>
+                <w:rFonts w:eastAsia="Segoe UI" w:cs="Segoe UI" w:ascii="Segoe UI" w:hAnsi="Segoe UI"/>
+                <w:color w:val="101820"/>
+                <w:kern w:val="0"/>
+                <w:sz w:val="18"/>
+                <w:szCs w:val="24"/>
+                <w:lang w:val="en-US" w:eastAsia="ja-JP" w:bidi="ar-SA"/>
+              </w:rPr>
+              <w:t>CTR and STR layout, institution and transaction codes confirmed with the AMLC, test file accepted in the AMLC portal</w:t>
+            </w:r>
+          </w:p>
+        </w:tc>
+      </w:tr>
+      <w:tr>
+        <w:trPr/>
+        <w:tc>
+          <w:tcPr>
+            <w:tcW w:w="3434" w:type="dxa"/>
+            <w:tcBorders>
+              <w:top w:val="single" w:sz="4" w:space="0" w:color="BFC7D1"/>
+              <w:left w:val="single" w:sz="4" w:space="0" w:color="BFC7D1"/>
+              <w:bottom w:val="single" w:sz="4" w:space="0" w:color="BFC7D1"/>
+              <w:right w:val="single" w:sz="4" w:space="0" w:color="BFC7D1"/>
+            </w:tcBorders>
+          </w:tcPr>
+          <w:p>
+            <w:pPr>
+              <w:pStyle w:val="Normal"/>
+              <w:widowControl/>
+              <w:spacing w:lineRule="auto" w:line="240" w:before="0" w:after="20"/>
+              <w:jc w:val="left"/>
+              <w:rPr>
+                <w:rFonts w:ascii="Aptos" w:hAnsi="Aptos" w:eastAsia="ＭＳ 明朝" w:cs="Arial"/>
+                <w:kern w:val="0"/>
+                <w:sz w:val="24"/>
+                <w:szCs w:val="24"/>
+                <w:lang w:val="en-US" w:eastAsia="ja-JP" w:bidi="ar-SA"/>
+              </w:rPr>
+            </w:pPr>
+            <w:r>
+              <w:rPr>
+                <w:rFonts w:eastAsia="Segoe UI" w:cs="Segoe UI" w:ascii="Segoe UI" w:hAnsi="Segoe UI"/>
+                <w:color w:val="101820"/>
+                <w:kern w:val="0"/>
+                <w:sz w:val="18"/>
+                <w:szCs w:val="24"/>
+                <w:lang w:val="en-US" w:eastAsia="ja-JP" w:bidi="ar-SA"/>
+              </w:rPr>
+              <w:t>IC annual statement form alignment</w:t>
+            </w:r>
+          </w:p>
+        </w:tc>
+        <w:tc>
+          <w:tcPr>
+            <w:tcW w:w="1122" w:type="dxa"/>
+            <w:tcBorders>
+              <w:top w:val="single" w:sz="4" w:space="0" w:color="BFC7D1"/>
+              <w:left w:val="single" w:sz="4" w:space="0" w:color="BFC7D1"/>
+              <w:bottom w:val="single" w:sz="4" w:space="0" w:color="BFC7D1"/>
+              <w:right w:val="single" w:sz="4" w:space="0" w:color="BFC7D1"/>
+            </w:tcBorders>
+          </w:tcPr>
+          <w:p>
+            <w:pPr>
+              <w:pStyle w:val="Normal"/>
+              <w:widowControl/>
+              <w:spacing w:lineRule="auto" w:line="240" w:before="0" w:after="20"/>
+              <w:jc w:val="left"/>
+              <w:rPr>
+                <w:rFonts w:ascii="Aptos" w:hAnsi="Aptos" w:eastAsia="ＭＳ 明朝" w:cs="Arial"/>
+                <w:kern w:val="0"/>
+                <w:sz w:val="24"/>
+                <w:szCs w:val="24"/>
+                <w:lang w:val="en-US" w:eastAsia="ja-JP" w:bidi="ar-SA"/>
+              </w:rPr>
+            </w:pPr>
+            <w:r>
+              <w:rPr>
+                <w:rFonts w:eastAsia="Segoe UI" w:cs="Segoe UI" w:ascii="Segoe UI" w:hAnsi="Segoe UI"/>
+                <w:color w:val="101820"/>
+                <w:kern w:val="0"/>
+                <w:sz w:val="18"/>
+                <w:szCs w:val="24"/>
+                <w:lang w:val="en-US" w:eastAsia="ja-JP" w:bidi="ar-SA"/>
+              </w:rPr>
+              <w:t>3</w:t>
+            </w:r>
+          </w:p>
+        </w:tc>
+        <w:tc>
+          <w:tcPr>
+            <w:tcW w:w="1038" w:type="dxa"/>
+            <w:tcBorders>
+              <w:top w:val="single" w:sz="4" w:space="0" w:color="BFC7D1"/>
+              <w:left w:val="single" w:sz="4" w:space="0" w:color="BFC7D1"/>
+              <w:bottom w:val="single" w:sz="4" w:space="0" w:color="BFC7D1"/>
+              <w:right w:val="single" w:sz="4" w:space="0" w:color="BFC7D1"/>
+            </w:tcBorders>
+          </w:tcPr>
+          <w:p>
+            <w:pPr>
+              <w:pStyle w:val="Normal"/>
+              <w:widowControl/>
+              <w:spacing w:lineRule="auto" w:line="240" w:before="0" w:after="20"/>
+              <w:jc w:val="left"/>
+              <w:rPr>
+                <w:rFonts w:ascii="Aptos" w:hAnsi="Aptos" w:eastAsia="ＭＳ 明朝" w:cs="Arial"/>
+                <w:kern w:val="0"/>
+                <w:sz w:val="24"/>
+                <w:szCs w:val="24"/>
+                <w:lang w:val="en-US" w:eastAsia="ja-JP" w:bidi="ar-SA"/>
+              </w:rPr>
+            </w:pPr>
+            <w:r>
+              <w:rPr>
+                <w:rFonts w:eastAsia="Segoe UI" w:cs="Segoe UI" w:ascii="Segoe UI" w:hAnsi="Segoe UI"/>
+                <w:color w:val="101820"/>
+                <w:kern w:val="0"/>
+                <w:sz w:val="18"/>
+                <w:szCs w:val="24"/>
+                <w:lang w:val="en-US" w:eastAsia="ja-JP" w:bidi="ar-SA"/>
+              </w:rPr>
+              <w:t>50,000.00</w:t>
+            </w:r>
+          </w:p>
+        </w:tc>
+        <w:tc>
+          <w:tcPr>
+            <w:tcW w:w="3419" w:type="dxa"/>
+            <w:tcBorders>
+              <w:top w:val="single" w:sz="4" w:space="0" w:color="BFC7D1"/>
+              <w:left w:val="single" w:sz="4" w:space="0" w:color="BFC7D1"/>
+              <w:bottom w:val="single" w:sz="4" w:space="0" w:color="BFC7D1"/>
+              <w:right w:val="single" w:sz="4" w:space="0" w:color="BFC7D1"/>
+            </w:tcBorders>
+          </w:tcPr>
+          <w:p>
+            <w:pPr>
+              <w:pStyle w:val="Normal"/>
+              <w:widowControl/>
+              <w:spacing w:lineRule="auto" w:line="240" w:before="0" w:after="20"/>
+              <w:jc w:val="left"/>
+              <w:rPr>
+                <w:rFonts w:ascii="Aptos" w:hAnsi="Aptos" w:eastAsia="ＭＳ 明朝" w:cs="Arial"/>
+                <w:kern w:val="0"/>
+                <w:sz w:val="24"/>
+                <w:szCs w:val="24"/>
+                <w:lang w:val="en-US" w:eastAsia="ja-JP" w:bidi="ar-SA"/>
+              </w:rPr>
+            </w:pPr>
+            <w:r>
+              <w:rPr>
+                <w:rFonts w:eastAsia="Segoe UI" w:cs="Segoe UI" w:ascii="Segoe UI" w:hAnsi="Segoe UI"/>
+                <w:color w:val="101820"/>
+                <w:kern w:val="0"/>
+                <w:sz w:val="18"/>
+                <w:szCs w:val="24"/>
+                <w:lang w:val="en-US" w:eastAsia="ja-JP" w:bidi="ar-SA"/>
+              </w:rPr>
+              <w:t>The accountant's working paper mapped to the IC form set in force for the year</w:t>
+            </w:r>
+          </w:p>
+        </w:tc>
+      </w:tr>
+      <w:tr>
+        <w:trPr/>
+        <w:tc>
+          <w:tcPr>
+            <w:tcW w:w="3434" w:type="dxa"/>
+            <w:tcBorders>
+              <w:top w:val="single" w:sz="4" w:space="0" w:color="BFC7D1"/>
+              <w:left w:val="single" w:sz="4" w:space="0" w:color="BFC7D1"/>
+              <w:bottom w:val="single" w:sz="4" w:space="0" w:color="BFC7D1"/>
+              <w:right w:val="single" w:sz="4" w:space="0" w:color="BFC7D1"/>
+            </w:tcBorders>
+          </w:tcPr>
+          <w:p>
+            <w:pPr>
+              <w:pStyle w:val="Normal"/>
+              <w:widowControl/>
+              <w:spacing w:lineRule="auto" w:line="240" w:before="0" w:after="20"/>
+              <w:jc w:val="left"/>
+              <w:rPr>
+                <w:rFonts w:ascii="Aptos" w:hAnsi="Aptos" w:eastAsia="ＭＳ 明朝" w:cs="Arial"/>
+                <w:kern w:val="0"/>
+                <w:sz w:val="24"/>
+                <w:szCs w:val="24"/>
+                <w:lang w:val="en-US" w:eastAsia="ja-JP" w:bidi="ar-SA"/>
+              </w:rPr>
+            </w:pPr>
+            <w:r>
+              <w:rPr>
+                <w:rFonts w:eastAsia="Segoe UI" w:cs="Segoe UI" w:ascii="Segoe UI" w:hAnsi="Segoe UI"/>
+                <w:color w:val="101820"/>
+                <w:kern w:val="0"/>
+                <w:sz w:val="18"/>
+                <w:szCs w:val="24"/>
+                <w:lang w:val="en-US" w:eastAsia="ja-JP" w:bidi="ar-SA"/>
+              </w:rPr>
+              <w:t>EOPT invoicing review with the broker's tax adviser</w:t>
+            </w:r>
+          </w:p>
+        </w:tc>
+        <w:tc>
+          <w:tcPr>
+            <w:tcW w:w="1122" w:type="dxa"/>
+            <w:tcBorders>
+              <w:top w:val="single" w:sz="4" w:space="0" w:color="BFC7D1"/>
+              <w:left w:val="single" w:sz="4" w:space="0" w:color="BFC7D1"/>
+              <w:bottom w:val="single" w:sz="4" w:space="0" w:color="BFC7D1"/>
+              <w:right w:val="single" w:sz="4" w:space="0" w:color="BFC7D1"/>
+            </w:tcBorders>
+          </w:tcPr>
+          <w:p>
+            <w:pPr>
+              <w:pStyle w:val="Normal"/>
+              <w:widowControl/>
+              <w:spacing w:lineRule="auto" w:line="240" w:before="0" w:after="20"/>
+              <w:jc w:val="left"/>
+              <w:rPr>
+                <w:rFonts w:ascii="Aptos" w:hAnsi="Aptos" w:eastAsia="ＭＳ 明朝" w:cs="Arial"/>
+                <w:kern w:val="0"/>
+                <w:sz w:val="24"/>
+                <w:szCs w:val="24"/>
+                <w:lang w:val="en-US" w:eastAsia="ja-JP" w:bidi="ar-SA"/>
+              </w:rPr>
+            </w:pPr>
+            <w:r>
+              <w:rPr>
+                <w:rFonts w:eastAsia="Segoe UI" w:cs="Segoe UI" w:ascii="Segoe UI" w:hAnsi="Segoe UI"/>
+                <w:color w:val="101820"/>
+                <w:kern w:val="0"/>
+                <w:sz w:val="18"/>
+                <w:szCs w:val="24"/>
+                <w:lang w:val="en-US" w:eastAsia="ja-JP" w:bidi="ar-SA"/>
+              </w:rPr>
+              <w:t>2</w:t>
+            </w:r>
+          </w:p>
+        </w:tc>
+        <w:tc>
+          <w:tcPr>
+            <w:tcW w:w="1038" w:type="dxa"/>
+            <w:tcBorders>
+              <w:top w:val="single" w:sz="4" w:space="0" w:color="BFC7D1"/>
+              <w:left w:val="single" w:sz="4" w:space="0" w:color="BFC7D1"/>
+              <w:bottom w:val="single" w:sz="4" w:space="0" w:color="BFC7D1"/>
+              <w:right w:val="single" w:sz="4" w:space="0" w:color="BFC7D1"/>
+            </w:tcBorders>
+          </w:tcPr>
+          <w:p>
+            <w:pPr>
+              <w:pStyle w:val="Normal"/>
+              <w:widowControl/>
+              <w:spacing w:lineRule="auto" w:line="240" w:before="0" w:after="20"/>
+              <w:jc w:val="left"/>
+              <w:rPr>
+                <w:rFonts w:ascii="Aptos" w:hAnsi="Aptos" w:eastAsia="ＭＳ 明朝" w:cs="Arial"/>
+                <w:kern w:val="0"/>
+                <w:sz w:val="24"/>
+                <w:szCs w:val="24"/>
+                <w:lang w:val="en-US" w:eastAsia="ja-JP" w:bidi="ar-SA"/>
+              </w:rPr>
+            </w:pPr>
+            <w:r>
+              <w:rPr>
+                <w:rFonts w:eastAsia="Segoe UI" w:cs="Segoe UI" w:ascii="Segoe UI" w:hAnsi="Segoe UI"/>
+                <w:color w:val="101820"/>
+                <w:kern w:val="0"/>
+                <w:sz w:val="18"/>
+                <w:szCs w:val="24"/>
+                <w:lang w:val="en-US" w:eastAsia="ja-JP" w:bidi="ar-SA"/>
+              </w:rPr>
+              <w:t>30,000.00</w:t>
+            </w:r>
+          </w:p>
+        </w:tc>
+        <w:tc>
+          <w:tcPr>
+            <w:tcW w:w="3419" w:type="dxa"/>
+            <w:tcBorders>
+              <w:top w:val="single" w:sz="4" w:space="0" w:color="BFC7D1"/>
+              <w:left w:val="single" w:sz="4" w:space="0" w:color="BFC7D1"/>
+              <w:bottom w:val="single" w:sz="4" w:space="0" w:color="BFC7D1"/>
+              <w:right w:val="single" w:sz="4" w:space="0" w:color="BFC7D1"/>
+            </w:tcBorders>
+          </w:tcPr>
+          <w:p>
+            <w:pPr>
+              <w:pStyle w:val="Normal"/>
+              <w:widowControl/>
+              <w:spacing w:lineRule="auto" w:line="240" w:before="0" w:after="20"/>
+              <w:jc w:val="left"/>
+              <w:rPr>
+                <w:rFonts w:ascii="Aptos" w:hAnsi="Aptos" w:eastAsia="ＭＳ 明朝" w:cs="Arial"/>
+                <w:kern w:val="0"/>
+                <w:sz w:val="24"/>
+                <w:szCs w:val="24"/>
+                <w:lang w:val="en-US" w:eastAsia="ja-JP" w:bidi="ar-SA"/>
+              </w:rPr>
+            </w:pPr>
+            <w:r>
+              <w:rPr>
+                <w:rFonts w:eastAsia="Segoe UI" w:cs="Segoe UI" w:ascii="Segoe UI" w:hAnsi="Segoe UI"/>
+                <w:color w:val="101820"/>
+                <w:kern w:val="0"/>
+                <w:sz w:val="18"/>
+                <w:szCs w:val="24"/>
+                <w:lang w:val="en-US" w:eastAsia="ja-JP" w:bidi="ar-SA"/>
+              </w:rPr>
+              <w:t>Registered invoice documents, supplementary wording, VAT treatment, ATP or CAS</w:t>
+            </w:r>
+          </w:p>
+        </w:tc>
+      </w:tr>
+      <w:tr>
+        <w:trPr/>
+        <w:tc>
+          <w:tcPr>
+            <w:tcW w:w="3434" w:type="dxa"/>
+            <w:tcBorders>
+              <w:top w:val="single" w:sz="4" w:space="0" w:color="BFC7D1"/>
+              <w:left w:val="single" w:sz="4" w:space="0" w:color="BFC7D1"/>
+              <w:bottom w:val="single" w:sz="4" w:space="0" w:color="BFC7D1"/>
+              <w:right w:val="single" w:sz="4" w:space="0" w:color="BFC7D1"/>
+            </w:tcBorders>
+          </w:tcPr>
+          <w:p>
+            <w:pPr>
+              <w:pStyle w:val="Normal"/>
+              <w:widowControl/>
+              <w:spacing w:lineRule="auto" w:line="240" w:before="0" w:after="20"/>
+              <w:jc w:val="left"/>
+              <w:rPr>
+                <w:rFonts w:ascii="Aptos" w:hAnsi="Aptos" w:eastAsia="ＭＳ 明朝" w:cs="Arial"/>
+                <w:kern w:val="0"/>
+                <w:sz w:val="24"/>
+                <w:szCs w:val="24"/>
+                <w:lang w:val="en-US" w:eastAsia="ja-JP" w:bidi="ar-SA"/>
+              </w:rPr>
+            </w:pPr>
+            <w:r>
+              <w:rPr>
+                <w:rFonts w:eastAsia="Segoe UI" w:cs="Segoe UI" w:ascii="Segoe UI" w:hAnsi="Segoe UI"/>
+                <w:color w:val="101820"/>
+                <w:kern w:val="0"/>
+                <w:sz w:val="18"/>
+                <w:szCs w:val="24"/>
+                <w:lang w:val="en-US" w:eastAsia="ja-JP" w:bidi="ar-SA"/>
+              </w:rPr>
+              <w:t>BIR CAS registration support</w:t>
+            </w:r>
+          </w:p>
+        </w:tc>
+        <w:tc>
+          <w:tcPr>
+            <w:tcW w:w="1122" w:type="dxa"/>
+            <w:tcBorders>
+              <w:top w:val="single" w:sz="4" w:space="0" w:color="BFC7D1"/>
+              <w:left w:val="single" w:sz="4" w:space="0" w:color="BFC7D1"/>
+              <w:bottom w:val="single" w:sz="4" w:space="0" w:color="BFC7D1"/>
+              <w:right w:val="single" w:sz="4" w:space="0" w:color="BFC7D1"/>
+            </w:tcBorders>
+          </w:tcPr>
+          <w:p>
+            <w:pPr>
+              <w:pStyle w:val="Normal"/>
+              <w:widowControl/>
+              <w:spacing w:lineRule="auto" w:line="240" w:before="0" w:after="20"/>
+              <w:jc w:val="left"/>
+              <w:rPr>
+                <w:rFonts w:ascii="Aptos" w:hAnsi="Aptos" w:eastAsia="ＭＳ 明朝" w:cs="Arial"/>
+                <w:kern w:val="0"/>
+                <w:sz w:val="24"/>
+                <w:szCs w:val="24"/>
+                <w:lang w:val="en-US" w:eastAsia="ja-JP" w:bidi="ar-SA"/>
+              </w:rPr>
+            </w:pPr>
+            <w:r>
+              <w:rPr>
+                <w:rFonts w:eastAsia="Segoe UI" w:cs="Segoe UI" w:ascii="Segoe UI" w:hAnsi="Segoe UI"/>
+                <w:color w:val="101820"/>
+                <w:kern w:val="0"/>
+                <w:sz w:val="18"/>
+                <w:szCs w:val="24"/>
+                <w:lang w:val="en-US" w:eastAsia="ja-JP" w:bidi="ar-SA"/>
+              </w:rPr>
+              <w:t>4</w:t>
+            </w:r>
+          </w:p>
+        </w:tc>
+        <w:tc>
+          <w:tcPr>
+            <w:tcW w:w="1038" w:type="dxa"/>
+            <w:tcBorders>
+              <w:top w:val="single" w:sz="4" w:space="0" w:color="BFC7D1"/>
+              <w:left w:val="single" w:sz="4" w:space="0" w:color="BFC7D1"/>
+              <w:bottom w:val="single" w:sz="4" w:space="0" w:color="BFC7D1"/>
+              <w:right w:val="single" w:sz="4" w:space="0" w:color="BFC7D1"/>
+            </w:tcBorders>
+          </w:tcPr>
+          <w:p>
+            <w:pPr>
+              <w:pStyle w:val="Normal"/>
+              <w:widowControl/>
+              <w:spacing w:lineRule="auto" w:line="240" w:before="0" w:after="20"/>
+              <w:jc w:val="left"/>
+              <w:rPr>
+                <w:rFonts w:ascii="Aptos" w:hAnsi="Aptos" w:eastAsia="ＭＳ 明朝" w:cs="Arial"/>
+                <w:kern w:val="0"/>
+                <w:sz w:val="24"/>
+                <w:szCs w:val="24"/>
+                <w:lang w:val="en-US" w:eastAsia="ja-JP" w:bidi="ar-SA"/>
+              </w:rPr>
+            </w:pPr>
+            <w:r>
+              <w:rPr>
+                <w:rFonts w:eastAsia="Segoe UI" w:cs="Segoe UI" w:ascii="Segoe UI" w:hAnsi="Segoe UI"/>
+                <w:color w:val="101820"/>
+                <w:kern w:val="0"/>
+                <w:sz w:val="18"/>
+                <w:szCs w:val="24"/>
+                <w:lang w:val="en-US" w:eastAsia="ja-JP" w:bidi="ar-SA"/>
+              </w:rPr>
+              <w:t>60,000.00</w:t>
+            </w:r>
+          </w:p>
+        </w:tc>
+        <w:tc>
+          <w:tcPr>
+            <w:tcW w:w="3419" w:type="dxa"/>
+            <w:tcBorders>
+              <w:top w:val="single" w:sz="4" w:space="0" w:color="BFC7D1"/>
+              <w:left w:val="single" w:sz="4" w:space="0" w:color="BFC7D1"/>
+              <w:bottom w:val="single" w:sz="4" w:space="0" w:color="BFC7D1"/>
+              <w:right w:val="single" w:sz="4" w:space="0" w:color="BFC7D1"/>
+            </w:tcBorders>
+          </w:tcPr>
+          <w:p>
+            <w:pPr>
+              <w:pStyle w:val="Normal"/>
+              <w:widowControl/>
+              <w:spacing w:lineRule="auto" w:line="240" w:before="0" w:after="20"/>
+              <w:jc w:val="left"/>
+              <w:rPr>
+                <w:rFonts w:ascii="Aptos" w:hAnsi="Aptos" w:eastAsia="ＭＳ 明朝" w:cs="Arial"/>
+                <w:kern w:val="0"/>
+                <w:sz w:val="24"/>
+                <w:szCs w:val="24"/>
+                <w:lang w:val="en-US" w:eastAsia="ja-JP" w:bidi="ar-SA"/>
+              </w:rPr>
+            </w:pPr>
+            <w:r>
+              <w:rPr>
+                <w:rFonts w:eastAsia="Segoe UI" w:cs="Segoe UI" w:ascii="Segoe UI" w:hAnsi="Segoe UI"/>
+                <w:color w:val="101820"/>
+                <w:kern w:val="0"/>
+                <w:sz w:val="18"/>
+                <w:szCs w:val="24"/>
+                <w:lang w:val="en-US" w:eastAsia="ja-JP" w:bidi="ar-SA"/>
+              </w:rPr>
+              <w:t>Books, system description and the Permit to Use filing prepared with the broker</w:t>
+            </w:r>
+          </w:p>
+        </w:tc>
+      </w:tr>
+      <w:tr>
+        <w:trPr/>
+        <w:tc>
+          <w:tcPr>
+            <w:tcW w:w="3434" w:type="dxa"/>
+            <w:tcBorders>
+              <w:top w:val="single" w:sz="4" w:space="0" w:color="BFC7D1"/>
+              <w:left w:val="single" w:sz="4" w:space="0" w:color="BFC7D1"/>
+              <w:bottom w:val="single" w:sz="4" w:space="0" w:color="BFC7D1"/>
+              <w:right w:val="single" w:sz="4" w:space="0" w:color="BFC7D1"/>
+            </w:tcBorders>
+          </w:tcPr>
+          <w:p>
+            <w:pPr>
+              <w:pStyle w:val="Normal"/>
+              <w:widowControl/>
+              <w:spacing w:lineRule="auto" w:line="240" w:before="0" w:after="20"/>
+              <w:jc w:val="left"/>
+              <w:rPr>
+                <w:rFonts w:ascii="Aptos" w:hAnsi="Aptos" w:eastAsia="ＭＳ 明朝" w:cs="Arial"/>
+                <w:kern w:val="0"/>
+                <w:sz w:val="24"/>
+                <w:szCs w:val="24"/>
+                <w:lang w:val="en-US" w:eastAsia="ja-JP" w:bidi="ar-SA"/>
+              </w:rPr>
+            </w:pPr>
+            <w:r>
+              <w:rPr>
+                <w:rFonts w:eastAsia="Segoe UI" w:cs="Segoe UI" w:ascii="Segoe UI" w:hAnsi="Segoe UI"/>
+                <w:color w:val="101820"/>
+                <w:kern w:val="0"/>
+                <w:sz w:val="18"/>
+                <w:szCs w:val="24"/>
+                <w:lang w:val="en-US" w:eastAsia="ja-JP" w:bidi="ar-SA"/>
+              </w:rPr>
+              <w:t>BIR EIS enrolment and certification</w:t>
+            </w:r>
+          </w:p>
+        </w:tc>
+        <w:tc>
+          <w:tcPr>
+            <w:tcW w:w="1122" w:type="dxa"/>
+            <w:tcBorders>
+              <w:top w:val="single" w:sz="4" w:space="0" w:color="BFC7D1"/>
+              <w:left w:val="single" w:sz="4" w:space="0" w:color="BFC7D1"/>
+              <w:bottom w:val="single" w:sz="4" w:space="0" w:color="BFC7D1"/>
+              <w:right w:val="single" w:sz="4" w:space="0" w:color="BFC7D1"/>
+            </w:tcBorders>
+          </w:tcPr>
+          <w:p>
+            <w:pPr>
+              <w:pStyle w:val="Normal"/>
+              <w:widowControl/>
+              <w:spacing w:lineRule="auto" w:line="240" w:before="0" w:after="20"/>
+              <w:jc w:val="left"/>
+              <w:rPr>
+                <w:rFonts w:ascii="Aptos" w:hAnsi="Aptos" w:eastAsia="ＭＳ 明朝" w:cs="Arial"/>
+                <w:kern w:val="0"/>
+                <w:sz w:val="24"/>
+                <w:szCs w:val="24"/>
+                <w:lang w:val="en-US" w:eastAsia="ja-JP" w:bidi="ar-SA"/>
+              </w:rPr>
+            </w:pPr>
+            <w:r>
+              <w:rPr>
+                <w:rFonts w:eastAsia="Segoe UI" w:cs="Segoe UI" w:ascii="Segoe UI" w:hAnsi="Segoe UI"/>
+                <w:color w:val="101820"/>
+                <w:kern w:val="0"/>
+                <w:sz w:val="18"/>
+                <w:szCs w:val="24"/>
+                <w:lang w:val="en-US" w:eastAsia="ja-JP" w:bidi="ar-SA"/>
+              </w:rPr>
+              <w:t>5</w:t>
+            </w:r>
+          </w:p>
+        </w:tc>
+        <w:tc>
+          <w:tcPr>
+            <w:tcW w:w="1038" w:type="dxa"/>
+            <w:tcBorders>
+              <w:top w:val="single" w:sz="4" w:space="0" w:color="BFC7D1"/>
+              <w:left w:val="single" w:sz="4" w:space="0" w:color="BFC7D1"/>
+              <w:bottom w:val="single" w:sz="4" w:space="0" w:color="BFC7D1"/>
+              <w:right w:val="single" w:sz="4" w:space="0" w:color="BFC7D1"/>
+            </w:tcBorders>
+          </w:tcPr>
+          <w:p>
+            <w:pPr>
+              <w:pStyle w:val="Normal"/>
+              <w:widowControl/>
+              <w:spacing w:lineRule="auto" w:line="240" w:before="0" w:after="20"/>
+              <w:jc w:val="left"/>
+              <w:rPr>
+                <w:rFonts w:ascii="Aptos" w:hAnsi="Aptos" w:eastAsia="ＭＳ 明朝" w:cs="Arial"/>
+                <w:kern w:val="0"/>
+                <w:sz w:val="24"/>
+                <w:szCs w:val="24"/>
+                <w:lang w:val="en-US" w:eastAsia="ja-JP" w:bidi="ar-SA"/>
+              </w:rPr>
+            </w:pPr>
+            <w:r>
+              <w:rPr>
+                <w:rFonts w:eastAsia="Segoe UI" w:cs="Segoe UI" w:ascii="Segoe UI" w:hAnsi="Segoe UI"/>
+                <w:color w:val="101820"/>
+                <w:kern w:val="0"/>
+                <w:sz w:val="18"/>
+                <w:szCs w:val="24"/>
+                <w:lang w:val="en-US" w:eastAsia="ja-JP" w:bidi="ar-SA"/>
+              </w:rPr>
+              <w:t>80,000.00</w:t>
+            </w:r>
+          </w:p>
+        </w:tc>
+        <w:tc>
+          <w:tcPr>
+            <w:tcW w:w="3419" w:type="dxa"/>
+            <w:tcBorders>
+              <w:top w:val="single" w:sz="4" w:space="0" w:color="BFC7D1"/>
+              <w:left w:val="single" w:sz="4" w:space="0" w:color="BFC7D1"/>
+              <w:bottom w:val="single" w:sz="4" w:space="0" w:color="BFC7D1"/>
+              <w:right w:val="single" w:sz="4" w:space="0" w:color="BFC7D1"/>
+            </w:tcBorders>
+          </w:tcPr>
+          <w:p>
+            <w:pPr>
+              <w:pStyle w:val="Normal"/>
+              <w:widowControl/>
+              <w:spacing w:lineRule="auto" w:line="240" w:before="0" w:after="20"/>
+              <w:jc w:val="left"/>
+              <w:rPr>
+                <w:rFonts w:ascii="Aptos" w:hAnsi="Aptos" w:eastAsia="ＭＳ 明朝" w:cs="Arial"/>
+                <w:kern w:val="0"/>
+                <w:sz w:val="24"/>
+                <w:szCs w:val="24"/>
+                <w:lang w:val="en-US" w:eastAsia="ja-JP" w:bidi="ar-SA"/>
+              </w:rPr>
+            </w:pPr>
+            <w:r>
+              <w:rPr>
+                <w:rFonts w:eastAsia="Segoe UI" w:cs="Segoe UI" w:ascii="Segoe UI" w:hAnsi="Segoe UI"/>
+                <w:color w:val="101820"/>
+                <w:kern w:val="0"/>
+                <w:sz w:val="18"/>
+                <w:szCs w:val="24"/>
+                <w:lang w:val="en-US" w:eastAsia="ja-JP" w:bidi="ar-SA"/>
+              </w:rPr>
+              <w:t>EIS enrolment, signing certificate, final field list, production endpoint, certification of the connector</w:t>
+            </w:r>
+          </w:p>
+        </w:tc>
+      </w:tr>
+      <w:tr>
+        <w:trPr/>
+        <w:tc>
+          <w:tcPr>
+            <w:tcW w:w="3434" w:type="dxa"/>
+            <w:tcBorders>
+              <w:top w:val="single" w:sz="4" w:space="0" w:color="BFC7D1"/>
+              <w:left w:val="single" w:sz="4" w:space="0" w:color="BFC7D1"/>
+              <w:bottom w:val="single" w:sz="4" w:space="0" w:color="BFC7D1"/>
+              <w:right w:val="single" w:sz="4" w:space="0" w:color="BFC7D1"/>
+            </w:tcBorders>
+          </w:tcPr>
+          <w:p>
+            <w:pPr>
+              <w:pStyle w:val="Normal"/>
+              <w:widowControl/>
+              <w:spacing w:lineRule="auto" w:line="240" w:before="0" w:after="20"/>
+              <w:jc w:val="left"/>
+              <w:rPr>
+                <w:rFonts w:ascii="Aptos" w:hAnsi="Aptos" w:eastAsia="ＭＳ 明朝" w:cs="Arial"/>
+                <w:kern w:val="0"/>
+                <w:sz w:val="24"/>
+                <w:szCs w:val="24"/>
+                <w:lang w:val="en-US" w:eastAsia="ja-JP" w:bidi="ar-SA"/>
+              </w:rPr>
+            </w:pPr>
+            <w:r>
+              <w:rPr>
+                <w:rFonts w:eastAsia="Segoe UI" w:cs="Segoe UI" w:ascii="Segoe UI" w:hAnsi="Segoe UI"/>
+                <w:color w:val="101820"/>
+                <w:kern w:val="0"/>
+                <w:sz w:val="18"/>
+                <w:szCs w:val="24"/>
+                <w:lang w:val="en-US" w:eastAsia="ja-JP" w:bidi="ar-SA"/>
+              </w:rPr>
+              <w:t>CTPL authentication and LTO interface certification</w:t>
+            </w:r>
+          </w:p>
+        </w:tc>
+        <w:tc>
+          <w:tcPr>
+            <w:tcW w:w="1122" w:type="dxa"/>
+            <w:tcBorders>
+              <w:top w:val="single" w:sz="4" w:space="0" w:color="BFC7D1"/>
+              <w:left w:val="single" w:sz="4" w:space="0" w:color="BFC7D1"/>
+              <w:bottom w:val="single" w:sz="4" w:space="0" w:color="BFC7D1"/>
+              <w:right w:val="single" w:sz="4" w:space="0" w:color="BFC7D1"/>
+            </w:tcBorders>
+          </w:tcPr>
+          <w:p>
+            <w:pPr>
+              <w:pStyle w:val="Normal"/>
+              <w:widowControl/>
+              <w:spacing w:lineRule="auto" w:line="240" w:before="0" w:after="20"/>
+              <w:jc w:val="left"/>
+              <w:rPr>
+                <w:rFonts w:ascii="Aptos" w:hAnsi="Aptos" w:eastAsia="ＭＳ 明朝" w:cs="Arial"/>
+                <w:kern w:val="0"/>
+                <w:sz w:val="24"/>
+                <w:szCs w:val="24"/>
+                <w:lang w:val="en-US" w:eastAsia="ja-JP" w:bidi="ar-SA"/>
+              </w:rPr>
+            </w:pPr>
+            <w:r>
+              <w:rPr>
+                <w:rFonts w:eastAsia="Segoe UI" w:cs="Segoe UI" w:ascii="Segoe UI" w:hAnsi="Segoe UI"/>
+                <w:color w:val="101820"/>
+                <w:kern w:val="0"/>
+                <w:sz w:val="18"/>
+                <w:szCs w:val="24"/>
+                <w:lang w:val="en-US" w:eastAsia="ja-JP" w:bidi="ar-SA"/>
+              </w:rPr>
+              <w:t>4</w:t>
+            </w:r>
+          </w:p>
+        </w:tc>
+        <w:tc>
+          <w:tcPr>
+            <w:tcW w:w="1038" w:type="dxa"/>
+            <w:tcBorders>
+              <w:top w:val="single" w:sz="4" w:space="0" w:color="BFC7D1"/>
+              <w:left w:val="single" w:sz="4" w:space="0" w:color="BFC7D1"/>
+              <w:bottom w:val="single" w:sz="4" w:space="0" w:color="BFC7D1"/>
+              <w:right w:val="single" w:sz="4" w:space="0" w:color="BFC7D1"/>
+            </w:tcBorders>
+          </w:tcPr>
+          <w:p>
+            <w:pPr>
+              <w:pStyle w:val="Normal"/>
+              <w:widowControl/>
+              <w:spacing w:lineRule="auto" w:line="240" w:before="0" w:after="20"/>
+              <w:jc w:val="left"/>
+              <w:rPr>
+                <w:rFonts w:ascii="Aptos" w:hAnsi="Aptos" w:eastAsia="ＭＳ 明朝" w:cs="Arial"/>
+                <w:kern w:val="0"/>
+                <w:sz w:val="24"/>
+                <w:szCs w:val="24"/>
+                <w:lang w:val="en-US" w:eastAsia="ja-JP" w:bidi="ar-SA"/>
+              </w:rPr>
+            </w:pPr>
+            <w:r>
+              <w:rPr>
+                <w:rFonts w:eastAsia="Segoe UI" w:cs="Segoe UI" w:ascii="Segoe UI" w:hAnsi="Segoe UI"/>
+                <w:color w:val="101820"/>
+                <w:kern w:val="0"/>
+                <w:sz w:val="18"/>
+                <w:szCs w:val="24"/>
+                <w:lang w:val="en-US" w:eastAsia="ja-JP" w:bidi="ar-SA"/>
+              </w:rPr>
+              <w:t>60,000.00</w:t>
+            </w:r>
+          </w:p>
+        </w:tc>
+        <w:tc>
+          <w:tcPr>
+            <w:tcW w:w="3419" w:type="dxa"/>
+            <w:tcBorders>
+              <w:top w:val="single" w:sz="4" w:space="0" w:color="BFC7D1"/>
+              <w:left w:val="single" w:sz="4" w:space="0" w:color="BFC7D1"/>
+              <w:bottom w:val="single" w:sz="4" w:space="0" w:color="BFC7D1"/>
+              <w:right w:val="single" w:sz="4" w:space="0" w:color="BFC7D1"/>
+            </w:tcBorders>
+          </w:tcPr>
+          <w:p>
+            <w:pPr>
+              <w:pStyle w:val="Normal"/>
+              <w:widowControl/>
+              <w:spacing w:lineRule="auto" w:line="240" w:before="0" w:after="20"/>
+              <w:jc w:val="left"/>
+              <w:rPr>
+                <w:rFonts w:ascii="Aptos" w:hAnsi="Aptos" w:eastAsia="ＭＳ 明朝" w:cs="Arial"/>
+                <w:kern w:val="0"/>
+                <w:sz w:val="24"/>
+                <w:szCs w:val="24"/>
+                <w:lang w:val="en-US" w:eastAsia="ja-JP" w:bidi="ar-SA"/>
+              </w:rPr>
+            </w:pPr>
+            <w:r>
+              <w:rPr>
+                <w:rFonts w:eastAsia="Segoe UI" w:cs="Segoe UI" w:ascii="Segoe UI" w:hAnsi="Segoe UI"/>
+                <w:color w:val="101820"/>
+                <w:kern w:val="0"/>
+                <w:sz w:val="18"/>
+                <w:szCs w:val="24"/>
+                <w:lang w:val="en-US" w:eastAsia="ja-JP" w:bidi="ar-SA"/>
+              </w:rPr>
+              <w:t>Acceptance of the live requests by the accredited provider, COC series, LTO interface</w:t>
+            </w:r>
+          </w:p>
+        </w:tc>
+      </w:tr>
+      <w:tr>
+        <w:trPr/>
+        <w:tc>
+          <w:tcPr>
+            <w:tcW w:w="3434" w:type="dxa"/>
+            <w:tcBorders>
+              <w:top w:val="single" w:sz="4" w:space="0" w:color="BFC7D1"/>
+              <w:left w:val="single" w:sz="4" w:space="0" w:color="BFC7D1"/>
+              <w:bottom w:val="single" w:sz="4" w:space="0" w:color="BFC7D1"/>
+              <w:right w:val="single" w:sz="4" w:space="0" w:color="BFC7D1"/>
+            </w:tcBorders>
+          </w:tcPr>
+          <w:p>
+            <w:pPr>
+              <w:pStyle w:val="Normal"/>
+              <w:widowControl/>
+              <w:spacing w:lineRule="auto" w:line="240" w:before="0" w:after="20"/>
+              <w:jc w:val="left"/>
+              <w:rPr>
+                <w:rFonts w:ascii="Aptos" w:hAnsi="Aptos" w:eastAsia="ＭＳ 明朝" w:cs="Arial"/>
+                <w:kern w:val="0"/>
+                <w:sz w:val="24"/>
+                <w:szCs w:val="24"/>
+                <w:lang w:val="en-US" w:eastAsia="ja-JP" w:bidi="ar-SA"/>
+              </w:rPr>
+            </w:pPr>
+            <w:r>
+              <w:rPr>
+                <w:rFonts w:eastAsia="Segoe UI" w:cs="Segoe UI" w:ascii="Segoe UI" w:hAnsi="Segoe UI"/>
+                <w:color w:val="101820"/>
+                <w:kern w:val="0"/>
+                <w:sz w:val="18"/>
+                <w:szCs w:val="24"/>
+                <w:lang w:val="en-US" w:eastAsia="ja-JP" w:bidi="ar-SA"/>
+              </w:rPr>
+              <w:t>Insurer API onboarding, per insurer</w:t>
+            </w:r>
+          </w:p>
+        </w:tc>
+        <w:tc>
+          <w:tcPr>
+            <w:tcW w:w="1122" w:type="dxa"/>
+            <w:tcBorders>
+              <w:top w:val="single" w:sz="4" w:space="0" w:color="BFC7D1"/>
+              <w:left w:val="single" w:sz="4" w:space="0" w:color="BFC7D1"/>
+              <w:bottom w:val="single" w:sz="4" w:space="0" w:color="BFC7D1"/>
+              <w:right w:val="single" w:sz="4" w:space="0" w:color="BFC7D1"/>
+            </w:tcBorders>
+          </w:tcPr>
+          <w:p>
+            <w:pPr>
+              <w:pStyle w:val="Normal"/>
+              <w:widowControl/>
+              <w:spacing w:lineRule="auto" w:line="240" w:before="0" w:after="20"/>
+              <w:jc w:val="left"/>
+              <w:rPr>
+                <w:rFonts w:ascii="Aptos" w:hAnsi="Aptos" w:eastAsia="ＭＳ 明朝" w:cs="Arial"/>
+                <w:kern w:val="0"/>
+                <w:sz w:val="24"/>
+                <w:szCs w:val="24"/>
+                <w:lang w:val="en-US" w:eastAsia="ja-JP" w:bidi="ar-SA"/>
+              </w:rPr>
+            </w:pPr>
+            <w:r>
+              <w:rPr>
+                <w:rFonts w:eastAsia="Segoe UI" w:cs="Segoe UI" w:ascii="Segoe UI" w:hAnsi="Segoe UI"/>
+                <w:color w:val="101820"/>
+                <w:kern w:val="0"/>
+                <w:sz w:val="18"/>
+                <w:szCs w:val="24"/>
+                <w:lang w:val="en-US" w:eastAsia="ja-JP" w:bidi="ar-SA"/>
+              </w:rPr>
+              <w:t>3</w:t>
+            </w:r>
+          </w:p>
+        </w:tc>
+        <w:tc>
+          <w:tcPr>
+            <w:tcW w:w="1038" w:type="dxa"/>
+            <w:tcBorders>
+              <w:top w:val="single" w:sz="4" w:space="0" w:color="BFC7D1"/>
+              <w:left w:val="single" w:sz="4" w:space="0" w:color="BFC7D1"/>
+              <w:bottom w:val="single" w:sz="4" w:space="0" w:color="BFC7D1"/>
+              <w:right w:val="single" w:sz="4" w:space="0" w:color="BFC7D1"/>
+            </w:tcBorders>
+          </w:tcPr>
+          <w:p>
+            <w:pPr>
+              <w:pStyle w:val="Normal"/>
+              <w:widowControl/>
+              <w:spacing w:lineRule="auto" w:line="240" w:before="0" w:after="20"/>
+              <w:jc w:val="left"/>
+              <w:rPr>
+                <w:rFonts w:ascii="Aptos" w:hAnsi="Aptos" w:eastAsia="ＭＳ 明朝" w:cs="Arial"/>
+                <w:kern w:val="0"/>
+                <w:sz w:val="24"/>
+                <w:szCs w:val="24"/>
+                <w:lang w:val="en-US" w:eastAsia="ja-JP" w:bidi="ar-SA"/>
+              </w:rPr>
+            </w:pPr>
+            <w:r>
+              <w:rPr>
+                <w:rFonts w:eastAsia="Segoe UI" w:cs="Segoe UI" w:ascii="Segoe UI" w:hAnsi="Segoe UI"/>
+                <w:color w:val="101820"/>
+                <w:kern w:val="0"/>
+                <w:sz w:val="18"/>
+                <w:szCs w:val="24"/>
+                <w:lang w:val="en-US" w:eastAsia="ja-JP" w:bidi="ar-SA"/>
+              </w:rPr>
+              <w:t>50,000.00</w:t>
+            </w:r>
+          </w:p>
+        </w:tc>
+        <w:tc>
+          <w:tcPr>
+            <w:tcW w:w="3419" w:type="dxa"/>
+            <w:tcBorders>
+              <w:top w:val="single" w:sz="4" w:space="0" w:color="BFC7D1"/>
+              <w:left w:val="single" w:sz="4" w:space="0" w:color="BFC7D1"/>
+              <w:bottom w:val="single" w:sz="4" w:space="0" w:color="BFC7D1"/>
+              <w:right w:val="single" w:sz="4" w:space="0" w:color="BFC7D1"/>
+            </w:tcBorders>
+          </w:tcPr>
+          <w:p>
+            <w:pPr>
+              <w:pStyle w:val="Normal"/>
+              <w:widowControl/>
+              <w:spacing w:lineRule="auto" w:line="240" w:before="0" w:after="20"/>
+              <w:jc w:val="left"/>
+              <w:rPr>
+                <w:rFonts w:ascii="Aptos" w:hAnsi="Aptos" w:eastAsia="ＭＳ 明朝" w:cs="Arial"/>
+                <w:kern w:val="0"/>
+                <w:sz w:val="24"/>
+                <w:szCs w:val="24"/>
+                <w:lang w:val="en-US" w:eastAsia="ja-JP" w:bidi="ar-SA"/>
+              </w:rPr>
+            </w:pPr>
+            <w:r>
+              <w:rPr>
+                <w:rFonts w:eastAsia="Segoe UI" w:cs="Segoe UI" w:ascii="Segoe UI" w:hAnsi="Segoe UI"/>
+                <w:color w:val="101820"/>
+                <w:kern w:val="0"/>
+                <w:sz w:val="18"/>
+                <w:szCs w:val="24"/>
+                <w:lang w:val="en-US" w:eastAsia="ja-JP" w:bidi="ar-SA"/>
+              </w:rPr>
+              <w:t>Endpoint, credentials, field mapping and live test with one insurer</w:t>
+            </w:r>
+          </w:p>
+        </w:tc>
+      </w:tr>
+      <w:tr>
+        <w:trPr/>
+        <w:tc>
+          <w:tcPr>
+            <w:tcW w:w="3434" w:type="dxa"/>
+            <w:tcBorders>
+              <w:top w:val="single" w:sz="4" w:space="0" w:color="BFC7D1"/>
+              <w:left w:val="single" w:sz="4" w:space="0" w:color="BFC7D1"/>
+              <w:bottom w:val="single" w:sz="4" w:space="0" w:color="BFC7D1"/>
+              <w:right w:val="single" w:sz="4" w:space="0" w:color="BFC7D1"/>
+            </w:tcBorders>
+          </w:tcPr>
+          <w:p>
+            <w:pPr>
+              <w:pStyle w:val="Normal"/>
+              <w:widowControl/>
+              <w:spacing w:lineRule="auto" w:line="240" w:before="0" w:after="20"/>
+              <w:jc w:val="left"/>
+              <w:rPr>
+                <w:rFonts w:ascii="Aptos" w:hAnsi="Aptos" w:eastAsia="ＭＳ 明朝" w:cs="Arial"/>
+                <w:kern w:val="0"/>
+                <w:sz w:val="24"/>
+                <w:szCs w:val="24"/>
+                <w:lang w:val="en-US" w:eastAsia="ja-JP" w:bidi="ar-SA"/>
+              </w:rPr>
+            </w:pPr>
+            <w:r>
+              <w:rPr>
+                <w:rFonts w:eastAsia="Segoe UI" w:cs="Segoe UI" w:ascii="Segoe UI" w:hAnsi="Segoe UI"/>
+                <w:color w:val="101820"/>
+                <w:kern w:val="0"/>
+                <w:sz w:val="18"/>
+                <w:szCs w:val="24"/>
+                <w:lang w:val="en-US" w:eastAsia="ja-JP" w:bidi="ar-SA"/>
+              </w:rPr>
+              <w:t>Bank payment file certification, per bank</w:t>
+            </w:r>
+          </w:p>
+        </w:tc>
+        <w:tc>
+          <w:tcPr>
+            <w:tcW w:w="1122" w:type="dxa"/>
+            <w:tcBorders>
+              <w:top w:val="single" w:sz="4" w:space="0" w:color="BFC7D1"/>
+              <w:left w:val="single" w:sz="4" w:space="0" w:color="BFC7D1"/>
+              <w:bottom w:val="single" w:sz="4" w:space="0" w:color="BFC7D1"/>
+              <w:right w:val="single" w:sz="4" w:space="0" w:color="BFC7D1"/>
+            </w:tcBorders>
+          </w:tcPr>
+          <w:p>
+            <w:pPr>
+              <w:pStyle w:val="Normal"/>
+              <w:widowControl/>
+              <w:spacing w:lineRule="auto" w:line="240" w:before="0" w:after="20"/>
+              <w:jc w:val="left"/>
+              <w:rPr>
+                <w:rFonts w:ascii="Aptos" w:hAnsi="Aptos" w:eastAsia="ＭＳ 明朝" w:cs="Arial"/>
+                <w:kern w:val="0"/>
+                <w:sz w:val="24"/>
+                <w:szCs w:val="24"/>
+                <w:lang w:val="en-US" w:eastAsia="ja-JP" w:bidi="ar-SA"/>
+              </w:rPr>
+            </w:pPr>
+            <w:r>
+              <w:rPr>
+                <w:rFonts w:eastAsia="Segoe UI" w:cs="Segoe UI" w:ascii="Segoe UI" w:hAnsi="Segoe UI"/>
+                <w:color w:val="101820"/>
+                <w:kern w:val="0"/>
+                <w:sz w:val="18"/>
+                <w:szCs w:val="24"/>
+                <w:lang w:val="en-US" w:eastAsia="ja-JP" w:bidi="ar-SA"/>
+              </w:rPr>
+              <w:t>2</w:t>
+            </w:r>
+          </w:p>
+        </w:tc>
+        <w:tc>
+          <w:tcPr>
+            <w:tcW w:w="1038" w:type="dxa"/>
+            <w:tcBorders>
+              <w:top w:val="single" w:sz="4" w:space="0" w:color="BFC7D1"/>
+              <w:left w:val="single" w:sz="4" w:space="0" w:color="BFC7D1"/>
+              <w:bottom w:val="single" w:sz="4" w:space="0" w:color="BFC7D1"/>
+              <w:right w:val="single" w:sz="4" w:space="0" w:color="BFC7D1"/>
+            </w:tcBorders>
+          </w:tcPr>
+          <w:p>
+            <w:pPr>
+              <w:pStyle w:val="Normal"/>
+              <w:widowControl/>
+              <w:spacing w:lineRule="auto" w:line="240" w:before="0" w:after="20"/>
+              <w:jc w:val="left"/>
+              <w:rPr>
+                <w:rFonts w:ascii="Aptos" w:hAnsi="Aptos" w:eastAsia="ＭＳ 明朝" w:cs="Arial"/>
+                <w:kern w:val="0"/>
+                <w:sz w:val="24"/>
+                <w:szCs w:val="24"/>
+                <w:lang w:val="en-US" w:eastAsia="ja-JP" w:bidi="ar-SA"/>
+              </w:rPr>
+            </w:pPr>
+            <w:r>
+              <w:rPr>
+                <w:rFonts w:eastAsia="Segoe UI" w:cs="Segoe UI" w:ascii="Segoe UI" w:hAnsi="Segoe UI"/>
+                <w:color w:val="101820"/>
+                <w:kern w:val="0"/>
+                <w:sz w:val="18"/>
+                <w:szCs w:val="24"/>
+                <w:lang w:val="en-US" w:eastAsia="ja-JP" w:bidi="ar-SA"/>
+              </w:rPr>
+              <w:t>30,000.00</w:t>
+            </w:r>
+          </w:p>
+        </w:tc>
+        <w:tc>
+          <w:tcPr>
+            <w:tcW w:w="3419" w:type="dxa"/>
+            <w:tcBorders>
+              <w:top w:val="single" w:sz="4" w:space="0" w:color="BFC7D1"/>
+              <w:left w:val="single" w:sz="4" w:space="0" w:color="BFC7D1"/>
+              <w:bottom w:val="single" w:sz="4" w:space="0" w:color="BFC7D1"/>
+              <w:right w:val="single" w:sz="4" w:space="0" w:color="BFC7D1"/>
+            </w:tcBorders>
+          </w:tcPr>
+          <w:p>
+            <w:pPr>
+              <w:pStyle w:val="Normal"/>
+              <w:widowControl/>
+              <w:spacing w:lineRule="auto" w:line="240" w:before="0" w:after="20"/>
+              <w:jc w:val="left"/>
+              <w:rPr>
+                <w:rFonts w:ascii="Aptos" w:hAnsi="Aptos" w:eastAsia="ＭＳ 明朝" w:cs="Arial"/>
+                <w:kern w:val="0"/>
+                <w:sz w:val="24"/>
+                <w:szCs w:val="24"/>
+                <w:lang w:val="en-US" w:eastAsia="ja-JP" w:bidi="ar-SA"/>
+              </w:rPr>
+            </w:pPr>
+            <w:r>
+              <w:rPr>
+                <w:rFonts w:eastAsia="Segoe UI" w:cs="Segoe UI" w:ascii="Segoe UI" w:hAnsi="Segoe UI"/>
+                <w:color w:val="101820"/>
+                <w:kern w:val="0"/>
+                <w:sz w:val="18"/>
+                <w:szCs w:val="24"/>
+                <w:lang w:val="en-US" w:eastAsia="ja-JP" w:bidi="ar-SA"/>
+              </w:rPr>
+              <w:t>Layout validated against the bank's specification and a test file accepted</w:t>
+            </w:r>
+          </w:p>
+        </w:tc>
+      </w:tr>
+      <w:tr>
+        <w:trPr/>
+        <w:tc>
+          <w:tcPr>
+            <w:tcW w:w="3434" w:type="dxa"/>
+            <w:tcBorders>
+              <w:top w:val="single" w:sz="4" w:space="0" w:color="BFC7D1"/>
+              <w:left w:val="single" w:sz="4" w:space="0" w:color="BFC7D1"/>
+              <w:bottom w:val="single" w:sz="4" w:space="0" w:color="BFC7D1"/>
+              <w:right w:val="single" w:sz="4" w:space="0" w:color="BFC7D1"/>
+            </w:tcBorders>
+          </w:tcPr>
+          <w:p>
+            <w:pPr>
+              <w:pStyle w:val="Normal"/>
+              <w:widowControl/>
+              <w:spacing w:lineRule="auto" w:line="240" w:before="0" w:after="20"/>
+              <w:jc w:val="left"/>
+              <w:rPr>
+                <w:rFonts w:ascii="Aptos" w:hAnsi="Aptos" w:eastAsia="ＭＳ 明朝" w:cs="Arial"/>
+                <w:kern w:val="0"/>
+                <w:sz w:val="24"/>
+                <w:szCs w:val="24"/>
+                <w:lang w:val="en-US" w:eastAsia="ja-JP" w:bidi="ar-SA"/>
+              </w:rPr>
+            </w:pPr>
+            <w:r>
+              <w:rPr>
+                <w:rFonts w:eastAsia="Segoe UI" w:cs="Segoe UI" w:ascii="Segoe UI" w:hAnsi="Segoe UI"/>
+                <w:color w:val="101820"/>
+                <w:kern w:val="0"/>
+                <w:sz w:val="18"/>
+                <w:szCs w:val="24"/>
+                <w:lang w:val="en-US" w:eastAsia="ja-JP" w:bidi="ar-SA"/>
+              </w:rPr>
+              <w:t>SMS or Viber gateway activation</w:t>
+            </w:r>
+          </w:p>
+        </w:tc>
+        <w:tc>
+          <w:tcPr>
+            <w:tcW w:w="1122" w:type="dxa"/>
+            <w:tcBorders>
+              <w:top w:val="single" w:sz="4" w:space="0" w:color="BFC7D1"/>
+              <w:left w:val="single" w:sz="4" w:space="0" w:color="BFC7D1"/>
+              <w:bottom w:val="single" w:sz="4" w:space="0" w:color="BFC7D1"/>
+              <w:right w:val="single" w:sz="4" w:space="0" w:color="BFC7D1"/>
+            </w:tcBorders>
+          </w:tcPr>
+          <w:p>
+            <w:pPr>
+              <w:pStyle w:val="Normal"/>
+              <w:widowControl/>
+              <w:spacing w:lineRule="auto" w:line="240" w:before="0" w:after="20"/>
+              <w:jc w:val="left"/>
+              <w:rPr>
+                <w:rFonts w:ascii="Aptos" w:hAnsi="Aptos" w:eastAsia="ＭＳ 明朝" w:cs="Arial"/>
+                <w:kern w:val="0"/>
+                <w:sz w:val="24"/>
+                <w:szCs w:val="24"/>
+                <w:lang w:val="en-US" w:eastAsia="ja-JP" w:bidi="ar-SA"/>
+              </w:rPr>
+            </w:pPr>
+            <w:r>
+              <w:rPr>
+                <w:rFonts w:eastAsia="Segoe UI" w:cs="Segoe UI" w:ascii="Segoe UI" w:hAnsi="Segoe UI"/>
+                <w:color w:val="101820"/>
+                <w:kern w:val="0"/>
+                <w:sz w:val="18"/>
+                <w:szCs w:val="24"/>
+                <w:lang w:val="en-US" w:eastAsia="ja-JP" w:bidi="ar-SA"/>
+              </w:rPr>
+              <w:t>1</w:t>
+            </w:r>
+          </w:p>
+        </w:tc>
+        <w:tc>
+          <w:tcPr>
+            <w:tcW w:w="1038" w:type="dxa"/>
+            <w:tcBorders>
+              <w:top w:val="single" w:sz="4" w:space="0" w:color="BFC7D1"/>
+              <w:left w:val="single" w:sz="4" w:space="0" w:color="BFC7D1"/>
+              <w:bottom w:val="single" w:sz="4" w:space="0" w:color="BFC7D1"/>
+              <w:right w:val="single" w:sz="4" w:space="0" w:color="BFC7D1"/>
+            </w:tcBorders>
+          </w:tcPr>
+          <w:p>
+            <w:pPr>
+              <w:pStyle w:val="Normal"/>
+              <w:widowControl/>
+              <w:spacing w:lineRule="auto" w:line="240" w:before="0" w:after="20"/>
+              <w:jc w:val="left"/>
+              <w:rPr>
+                <w:rFonts w:ascii="Aptos" w:hAnsi="Aptos" w:eastAsia="ＭＳ 明朝" w:cs="Arial"/>
+                <w:kern w:val="0"/>
+                <w:sz w:val="24"/>
+                <w:szCs w:val="24"/>
+                <w:lang w:val="en-US" w:eastAsia="ja-JP" w:bidi="ar-SA"/>
+              </w:rPr>
+            </w:pPr>
+            <w:r>
+              <w:rPr>
+                <w:rFonts w:eastAsia="Segoe UI" w:cs="Segoe UI" w:ascii="Segoe UI" w:hAnsi="Segoe UI"/>
+                <w:color w:val="101820"/>
+                <w:kern w:val="0"/>
+                <w:sz w:val="18"/>
+                <w:szCs w:val="24"/>
+                <w:lang w:val="en-US" w:eastAsia="ja-JP" w:bidi="ar-SA"/>
+              </w:rPr>
+              <w:t>20,000.00</w:t>
+            </w:r>
+          </w:p>
+        </w:tc>
+        <w:tc>
+          <w:tcPr>
+            <w:tcW w:w="3419" w:type="dxa"/>
+            <w:tcBorders>
+              <w:top w:val="single" w:sz="4" w:space="0" w:color="BFC7D1"/>
+              <w:left w:val="single" w:sz="4" w:space="0" w:color="BFC7D1"/>
+              <w:bottom w:val="single" w:sz="4" w:space="0" w:color="BFC7D1"/>
+              <w:right w:val="single" w:sz="4" w:space="0" w:color="BFC7D1"/>
+            </w:tcBorders>
+          </w:tcPr>
+          <w:p>
+            <w:pPr>
+              <w:pStyle w:val="Normal"/>
+              <w:widowControl/>
+              <w:spacing w:lineRule="auto" w:line="240" w:before="0" w:after="20"/>
+              <w:jc w:val="left"/>
+              <w:rPr>
+                <w:rFonts w:ascii="Aptos" w:hAnsi="Aptos" w:eastAsia="ＭＳ 明朝" w:cs="Arial"/>
+                <w:kern w:val="0"/>
+                <w:sz w:val="24"/>
+                <w:szCs w:val="24"/>
+                <w:lang w:val="en-US" w:eastAsia="ja-JP" w:bidi="ar-SA"/>
+              </w:rPr>
+            </w:pPr>
+            <w:r>
+              <w:rPr>
+                <w:rFonts w:eastAsia="Segoe UI" w:cs="Segoe UI" w:ascii="Segoe UI" w:hAnsi="Segoe UI"/>
+                <w:color w:val="101820"/>
+                <w:kern w:val="0"/>
+                <w:sz w:val="18"/>
+                <w:szCs w:val="24"/>
+                <w:lang w:val="en-US" w:eastAsia="ja-JP" w:bidi="ar-SA"/>
+              </w:rPr>
+              <w:t>Sender name or short code, live credentials, templates and consent check tested</w:t>
+            </w:r>
+          </w:p>
+        </w:tc>
+      </w:tr>
+      <w:tr>
+        <w:trPr/>
+        <w:tc>
+          <w:tcPr>
+            <w:tcW w:w="3434" w:type="dxa"/>
+            <w:tcBorders>
+              <w:top w:val="single" w:sz="4" w:space="0" w:color="BFC7D1"/>
+              <w:left w:val="single" w:sz="4" w:space="0" w:color="BFC7D1"/>
+              <w:bottom w:val="single" w:sz="4" w:space="0" w:color="BFC7D1"/>
+              <w:right w:val="single" w:sz="4" w:space="0" w:color="BFC7D1"/>
+            </w:tcBorders>
+          </w:tcPr>
+          <w:p>
+            <w:pPr>
+              <w:pStyle w:val="Normal"/>
+              <w:widowControl/>
+              <w:spacing w:lineRule="auto" w:line="240" w:before="0" w:after="20"/>
+              <w:jc w:val="left"/>
+              <w:rPr>
+                <w:rFonts w:ascii="Aptos" w:hAnsi="Aptos" w:eastAsia="ＭＳ 明朝" w:cs="Arial"/>
+                <w:kern w:val="0"/>
+                <w:sz w:val="24"/>
+                <w:szCs w:val="24"/>
+                <w:lang w:val="en-US" w:eastAsia="ja-JP" w:bidi="ar-SA"/>
+              </w:rPr>
+            </w:pPr>
+            <w:r>
+              <w:rPr>
+                <w:rFonts w:eastAsia="Segoe UI" w:cs="Segoe UI" w:ascii="Segoe UI" w:hAnsi="Segoe UI"/>
+                <w:color w:val="101820"/>
+                <w:kern w:val="0"/>
+                <w:sz w:val="18"/>
+                <w:szCs w:val="24"/>
+                <w:lang w:val="en-US" w:eastAsia="ja-JP" w:bidi="ar-SA"/>
+              </w:rPr>
+              <w:t>Screening list provider onboarding</w:t>
+            </w:r>
+          </w:p>
+        </w:tc>
+        <w:tc>
+          <w:tcPr>
+            <w:tcW w:w="1122" w:type="dxa"/>
+            <w:tcBorders>
+              <w:top w:val="single" w:sz="4" w:space="0" w:color="BFC7D1"/>
+              <w:left w:val="single" w:sz="4" w:space="0" w:color="BFC7D1"/>
+              <w:bottom w:val="single" w:sz="4" w:space="0" w:color="BFC7D1"/>
+              <w:right w:val="single" w:sz="4" w:space="0" w:color="BFC7D1"/>
+            </w:tcBorders>
+          </w:tcPr>
+          <w:p>
+            <w:pPr>
+              <w:pStyle w:val="Normal"/>
+              <w:widowControl/>
+              <w:spacing w:lineRule="auto" w:line="240" w:before="0" w:after="20"/>
+              <w:jc w:val="left"/>
+              <w:rPr>
+                <w:rFonts w:ascii="Aptos" w:hAnsi="Aptos" w:eastAsia="ＭＳ 明朝" w:cs="Arial"/>
+                <w:kern w:val="0"/>
+                <w:sz w:val="24"/>
+                <w:szCs w:val="24"/>
+                <w:lang w:val="en-US" w:eastAsia="ja-JP" w:bidi="ar-SA"/>
+              </w:rPr>
+            </w:pPr>
+            <w:r>
+              <w:rPr>
+                <w:rFonts w:eastAsia="Segoe UI" w:cs="Segoe UI" w:ascii="Segoe UI" w:hAnsi="Segoe UI"/>
+                <w:color w:val="101820"/>
+                <w:kern w:val="0"/>
+                <w:sz w:val="18"/>
+                <w:szCs w:val="24"/>
+                <w:lang w:val="en-US" w:eastAsia="ja-JP" w:bidi="ar-SA"/>
+              </w:rPr>
+              <w:t>2</w:t>
+            </w:r>
+          </w:p>
+        </w:tc>
+        <w:tc>
+          <w:tcPr>
+            <w:tcW w:w="1038" w:type="dxa"/>
+            <w:tcBorders>
+              <w:top w:val="single" w:sz="4" w:space="0" w:color="BFC7D1"/>
+              <w:left w:val="single" w:sz="4" w:space="0" w:color="BFC7D1"/>
+              <w:bottom w:val="single" w:sz="4" w:space="0" w:color="BFC7D1"/>
+              <w:right w:val="single" w:sz="4" w:space="0" w:color="BFC7D1"/>
+            </w:tcBorders>
+          </w:tcPr>
+          <w:p>
+            <w:pPr>
+              <w:pStyle w:val="Normal"/>
+              <w:widowControl/>
+              <w:spacing w:lineRule="auto" w:line="240" w:before="0" w:after="20"/>
+              <w:jc w:val="left"/>
+              <w:rPr>
+                <w:rFonts w:ascii="Aptos" w:hAnsi="Aptos" w:eastAsia="ＭＳ 明朝" w:cs="Arial"/>
+                <w:kern w:val="0"/>
+                <w:sz w:val="24"/>
+                <w:szCs w:val="24"/>
+                <w:lang w:val="en-US" w:eastAsia="ja-JP" w:bidi="ar-SA"/>
+              </w:rPr>
+            </w:pPr>
+            <w:r>
+              <w:rPr>
+                <w:rFonts w:eastAsia="Segoe UI" w:cs="Segoe UI" w:ascii="Segoe UI" w:hAnsi="Segoe UI"/>
+                <w:color w:val="101820"/>
+                <w:kern w:val="0"/>
+                <w:sz w:val="18"/>
+                <w:szCs w:val="24"/>
+                <w:lang w:val="en-US" w:eastAsia="ja-JP" w:bidi="ar-SA"/>
+              </w:rPr>
+              <w:t>30,000.00</w:t>
+            </w:r>
+          </w:p>
+        </w:tc>
+        <w:tc>
+          <w:tcPr>
+            <w:tcW w:w="3419" w:type="dxa"/>
+            <w:tcBorders>
+              <w:top w:val="single" w:sz="4" w:space="0" w:color="BFC7D1"/>
+              <w:left w:val="single" w:sz="4" w:space="0" w:color="BFC7D1"/>
+              <w:bottom w:val="single" w:sz="4" w:space="0" w:color="BFC7D1"/>
+              <w:right w:val="single" w:sz="4" w:space="0" w:color="BFC7D1"/>
+            </w:tcBorders>
+          </w:tcPr>
+          <w:p>
+            <w:pPr>
+              <w:pStyle w:val="Normal"/>
+              <w:widowControl/>
+              <w:spacing w:lineRule="auto" w:line="240" w:before="0" w:after="20"/>
+              <w:jc w:val="left"/>
+              <w:rPr>
+                <w:rFonts w:ascii="Aptos" w:hAnsi="Aptos" w:eastAsia="ＭＳ 明朝" w:cs="Arial"/>
+                <w:kern w:val="0"/>
+                <w:sz w:val="24"/>
+                <w:szCs w:val="24"/>
+                <w:lang w:val="en-US" w:eastAsia="ja-JP" w:bidi="ar-SA"/>
+              </w:rPr>
+            </w:pPr>
+            <w:r>
+              <w:rPr>
+                <w:rFonts w:eastAsia="Segoe UI" w:cs="Segoe UI" w:ascii="Segoe UI" w:hAnsi="Segoe UI"/>
+                <w:color w:val="101820"/>
+                <w:kern w:val="0"/>
+                <w:sz w:val="18"/>
+                <w:szCs w:val="24"/>
+                <w:lang w:val="en-US" w:eastAsia="ja-JP" w:bidi="ar-SA"/>
+              </w:rPr>
+              <w:t>Provider contract data, API key, adapter test and first screening run</w:t>
+            </w:r>
+          </w:p>
+        </w:tc>
+      </w:tr>
+    </w:tbl>
     <w:p>
       <w:pPr>
         <w:pStyle w:val="Heading1"/>
         <w:rPr/>
       </w:pPr>
-      <w:bookmarkStart w:id="19" w:name="__RefHeading___Toc16080_1360963153"/>
+      <w:r>
+        <w:br w:type="page"/>
+      </w:r>
+      <w:bookmarkStart w:id="19" w:name="__RefHeading___Toc9671_2842061002"/>
       <w:bookmarkEnd w:id="19"/>
       <w:r>
         <w:rPr>
@@ -11370,7 +13100,7 @@
         <w:pStyle w:val="Heading1"/>
         <w:rPr/>
       </w:pPr>
-      <w:bookmarkStart w:id="20" w:name="__RefHeading___Toc16082_1360963153"/>
+      <w:bookmarkStart w:id="20" w:name="__RefHeading___Toc9673_2842061002"/>
       <w:bookmarkEnd w:id="20"/>
       <w:r>
         <w:rPr>
@@ -11402,7 +13132,7 @@
         <w:pStyle w:val="Heading2"/>
         <w:rPr/>
       </w:pPr>
-      <w:bookmarkStart w:id="21" w:name="__RefHeading___Toc16084_1360963153"/>
+      <w:bookmarkStart w:id="21" w:name="__RefHeading___Toc9675_2842061002"/>
       <w:bookmarkEnd w:id="21"/>
       <w:r>
         <w:rPr>
@@ -11701,7 +13431,7 @@
         <w:pStyle w:val="Heading2"/>
         <w:rPr/>
       </w:pPr>
-      <w:bookmarkStart w:id="22" w:name="__RefHeading___Toc16086_1360963153"/>
+      <w:bookmarkStart w:id="22" w:name="__RefHeading___Toc9677_2842061002"/>
       <w:bookmarkEnd w:id="22"/>
       <w:r>
         <w:rPr>
@@ -12816,7 +14546,7 @@
         <w:pStyle w:val="Heading1"/>
         <w:rPr/>
       </w:pPr>
-      <w:bookmarkStart w:id="23" w:name="__RefHeading___Toc16088_1360963153"/>
+      <w:bookmarkStart w:id="23" w:name="__RefHeading___Toc9679_2842061002"/>
       <w:bookmarkEnd w:id="23"/>
       <w:r>
         <w:rPr>
@@ -12833,7 +14563,7 @@
         <w:pStyle w:val="Heading2"/>
         <w:rPr/>
       </w:pPr>
-      <w:bookmarkStart w:id="24" w:name="__RefHeading___Toc16090_1360963153"/>
+      <w:bookmarkStart w:id="24" w:name="__RefHeading___Toc9681_2842061002"/>
       <w:bookmarkEnd w:id="24"/>
       <w:r>
         <w:rPr>
@@ -13588,7 +15318,7 @@
         <w:pStyle w:val="Heading2"/>
         <w:rPr/>
       </w:pPr>
-      <w:bookmarkStart w:id="25" w:name="__RefHeading___Toc16092_1360963153"/>
+      <w:bookmarkStart w:id="25" w:name="__RefHeading___Toc9683_2842061002"/>
       <w:bookmarkEnd w:id="25"/>
       <w:r>
         <w:rPr>
@@ -14345,7 +16075,7 @@
         <w:pStyle w:val="Heading1"/>
         <w:rPr/>
       </w:pPr>
-      <w:bookmarkStart w:id="26" w:name="__RefHeading___Toc16094_1360963153"/>
+      <w:bookmarkStart w:id="26" w:name="__RefHeading___Toc9685_2842061002"/>
       <w:bookmarkEnd w:id="26"/>
       <w:r>
         <w:rPr>
@@ -14879,237 +16609,6 @@
                 <w:szCs w:val="24"/>
                 <w:lang w:val="en-US" w:eastAsia="ja-JP" w:bidi="ar-SA"/>
               </w:rPr>
-              <w:t>Connector go-live with a partner (to confirm by management)</w:t>
-            </w:r>
-          </w:p>
-        </w:tc>
-        <w:tc>
-          <w:tcPr>
-            <w:tcW w:w="4506" w:type="dxa"/>
-            <w:tcBorders>
-              <w:top w:val="single" w:sz="4" w:space="0" w:color="BFC7D1"/>
-              <w:left w:val="single" w:sz="4" w:space="0" w:color="BFC7D1"/>
-              <w:bottom w:val="single" w:sz="4" w:space="0" w:color="BFC7D1"/>
-              <w:right w:val="single" w:sz="4" w:space="0" w:color="BFC7D1"/>
-            </w:tcBorders>
-          </w:tcPr>
-          <w:p>
-            <w:pPr>
-              <w:pStyle w:val="Normal"/>
-              <w:widowControl/>
-              <w:spacing w:lineRule="auto" w:line="240" w:before="0" w:after="20"/>
-              <w:jc w:val="left"/>
-              <w:rPr>
-                <w:rFonts w:ascii="Aptos" w:hAnsi="Aptos" w:eastAsia="ＭＳ 明朝" w:cs="Arial"/>
-                <w:kern w:val="0"/>
-                <w:sz w:val="24"/>
-                <w:szCs w:val="24"/>
-                <w:lang w:val="en-US" w:eastAsia="ja-JP" w:bidi="ar-SA"/>
-              </w:rPr>
-            </w:pPr>
-            <w:r>
-              <w:rPr>
-                <w:rFonts w:eastAsia="Segoe UI" w:cs="Segoe UI" w:ascii="Segoe UI" w:hAnsi="Segoe UI"/>
-                <w:color w:val="101820"/>
-                <w:kern w:val="0"/>
-                <w:sz w:val="18"/>
-                <w:szCs w:val="24"/>
-                <w:lang w:val="en-US" w:eastAsia="ja-JP" w:bidi="ar-SA"/>
-              </w:rPr>
-              <w:t>PHP 80,000.00 per connector</w:t>
-            </w:r>
-          </w:p>
-        </w:tc>
-      </w:tr>
-      <w:tr>
-        <w:trPr/>
-        <w:tc>
-          <w:tcPr>
-            <w:tcW w:w="4507" w:type="dxa"/>
-            <w:tcBorders>
-              <w:top w:val="single" w:sz="4" w:space="0" w:color="BFC7D1"/>
-              <w:left w:val="single" w:sz="4" w:space="0" w:color="BFC7D1"/>
-              <w:bottom w:val="single" w:sz="4" w:space="0" w:color="BFC7D1"/>
-              <w:right w:val="single" w:sz="4" w:space="0" w:color="BFC7D1"/>
-            </w:tcBorders>
-          </w:tcPr>
-          <w:p>
-            <w:pPr>
-              <w:pStyle w:val="Normal"/>
-              <w:widowControl/>
-              <w:spacing w:lineRule="auto" w:line="240" w:before="0" w:after="20"/>
-              <w:jc w:val="left"/>
-              <w:rPr>
-                <w:rFonts w:ascii="Aptos" w:hAnsi="Aptos" w:eastAsia="ＭＳ 明朝" w:cs="Arial"/>
-                <w:kern w:val="0"/>
-                <w:sz w:val="24"/>
-                <w:szCs w:val="24"/>
-                <w:lang w:val="en-US" w:eastAsia="ja-JP" w:bidi="ar-SA"/>
-              </w:rPr>
-            </w:pPr>
-            <w:r>
-              <w:rPr>
-                <w:rFonts w:eastAsia="Segoe UI" w:cs="Segoe UI" w:ascii="Segoe UI" w:hAnsi="Segoe UI"/>
-                <w:color w:val="101820"/>
-                <w:kern w:val="0"/>
-                <w:sz w:val="18"/>
-                <w:szCs w:val="24"/>
-                <w:lang w:val="en-US" w:eastAsia="ja-JP" w:bidi="ar-SA"/>
-              </w:rPr>
-              <w:t>Activation of the AML/CFT toolkit, IC compliance registers, BIR pack (to confirm by management)</w:t>
-            </w:r>
-          </w:p>
-        </w:tc>
-        <w:tc>
-          <w:tcPr>
-            <w:tcW w:w="4506" w:type="dxa"/>
-            <w:tcBorders>
-              <w:top w:val="single" w:sz="4" w:space="0" w:color="BFC7D1"/>
-              <w:left w:val="single" w:sz="4" w:space="0" w:color="BFC7D1"/>
-              <w:bottom w:val="single" w:sz="4" w:space="0" w:color="BFC7D1"/>
-              <w:right w:val="single" w:sz="4" w:space="0" w:color="BFC7D1"/>
-            </w:tcBorders>
-          </w:tcPr>
-          <w:p>
-            <w:pPr>
-              <w:pStyle w:val="Normal"/>
-              <w:widowControl/>
-              <w:spacing w:lineRule="auto" w:line="240" w:before="0" w:after="20"/>
-              <w:jc w:val="left"/>
-              <w:rPr>
-                <w:rFonts w:ascii="Aptos" w:hAnsi="Aptos" w:eastAsia="ＭＳ 明朝" w:cs="Arial"/>
-                <w:kern w:val="0"/>
-                <w:sz w:val="24"/>
-                <w:szCs w:val="24"/>
-                <w:lang w:val="en-US" w:eastAsia="ja-JP" w:bidi="ar-SA"/>
-              </w:rPr>
-            </w:pPr>
-            <w:r>
-              <w:rPr>
-                <w:rFonts w:eastAsia="Segoe UI" w:cs="Segoe UI" w:ascii="Segoe UI" w:hAnsi="Segoe UI"/>
-                <w:color w:val="101820"/>
-                <w:kern w:val="0"/>
-                <w:sz w:val="18"/>
-                <w:szCs w:val="24"/>
-                <w:lang w:val="en-US" w:eastAsia="ja-JP" w:bidi="ar-SA"/>
-              </w:rPr>
-              <w:t>PHP 130,000.00, PHP 100,000.00, PHP 130,000.00</w:t>
-            </w:r>
-          </w:p>
-        </w:tc>
-      </w:tr>
-      <w:tr>
-        <w:trPr/>
-        <w:tc>
-          <w:tcPr>
-            <w:tcW w:w="4507" w:type="dxa"/>
-            <w:tcBorders>
-              <w:top w:val="single" w:sz="4" w:space="0" w:color="BFC7D1"/>
-              <w:left w:val="single" w:sz="4" w:space="0" w:color="BFC7D1"/>
-              <w:bottom w:val="single" w:sz="4" w:space="0" w:color="BFC7D1"/>
-              <w:right w:val="single" w:sz="4" w:space="0" w:color="BFC7D1"/>
-            </w:tcBorders>
-          </w:tcPr>
-          <w:p>
-            <w:pPr>
-              <w:pStyle w:val="Normal"/>
-              <w:widowControl/>
-              <w:spacing w:lineRule="auto" w:line="240" w:before="0" w:after="20"/>
-              <w:jc w:val="left"/>
-              <w:rPr>
-                <w:rFonts w:ascii="Aptos" w:hAnsi="Aptos" w:eastAsia="ＭＳ 明朝" w:cs="Arial"/>
-                <w:kern w:val="0"/>
-                <w:sz w:val="24"/>
-                <w:szCs w:val="24"/>
-                <w:lang w:val="en-US" w:eastAsia="ja-JP" w:bidi="ar-SA"/>
-              </w:rPr>
-            </w:pPr>
-            <w:r>
-              <w:rPr>
-                <w:rFonts w:eastAsia="Segoe UI" w:cs="Segoe UI" w:ascii="Segoe UI" w:hAnsi="Segoe UI"/>
-                <w:color w:val="101820"/>
-                <w:kern w:val="0"/>
-                <w:sz w:val="18"/>
-                <w:szCs w:val="24"/>
-                <w:lang w:val="en-US" w:eastAsia="ja-JP" w:bidi="ar-SA"/>
-              </w:rPr>
-              <w:t>Dealer programme set-up; client brand pack (to confirm by management)</w:t>
-            </w:r>
-          </w:p>
-        </w:tc>
-        <w:tc>
-          <w:tcPr>
-            <w:tcW w:w="4506" w:type="dxa"/>
-            <w:tcBorders>
-              <w:top w:val="single" w:sz="4" w:space="0" w:color="BFC7D1"/>
-              <w:left w:val="single" w:sz="4" w:space="0" w:color="BFC7D1"/>
-              <w:bottom w:val="single" w:sz="4" w:space="0" w:color="BFC7D1"/>
-              <w:right w:val="single" w:sz="4" w:space="0" w:color="BFC7D1"/>
-            </w:tcBorders>
-          </w:tcPr>
-          <w:p>
-            <w:pPr>
-              <w:pStyle w:val="Normal"/>
-              <w:widowControl/>
-              <w:spacing w:lineRule="auto" w:line="240" w:before="0" w:after="20"/>
-              <w:jc w:val="left"/>
-              <w:rPr>
-                <w:rFonts w:ascii="Aptos" w:hAnsi="Aptos" w:eastAsia="ＭＳ 明朝" w:cs="Arial"/>
-                <w:kern w:val="0"/>
-                <w:sz w:val="24"/>
-                <w:szCs w:val="24"/>
-                <w:lang w:val="en-US" w:eastAsia="ja-JP" w:bidi="ar-SA"/>
-              </w:rPr>
-            </w:pPr>
-            <w:r>
-              <w:rPr>
-                <w:rFonts w:eastAsia="Segoe UI" w:cs="Segoe UI" w:ascii="Segoe UI" w:hAnsi="Segoe UI"/>
-                <w:color w:val="101820"/>
-                <w:kern w:val="0"/>
-                <w:sz w:val="18"/>
-                <w:szCs w:val="24"/>
-                <w:lang w:val="en-US" w:eastAsia="ja-JP" w:bidi="ar-SA"/>
-              </w:rPr>
-              <w:t>PHP 50,000.00 per programme; PHP 30,000.00 per pack</w:t>
-            </w:r>
-          </w:p>
-        </w:tc>
-      </w:tr>
-      <w:tr>
-        <w:trPr/>
-        <w:tc>
-          <w:tcPr>
-            <w:tcW w:w="4507" w:type="dxa"/>
-            <w:tcBorders>
-              <w:top w:val="single" w:sz="4" w:space="0" w:color="BFC7D1"/>
-              <w:left w:val="single" w:sz="4" w:space="0" w:color="BFC7D1"/>
-              <w:bottom w:val="single" w:sz="4" w:space="0" w:color="BFC7D1"/>
-              <w:right w:val="single" w:sz="4" w:space="0" w:color="BFC7D1"/>
-            </w:tcBorders>
-          </w:tcPr>
-          <w:p>
-            <w:pPr>
-              <w:pStyle w:val="Normal"/>
-              <w:widowControl/>
-              <w:spacing w:lineRule="auto" w:line="240" w:before="0" w:after="20"/>
-              <w:jc w:val="left"/>
-              <w:rPr>
-                <w:rFonts w:ascii="Aptos" w:hAnsi="Aptos" w:eastAsia="ＭＳ 明朝" w:cs="Arial"/>
-                <w:kern w:val="0"/>
-                <w:sz w:val="24"/>
-                <w:szCs w:val="24"/>
-                <w:lang w:val="en-US" w:eastAsia="ja-JP" w:bidi="ar-SA"/>
-              </w:rPr>
-            </w:pPr>
-            <w:r>
-              <w:rPr>
-                <w:rFonts w:eastAsia="Segoe UI" w:cs="Segoe UI" w:ascii="Segoe UI" w:hAnsi="Segoe UI"/>
-                <w:color w:val="101820"/>
-                <w:kern w:val="0"/>
-                <w:sz w:val="18"/>
-                <w:szCs w:val="24"/>
-                <w:lang w:val="en-US" w:eastAsia="ja-JP" w:bidi="ar-SA"/>
-              </w:rPr>
               <w:t>Additional line of business after go-live</w:t>
             </w:r>
           </w:p>
@@ -15331,6 +16830,2030 @@
         </w:rPr>
         <w:t>Standard support is business hours, Monday to Friday, excluding Philippine holidays, under the severity levels in the support and escalation guide. The 24x7 option adds round-the-clock response for Severity 1 incidents and increases 5% a year. Hosted environments do not increase. Travel outside Metro Manila is billed at cost.</w:t>
       </w:r>
+    </w:p>
+    <w:p>
+      <w:pPr>
+        <w:pStyle w:val="Heading2"/>
+        <w:rPr/>
+      </w:pPr>
+      <w:bookmarkStart w:id="27" w:name="__RefHeading___Toc9687_2842061002"/>
+      <w:bookmarkEnd w:id="27"/>
+      <w:r>
+        <w:rPr>
+          <w:rFonts w:eastAsia="Segoe UI" w:cs="Segoe UI"/>
+          <w:b/>
+          <w:color w:val="0F4761"/>
+          <w:sz w:val="26"/>
+        </w:rPr>
+        <w:t>12.1  Optional modules and partner services</w:t>
+      </w:r>
+    </w:p>
+    <w:p>
+      <w:pPr>
+        <w:pStyle w:val="Normal"/>
+        <w:spacing w:lineRule="auto" w:line="276" w:before="0" w:after="120"/>
+        <w:rPr/>
+      </w:pPr>
+      <w:r>
+        <w:rPr>
+          <w:rFonts w:eastAsia="Segoe UI" w:cs="Segoe UI" w:ascii="Segoe UI" w:hAnsi="Segoe UI"/>
+          <w:color w:val="101820"/>
+          <w:sz w:val="21"/>
+        </w:rPr>
+        <w:t>Confirmed by management on 04 October 2026 as optional, add-on items. Every module is in every package; these lines are the set-up of a module with the broker's officers and advisers, the go-live of a delivered connector with its partner, and the validation or certification steps a regulator or a partner requires before first use. Man-days times PHP 16,100.00, rounded to PHP 10,000.00. The regulator's or partner's own fees are not included.</w:t>
+      </w:r>
+    </w:p>
+    <w:tbl>
+      <w:tblPr>
+        <w:tblStyle w:val="TableGrid"/>
+        <w:tblW w:w="9014" w:type="dxa"/>
+        <w:jc w:val="left"/>
+        <w:tblInd w:w="0" w:type="dxa"/>
+        <w:tblLayout w:type="fixed"/>
+        <w:tblCellMar>
+          <w:top w:w="0" w:type="dxa"/>
+          <w:left w:w="108" w:type="dxa"/>
+          <w:bottom w:w="0" w:type="dxa"/>
+          <w:right w:w="108" w:type="dxa"/>
+        </w:tblCellMar>
+        <w:tblLook w:val="04a0" w:noHBand="0" w:noVBand="1" w:firstColumn="1" w:lastRow="0" w:lastColumn="0" w:firstRow="1"/>
+      </w:tblPr>
+      <w:tblGrid>
+        <w:gridCol w:w="5042"/>
+        <w:gridCol w:w="1122"/>
+        <w:gridCol w:w="2850"/>
+      </w:tblGrid>
+      <w:tr>
+        <w:trPr>
+          <w:tblHeader w:val="true"/>
+        </w:trPr>
+        <w:tc>
+          <w:tcPr>
+            <w:tcW w:w="5042" w:type="dxa"/>
+            <w:tcBorders>
+              <w:top w:val="single" w:sz="4" w:space="0" w:color="BFC7D1"/>
+              <w:left w:val="single" w:sz="4" w:space="0" w:color="BFC7D1"/>
+              <w:bottom w:val="single" w:sz="4" w:space="0" w:color="BFC7D1"/>
+              <w:right w:val="single" w:sz="4" w:space="0" w:color="BFC7D1"/>
+            </w:tcBorders>
+            <w:shd w:color="auto" w:fill="DCE9F7" w:val="clear"/>
+          </w:tcPr>
+          <w:p>
+            <w:pPr>
+              <w:pStyle w:val="Normal"/>
+              <w:widowControl/>
+              <w:spacing w:lineRule="auto" w:line="240" w:before="0" w:after="20"/>
+              <w:jc w:val="left"/>
+              <w:rPr>
+                <w:rFonts w:ascii="Aptos" w:hAnsi="Aptos" w:eastAsia="ＭＳ 明朝" w:cs="Arial"/>
+                <w:kern w:val="0"/>
+                <w:sz w:val="24"/>
+                <w:szCs w:val="24"/>
+                <w:lang w:val="en-US" w:eastAsia="ja-JP" w:bidi="ar-SA"/>
+              </w:rPr>
+            </w:pPr>
+            <w:r>
+              <w:rPr>
+                <w:rFonts w:eastAsia="Segoe UI" w:cs="Segoe UI" w:ascii="Segoe UI" w:hAnsi="Segoe UI"/>
+                <w:b/>
+                <w:color w:val="0F4761"/>
+                <w:kern w:val="0"/>
+                <w:sz w:val="18"/>
+                <w:szCs w:val="24"/>
+                <w:lang w:val="en-US" w:eastAsia="ja-JP" w:bidi="ar-SA"/>
+              </w:rPr>
+              <w:t>Item</w:t>
+            </w:r>
+          </w:p>
+        </w:tc>
+        <w:tc>
+          <w:tcPr>
+            <w:tcW w:w="1122" w:type="dxa"/>
+            <w:tcBorders>
+              <w:top w:val="single" w:sz="4" w:space="0" w:color="BFC7D1"/>
+              <w:left w:val="single" w:sz="4" w:space="0" w:color="BFC7D1"/>
+              <w:bottom w:val="single" w:sz="4" w:space="0" w:color="BFC7D1"/>
+              <w:right w:val="single" w:sz="4" w:space="0" w:color="BFC7D1"/>
+            </w:tcBorders>
+            <w:shd w:color="auto" w:fill="DCE9F7" w:val="clear"/>
+          </w:tcPr>
+          <w:p>
+            <w:pPr>
+              <w:pStyle w:val="Normal"/>
+              <w:widowControl/>
+              <w:spacing w:lineRule="auto" w:line="240" w:before="0" w:after="20"/>
+              <w:jc w:val="left"/>
+              <w:rPr>
+                <w:rFonts w:ascii="Aptos" w:hAnsi="Aptos" w:eastAsia="ＭＳ 明朝" w:cs="Arial"/>
+                <w:kern w:val="0"/>
+                <w:sz w:val="24"/>
+                <w:szCs w:val="24"/>
+                <w:lang w:val="en-US" w:eastAsia="ja-JP" w:bidi="ar-SA"/>
+              </w:rPr>
+            </w:pPr>
+            <w:r>
+              <w:rPr>
+                <w:rFonts w:eastAsia="Segoe UI" w:cs="Segoe UI" w:ascii="Segoe UI" w:hAnsi="Segoe UI"/>
+                <w:b/>
+                <w:color w:val="0F4761"/>
+                <w:kern w:val="0"/>
+                <w:sz w:val="18"/>
+                <w:szCs w:val="24"/>
+                <w:lang w:val="en-US" w:eastAsia="ja-JP" w:bidi="ar-SA"/>
+              </w:rPr>
+              <w:t>Man-days</w:t>
+            </w:r>
+          </w:p>
+        </w:tc>
+        <w:tc>
+          <w:tcPr>
+            <w:tcW w:w="2850" w:type="dxa"/>
+            <w:tcBorders>
+              <w:top w:val="single" w:sz="4" w:space="0" w:color="BFC7D1"/>
+              <w:left w:val="single" w:sz="4" w:space="0" w:color="BFC7D1"/>
+              <w:bottom w:val="single" w:sz="4" w:space="0" w:color="BFC7D1"/>
+              <w:right w:val="single" w:sz="4" w:space="0" w:color="BFC7D1"/>
+            </w:tcBorders>
+            <w:shd w:color="auto" w:fill="DCE9F7" w:val="clear"/>
+          </w:tcPr>
+          <w:p>
+            <w:pPr>
+              <w:pStyle w:val="Normal"/>
+              <w:widowControl/>
+              <w:spacing w:lineRule="auto" w:line="240" w:before="0" w:after="20"/>
+              <w:jc w:val="left"/>
+              <w:rPr>
+                <w:rFonts w:ascii="Aptos" w:hAnsi="Aptos" w:eastAsia="ＭＳ 明朝" w:cs="Arial"/>
+                <w:kern w:val="0"/>
+                <w:sz w:val="24"/>
+                <w:szCs w:val="24"/>
+                <w:lang w:val="en-US" w:eastAsia="ja-JP" w:bidi="ar-SA"/>
+              </w:rPr>
+            </w:pPr>
+            <w:r>
+              <w:rPr>
+                <w:rFonts w:eastAsia="Segoe UI" w:cs="Segoe UI" w:ascii="Segoe UI" w:hAnsi="Segoe UI"/>
+                <w:b/>
+                <w:color w:val="0F4761"/>
+                <w:kern w:val="0"/>
+                <w:sz w:val="18"/>
+                <w:szCs w:val="24"/>
+                <w:lang w:val="en-US" w:eastAsia="ja-JP" w:bidi="ar-SA"/>
+              </w:rPr>
+              <w:t>Price</w:t>
+            </w:r>
+          </w:p>
+        </w:tc>
+      </w:tr>
+      <w:tr>
+        <w:trPr/>
+        <w:tc>
+          <w:tcPr>
+            <w:tcW w:w="5042" w:type="dxa"/>
+            <w:tcBorders>
+              <w:top w:val="single" w:sz="4" w:space="0" w:color="BFC7D1"/>
+              <w:left w:val="single" w:sz="4" w:space="0" w:color="BFC7D1"/>
+              <w:bottom w:val="single" w:sz="4" w:space="0" w:color="BFC7D1"/>
+              <w:right w:val="single" w:sz="4" w:space="0" w:color="BFC7D1"/>
+            </w:tcBorders>
+          </w:tcPr>
+          <w:p>
+            <w:pPr>
+              <w:pStyle w:val="Normal"/>
+              <w:widowControl/>
+              <w:spacing w:lineRule="auto" w:line="240" w:before="0" w:after="20"/>
+              <w:jc w:val="left"/>
+              <w:rPr>
+                <w:rFonts w:ascii="Aptos" w:hAnsi="Aptos" w:eastAsia="ＭＳ 明朝" w:cs="Arial"/>
+                <w:kern w:val="0"/>
+                <w:sz w:val="24"/>
+                <w:szCs w:val="24"/>
+                <w:lang w:val="en-US" w:eastAsia="ja-JP" w:bidi="ar-SA"/>
+              </w:rPr>
+            </w:pPr>
+            <w:r>
+              <w:rPr>
+                <w:rFonts w:eastAsia="Segoe UI" w:cs="Segoe UI" w:ascii="Segoe UI" w:hAnsi="Segoe UI"/>
+                <w:color w:val="101820"/>
+                <w:kern w:val="0"/>
+                <w:sz w:val="18"/>
+                <w:szCs w:val="24"/>
+                <w:lang w:val="en-US" w:eastAsia="ja-JP" w:bidi="ar-SA"/>
+              </w:rPr>
+              <w:t>Connector go-live with a partner (one SMS gateway, the CTPL provider and LTO feed, one insurer, one bank layout, or the BIR EIS)</w:t>
+            </w:r>
+          </w:p>
+        </w:tc>
+        <w:tc>
+          <w:tcPr>
+            <w:tcW w:w="1122" w:type="dxa"/>
+            <w:tcBorders>
+              <w:top w:val="single" w:sz="4" w:space="0" w:color="BFC7D1"/>
+              <w:left w:val="single" w:sz="4" w:space="0" w:color="BFC7D1"/>
+              <w:bottom w:val="single" w:sz="4" w:space="0" w:color="BFC7D1"/>
+              <w:right w:val="single" w:sz="4" w:space="0" w:color="BFC7D1"/>
+            </w:tcBorders>
+          </w:tcPr>
+          <w:p>
+            <w:pPr>
+              <w:pStyle w:val="Normal"/>
+              <w:widowControl/>
+              <w:spacing w:lineRule="auto" w:line="240" w:before="0" w:after="20"/>
+              <w:jc w:val="left"/>
+              <w:rPr>
+                <w:rFonts w:ascii="Aptos" w:hAnsi="Aptos" w:eastAsia="ＭＳ 明朝" w:cs="Arial"/>
+                <w:kern w:val="0"/>
+                <w:sz w:val="24"/>
+                <w:szCs w:val="24"/>
+                <w:lang w:val="en-US" w:eastAsia="ja-JP" w:bidi="ar-SA"/>
+              </w:rPr>
+            </w:pPr>
+            <w:r>
+              <w:rPr>
+                <w:rFonts w:eastAsia="Segoe UI" w:cs="Segoe UI" w:ascii="Segoe UI" w:hAnsi="Segoe UI"/>
+                <w:color w:val="101820"/>
+                <w:kern w:val="0"/>
+                <w:sz w:val="18"/>
+                <w:szCs w:val="24"/>
+                <w:lang w:val="en-US" w:eastAsia="ja-JP" w:bidi="ar-SA"/>
+              </w:rPr>
+              <w:t>5</w:t>
+            </w:r>
+          </w:p>
+        </w:tc>
+        <w:tc>
+          <w:tcPr>
+            <w:tcW w:w="2850" w:type="dxa"/>
+            <w:tcBorders>
+              <w:top w:val="single" w:sz="4" w:space="0" w:color="BFC7D1"/>
+              <w:left w:val="single" w:sz="4" w:space="0" w:color="BFC7D1"/>
+              <w:bottom w:val="single" w:sz="4" w:space="0" w:color="BFC7D1"/>
+              <w:right w:val="single" w:sz="4" w:space="0" w:color="BFC7D1"/>
+            </w:tcBorders>
+          </w:tcPr>
+          <w:p>
+            <w:pPr>
+              <w:pStyle w:val="Normal"/>
+              <w:widowControl/>
+              <w:spacing w:lineRule="auto" w:line="240" w:before="0" w:after="20"/>
+              <w:jc w:val="left"/>
+              <w:rPr>
+                <w:rFonts w:ascii="Aptos" w:hAnsi="Aptos" w:eastAsia="ＭＳ 明朝" w:cs="Arial"/>
+                <w:kern w:val="0"/>
+                <w:sz w:val="24"/>
+                <w:szCs w:val="24"/>
+                <w:lang w:val="en-US" w:eastAsia="ja-JP" w:bidi="ar-SA"/>
+              </w:rPr>
+            </w:pPr>
+            <w:r>
+              <w:rPr>
+                <w:rFonts w:eastAsia="Segoe UI" w:cs="Segoe UI" w:ascii="Segoe UI" w:hAnsi="Segoe UI"/>
+                <w:color w:val="101820"/>
+                <w:kern w:val="0"/>
+                <w:sz w:val="18"/>
+                <w:szCs w:val="24"/>
+                <w:lang w:val="en-US" w:eastAsia="ja-JP" w:bidi="ar-SA"/>
+              </w:rPr>
+              <w:t>PHP 80,000.00 per connector</w:t>
+            </w:r>
+          </w:p>
+        </w:tc>
+      </w:tr>
+      <w:tr>
+        <w:trPr/>
+        <w:tc>
+          <w:tcPr>
+            <w:tcW w:w="5042" w:type="dxa"/>
+            <w:tcBorders>
+              <w:top w:val="single" w:sz="4" w:space="0" w:color="BFC7D1"/>
+              <w:left w:val="single" w:sz="4" w:space="0" w:color="BFC7D1"/>
+              <w:bottom w:val="single" w:sz="4" w:space="0" w:color="BFC7D1"/>
+              <w:right w:val="single" w:sz="4" w:space="0" w:color="BFC7D1"/>
+            </w:tcBorders>
+          </w:tcPr>
+          <w:p>
+            <w:pPr>
+              <w:pStyle w:val="Normal"/>
+              <w:widowControl/>
+              <w:spacing w:lineRule="auto" w:line="240" w:before="0" w:after="20"/>
+              <w:jc w:val="left"/>
+              <w:rPr>
+                <w:rFonts w:ascii="Aptos" w:hAnsi="Aptos" w:eastAsia="ＭＳ 明朝" w:cs="Arial"/>
+                <w:kern w:val="0"/>
+                <w:sz w:val="24"/>
+                <w:szCs w:val="24"/>
+                <w:lang w:val="en-US" w:eastAsia="ja-JP" w:bidi="ar-SA"/>
+              </w:rPr>
+            </w:pPr>
+            <w:r>
+              <w:rPr>
+                <w:rFonts w:eastAsia="Segoe UI" w:cs="Segoe UI" w:ascii="Segoe UI" w:hAnsi="Segoe UI"/>
+                <w:color w:val="101820"/>
+                <w:kern w:val="0"/>
+                <w:sz w:val="18"/>
+                <w:szCs w:val="24"/>
+                <w:lang w:val="en-US" w:eastAsia="ja-JP" w:bidi="ar-SA"/>
+              </w:rPr>
+              <w:t>Activation of the AML/CFT toolkit</w:t>
+            </w:r>
+          </w:p>
+        </w:tc>
+        <w:tc>
+          <w:tcPr>
+            <w:tcW w:w="1122" w:type="dxa"/>
+            <w:tcBorders>
+              <w:top w:val="single" w:sz="4" w:space="0" w:color="BFC7D1"/>
+              <w:left w:val="single" w:sz="4" w:space="0" w:color="BFC7D1"/>
+              <w:bottom w:val="single" w:sz="4" w:space="0" w:color="BFC7D1"/>
+              <w:right w:val="single" w:sz="4" w:space="0" w:color="BFC7D1"/>
+            </w:tcBorders>
+          </w:tcPr>
+          <w:p>
+            <w:pPr>
+              <w:pStyle w:val="Normal"/>
+              <w:widowControl/>
+              <w:spacing w:lineRule="auto" w:line="240" w:before="0" w:after="20"/>
+              <w:jc w:val="left"/>
+              <w:rPr>
+                <w:rFonts w:ascii="Aptos" w:hAnsi="Aptos" w:eastAsia="ＭＳ 明朝" w:cs="Arial"/>
+                <w:kern w:val="0"/>
+                <w:sz w:val="24"/>
+                <w:szCs w:val="24"/>
+                <w:lang w:val="en-US" w:eastAsia="ja-JP" w:bidi="ar-SA"/>
+              </w:rPr>
+            </w:pPr>
+            <w:r>
+              <w:rPr>
+                <w:rFonts w:eastAsia="Segoe UI" w:cs="Segoe UI" w:ascii="Segoe UI" w:hAnsi="Segoe UI"/>
+                <w:color w:val="101820"/>
+                <w:kern w:val="0"/>
+                <w:sz w:val="18"/>
+                <w:szCs w:val="24"/>
+                <w:lang w:val="en-US" w:eastAsia="ja-JP" w:bidi="ar-SA"/>
+              </w:rPr>
+              <w:t>8</w:t>
+            </w:r>
+          </w:p>
+        </w:tc>
+        <w:tc>
+          <w:tcPr>
+            <w:tcW w:w="2850" w:type="dxa"/>
+            <w:tcBorders>
+              <w:top w:val="single" w:sz="4" w:space="0" w:color="BFC7D1"/>
+              <w:left w:val="single" w:sz="4" w:space="0" w:color="BFC7D1"/>
+              <w:bottom w:val="single" w:sz="4" w:space="0" w:color="BFC7D1"/>
+              <w:right w:val="single" w:sz="4" w:space="0" w:color="BFC7D1"/>
+            </w:tcBorders>
+          </w:tcPr>
+          <w:p>
+            <w:pPr>
+              <w:pStyle w:val="Normal"/>
+              <w:widowControl/>
+              <w:spacing w:lineRule="auto" w:line="240" w:before="0" w:after="20"/>
+              <w:jc w:val="left"/>
+              <w:rPr>
+                <w:rFonts w:ascii="Aptos" w:hAnsi="Aptos" w:eastAsia="ＭＳ 明朝" w:cs="Arial"/>
+                <w:kern w:val="0"/>
+                <w:sz w:val="24"/>
+                <w:szCs w:val="24"/>
+                <w:lang w:val="en-US" w:eastAsia="ja-JP" w:bidi="ar-SA"/>
+              </w:rPr>
+            </w:pPr>
+            <w:r>
+              <w:rPr>
+                <w:rFonts w:eastAsia="Segoe UI" w:cs="Segoe UI" w:ascii="Segoe UI" w:hAnsi="Segoe UI"/>
+                <w:color w:val="101820"/>
+                <w:kern w:val="0"/>
+                <w:sz w:val="18"/>
+                <w:szCs w:val="24"/>
+                <w:lang w:val="en-US" w:eastAsia="ja-JP" w:bidi="ar-SA"/>
+              </w:rPr>
+              <w:t>PHP 130,000.00</w:t>
+            </w:r>
+          </w:p>
+        </w:tc>
+      </w:tr>
+      <w:tr>
+        <w:trPr/>
+        <w:tc>
+          <w:tcPr>
+            <w:tcW w:w="5042" w:type="dxa"/>
+            <w:tcBorders>
+              <w:top w:val="single" w:sz="4" w:space="0" w:color="BFC7D1"/>
+              <w:left w:val="single" w:sz="4" w:space="0" w:color="BFC7D1"/>
+              <w:bottom w:val="single" w:sz="4" w:space="0" w:color="BFC7D1"/>
+              <w:right w:val="single" w:sz="4" w:space="0" w:color="BFC7D1"/>
+            </w:tcBorders>
+          </w:tcPr>
+          <w:p>
+            <w:pPr>
+              <w:pStyle w:val="Normal"/>
+              <w:widowControl/>
+              <w:spacing w:lineRule="auto" w:line="240" w:before="0" w:after="20"/>
+              <w:jc w:val="left"/>
+              <w:rPr>
+                <w:rFonts w:ascii="Aptos" w:hAnsi="Aptos" w:eastAsia="ＭＳ 明朝" w:cs="Arial"/>
+                <w:kern w:val="0"/>
+                <w:sz w:val="24"/>
+                <w:szCs w:val="24"/>
+                <w:lang w:val="en-US" w:eastAsia="ja-JP" w:bidi="ar-SA"/>
+              </w:rPr>
+            </w:pPr>
+            <w:r>
+              <w:rPr>
+                <w:rFonts w:eastAsia="Segoe UI" w:cs="Segoe UI" w:ascii="Segoe UI" w:hAnsi="Segoe UI"/>
+                <w:color w:val="101820"/>
+                <w:kern w:val="0"/>
+                <w:sz w:val="18"/>
+                <w:szCs w:val="24"/>
+                <w:lang w:val="en-US" w:eastAsia="ja-JP" w:bidi="ar-SA"/>
+              </w:rPr>
+              <w:t>Activation of the IC compliance registers</w:t>
+            </w:r>
+          </w:p>
+        </w:tc>
+        <w:tc>
+          <w:tcPr>
+            <w:tcW w:w="1122" w:type="dxa"/>
+            <w:tcBorders>
+              <w:top w:val="single" w:sz="4" w:space="0" w:color="BFC7D1"/>
+              <w:left w:val="single" w:sz="4" w:space="0" w:color="BFC7D1"/>
+              <w:bottom w:val="single" w:sz="4" w:space="0" w:color="BFC7D1"/>
+              <w:right w:val="single" w:sz="4" w:space="0" w:color="BFC7D1"/>
+            </w:tcBorders>
+          </w:tcPr>
+          <w:p>
+            <w:pPr>
+              <w:pStyle w:val="Normal"/>
+              <w:widowControl/>
+              <w:spacing w:lineRule="auto" w:line="240" w:before="0" w:after="20"/>
+              <w:jc w:val="left"/>
+              <w:rPr>
+                <w:rFonts w:ascii="Aptos" w:hAnsi="Aptos" w:eastAsia="ＭＳ 明朝" w:cs="Arial"/>
+                <w:kern w:val="0"/>
+                <w:sz w:val="24"/>
+                <w:szCs w:val="24"/>
+                <w:lang w:val="en-US" w:eastAsia="ja-JP" w:bidi="ar-SA"/>
+              </w:rPr>
+            </w:pPr>
+            <w:r>
+              <w:rPr>
+                <w:rFonts w:eastAsia="Segoe UI" w:cs="Segoe UI" w:ascii="Segoe UI" w:hAnsi="Segoe UI"/>
+                <w:color w:val="101820"/>
+                <w:kern w:val="0"/>
+                <w:sz w:val="18"/>
+                <w:szCs w:val="24"/>
+                <w:lang w:val="en-US" w:eastAsia="ja-JP" w:bidi="ar-SA"/>
+              </w:rPr>
+              <w:t>6</w:t>
+            </w:r>
+          </w:p>
+        </w:tc>
+        <w:tc>
+          <w:tcPr>
+            <w:tcW w:w="2850" w:type="dxa"/>
+            <w:tcBorders>
+              <w:top w:val="single" w:sz="4" w:space="0" w:color="BFC7D1"/>
+              <w:left w:val="single" w:sz="4" w:space="0" w:color="BFC7D1"/>
+              <w:bottom w:val="single" w:sz="4" w:space="0" w:color="BFC7D1"/>
+              <w:right w:val="single" w:sz="4" w:space="0" w:color="BFC7D1"/>
+            </w:tcBorders>
+          </w:tcPr>
+          <w:p>
+            <w:pPr>
+              <w:pStyle w:val="Normal"/>
+              <w:widowControl/>
+              <w:spacing w:lineRule="auto" w:line="240" w:before="0" w:after="20"/>
+              <w:jc w:val="left"/>
+              <w:rPr>
+                <w:rFonts w:ascii="Aptos" w:hAnsi="Aptos" w:eastAsia="ＭＳ 明朝" w:cs="Arial"/>
+                <w:kern w:val="0"/>
+                <w:sz w:val="24"/>
+                <w:szCs w:val="24"/>
+                <w:lang w:val="en-US" w:eastAsia="ja-JP" w:bidi="ar-SA"/>
+              </w:rPr>
+            </w:pPr>
+            <w:r>
+              <w:rPr>
+                <w:rFonts w:eastAsia="Segoe UI" w:cs="Segoe UI" w:ascii="Segoe UI" w:hAnsi="Segoe UI"/>
+                <w:color w:val="101820"/>
+                <w:kern w:val="0"/>
+                <w:sz w:val="18"/>
+                <w:szCs w:val="24"/>
+                <w:lang w:val="en-US" w:eastAsia="ja-JP" w:bidi="ar-SA"/>
+              </w:rPr>
+              <w:t>PHP 100,000.00</w:t>
+            </w:r>
+          </w:p>
+        </w:tc>
+      </w:tr>
+      <w:tr>
+        <w:trPr/>
+        <w:tc>
+          <w:tcPr>
+            <w:tcW w:w="5042" w:type="dxa"/>
+            <w:tcBorders>
+              <w:top w:val="single" w:sz="4" w:space="0" w:color="BFC7D1"/>
+              <w:left w:val="single" w:sz="4" w:space="0" w:color="BFC7D1"/>
+              <w:bottom w:val="single" w:sz="4" w:space="0" w:color="BFC7D1"/>
+              <w:right w:val="single" w:sz="4" w:space="0" w:color="BFC7D1"/>
+            </w:tcBorders>
+          </w:tcPr>
+          <w:p>
+            <w:pPr>
+              <w:pStyle w:val="Normal"/>
+              <w:widowControl/>
+              <w:spacing w:lineRule="auto" w:line="240" w:before="0" w:after="20"/>
+              <w:jc w:val="left"/>
+              <w:rPr>
+                <w:rFonts w:ascii="Aptos" w:hAnsi="Aptos" w:eastAsia="ＭＳ 明朝" w:cs="Arial"/>
+                <w:kern w:val="0"/>
+                <w:sz w:val="24"/>
+                <w:szCs w:val="24"/>
+                <w:lang w:val="en-US" w:eastAsia="ja-JP" w:bidi="ar-SA"/>
+              </w:rPr>
+            </w:pPr>
+            <w:r>
+              <w:rPr>
+                <w:rFonts w:eastAsia="Segoe UI" w:cs="Segoe UI" w:ascii="Segoe UI" w:hAnsi="Segoe UI"/>
+                <w:color w:val="101820"/>
+                <w:kern w:val="0"/>
+                <w:sz w:val="18"/>
+                <w:szCs w:val="24"/>
+                <w:lang w:val="en-US" w:eastAsia="ja-JP" w:bidi="ar-SA"/>
+              </w:rPr>
+              <w:t>Activation of the BIR pack</w:t>
+            </w:r>
+          </w:p>
+        </w:tc>
+        <w:tc>
+          <w:tcPr>
+            <w:tcW w:w="1122" w:type="dxa"/>
+            <w:tcBorders>
+              <w:top w:val="single" w:sz="4" w:space="0" w:color="BFC7D1"/>
+              <w:left w:val="single" w:sz="4" w:space="0" w:color="BFC7D1"/>
+              <w:bottom w:val="single" w:sz="4" w:space="0" w:color="BFC7D1"/>
+              <w:right w:val="single" w:sz="4" w:space="0" w:color="BFC7D1"/>
+            </w:tcBorders>
+          </w:tcPr>
+          <w:p>
+            <w:pPr>
+              <w:pStyle w:val="Normal"/>
+              <w:widowControl/>
+              <w:spacing w:lineRule="auto" w:line="240" w:before="0" w:after="20"/>
+              <w:jc w:val="left"/>
+              <w:rPr>
+                <w:rFonts w:ascii="Aptos" w:hAnsi="Aptos" w:eastAsia="ＭＳ 明朝" w:cs="Arial"/>
+                <w:kern w:val="0"/>
+                <w:sz w:val="24"/>
+                <w:szCs w:val="24"/>
+                <w:lang w:val="en-US" w:eastAsia="ja-JP" w:bidi="ar-SA"/>
+              </w:rPr>
+            </w:pPr>
+            <w:r>
+              <w:rPr>
+                <w:rFonts w:eastAsia="Segoe UI" w:cs="Segoe UI" w:ascii="Segoe UI" w:hAnsi="Segoe UI"/>
+                <w:color w:val="101820"/>
+                <w:kern w:val="0"/>
+                <w:sz w:val="18"/>
+                <w:szCs w:val="24"/>
+                <w:lang w:val="en-US" w:eastAsia="ja-JP" w:bidi="ar-SA"/>
+              </w:rPr>
+              <w:t>8</w:t>
+            </w:r>
+          </w:p>
+        </w:tc>
+        <w:tc>
+          <w:tcPr>
+            <w:tcW w:w="2850" w:type="dxa"/>
+            <w:tcBorders>
+              <w:top w:val="single" w:sz="4" w:space="0" w:color="BFC7D1"/>
+              <w:left w:val="single" w:sz="4" w:space="0" w:color="BFC7D1"/>
+              <w:bottom w:val="single" w:sz="4" w:space="0" w:color="BFC7D1"/>
+              <w:right w:val="single" w:sz="4" w:space="0" w:color="BFC7D1"/>
+            </w:tcBorders>
+          </w:tcPr>
+          <w:p>
+            <w:pPr>
+              <w:pStyle w:val="Normal"/>
+              <w:widowControl/>
+              <w:spacing w:lineRule="auto" w:line="240" w:before="0" w:after="20"/>
+              <w:jc w:val="left"/>
+              <w:rPr>
+                <w:rFonts w:ascii="Aptos" w:hAnsi="Aptos" w:eastAsia="ＭＳ 明朝" w:cs="Arial"/>
+                <w:kern w:val="0"/>
+                <w:sz w:val="24"/>
+                <w:szCs w:val="24"/>
+                <w:lang w:val="en-US" w:eastAsia="ja-JP" w:bidi="ar-SA"/>
+              </w:rPr>
+            </w:pPr>
+            <w:r>
+              <w:rPr>
+                <w:rFonts w:eastAsia="Segoe UI" w:cs="Segoe UI" w:ascii="Segoe UI" w:hAnsi="Segoe UI"/>
+                <w:color w:val="101820"/>
+                <w:kern w:val="0"/>
+                <w:sz w:val="18"/>
+                <w:szCs w:val="24"/>
+                <w:lang w:val="en-US" w:eastAsia="ja-JP" w:bidi="ar-SA"/>
+              </w:rPr>
+              <w:t>PHP 130,000.00</w:t>
+            </w:r>
+          </w:p>
+        </w:tc>
+      </w:tr>
+      <w:tr>
+        <w:trPr/>
+        <w:tc>
+          <w:tcPr>
+            <w:tcW w:w="5042" w:type="dxa"/>
+            <w:tcBorders>
+              <w:top w:val="single" w:sz="4" w:space="0" w:color="BFC7D1"/>
+              <w:left w:val="single" w:sz="4" w:space="0" w:color="BFC7D1"/>
+              <w:bottom w:val="single" w:sz="4" w:space="0" w:color="BFC7D1"/>
+              <w:right w:val="single" w:sz="4" w:space="0" w:color="BFC7D1"/>
+            </w:tcBorders>
+          </w:tcPr>
+          <w:p>
+            <w:pPr>
+              <w:pStyle w:val="Normal"/>
+              <w:widowControl/>
+              <w:spacing w:lineRule="auto" w:line="240" w:before="0" w:after="20"/>
+              <w:jc w:val="left"/>
+              <w:rPr>
+                <w:rFonts w:ascii="Aptos" w:hAnsi="Aptos" w:eastAsia="ＭＳ 明朝" w:cs="Arial"/>
+                <w:kern w:val="0"/>
+                <w:sz w:val="24"/>
+                <w:szCs w:val="24"/>
+                <w:lang w:val="en-US" w:eastAsia="ja-JP" w:bidi="ar-SA"/>
+              </w:rPr>
+            </w:pPr>
+            <w:r>
+              <w:rPr>
+                <w:rFonts w:eastAsia="Segoe UI" w:cs="Segoe UI" w:ascii="Segoe UI" w:hAnsi="Segoe UI"/>
+                <w:color w:val="101820"/>
+                <w:kern w:val="0"/>
+                <w:sz w:val="18"/>
+                <w:szCs w:val="24"/>
+                <w:lang w:val="en-US" w:eastAsia="ja-JP" w:bidi="ar-SA"/>
+              </w:rPr>
+              <w:t>Dealer programme set-up</w:t>
+            </w:r>
+          </w:p>
+        </w:tc>
+        <w:tc>
+          <w:tcPr>
+            <w:tcW w:w="1122" w:type="dxa"/>
+            <w:tcBorders>
+              <w:top w:val="single" w:sz="4" w:space="0" w:color="BFC7D1"/>
+              <w:left w:val="single" w:sz="4" w:space="0" w:color="BFC7D1"/>
+              <w:bottom w:val="single" w:sz="4" w:space="0" w:color="BFC7D1"/>
+              <w:right w:val="single" w:sz="4" w:space="0" w:color="BFC7D1"/>
+            </w:tcBorders>
+          </w:tcPr>
+          <w:p>
+            <w:pPr>
+              <w:pStyle w:val="Normal"/>
+              <w:widowControl/>
+              <w:spacing w:lineRule="auto" w:line="240" w:before="0" w:after="20"/>
+              <w:jc w:val="left"/>
+              <w:rPr>
+                <w:rFonts w:ascii="Aptos" w:hAnsi="Aptos" w:eastAsia="ＭＳ 明朝" w:cs="Arial"/>
+                <w:kern w:val="0"/>
+                <w:sz w:val="24"/>
+                <w:szCs w:val="24"/>
+                <w:lang w:val="en-US" w:eastAsia="ja-JP" w:bidi="ar-SA"/>
+              </w:rPr>
+            </w:pPr>
+            <w:r>
+              <w:rPr>
+                <w:rFonts w:eastAsia="Segoe UI" w:cs="Segoe UI" w:ascii="Segoe UI" w:hAnsi="Segoe UI"/>
+                <w:color w:val="101820"/>
+                <w:kern w:val="0"/>
+                <w:sz w:val="18"/>
+                <w:szCs w:val="24"/>
+                <w:lang w:val="en-US" w:eastAsia="ja-JP" w:bidi="ar-SA"/>
+              </w:rPr>
+              <w:t>3</w:t>
+            </w:r>
+          </w:p>
+        </w:tc>
+        <w:tc>
+          <w:tcPr>
+            <w:tcW w:w="2850" w:type="dxa"/>
+            <w:tcBorders>
+              <w:top w:val="single" w:sz="4" w:space="0" w:color="BFC7D1"/>
+              <w:left w:val="single" w:sz="4" w:space="0" w:color="BFC7D1"/>
+              <w:bottom w:val="single" w:sz="4" w:space="0" w:color="BFC7D1"/>
+              <w:right w:val="single" w:sz="4" w:space="0" w:color="BFC7D1"/>
+            </w:tcBorders>
+          </w:tcPr>
+          <w:p>
+            <w:pPr>
+              <w:pStyle w:val="Normal"/>
+              <w:widowControl/>
+              <w:spacing w:lineRule="auto" w:line="240" w:before="0" w:after="20"/>
+              <w:jc w:val="left"/>
+              <w:rPr>
+                <w:rFonts w:ascii="Aptos" w:hAnsi="Aptos" w:eastAsia="ＭＳ 明朝" w:cs="Arial"/>
+                <w:kern w:val="0"/>
+                <w:sz w:val="24"/>
+                <w:szCs w:val="24"/>
+                <w:lang w:val="en-US" w:eastAsia="ja-JP" w:bidi="ar-SA"/>
+              </w:rPr>
+            </w:pPr>
+            <w:r>
+              <w:rPr>
+                <w:rFonts w:eastAsia="Segoe UI" w:cs="Segoe UI" w:ascii="Segoe UI" w:hAnsi="Segoe UI"/>
+                <w:color w:val="101820"/>
+                <w:kern w:val="0"/>
+                <w:sz w:val="18"/>
+                <w:szCs w:val="24"/>
+                <w:lang w:val="en-US" w:eastAsia="ja-JP" w:bidi="ar-SA"/>
+              </w:rPr>
+              <w:t>PHP 50,000.00 per programme</w:t>
+            </w:r>
+          </w:p>
+        </w:tc>
+      </w:tr>
+      <w:tr>
+        <w:trPr/>
+        <w:tc>
+          <w:tcPr>
+            <w:tcW w:w="5042" w:type="dxa"/>
+            <w:tcBorders>
+              <w:top w:val="single" w:sz="4" w:space="0" w:color="BFC7D1"/>
+              <w:left w:val="single" w:sz="4" w:space="0" w:color="BFC7D1"/>
+              <w:bottom w:val="single" w:sz="4" w:space="0" w:color="BFC7D1"/>
+              <w:right w:val="single" w:sz="4" w:space="0" w:color="BFC7D1"/>
+            </w:tcBorders>
+          </w:tcPr>
+          <w:p>
+            <w:pPr>
+              <w:pStyle w:val="Normal"/>
+              <w:widowControl/>
+              <w:spacing w:lineRule="auto" w:line="240" w:before="0" w:after="20"/>
+              <w:jc w:val="left"/>
+              <w:rPr>
+                <w:rFonts w:ascii="Aptos" w:hAnsi="Aptos" w:eastAsia="ＭＳ 明朝" w:cs="Arial"/>
+                <w:kern w:val="0"/>
+                <w:sz w:val="24"/>
+                <w:szCs w:val="24"/>
+                <w:lang w:val="en-US" w:eastAsia="ja-JP" w:bidi="ar-SA"/>
+              </w:rPr>
+            </w:pPr>
+            <w:r>
+              <w:rPr>
+                <w:rFonts w:eastAsia="Segoe UI" w:cs="Segoe UI" w:ascii="Segoe UI" w:hAnsi="Segoe UI"/>
+                <w:color w:val="101820"/>
+                <w:kern w:val="0"/>
+                <w:sz w:val="18"/>
+                <w:szCs w:val="24"/>
+                <w:lang w:val="en-US" w:eastAsia="ja-JP" w:bidi="ar-SA"/>
+              </w:rPr>
+              <w:t>Client brand pack (third-party marks only with the owner's written permission)</w:t>
+            </w:r>
+          </w:p>
+        </w:tc>
+        <w:tc>
+          <w:tcPr>
+            <w:tcW w:w="1122" w:type="dxa"/>
+            <w:tcBorders>
+              <w:top w:val="single" w:sz="4" w:space="0" w:color="BFC7D1"/>
+              <w:left w:val="single" w:sz="4" w:space="0" w:color="BFC7D1"/>
+              <w:bottom w:val="single" w:sz="4" w:space="0" w:color="BFC7D1"/>
+              <w:right w:val="single" w:sz="4" w:space="0" w:color="BFC7D1"/>
+            </w:tcBorders>
+          </w:tcPr>
+          <w:p>
+            <w:pPr>
+              <w:pStyle w:val="Normal"/>
+              <w:widowControl/>
+              <w:spacing w:lineRule="auto" w:line="240" w:before="0" w:after="20"/>
+              <w:jc w:val="left"/>
+              <w:rPr>
+                <w:rFonts w:ascii="Aptos" w:hAnsi="Aptos" w:eastAsia="ＭＳ 明朝" w:cs="Arial"/>
+                <w:kern w:val="0"/>
+                <w:sz w:val="24"/>
+                <w:szCs w:val="24"/>
+                <w:lang w:val="en-US" w:eastAsia="ja-JP" w:bidi="ar-SA"/>
+              </w:rPr>
+            </w:pPr>
+            <w:r>
+              <w:rPr>
+                <w:rFonts w:eastAsia="Segoe UI" w:cs="Segoe UI" w:ascii="Segoe UI" w:hAnsi="Segoe UI"/>
+                <w:color w:val="101820"/>
+                <w:kern w:val="0"/>
+                <w:sz w:val="18"/>
+                <w:szCs w:val="24"/>
+                <w:lang w:val="en-US" w:eastAsia="ja-JP" w:bidi="ar-SA"/>
+              </w:rPr>
+              <w:t>2</w:t>
+            </w:r>
+          </w:p>
+        </w:tc>
+        <w:tc>
+          <w:tcPr>
+            <w:tcW w:w="2850" w:type="dxa"/>
+            <w:tcBorders>
+              <w:top w:val="single" w:sz="4" w:space="0" w:color="BFC7D1"/>
+              <w:left w:val="single" w:sz="4" w:space="0" w:color="BFC7D1"/>
+              <w:bottom w:val="single" w:sz="4" w:space="0" w:color="BFC7D1"/>
+              <w:right w:val="single" w:sz="4" w:space="0" w:color="BFC7D1"/>
+            </w:tcBorders>
+          </w:tcPr>
+          <w:p>
+            <w:pPr>
+              <w:pStyle w:val="Normal"/>
+              <w:widowControl/>
+              <w:spacing w:lineRule="auto" w:line="240" w:before="0" w:after="20"/>
+              <w:jc w:val="left"/>
+              <w:rPr>
+                <w:rFonts w:ascii="Aptos" w:hAnsi="Aptos" w:eastAsia="ＭＳ 明朝" w:cs="Arial"/>
+                <w:kern w:val="0"/>
+                <w:sz w:val="24"/>
+                <w:szCs w:val="24"/>
+                <w:lang w:val="en-US" w:eastAsia="ja-JP" w:bidi="ar-SA"/>
+              </w:rPr>
+            </w:pPr>
+            <w:r>
+              <w:rPr>
+                <w:rFonts w:eastAsia="Segoe UI" w:cs="Segoe UI" w:ascii="Segoe UI" w:hAnsi="Segoe UI"/>
+                <w:color w:val="101820"/>
+                <w:kern w:val="0"/>
+                <w:sz w:val="18"/>
+                <w:szCs w:val="24"/>
+                <w:lang w:val="en-US" w:eastAsia="ja-JP" w:bidi="ar-SA"/>
+              </w:rPr>
+              <w:t>PHP 30,000.00 per pack</w:t>
+            </w:r>
+          </w:p>
+        </w:tc>
+      </w:tr>
+      <w:tr>
+        <w:trPr/>
+        <w:tc>
+          <w:tcPr>
+            <w:tcW w:w="5042" w:type="dxa"/>
+            <w:tcBorders>
+              <w:top w:val="single" w:sz="4" w:space="0" w:color="BFC7D1"/>
+              <w:left w:val="single" w:sz="4" w:space="0" w:color="BFC7D1"/>
+              <w:bottom w:val="single" w:sz="4" w:space="0" w:color="BFC7D1"/>
+              <w:right w:val="single" w:sz="4" w:space="0" w:color="BFC7D1"/>
+            </w:tcBorders>
+          </w:tcPr>
+          <w:p>
+            <w:pPr>
+              <w:pStyle w:val="Normal"/>
+              <w:widowControl/>
+              <w:spacing w:lineRule="auto" w:line="240" w:before="0" w:after="20"/>
+              <w:jc w:val="left"/>
+              <w:rPr>
+                <w:rFonts w:ascii="Aptos" w:hAnsi="Aptos" w:eastAsia="ＭＳ 明朝" w:cs="Arial"/>
+                <w:kern w:val="0"/>
+                <w:sz w:val="24"/>
+                <w:szCs w:val="24"/>
+                <w:lang w:val="en-US" w:eastAsia="ja-JP" w:bidi="ar-SA"/>
+              </w:rPr>
+            </w:pPr>
+            <w:r>
+              <w:rPr>
+                <w:rFonts w:eastAsia="Segoe UI" w:cs="Segoe UI" w:ascii="Segoe UI" w:hAnsi="Segoe UI"/>
+                <w:color w:val="101820"/>
+                <w:kern w:val="0"/>
+                <w:sz w:val="18"/>
+                <w:szCs w:val="24"/>
+                <w:lang w:val="en-US" w:eastAsia="ja-JP" w:bidi="ar-SA"/>
+              </w:rPr>
+              <w:t>AMLC reporting file validation and portal test</w:t>
+            </w:r>
+          </w:p>
+        </w:tc>
+        <w:tc>
+          <w:tcPr>
+            <w:tcW w:w="1122" w:type="dxa"/>
+            <w:tcBorders>
+              <w:top w:val="single" w:sz="4" w:space="0" w:color="BFC7D1"/>
+              <w:left w:val="single" w:sz="4" w:space="0" w:color="BFC7D1"/>
+              <w:bottom w:val="single" w:sz="4" w:space="0" w:color="BFC7D1"/>
+              <w:right w:val="single" w:sz="4" w:space="0" w:color="BFC7D1"/>
+            </w:tcBorders>
+          </w:tcPr>
+          <w:p>
+            <w:pPr>
+              <w:pStyle w:val="Normal"/>
+              <w:widowControl/>
+              <w:spacing w:lineRule="auto" w:line="240" w:before="0" w:after="20"/>
+              <w:jc w:val="left"/>
+              <w:rPr>
+                <w:rFonts w:ascii="Aptos" w:hAnsi="Aptos" w:eastAsia="ＭＳ 明朝" w:cs="Arial"/>
+                <w:kern w:val="0"/>
+                <w:sz w:val="24"/>
+                <w:szCs w:val="24"/>
+                <w:lang w:val="en-US" w:eastAsia="ja-JP" w:bidi="ar-SA"/>
+              </w:rPr>
+            </w:pPr>
+            <w:r>
+              <w:rPr>
+                <w:rFonts w:eastAsia="Segoe UI" w:cs="Segoe UI" w:ascii="Segoe UI" w:hAnsi="Segoe UI"/>
+                <w:color w:val="101820"/>
+                <w:kern w:val="0"/>
+                <w:sz w:val="18"/>
+                <w:szCs w:val="24"/>
+                <w:lang w:val="en-US" w:eastAsia="ja-JP" w:bidi="ar-SA"/>
+              </w:rPr>
+              <w:t>3</w:t>
+            </w:r>
+          </w:p>
+        </w:tc>
+        <w:tc>
+          <w:tcPr>
+            <w:tcW w:w="2850" w:type="dxa"/>
+            <w:tcBorders>
+              <w:top w:val="single" w:sz="4" w:space="0" w:color="BFC7D1"/>
+              <w:left w:val="single" w:sz="4" w:space="0" w:color="BFC7D1"/>
+              <w:bottom w:val="single" w:sz="4" w:space="0" w:color="BFC7D1"/>
+              <w:right w:val="single" w:sz="4" w:space="0" w:color="BFC7D1"/>
+            </w:tcBorders>
+          </w:tcPr>
+          <w:p>
+            <w:pPr>
+              <w:pStyle w:val="Normal"/>
+              <w:widowControl/>
+              <w:spacing w:lineRule="auto" w:line="240" w:before="0" w:after="20"/>
+              <w:jc w:val="left"/>
+              <w:rPr>
+                <w:rFonts w:ascii="Aptos" w:hAnsi="Aptos" w:eastAsia="ＭＳ 明朝" w:cs="Arial"/>
+                <w:kern w:val="0"/>
+                <w:sz w:val="24"/>
+                <w:szCs w:val="24"/>
+                <w:lang w:val="en-US" w:eastAsia="ja-JP" w:bidi="ar-SA"/>
+              </w:rPr>
+            </w:pPr>
+            <w:r>
+              <w:rPr>
+                <w:rFonts w:eastAsia="Segoe UI" w:cs="Segoe UI" w:ascii="Segoe UI" w:hAnsi="Segoe UI"/>
+                <w:color w:val="101820"/>
+                <w:kern w:val="0"/>
+                <w:sz w:val="18"/>
+                <w:szCs w:val="24"/>
+                <w:lang w:val="en-US" w:eastAsia="ja-JP" w:bidi="ar-SA"/>
+              </w:rPr>
+              <w:t>PHP 50,000.00</w:t>
+            </w:r>
+          </w:p>
+        </w:tc>
+      </w:tr>
+      <w:tr>
+        <w:trPr/>
+        <w:tc>
+          <w:tcPr>
+            <w:tcW w:w="5042" w:type="dxa"/>
+            <w:tcBorders>
+              <w:top w:val="single" w:sz="4" w:space="0" w:color="BFC7D1"/>
+              <w:left w:val="single" w:sz="4" w:space="0" w:color="BFC7D1"/>
+              <w:bottom w:val="single" w:sz="4" w:space="0" w:color="BFC7D1"/>
+              <w:right w:val="single" w:sz="4" w:space="0" w:color="BFC7D1"/>
+            </w:tcBorders>
+          </w:tcPr>
+          <w:p>
+            <w:pPr>
+              <w:pStyle w:val="Normal"/>
+              <w:widowControl/>
+              <w:spacing w:lineRule="auto" w:line="240" w:before="0" w:after="20"/>
+              <w:jc w:val="left"/>
+              <w:rPr>
+                <w:rFonts w:ascii="Aptos" w:hAnsi="Aptos" w:eastAsia="ＭＳ 明朝" w:cs="Arial"/>
+                <w:kern w:val="0"/>
+                <w:sz w:val="24"/>
+                <w:szCs w:val="24"/>
+                <w:lang w:val="en-US" w:eastAsia="ja-JP" w:bidi="ar-SA"/>
+              </w:rPr>
+            </w:pPr>
+            <w:r>
+              <w:rPr>
+                <w:rFonts w:eastAsia="Segoe UI" w:cs="Segoe UI" w:ascii="Segoe UI" w:hAnsi="Segoe UI"/>
+                <w:color w:val="101820"/>
+                <w:kern w:val="0"/>
+                <w:sz w:val="18"/>
+                <w:szCs w:val="24"/>
+                <w:lang w:val="en-US" w:eastAsia="ja-JP" w:bidi="ar-SA"/>
+              </w:rPr>
+              <w:t>IC annual statement form alignment</w:t>
+            </w:r>
+          </w:p>
+        </w:tc>
+        <w:tc>
+          <w:tcPr>
+            <w:tcW w:w="1122" w:type="dxa"/>
+            <w:tcBorders>
+              <w:top w:val="single" w:sz="4" w:space="0" w:color="BFC7D1"/>
+              <w:left w:val="single" w:sz="4" w:space="0" w:color="BFC7D1"/>
+              <w:bottom w:val="single" w:sz="4" w:space="0" w:color="BFC7D1"/>
+              <w:right w:val="single" w:sz="4" w:space="0" w:color="BFC7D1"/>
+            </w:tcBorders>
+          </w:tcPr>
+          <w:p>
+            <w:pPr>
+              <w:pStyle w:val="Normal"/>
+              <w:widowControl/>
+              <w:spacing w:lineRule="auto" w:line="240" w:before="0" w:after="20"/>
+              <w:jc w:val="left"/>
+              <w:rPr>
+                <w:rFonts w:ascii="Aptos" w:hAnsi="Aptos" w:eastAsia="ＭＳ 明朝" w:cs="Arial"/>
+                <w:kern w:val="0"/>
+                <w:sz w:val="24"/>
+                <w:szCs w:val="24"/>
+                <w:lang w:val="en-US" w:eastAsia="ja-JP" w:bidi="ar-SA"/>
+              </w:rPr>
+            </w:pPr>
+            <w:r>
+              <w:rPr>
+                <w:rFonts w:eastAsia="Segoe UI" w:cs="Segoe UI" w:ascii="Segoe UI" w:hAnsi="Segoe UI"/>
+                <w:color w:val="101820"/>
+                <w:kern w:val="0"/>
+                <w:sz w:val="18"/>
+                <w:szCs w:val="24"/>
+                <w:lang w:val="en-US" w:eastAsia="ja-JP" w:bidi="ar-SA"/>
+              </w:rPr>
+              <w:t>3</w:t>
+            </w:r>
+          </w:p>
+        </w:tc>
+        <w:tc>
+          <w:tcPr>
+            <w:tcW w:w="2850" w:type="dxa"/>
+            <w:tcBorders>
+              <w:top w:val="single" w:sz="4" w:space="0" w:color="BFC7D1"/>
+              <w:left w:val="single" w:sz="4" w:space="0" w:color="BFC7D1"/>
+              <w:bottom w:val="single" w:sz="4" w:space="0" w:color="BFC7D1"/>
+              <w:right w:val="single" w:sz="4" w:space="0" w:color="BFC7D1"/>
+            </w:tcBorders>
+          </w:tcPr>
+          <w:p>
+            <w:pPr>
+              <w:pStyle w:val="Normal"/>
+              <w:widowControl/>
+              <w:spacing w:lineRule="auto" w:line="240" w:before="0" w:after="20"/>
+              <w:jc w:val="left"/>
+              <w:rPr>
+                <w:rFonts w:ascii="Aptos" w:hAnsi="Aptos" w:eastAsia="ＭＳ 明朝" w:cs="Arial"/>
+                <w:kern w:val="0"/>
+                <w:sz w:val="24"/>
+                <w:szCs w:val="24"/>
+                <w:lang w:val="en-US" w:eastAsia="ja-JP" w:bidi="ar-SA"/>
+              </w:rPr>
+            </w:pPr>
+            <w:r>
+              <w:rPr>
+                <w:rFonts w:eastAsia="Segoe UI" w:cs="Segoe UI" w:ascii="Segoe UI" w:hAnsi="Segoe UI"/>
+                <w:color w:val="101820"/>
+                <w:kern w:val="0"/>
+                <w:sz w:val="18"/>
+                <w:szCs w:val="24"/>
+                <w:lang w:val="en-US" w:eastAsia="ja-JP" w:bidi="ar-SA"/>
+              </w:rPr>
+              <w:t>PHP 50,000.00</w:t>
+            </w:r>
+          </w:p>
+        </w:tc>
+      </w:tr>
+      <w:tr>
+        <w:trPr/>
+        <w:tc>
+          <w:tcPr>
+            <w:tcW w:w="5042" w:type="dxa"/>
+            <w:tcBorders>
+              <w:top w:val="single" w:sz="4" w:space="0" w:color="BFC7D1"/>
+              <w:left w:val="single" w:sz="4" w:space="0" w:color="BFC7D1"/>
+              <w:bottom w:val="single" w:sz="4" w:space="0" w:color="BFC7D1"/>
+              <w:right w:val="single" w:sz="4" w:space="0" w:color="BFC7D1"/>
+            </w:tcBorders>
+          </w:tcPr>
+          <w:p>
+            <w:pPr>
+              <w:pStyle w:val="Normal"/>
+              <w:widowControl/>
+              <w:spacing w:lineRule="auto" w:line="240" w:before="0" w:after="20"/>
+              <w:jc w:val="left"/>
+              <w:rPr>
+                <w:rFonts w:ascii="Aptos" w:hAnsi="Aptos" w:eastAsia="ＭＳ 明朝" w:cs="Arial"/>
+                <w:kern w:val="0"/>
+                <w:sz w:val="24"/>
+                <w:szCs w:val="24"/>
+                <w:lang w:val="en-US" w:eastAsia="ja-JP" w:bidi="ar-SA"/>
+              </w:rPr>
+            </w:pPr>
+            <w:r>
+              <w:rPr>
+                <w:rFonts w:eastAsia="Segoe UI" w:cs="Segoe UI" w:ascii="Segoe UI" w:hAnsi="Segoe UI"/>
+                <w:color w:val="101820"/>
+                <w:kern w:val="0"/>
+                <w:sz w:val="18"/>
+                <w:szCs w:val="24"/>
+                <w:lang w:val="en-US" w:eastAsia="ja-JP" w:bidi="ar-SA"/>
+              </w:rPr>
+              <w:t>EOPT invoicing review with the broker's tax adviser</w:t>
+            </w:r>
+          </w:p>
+        </w:tc>
+        <w:tc>
+          <w:tcPr>
+            <w:tcW w:w="1122" w:type="dxa"/>
+            <w:tcBorders>
+              <w:top w:val="single" w:sz="4" w:space="0" w:color="BFC7D1"/>
+              <w:left w:val="single" w:sz="4" w:space="0" w:color="BFC7D1"/>
+              <w:bottom w:val="single" w:sz="4" w:space="0" w:color="BFC7D1"/>
+              <w:right w:val="single" w:sz="4" w:space="0" w:color="BFC7D1"/>
+            </w:tcBorders>
+          </w:tcPr>
+          <w:p>
+            <w:pPr>
+              <w:pStyle w:val="Normal"/>
+              <w:widowControl/>
+              <w:spacing w:lineRule="auto" w:line="240" w:before="0" w:after="20"/>
+              <w:jc w:val="left"/>
+              <w:rPr>
+                <w:rFonts w:ascii="Aptos" w:hAnsi="Aptos" w:eastAsia="ＭＳ 明朝" w:cs="Arial"/>
+                <w:kern w:val="0"/>
+                <w:sz w:val="24"/>
+                <w:szCs w:val="24"/>
+                <w:lang w:val="en-US" w:eastAsia="ja-JP" w:bidi="ar-SA"/>
+              </w:rPr>
+            </w:pPr>
+            <w:r>
+              <w:rPr>
+                <w:rFonts w:eastAsia="Segoe UI" w:cs="Segoe UI" w:ascii="Segoe UI" w:hAnsi="Segoe UI"/>
+                <w:color w:val="101820"/>
+                <w:kern w:val="0"/>
+                <w:sz w:val="18"/>
+                <w:szCs w:val="24"/>
+                <w:lang w:val="en-US" w:eastAsia="ja-JP" w:bidi="ar-SA"/>
+              </w:rPr>
+              <w:t>2</w:t>
+            </w:r>
+          </w:p>
+        </w:tc>
+        <w:tc>
+          <w:tcPr>
+            <w:tcW w:w="2850" w:type="dxa"/>
+            <w:tcBorders>
+              <w:top w:val="single" w:sz="4" w:space="0" w:color="BFC7D1"/>
+              <w:left w:val="single" w:sz="4" w:space="0" w:color="BFC7D1"/>
+              <w:bottom w:val="single" w:sz="4" w:space="0" w:color="BFC7D1"/>
+              <w:right w:val="single" w:sz="4" w:space="0" w:color="BFC7D1"/>
+            </w:tcBorders>
+          </w:tcPr>
+          <w:p>
+            <w:pPr>
+              <w:pStyle w:val="Normal"/>
+              <w:widowControl/>
+              <w:spacing w:lineRule="auto" w:line="240" w:before="0" w:after="20"/>
+              <w:jc w:val="left"/>
+              <w:rPr>
+                <w:rFonts w:ascii="Aptos" w:hAnsi="Aptos" w:eastAsia="ＭＳ 明朝" w:cs="Arial"/>
+                <w:kern w:val="0"/>
+                <w:sz w:val="24"/>
+                <w:szCs w:val="24"/>
+                <w:lang w:val="en-US" w:eastAsia="ja-JP" w:bidi="ar-SA"/>
+              </w:rPr>
+            </w:pPr>
+            <w:r>
+              <w:rPr>
+                <w:rFonts w:eastAsia="Segoe UI" w:cs="Segoe UI" w:ascii="Segoe UI" w:hAnsi="Segoe UI"/>
+                <w:color w:val="101820"/>
+                <w:kern w:val="0"/>
+                <w:sz w:val="18"/>
+                <w:szCs w:val="24"/>
+                <w:lang w:val="en-US" w:eastAsia="ja-JP" w:bidi="ar-SA"/>
+              </w:rPr>
+              <w:t>PHP 30,000.00</w:t>
+            </w:r>
+          </w:p>
+        </w:tc>
+      </w:tr>
+      <w:tr>
+        <w:trPr/>
+        <w:tc>
+          <w:tcPr>
+            <w:tcW w:w="5042" w:type="dxa"/>
+            <w:tcBorders>
+              <w:top w:val="single" w:sz="4" w:space="0" w:color="BFC7D1"/>
+              <w:left w:val="single" w:sz="4" w:space="0" w:color="BFC7D1"/>
+              <w:bottom w:val="single" w:sz="4" w:space="0" w:color="BFC7D1"/>
+              <w:right w:val="single" w:sz="4" w:space="0" w:color="BFC7D1"/>
+            </w:tcBorders>
+          </w:tcPr>
+          <w:p>
+            <w:pPr>
+              <w:pStyle w:val="Normal"/>
+              <w:widowControl/>
+              <w:spacing w:lineRule="auto" w:line="240" w:before="0" w:after="20"/>
+              <w:jc w:val="left"/>
+              <w:rPr>
+                <w:rFonts w:ascii="Aptos" w:hAnsi="Aptos" w:eastAsia="ＭＳ 明朝" w:cs="Arial"/>
+                <w:kern w:val="0"/>
+                <w:sz w:val="24"/>
+                <w:szCs w:val="24"/>
+                <w:lang w:val="en-US" w:eastAsia="ja-JP" w:bidi="ar-SA"/>
+              </w:rPr>
+            </w:pPr>
+            <w:r>
+              <w:rPr>
+                <w:rFonts w:eastAsia="Segoe UI" w:cs="Segoe UI" w:ascii="Segoe UI" w:hAnsi="Segoe UI"/>
+                <w:color w:val="101820"/>
+                <w:kern w:val="0"/>
+                <w:sz w:val="18"/>
+                <w:szCs w:val="24"/>
+                <w:lang w:val="en-US" w:eastAsia="ja-JP" w:bidi="ar-SA"/>
+              </w:rPr>
+              <w:t>BIR CAS registration support</w:t>
+            </w:r>
+          </w:p>
+        </w:tc>
+        <w:tc>
+          <w:tcPr>
+            <w:tcW w:w="1122" w:type="dxa"/>
+            <w:tcBorders>
+              <w:top w:val="single" w:sz="4" w:space="0" w:color="BFC7D1"/>
+              <w:left w:val="single" w:sz="4" w:space="0" w:color="BFC7D1"/>
+              <w:bottom w:val="single" w:sz="4" w:space="0" w:color="BFC7D1"/>
+              <w:right w:val="single" w:sz="4" w:space="0" w:color="BFC7D1"/>
+            </w:tcBorders>
+          </w:tcPr>
+          <w:p>
+            <w:pPr>
+              <w:pStyle w:val="Normal"/>
+              <w:widowControl/>
+              <w:spacing w:lineRule="auto" w:line="240" w:before="0" w:after="20"/>
+              <w:jc w:val="left"/>
+              <w:rPr>
+                <w:rFonts w:ascii="Aptos" w:hAnsi="Aptos" w:eastAsia="ＭＳ 明朝" w:cs="Arial"/>
+                <w:kern w:val="0"/>
+                <w:sz w:val="24"/>
+                <w:szCs w:val="24"/>
+                <w:lang w:val="en-US" w:eastAsia="ja-JP" w:bidi="ar-SA"/>
+              </w:rPr>
+            </w:pPr>
+            <w:r>
+              <w:rPr>
+                <w:rFonts w:eastAsia="Segoe UI" w:cs="Segoe UI" w:ascii="Segoe UI" w:hAnsi="Segoe UI"/>
+                <w:color w:val="101820"/>
+                <w:kern w:val="0"/>
+                <w:sz w:val="18"/>
+                <w:szCs w:val="24"/>
+                <w:lang w:val="en-US" w:eastAsia="ja-JP" w:bidi="ar-SA"/>
+              </w:rPr>
+              <w:t>4</w:t>
+            </w:r>
+          </w:p>
+        </w:tc>
+        <w:tc>
+          <w:tcPr>
+            <w:tcW w:w="2850" w:type="dxa"/>
+            <w:tcBorders>
+              <w:top w:val="single" w:sz="4" w:space="0" w:color="BFC7D1"/>
+              <w:left w:val="single" w:sz="4" w:space="0" w:color="BFC7D1"/>
+              <w:bottom w:val="single" w:sz="4" w:space="0" w:color="BFC7D1"/>
+              <w:right w:val="single" w:sz="4" w:space="0" w:color="BFC7D1"/>
+            </w:tcBorders>
+          </w:tcPr>
+          <w:p>
+            <w:pPr>
+              <w:pStyle w:val="Normal"/>
+              <w:widowControl/>
+              <w:spacing w:lineRule="auto" w:line="240" w:before="0" w:after="20"/>
+              <w:jc w:val="left"/>
+              <w:rPr>
+                <w:rFonts w:ascii="Aptos" w:hAnsi="Aptos" w:eastAsia="ＭＳ 明朝" w:cs="Arial"/>
+                <w:kern w:val="0"/>
+                <w:sz w:val="24"/>
+                <w:szCs w:val="24"/>
+                <w:lang w:val="en-US" w:eastAsia="ja-JP" w:bidi="ar-SA"/>
+              </w:rPr>
+            </w:pPr>
+            <w:r>
+              <w:rPr>
+                <w:rFonts w:eastAsia="Segoe UI" w:cs="Segoe UI" w:ascii="Segoe UI" w:hAnsi="Segoe UI"/>
+                <w:color w:val="101820"/>
+                <w:kern w:val="0"/>
+                <w:sz w:val="18"/>
+                <w:szCs w:val="24"/>
+                <w:lang w:val="en-US" w:eastAsia="ja-JP" w:bidi="ar-SA"/>
+              </w:rPr>
+              <w:t>PHP 60,000.00</w:t>
+            </w:r>
+          </w:p>
+        </w:tc>
+      </w:tr>
+      <w:tr>
+        <w:trPr/>
+        <w:tc>
+          <w:tcPr>
+            <w:tcW w:w="5042" w:type="dxa"/>
+            <w:tcBorders>
+              <w:top w:val="single" w:sz="4" w:space="0" w:color="BFC7D1"/>
+              <w:left w:val="single" w:sz="4" w:space="0" w:color="BFC7D1"/>
+              <w:bottom w:val="single" w:sz="4" w:space="0" w:color="BFC7D1"/>
+              <w:right w:val="single" w:sz="4" w:space="0" w:color="BFC7D1"/>
+            </w:tcBorders>
+          </w:tcPr>
+          <w:p>
+            <w:pPr>
+              <w:pStyle w:val="Normal"/>
+              <w:widowControl/>
+              <w:spacing w:lineRule="auto" w:line="240" w:before="0" w:after="20"/>
+              <w:jc w:val="left"/>
+              <w:rPr>
+                <w:rFonts w:ascii="Aptos" w:hAnsi="Aptos" w:eastAsia="ＭＳ 明朝" w:cs="Arial"/>
+                <w:kern w:val="0"/>
+                <w:sz w:val="24"/>
+                <w:szCs w:val="24"/>
+                <w:lang w:val="en-US" w:eastAsia="ja-JP" w:bidi="ar-SA"/>
+              </w:rPr>
+            </w:pPr>
+            <w:r>
+              <w:rPr>
+                <w:rFonts w:eastAsia="Segoe UI" w:cs="Segoe UI" w:ascii="Segoe UI" w:hAnsi="Segoe UI"/>
+                <w:color w:val="101820"/>
+                <w:kern w:val="0"/>
+                <w:sz w:val="18"/>
+                <w:szCs w:val="24"/>
+                <w:lang w:val="en-US" w:eastAsia="ja-JP" w:bidi="ar-SA"/>
+              </w:rPr>
+              <w:t>BIR EIS enrolment and certification</w:t>
+            </w:r>
+          </w:p>
+        </w:tc>
+        <w:tc>
+          <w:tcPr>
+            <w:tcW w:w="1122" w:type="dxa"/>
+            <w:tcBorders>
+              <w:top w:val="single" w:sz="4" w:space="0" w:color="BFC7D1"/>
+              <w:left w:val="single" w:sz="4" w:space="0" w:color="BFC7D1"/>
+              <w:bottom w:val="single" w:sz="4" w:space="0" w:color="BFC7D1"/>
+              <w:right w:val="single" w:sz="4" w:space="0" w:color="BFC7D1"/>
+            </w:tcBorders>
+          </w:tcPr>
+          <w:p>
+            <w:pPr>
+              <w:pStyle w:val="Normal"/>
+              <w:widowControl/>
+              <w:spacing w:lineRule="auto" w:line="240" w:before="0" w:after="20"/>
+              <w:jc w:val="left"/>
+              <w:rPr>
+                <w:rFonts w:ascii="Aptos" w:hAnsi="Aptos" w:eastAsia="ＭＳ 明朝" w:cs="Arial"/>
+                <w:kern w:val="0"/>
+                <w:sz w:val="24"/>
+                <w:szCs w:val="24"/>
+                <w:lang w:val="en-US" w:eastAsia="ja-JP" w:bidi="ar-SA"/>
+              </w:rPr>
+            </w:pPr>
+            <w:r>
+              <w:rPr>
+                <w:rFonts w:eastAsia="Segoe UI" w:cs="Segoe UI" w:ascii="Segoe UI" w:hAnsi="Segoe UI"/>
+                <w:color w:val="101820"/>
+                <w:kern w:val="0"/>
+                <w:sz w:val="18"/>
+                <w:szCs w:val="24"/>
+                <w:lang w:val="en-US" w:eastAsia="ja-JP" w:bidi="ar-SA"/>
+              </w:rPr>
+              <w:t>5</w:t>
+            </w:r>
+          </w:p>
+        </w:tc>
+        <w:tc>
+          <w:tcPr>
+            <w:tcW w:w="2850" w:type="dxa"/>
+            <w:tcBorders>
+              <w:top w:val="single" w:sz="4" w:space="0" w:color="BFC7D1"/>
+              <w:left w:val="single" w:sz="4" w:space="0" w:color="BFC7D1"/>
+              <w:bottom w:val="single" w:sz="4" w:space="0" w:color="BFC7D1"/>
+              <w:right w:val="single" w:sz="4" w:space="0" w:color="BFC7D1"/>
+            </w:tcBorders>
+          </w:tcPr>
+          <w:p>
+            <w:pPr>
+              <w:pStyle w:val="Normal"/>
+              <w:widowControl/>
+              <w:spacing w:lineRule="auto" w:line="240" w:before="0" w:after="20"/>
+              <w:jc w:val="left"/>
+              <w:rPr>
+                <w:rFonts w:ascii="Aptos" w:hAnsi="Aptos" w:eastAsia="ＭＳ 明朝" w:cs="Arial"/>
+                <w:kern w:val="0"/>
+                <w:sz w:val="24"/>
+                <w:szCs w:val="24"/>
+                <w:lang w:val="en-US" w:eastAsia="ja-JP" w:bidi="ar-SA"/>
+              </w:rPr>
+            </w:pPr>
+            <w:r>
+              <w:rPr>
+                <w:rFonts w:eastAsia="Segoe UI" w:cs="Segoe UI" w:ascii="Segoe UI" w:hAnsi="Segoe UI"/>
+                <w:color w:val="101820"/>
+                <w:kern w:val="0"/>
+                <w:sz w:val="18"/>
+                <w:szCs w:val="24"/>
+                <w:lang w:val="en-US" w:eastAsia="ja-JP" w:bidi="ar-SA"/>
+              </w:rPr>
+              <w:t>PHP 80,000.00</w:t>
+            </w:r>
+          </w:p>
+        </w:tc>
+      </w:tr>
+      <w:tr>
+        <w:trPr/>
+        <w:tc>
+          <w:tcPr>
+            <w:tcW w:w="5042" w:type="dxa"/>
+            <w:tcBorders>
+              <w:top w:val="single" w:sz="4" w:space="0" w:color="BFC7D1"/>
+              <w:left w:val="single" w:sz="4" w:space="0" w:color="BFC7D1"/>
+              <w:bottom w:val="single" w:sz="4" w:space="0" w:color="BFC7D1"/>
+              <w:right w:val="single" w:sz="4" w:space="0" w:color="BFC7D1"/>
+            </w:tcBorders>
+          </w:tcPr>
+          <w:p>
+            <w:pPr>
+              <w:pStyle w:val="Normal"/>
+              <w:widowControl/>
+              <w:spacing w:lineRule="auto" w:line="240" w:before="0" w:after="20"/>
+              <w:jc w:val="left"/>
+              <w:rPr>
+                <w:rFonts w:ascii="Aptos" w:hAnsi="Aptos" w:eastAsia="ＭＳ 明朝" w:cs="Arial"/>
+                <w:kern w:val="0"/>
+                <w:sz w:val="24"/>
+                <w:szCs w:val="24"/>
+                <w:lang w:val="en-US" w:eastAsia="ja-JP" w:bidi="ar-SA"/>
+              </w:rPr>
+            </w:pPr>
+            <w:r>
+              <w:rPr>
+                <w:rFonts w:eastAsia="Segoe UI" w:cs="Segoe UI" w:ascii="Segoe UI" w:hAnsi="Segoe UI"/>
+                <w:color w:val="101820"/>
+                <w:kern w:val="0"/>
+                <w:sz w:val="18"/>
+                <w:szCs w:val="24"/>
+                <w:lang w:val="en-US" w:eastAsia="ja-JP" w:bidi="ar-SA"/>
+              </w:rPr>
+              <w:t>CTPL authentication and LTO interface certification</w:t>
+            </w:r>
+          </w:p>
+        </w:tc>
+        <w:tc>
+          <w:tcPr>
+            <w:tcW w:w="1122" w:type="dxa"/>
+            <w:tcBorders>
+              <w:top w:val="single" w:sz="4" w:space="0" w:color="BFC7D1"/>
+              <w:left w:val="single" w:sz="4" w:space="0" w:color="BFC7D1"/>
+              <w:bottom w:val="single" w:sz="4" w:space="0" w:color="BFC7D1"/>
+              <w:right w:val="single" w:sz="4" w:space="0" w:color="BFC7D1"/>
+            </w:tcBorders>
+          </w:tcPr>
+          <w:p>
+            <w:pPr>
+              <w:pStyle w:val="Normal"/>
+              <w:widowControl/>
+              <w:spacing w:lineRule="auto" w:line="240" w:before="0" w:after="20"/>
+              <w:jc w:val="left"/>
+              <w:rPr>
+                <w:rFonts w:ascii="Aptos" w:hAnsi="Aptos" w:eastAsia="ＭＳ 明朝" w:cs="Arial"/>
+                <w:kern w:val="0"/>
+                <w:sz w:val="24"/>
+                <w:szCs w:val="24"/>
+                <w:lang w:val="en-US" w:eastAsia="ja-JP" w:bidi="ar-SA"/>
+              </w:rPr>
+            </w:pPr>
+            <w:r>
+              <w:rPr>
+                <w:rFonts w:eastAsia="Segoe UI" w:cs="Segoe UI" w:ascii="Segoe UI" w:hAnsi="Segoe UI"/>
+                <w:color w:val="101820"/>
+                <w:kern w:val="0"/>
+                <w:sz w:val="18"/>
+                <w:szCs w:val="24"/>
+                <w:lang w:val="en-US" w:eastAsia="ja-JP" w:bidi="ar-SA"/>
+              </w:rPr>
+              <w:t>4</w:t>
+            </w:r>
+          </w:p>
+        </w:tc>
+        <w:tc>
+          <w:tcPr>
+            <w:tcW w:w="2850" w:type="dxa"/>
+            <w:tcBorders>
+              <w:top w:val="single" w:sz="4" w:space="0" w:color="BFC7D1"/>
+              <w:left w:val="single" w:sz="4" w:space="0" w:color="BFC7D1"/>
+              <w:bottom w:val="single" w:sz="4" w:space="0" w:color="BFC7D1"/>
+              <w:right w:val="single" w:sz="4" w:space="0" w:color="BFC7D1"/>
+            </w:tcBorders>
+          </w:tcPr>
+          <w:p>
+            <w:pPr>
+              <w:pStyle w:val="Normal"/>
+              <w:widowControl/>
+              <w:spacing w:lineRule="auto" w:line="240" w:before="0" w:after="20"/>
+              <w:jc w:val="left"/>
+              <w:rPr>
+                <w:rFonts w:ascii="Aptos" w:hAnsi="Aptos" w:eastAsia="ＭＳ 明朝" w:cs="Arial"/>
+                <w:kern w:val="0"/>
+                <w:sz w:val="24"/>
+                <w:szCs w:val="24"/>
+                <w:lang w:val="en-US" w:eastAsia="ja-JP" w:bidi="ar-SA"/>
+              </w:rPr>
+            </w:pPr>
+            <w:r>
+              <w:rPr>
+                <w:rFonts w:eastAsia="Segoe UI" w:cs="Segoe UI" w:ascii="Segoe UI" w:hAnsi="Segoe UI"/>
+                <w:color w:val="101820"/>
+                <w:kern w:val="0"/>
+                <w:sz w:val="18"/>
+                <w:szCs w:val="24"/>
+                <w:lang w:val="en-US" w:eastAsia="ja-JP" w:bidi="ar-SA"/>
+              </w:rPr>
+              <w:t>PHP 60,000.00</w:t>
+            </w:r>
+          </w:p>
+        </w:tc>
+      </w:tr>
+      <w:tr>
+        <w:trPr/>
+        <w:tc>
+          <w:tcPr>
+            <w:tcW w:w="5042" w:type="dxa"/>
+            <w:tcBorders>
+              <w:top w:val="single" w:sz="4" w:space="0" w:color="BFC7D1"/>
+              <w:left w:val="single" w:sz="4" w:space="0" w:color="BFC7D1"/>
+              <w:bottom w:val="single" w:sz="4" w:space="0" w:color="BFC7D1"/>
+              <w:right w:val="single" w:sz="4" w:space="0" w:color="BFC7D1"/>
+            </w:tcBorders>
+          </w:tcPr>
+          <w:p>
+            <w:pPr>
+              <w:pStyle w:val="Normal"/>
+              <w:widowControl/>
+              <w:spacing w:lineRule="auto" w:line="240" w:before="0" w:after="20"/>
+              <w:jc w:val="left"/>
+              <w:rPr>
+                <w:rFonts w:ascii="Aptos" w:hAnsi="Aptos" w:eastAsia="ＭＳ 明朝" w:cs="Arial"/>
+                <w:kern w:val="0"/>
+                <w:sz w:val="24"/>
+                <w:szCs w:val="24"/>
+                <w:lang w:val="en-US" w:eastAsia="ja-JP" w:bidi="ar-SA"/>
+              </w:rPr>
+            </w:pPr>
+            <w:r>
+              <w:rPr>
+                <w:rFonts w:eastAsia="Segoe UI" w:cs="Segoe UI" w:ascii="Segoe UI" w:hAnsi="Segoe UI"/>
+                <w:color w:val="101820"/>
+                <w:kern w:val="0"/>
+                <w:sz w:val="18"/>
+                <w:szCs w:val="24"/>
+                <w:lang w:val="en-US" w:eastAsia="ja-JP" w:bidi="ar-SA"/>
+              </w:rPr>
+              <w:t>Insurer API onboarding</w:t>
+            </w:r>
+          </w:p>
+        </w:tc>
+        <w:tc>
+          <w:tcPr>
+            <w:tcW w:w="1122" w:type="dxa"/>
+            <w:tcBorders>
+              <w:top w:val="single" w:sz="4" w:space="0" w:color="BFC7D1"/>
+              <w:left w:val="single" w:sz="4" w:space="0" w:color="BFC7D1"/>
+              <w:bottom w:val="single" w:sz="4" w:space="0" w:color="BFC7D1"/>
+              <w:right w:val="single" w:sz="4" w:space="0" w:color="BFC7D1"/>
+            </w:tcBorders>
+          </w:tcPr>
+          <w:p>
+            <w:pPr>
+              <w:pStyle w:val="Normal"/>
+              <w:widowControl/>
+              <w:spacing w:lineRule="auto" w:line="240" w:before="0" w:after="20"/>
+              <w:jc w:val="left"/>
+              <w:rPr>
+                <w:rFonts w:ascii="Aptos" w:hAnsi="Aptos" w:eastAsia="ＭＳ 明朝" w:cs="Arial"/>
+                <w:kern w:val="0"/>
+                <w:sz w:val="24"/>
+                <w:szCs w:val="24"/>
+                <w:lang w:val="en-US" w:eastAsia="ja-JP" w:bidi="ar-SA"/>
+              </w:rPr>
+            </w:pPr>
+            <w:r>
+              <w:rPr>
+                <w:rFonts w:eastAsia="Segoe UI" w:cs="Segoe UI" w:ascii="Segoe UI" w:hAnsi="Segoe UI"/>
+                <w:color w:val="101820"/>
+                <w:kern w:val="0"/>
+                <w:sz w:val="18"/>
+                <w:szCs w:val="24"/>
+                <w:lang w:val="en-US" w:eastAsia="ja-JP" w:bidi="ar-SA"/>
+              </w:rPr>
+              <w:t>3</w:t>
+            </w:r>
+          </w:p>
+        </w:tc>
+        <w:tc>
+          <w:tcPr>
+            <w:tcW w:w="2850" w:type="dxa"/>
+            <w:tcBorders>
+              <w:top w:val="single" w:sz="4" w:space="0" w:color="BFC7D1"/>
+              <w:left w:val="single" w:sz="4" w:space="0" w:color="BFC7D1"/>
+              <w:bottom w:val="single" w:sz="4" w:space="0" w:color="BFC7D1"/>
+              <w:right w:val="single" w:sz="4" w:space="0" w:color="BFC7D1"/>
+            </w:tcBorders>
+          </w:tcPr>
+          <w:p>
+            <w:pPr>
+              <w:pStyle w:val="Normal"/>
+              <w:widowControl/>
+              <w:spacing w:lineRule="auto" w:line="240" w:before="0" w:after="20"/>
+              <w:jc w:val="left"/>
+              <w:rPr>
+                <w:rFonts w:ascii="Aptos" w:hAnsi="Aptos" w:eastAsia="ＭＳ 明朝" w:cs="Arial"/>
+                <w:kern w:val="0"/>
+                <w:sz w:val="24"/>
+                <w:szCs w:val="24"/>
+                <w:lang w:val="en-US" w:eastAsia="ja-JP" w:bidi="ar-SA"/>
+              </w:rPr>
+            </w:pPr>
+            <w:r>
+              <w:rPr>
+                <w:rFonts w:eastAsia="Segoe UI" w:cs="Segoe UI" w:ascii="Segoe UI" w:hAnsi="Segoe UI"/>
+                <w:color w:val="101820"/>
+                <w:kern w:val="0"/>
+                <w:sz w:val="18"/>
+                <w:szCs w:val="24"/>
+                <w:lang w:val="en-US" w:eastAsia="ja-JP" w:bidi="ar-SA"/>
+              </w:rPr>
+              <w:t>PHP 50,000.00 per insurer</w:t>
+            </w:r>
+          </w:p>
+        </w:tc>
+      </w:tr>
+      <w:tr>
+        <w:trPr/>
+        <w:tc>
+          <w:tcPr>
+            <w:tcW w:w="5042" w:type="dxa"/>
+            <w:tcBorders>
+              <w:top w:val="single" w:sz="4" w:space="0" w:color="BFC7D1"/>
+              <w:left w:val="single" w:sz="4" w:space="0" w:color="BFC7D1"/>
+              <w:bottom w:val="single" w:sz="4" w:space="0" w:color="BFC7D1"/>
+              <w:right w:val="single" w:sz="4" w:space="0" w:color="BFC7D1"/>
+            </w:tcBorders>
+          </w:tcPr>
+          <w:p>
+            <w:pPr>
+              <w:pStyle w:val="Normal"/>
+              <w:widowControl/>
+              <w:spacing w:lineRule="auto" w:line="240" w:before="0" w:after="20"/>
+              <w:jc w:val="left"/>
+              <w:rPr>
+                <w:rFonts w:ascii="Aptos" w:hAnsi="Aptos" w:eastAsia="ＭＳ 明朝" w:cs="Arial"/>
+                <w:kern w:val="0"/>
+                <w:sz w:val="24"/>
+                <w:szCs w:val="24"/>
+                <w:lang w:val="en-US" w:eastAsia="ja-JP" w:bidi="ar-SA"/>
+              </w:rPr>
+            </w:pPr>
+            <w:r>
+              <w:rPr>
+                <w:rFonts w:eastAsia="Segoe UI" w:cs="Segoe UI" w:ascii="Segoe UI" w:hAnsi="Segoe UI"/>
+                <w:color w:val="101820"/>
+                <w:kern w:val="0"/>
+                <w:sz w:val="18"/>
+                <w:szCs w:val="24"/>
+                <w:lang w:val="en-US" w:eastAsia="ja-JP" w:bidi="ar-SA"/>
+              </w:rPr>
+              <w:t>Bank payment file certification</w:t>
+            </w:r>
+          </w:p>
+        </w:tc>
+        <w:tc>
+          <w:tcPr>
+            <w:tcW w:w="1122" w:type="dxa"/>
+            <w:tcBorders>
+              <w:top w:val="single" w:sz="4" w:space="0" w:color="BFC7D1"/>
+              <w:left w:val="single" w:sz="4" w:space="0" w:color="BFC7D1"/>
+              <w:bottom w:val="single" w:sz="4" w:space="0" w:color="BFC7D1"/>
+              <w:right w:val="single" w:sz="4" w:space="0" w:color="BFC7D1"/>
+            </w:tcBorders>
+          </w:tcPr>
+          <w:p>
+            <w:pPr>
+              <w:pStyle w:val="Normal"/>
+              <w:widowControl/>
+              <w:spacing w:lineRule="auto" w:line="240" w:before="0" w:after="20"/>
+              <w:jc w:val="left"/>
+              <w:rPr>
+                <w:rFonts w:ascii="Aptos" w:hAnsi="Aptos" w:eastAsia="ＭＳ 明朝" w:cs="Arial"/>
+                <w:kern w:val="0"/>
+                <w:sz w:val="24"/>
+                <w:szCs w:val="24"/>
+                <w:lang w:val="en-US" w:eastAsia="ja-JP" w:bidi="ar-SA"/>
+              </w:rPr>
+            </w:pPr>
+            <w:r>
+              <w:rPr>
+                <w:rFonts w:eastAsia="Segoe UI" w:cs="Segoe UI" w:ascii="Segoe UI" w:hAnsi="Segoe UI"/>
+                <w:color w:val="101820"/>
+                <w:kern w:val="0"/>
+                <w:sz w:val="18"/>
+                <w:szCs w:val="24"/>
+                <w:lang w:val="en-US" w:eastAsia="ja-JP" w:bidi="ar-SA"/>
+              </w:rPr>
+              <w:t>2</w:t>
+            </w:r>
+          </w:p>
+        </w:tc>
+        <w:tc>
+          <w:tcPr>
+            <w:tcW w:w="2850" w:type="dxa"/>
+            <w:tcBorders>
+              <w:top w:val="single" w:sz="4" w:space="0" w:color="BFC7D1"/>
+              <w:left w:val="single" w:sz="4" w:space="0" w:color="BFC7D1"/>
+              <w:bottom w:val="single" w:sz="4" w:space="0" w:color="BFC7D1"/>
+              <w:right w:val="single" w:sz="4" w:space="0" w:color="BFC7D1"/>
+            </w:tcBorders>
+          </w:tcPr>
+          <w:p>
+            <w:pPr>
+              <w:pStyle w:val="Normal"/>
+              <w:widowControl/>
+              <w:spacing w:lineRule="auto" w:line="240" w:before="0" w:after="20"/>
+              <w:jc w:val="left"/>
+              <w:rPr>
+                <w:rFonts w:ascii="Aptos" w:hAnsi="Aptos" w:eastAsia="ＭＳ 明朝" w:cs="Arial"/>
+                <w:kern w:val="0"/>
+                <w:sz w:val="24"/>
+                <w:szCs w:val="24"/>
+                <w:lang w:val="en-US" w:eastAsia="ja-JP" w:bidi="ar-SA"/>
+              </w:rPr>
+            </w:pPr>
+            <w:r>
+              <w:rPr>
+                <w:rFonts w:eastAsia="Segoe UI" w:cs="Segoe UI" w:ascii="Segoe UI" w:hAnsi="Segoe UI"/>
+                <w:color w:val="101820"/>
+                <w:kern w:val="0"/>
+                <w:sz w:val="18"/>
+                <w:szCs w:val="24"/>
+                <w:lang w:val="en-US" w:eastAsia="ja-JP" w:bidi="ar-SA"/>
+              </w:rPr>
+              <w:t>PHP 30,000.00 per bank</w:t>
+            </w:r>
+          </w:p>
+        </w:tc>
+      </w:tr>
+      <w:tr>
+        <w:trPr/>
+        <w:tc>
+          <w:tcPr>
+            <w:tcW w:w="5042" w:type="dxa"/>
+            <w:tcBorders>
+              <w:top w:val="single" w:sz="4" w:space="0" w:color="BFC7D1"/>
+              <w:left w:val="single" w:sz="4" w:space="0" w:color="BFC7D1"/>
+              <w:bottom w:val="single" w:sz="4" w:space="0" w:color="BFC7D1"/>
+              <w:right w:val="single" w:sz="4" w:space="0" w:color="BFC7D1"/>
+            </w:tcBorders>
+          </w:tcPr>
+          <w:p>
+            <w:pPr>
+              <w:pStyle w:val="Normal"/>
+              <w:widowControl/>
+              <w:spacing w:lineRule="auto" w:line="240" w:before="0" w:after="20"/>
+              <w:jc w:val="left"/>
+              <w:rPr>
+                <w:rFonts w:ascii="Aptos" w:hAnsi="Aptos" w:eastAsia="ＭＳ 明朝" w:cs="Arial"/>
+                <w:kern w:val="0"/>
+                <w:sz w:val="24"/>
+                <w:szCs w:val="24"/>
+                <w:lang w:val="en-US" w:eastAsia="ja-JP" w:bidi="ar-SA"/>
+              </w:rPr>
+            </w:pPr>
+            <w:r>
+              <w:rPr>
+                <w:rFonts w:eastAsia="Segoe UI" w:cs="Segoe UI" w:ascii="Segoe UI" w:hAnsi="Segoe UI"/>
+                <w:color w:val="101820"/>
+                <w:kern w:val="0"/>
+                <w:sz w:val="18"/>
+                <w:szCs w:val="24"/>
+                <w:lang w:val="en-US" w:eastAsia="ja-JP" w:bidi="ar-SA"/>
+              </w:rPr>
+              <w:t>SMS or Viber gateway activation</w:t>
+            </w:r>
+          </w:p>
+        </w:tc>
+        <w:tc>
+          <w:tcPr>
+            <w:tcW w:w="1122" w:type="dxa"/>
+            <w:tcBorders>
+              <w:top w:val="single" w:sz="4" w:space="0" w:color="BFC7D1"/>
+              <w:left w:val="single" w:sz="4" w:space="0" w:color="BFC7D1"/>
+              <w:bottom w:val="single" w:sz="4" w:space="0" w:color="BFC7D1"/>
+              <w:right w:val="single" w:sz="4" w:space="0" w:color="BFC7D1"/>
+            </w:tcBorders>
+          </w:tcPr>
+          <w:p>
+            <w:pPr>
+              <w:pStyle w:val="Normal"/>
+              <w:widowControl/>
+              <w:spacing w:lineRule="auto" w:line="240" w:before="0" w:after="20"/>
+              <w:jc w:val="left"/>
+              <w:rPr>
+                <w:rFonts w:ascii="Aptos" w:hAnsi="Aptos" w:eastAsia="ＭＳ 明朝" w:cs="Arial"/>
+                <w:kern w:val="0"/>
+                <w:sz w:val="24"/>
+                <w:szCs w:val="24"/>
+                <w:lang w:val="en-US" w:eastAsia="ja-JP" w:bidi="ar-SA"/>
+              </w:rPr>
+            </w:pPr>
+            <w:r>
+              <w:rPr>
+                <w:rFonts w:eastAsia="Segoe UI" w:cs="Segoe UI" w:ascii="Segoe UI" w:hAnsi="Segoe UI"/>
+                <w:color w:val="101820"/>
+                <w:kern w:val="0"/>
+                <w:sz w:val="18"/>
+                <w:szCs w:val="24"/>
+                <w:lang w:val="en-US" w:eastAsia="ja-JP" w:bidi="ar-SA"/>
+              </w:rPr>
+              <w:t>1</w:t>
+            </w:r>
+          </w:p>
+        </w:tc>
+        <w:tc>
+          <w:tcPr>
+            <w:tcW w:w="2850" w:type="dxa"/>
+            <w:tcBorders>
+              <w:top w:val="single" w:sz="4" w:space="0" w:color="BFC7D1"/>
+              <w:left w:val="single" w:sz="4" w:space="0" w:color="BFC7D1"/>
+              <w:bottom w:val="single" w:sz="4" w:space="0" w:color="BFC7D1"/>
+              <w:right w:val="single" w:sz="4" w:space="0" w:color="BFC7D1"/>
+            </w:tcBorders>
+          </w:tcPr>
+          <w:p>
+            <w:pPr>
+              <w:pStyle w:val="Normal"/>
+              <w:widowControl/>
+              <w:spacing w:lineRule="auto" w:line="240" w:before="0" w:after="20"/>
+              <w:jc w:val="left"/>
+              <w:rPr>
+                <w:rFonts w:ascii="Aptos" w:hAnsi="Aptos" w:eastAsia="ＭＳ 明朝" w:cs="Arial"/>
+                <w:kern w:val="0"/>
+                <w:sz w:val="24"/>
+                <w:szCs w:val="24"/>
+                <w:lang w:val="en-US" w:eastAsia="ja-JP" w:bidi="ar-SA"/>
+              </w:rPr>
+            </w:pPr>
+            <w:r>
+              <w:rPr>
+                <w:rFonts w:eastAsia="Segoe UI" w:cs="Segoe UI" w:ascii="Segoe UI" w:hAnsi="Segoe UI"/>
+                <w:color w:val="101820"/>
+                <w:kern w:val="0"/>
+                <w:sz w:val="18"/>
+                <w:szCs w:val="24"/>
+                <w:lang w:val="en-US" w:eastAsia="ja-JP" w:bidi="ar-SA"/>
+              </w:rPr>
+              <w:t>PHP 20,000.00</w:t>
+            </w:r>
+          </w:p>
+        </w:tc>
+      </w:tr>
+      <w:tr>
+        <w:trPr/>
+        <w:tc>
+          <w:tcPr>
+            <w:tcW w:w="5042" w:type="dxa"/>
+            <w:tcBorders>
+              <w:top w:val="single" w:sz="4" w:space="0" w:color="BFC7D1"/>
+              <w:left w:val="single" w:sz="4" w:space="0" w:color="BFC7D1"/>
+              <w:bottom w:val="single" w:sz="4" w:space="0" w:color="BFC7D1"/>
+              <w:right w:val="single" w:sz="4" w:space="0" w:color="BFC7D1"/>
+            </w:tcBorders>
+          </w:tcPr>
+          <w:p>
+            <w:pPr>
+              <w:pStyle w:val="Normal"/>
+              <w:widowControl/>
+              <w:spacing w:lineRule="auto" w:line="240" w:before="0" w:after="20"/>
+              <w:jc w:val="left"/>
+              <w:rPr>
+                <w:rFonts w:ascii="Aptos" w:hAnsi="Aptos" w:eastAsia="ＭＳ 明朝" w:cs="Arial"/>
+                <w:kern w:val="0"/>
+                <w:sz w:val="24"/>
+                <w:szCs w:val="24"/>
+                <w:lang w:val="en-US" w:eastAsia="ja-JP" w:bidi="ar-SA"/>
+              </w:rPr>
+            </w:pPr>
+            <w:r>
+              <w:rPr>
+                <w:rFonts w:eastAsia="Segoe UI" w:cs="Segoe UI" w:ascii="Segoe UI" w:hAnsi="Segoe UI"/>
+                <w:color w:val="101820"/>
+                <w:kern w:val="0"/>
+                <w:sz w:val="18"/>
+                <w:szCs w:val="24"/>
+                <w:lang w:val="en-US" w:eastAsia="ja-JP" w:bidi="ar-SA"/>
+              </w:rPr>
+              <w:t>Screening list provider onboarding</w:t>
+            </w:r>
+          </w:p>
+        </w:tc>
+        <w:tc>
+          <w:tcPr>
+            <w:tcW w:w="1122" w:type="dxa"/>
+            <w:tcBorders>
+              <w:top w:val="single" w:sz="4" w:space="0" w:color="BFC7D1"/>
+              <w:left w:val="single" w:sz="4" w:space="0" w:color="BFC7D1"/>
+              <w:bottom w:val="single" w:sz="4" w:space="0" w:color="BFC7D1"/>
+              <w:right w:val="single" w:sz="4" w:space="0" w:color="BFC7D1"/>
+            </w:tcBorders>
+          </w:tcPr>
+          <w:p>
+            <w:pPr>
+              <w:pStyle w:val="Normal"/>
+              <w:widowControl/>
+              <w:spacing w:lineRule="auto" w:line="240" w:before="0" w:after="20"/>
+              <w:jc w:val="left"/>
+              <w:rPr>
+                <w:rFonts w:ascii="Aptos" w:hAnsi="Aptos" w:eastAsia="ＭＳ 明朝" w:cs="Arial"/>
+                <w:kern w:val="0"/>
+                <w:sz w:val="24"/>
+                <w:szCs w:val="24"/>
+                <w:lang w:val="en-US" w:eastAsia="ja-JP" w:bidi="ar-SA"/>
+              </w:rPr>
+            </w:pPr>
+            <w:r>
+              <w:rPr>
+                <w:rFonts w:eastAsia="Segoe UI" w:cs="Segoe UI" w:ascii="Segoe UI" w:hAnsi="Segoe UI"/>
+                <w:color w:val="101820"/>
+                <w:kern w:val="0"/>
+                <w:sz w:val="18"/>
+                <w:szCs w:val="24"/>
+                <w:lang w:val="en-US" w:eastAsia="ja-JP" w:bidi="ar-SA"/>
+              </w:rPr>
+              <w:t>2</w:t>
+            </w:r>
+          </w:p>
+        </w:tc>
+        <w:tc>
+          <w:tcPr>
+            <w:tcW w:w="2850" w:type="dxa"/>
+            <w:tcBorders>
+              <w:top w:val="single" w:sz="4" w:space="0" w:color="BFC7D1"/>
+              <w:left w:val="single" w:sz="4" w:space="0" w:color="BFC7D1"/>
+              <w:bottom w:val="single" w:sz="4" w:space="0" w:color="BFC7D1"/>
+              <w:right w:val="single" w:sz="4" w:space="0" w:color="BFC7D1"/>
+            </w:tcBorders>
+          </w:tcPr>
+          <w:p>
+            <w:pPr>
+              <w:pStyle w:val="Normal"/>
+              <w:widowControl/>
+              <w:spacing w:lineRule="auto" w:line="240" w:before="0" w:after="20"/>
+              <w:jc w:val="left"/>
+              <w:rPr>
+                <w:rFonts w:ascii="Aptos" w:hAnsi="Aptos" w:eastAsia="ＭＳ 明朝" w:cs="Arial"/>
+                <w:kern w:val="0"/>
+                <w:sz w:val="24"/>
+                <w:szCs w:val="24"/>
+                <w:lang w:val="en-US" w:eastAsia="ja-JP" w:bidi="ar-SA"/>
+              </w:rPr>
+            </w:pPr>
+            <w:r>
+              <w:rPr>
+                <w:rFonts w:eastAsia="Segoe UI" w:cs="Segoe UI" w:ascii="Segoe UI" w:hAnsi="Segoe UI"/>
+                <w:color w:val="101820"/>
+                <w:kern w:val="0"/>
+                <w:sz w:val="18"/>
+                <w:szCs w:val="24"/>
+                <w:lang w:val="en-US" w:eastAsia="ja-JP" w:bidi="ar-SA"/>
+              </w:rPr>
+              <w:t>PHP 30,000.00</w:t>
+            </w:r>
+          </w:p>
+        </w:tc>
+      </w:tr>
+    </w:tbl>
+    <w:p>
+      <w:pPr>
+        <w:pStyle w:val="Normal"/>
+        <w:spacing w:before="0" w:after="80"/>
+        <w:rPr/>
+      </w:pPr>
+      <w:r>
+        <w:rPr/>
+      </w:r>
+    </w:p>
+    <w:p>
+      <w:pPr>
+        <w:pStyle w:val="Normal"/>
+        <w:spacing w:lineRule="auto" w:line="276" w:before="0" w:after="120"/>
+        <w:rPr/>
+      </w:pPr>
+      <w:r>
+        <w:rPr>
+          <w:rFonts w:eastAsia="Segoe UI" w:cs="Segoe UI" w:ascii="Segoe UI" w:hAnsi="Segoe UI"/>
+          <w:color w:val="101820"/>
+          <w:sz w:val="21"/>
+        </w:rPr>
+        <w:t>The compliance officer, the accountant and the tax adviser confirm the settings and the treatment; filings, registrations and enrolments with a regulator stay with the broker. These services are quoted as separate one-time lines on the Order Form and invoiced on delivery; they do not change any package total.</w:t>
+      </w:r>
       <w:r>
         <w:br w:type="page"/>
       </w:r>
@@ -15340,8 +18863,8 @@
         <w:pStyle w:val="Heading1"/>
         <w:rPr/>
       </w:pPr>
-      <w:bookmarkStart w:id="27" w:name="__RefHeading___Toc16096_1360963153"/>
-      <w:bookmarkEnd w:id="27"/>
+      <w:bookmarkStart w:id="28" w:name="__RefHeading___Toc9689_2842061002"/>
+      <w:bookmarkEnd w:id="28"/>
       <w:r>
         <w:rPr>
           <w:rFonts w:eastAsia="Segoe UI" w:cs="Segoe UI" w:ascii="Segoe UI" w:hAnsi="Segoe UI"/>
@@ -16036,8 +19559,8 @@
         <w:pStyle w:val="Heading1"/>
         <w:rPr/>
       </w:pPr>
-      <w:bookmarkStart w:id="28" w:name="__RefHeading___Toc16098_1360963153"/>
-      <w:bookmarkEnd w:id="28"/>
+      <w:bookmarkStart w:id="29" w:name="__RefHeading___Toc9691_2842061002"/>
+      <w:bookmarkEnd w:id="29"/>
       <w:r>
         <w:rPr>
           <w:rFonts w:eastAsia="Segoe UI" w:cs="Segoe UI" w:ascii="Segoe UI" w:hAnsi="Segoe UI"/>
@@ -16723,8 +20246,8 @@
         <w:pStyle w:val="Heading1"/>
         <w:rPr/>
       </w:pPr>
-      <w:bookmarkStart w:id="29" w:name="__RefHeading___Toc16100_1360963153"/>
-      <w:bookmarkEnd w:id="29"/>
+      <w:bookmarkStart w:id="30" w:name="__RefHeading___Toc9693_2842061002"/>
+      <w:bookmarkEnd w:id="30"/>
       <w:r>
         <w:rPr>
           <w:rFonts w:eastAsia="Segoe UI" w:cs="Segoe UI" w:ascii="Segoe UI" w:hAnsi="Segoe UI"/>
@@ -16800,8 +20323,8 @@
         <w:pStyle w:val="Heading1"/>
         <w:rPr/>
       </w:pPr>
-      <w:bookmarkStart w:id="30" w:name="__RefHeading___Toc16102_1360963153"/>
-      <w:bookmarkEnd w:id="30"/>
+      <w:bookmarkStart w:id="31" w:name="__RefHeading___Toc9695_2842061002"/>
+      <w:bookmarkEnd w:id="31"/>
       <w:r>
         <w:rPr>
           <w:rFonts w:eastAsia="Segoe UI" w:cs="Segoe UI" w:ascii="Segoe UI" w:hAnsi="Segoe UI"/>
@@ -16934,8 +20457,8 @@
         <w:pStyle w:val="Heading1"/>
         <w:rPr/>
       </w:pPr>
-      <w:bookmarkStart w:id="31" w:name="__RefHeading___Toc16104_1360963153"/>
-      <w:bookmarkEnd w:id="31"/>
+      <w:bookmarkStart w:id="32" w:name="__RefHeading___Toc9697_2842061002"/>
+      <w:bookmarkEnd w:id="32"/>
       <w:r>
         <w:rPr>
           <w:rFonts w:eastAsia="Segoe UI" w:cs="Segoe UI" w:ascii="Segoe UI" w:hAnsi="Segoe UI"/>
@@ -17044,9 +20567,9 @@
           <w:spacing w:val="0"/>
         </w:rPr>
       </w:pPr>
-      <w:bookmarkStart w:id="32" w:name="__RefHeading___Toc16106_1360963153"/>
-      <w:bookmarkStart w:id="33" w:name="_Toc233203395"/>
-      <w:bookmarkEnd w:id="32"/>
+      <w:bookmarkStart w:id="33" w:name="__RefHeading___Toc9699_2842061002"/>
+      <w:bookmarkStart w:id="34" w:name="_Toc233203395"/>
+      <w:bookmarkEnd w:id="33"/>
       <w:r>
         <w:rPr>
           <w:rStyle w:val="BookTitle"/>
@@ -17057,7 +20580,7 @@
         </w:rPr>
         <w:t>18.  Document Sign-Off</w:t>
       </w:r>
-      <w:bookmarkEnd w:id="33"/>
+      <w:bookmarkEnd w:id="34"/>
     </w:p>
     <w:p>
       <w:pPr>
@@ -18802,7 +22325,7 @@
       <w:r>
         <w:rPr/>
         <w:drawing>
-          <wp:anchor behindDoc="1" distT="0" distB="0" distL="0" distR="0" simplePos="0" locked="0" layoutInCell="0" allowOverlap="1" relativeHeight="22">
+          <wp:anchor behindDoc="1" distT="0" distB="0" distL="0" distR="0" simplePos="0" locked="0" layoutInCell="0" allowOverlap="1" relativeHeight="25">
             <wp:simplePos x="0" y="0"/>
             <wp:positionH relativeFrom="margin">
               <wp:align>center</wp:align>
@@ -18873,7 +22396,7 @@
     <w:r>
       <w:rPr/>
       <w:drawing>
-        <wp:anchor behindDoc="1" distT="0" distB="0" distL="0" distR="0" simplePos="0" locked="0" layoutInCell="0" allowOverlap="1" relativeHeight="21">
+        <wp:anchor behindDoc="1" distT="0" distB="0" distL="0" distR="0" simplePos="0" locked="0" layoutInCell="0" allowOverlap="1" relativeHeight="24">
           <wp:simplePos x="0" y="0"/>
           <wp:positionH relativeFrom="page">
             <wp:align>left</wp:align>
@@ -18932,7 +22455,7 @@
     <w:r>
       <w:rPr/>
       <w:drawing>
-        <wp:anchor behindDoc="1" distT="0" distB="0" distL="0" distR="0" simplePos="0" locked="0" layoutInCell="0" allowOverlap="1" relativeHeight="21">
+        <wp:anchor behindDoc="1" distT="0" distB="0" distL="0" distR="0" simplePos="0" locked="0" layoutInCell="0" allowOverlap="1" relativeHeight="24">
           <wp:simplePos x="0" y="0"/>
           <wp:positionH relativeFrom="page">
             <wp:align>left</wp:align>

--- a/docs/package/02_Commercials/BrokerVerse_Commercial_Proposal_Note.docx
+++ b/docs/package/02_Commercials/BrokerVerse_Commercial_Proposal_Note.docx
@@ -789,7 +789,7 @@
             </w:rPr>
             <w:fldChar w:fldCharType="separate"/>
           </w:r>
-          <w:hyperlink w:anchor="__RefHeading___Toc9641_2842061002">
+          <w:hyperlink w:anchor="__RefHeading___Toc19567_1894618434">
             <w:r>
               <w:rPr>
                 <w:webHidden/>
@@ -824,7 +824,7 @@
             </w:tabs>
             <w:rPr/>
           </w:pPr>
-          <w:hyperlink w:anchor="__RefHeading___Toc9643_2842061002">
+          <w:hyperlink w:anchor="__RefHeading___Toc19569_1894618434">
             <w:r>
               <w:rPr>
                 <w:webHidden/>
@@ -853,7 +853,7 @@
             </w:tabs>
             <w:rPr/>
           </w:pPr>
-          <w:hyperlink w:anchor="__RefHeading___Toc9645_2842061002">
+          <w:hyperlink w:anchor="__RefHeading___Toc19571_1894618434">
             <w:r>
               <w:rPr>
                 <w:webHidden/>
@@ -875,7 +875,7 @@
             </w:tabs>
             <w:rPr/>
           </w:pPr>
-          <w:hyperlink w:anchor="__RefHeading___Toc9647_2842061002">
+          <w:hyperlink w:anchor="__RefHeading___Toc19573_1894618434">
             <w:r>
               <w:rPr>
                 <w:webHidden/>
@@ -897,7 +897,7 @@
             </w:tabs>
             <w:rPr/>
           </w:pPr>
-          <w:hyperlink w:anchor="__RefHeading___Toc9649_2842061002">
+          <w:hyperlink w:anchor="__RefHeading___Toc19575_1894618434">
             <w:r>
               <w:rPr>
                 <w:webHidden/>
@@ -919,7 +919,7 @@
             </w:tabs>
             <w:rPr/>
           </w:pPr>
-          <w:hyperlink w:anchor="__RefHeading___Toc9651_2842061002">
+          <w:hyperlink w:anchor="__RefHeading___Toc19577_1894618434">
             <w:r>
               <w:rPr>
                 <w:webHidden/>
@@ -941,7 +941,7 @@
             </w:tabs>
             <w:rPr/>
           </w:pPr>
-          <w:hyperlink w:anchor="__RefHeading___Toc9653_2842061002">
+          <w:hyperlink w:anchor="__RefHeading___Toc19579_1894618434">
             <w:r>
               <w:rPr>
                 <w:webHidden/>
@@ -963,7 +963,7 @@
             </w:tabs>
             <w:rPr/>
           </w:pPr>
-          <w:hyperlink w:anchor="__RefHeading___Toc9655_2842061002">
+          <w:hyperlink w:anchor="__RefHeading___Toc19581_1894618434">
             <w:r>
               <w:rPr>
                 <w:webHidden/>
@@ -985,7 +985,7 @@
             </w:tabs>
             <w:rPr/>
           </w:pPr>
-          <w:hyperlink w:anchor="__RefHeading___Toc9657_2842061002">
+          <w:hyperlink w:anchor="__RefHeading___Toc19583_1894618434">
             <w:r>
               <w:rPr>
                 <w:webHidden/>
@@ -1007,7 +1007,7 @@
             </w:tabs>
             <w:rPr/>
           </w:pPr>
-          <w:hyperlink w:anchor="__RefHeading___Toc9659_2842061002">
+          <w:hyperlink w:anchor="__RefHeading___Toc19585_1894618434">
             <w:r>
               <w:rPr>
                 <w:webHidden/>
@@ -1029,7 +1029,7 @@
             </w:tabs>
             <w:rPr/>
           </w:pPr>
-          <w:hyperlink w:anchor="__RefHeading___Toc9661_2842061002">
+          <w:hyperlink w:anchor="__RefHeading___Toc19587_1894618434">
             <w:r>
               <w:rPr>
                 <w:webHidden/>
@@ -1051,7 +1051,7 @@
             </w:tabs>
             <w:rPr/>
           </w:pPr>
-          <w:hyperlink w:anchor="__RefHeading___Toc9663_2842061002">
+          <w:hyperlink w:anchor="__RefHeading___Toc19589_1894618434">
             <w:r>
               <w:rPr>
                 <w:webHidden/>
@@ -1073,7 +1073,7 @@
             </w:tabs>
             <w:rPr/>
           </w:pPr>
-          <w:hyperlink w:anchor="__RefHeading___Toc9665_2842061002">
+          <w:hyperlink w:anchor="__RefHeading___Toc19591_1894618434">
             <w:r>
               <w:rPr>
                 <w:webHidden/>
@@ -1095,7 +1095,7 @@
             </w:tabs>
             <w:rPr/>
           </w:pPr>
-          <w:hyperlink w:anchor="__RefHeading___Toc9667_2842061002">
+          <w:hyperlink w:anchor="__RefHeading___Toc19593_1894618434">
             <w:r>
               <w:rPr>
                 <w:webHidden/>
@@ -1117,7 +1117,7 @@
             </w:tabs>
             <w:rPr/>
           </w:pPr>
-          <w:hyperlink w:anchor="__RefHeading___Toc9669_2842061002">
+          <w:hyperlink w:anchor="__RefHeading___Toc19595_1894618434">
             <w:r>
               <w:rPr>
                 <w:webHidden/>
@@ -1139,7 +1139,7 @@
             </w:tabs>
             <w:rPr/>
           </w:pPr>
-          <w:hyperlink w:anchor="__RefHeading___Toc9671_2842061002">
+          <w:hyperlink w:anchor="__RefHeading___Toc19597_1894618434">
             <w:r>
               <w:rPr>
                 <w:webHidden/>
@@ -1161,7 +1161,7 @@
             </w:tabs>
             <w:rPr/>
           </w:pPr>
-          <w:hyperlink w:anchor="__RefHeading___Toc9673_2842061002">
+          <w:hyperlink w:anchor="__RefHeading___Toc19599_1894618434">
             <w:r>
               <w:rPr>
                 <w:webHidden/>
@@ -1183,7 +1183,7 @@
             </w:tabs>
             <w:rPr/>
           </w:pPr>
-          <w:hyperlink w:anchor="__RefHeading___Toc9675_2842061002">
+          <w:hyperlink w:anchor="__RefHeading___Toc19601_1894618434">
             <w:r>
               <w:rPr>
                 <w:webHidden/>
@@ -1205,7 +1205,7 @@
             </w:tabs>
             <w:rPr/>
           </w:pPr>
-          <w:hyperlink w:anchor="__RefHeading___Toc9677_2842061002">
+          <w:hyperlink w:anchor="__RefHeading___Toc19603_1894618434">
             <w:r>
               <w:rPr>
                 <w:webHidden/>
@@ -1227,7 +1227,7 @@
             </w:tabs>
             <w:rPr/>
           </w:pPr>
-          <w:hyperlink w:anchor="__RefHeading___Toc9679_2842061002">
+          <w:hyperlink w:anchor="__RefHeading___Toc19605_1894618434">
             <w:r>
               <w:rPr>
                 <w:webHidden/>
@@ -1249,7 +1249,7 @@
             </w:tabs>
             <w:rPr/>
           </w:pPr>
-          <w:hyperlink w:anchor="__RefHeading___Toc9681_2842061002">
+          <w:hyperlink w:anchor="__RefHeading___Toc19607_1894618434">
             <w:r>
               <w:rPr>
                 <w:webHidden/>
@@ -1271,7 +1271,7 @@
             </w:tabs>
             <w:rPr/>
           </w:pPr>
-          <w:hyperlink w:anchor="__RefHeading___Toc9683_2842061002">
+          <w:hyperlink w:anchor="__RefHeading___Toc19609_1894618434">
             <w:r>
               <w:rPr>
                 <w:webHidden/>
@@ -1293,7 +1293,7 @@
             </w:tabs>
             <w:rPr/>
           </w:pPr>
-          <w:hyperlink w:anchor="__RefHeading___Toc9685_2842061002">
+          <w:hyperlink w:anchor="__RefHeading___Toc19611_1894618434">
             <w:r>
               <w:rPr>
                 <w:webHidden/>
@@ -1315,7 +1315,7 @@
             </w:tabs>
             <w:rPr/>
           </w:pPr>
-          <w:hyperlink w:anchor="__RefHeading___Toc9687_2842061002">
+          <w:hyperlink w:anchor="__RefHeading___Toc19613_1894618434">
             <w:r>
               <w:rPr>
                 <w:webHidden/>
@@ -1337,7 +1337,7 @@
             </w:tabs>
             <w:rPr/>
           </w:pPr>
-          <w:hyperlink w:anchor="__RefHeading___Toc9689_2842061002">
+          <w:hyperlink w:anchor="__RefHeading___Toc19615_1894618434">
             <w:r>
               <w:rPr>
                 <w:webHidden/>
@@ -1359,7 +1359,7 @@
             </w:tabs>
             <w:rPr/>
           </w:pPr>
-          <w:hyperlink w:anchor="__RefHeading___Toc9691_2842061002">
+          <w:hyperlink w:anchor="__RefHeading___Toc19617_1894618434">
             <w:r>
               <w:rPr>
                 <w:webHidden/>
@@ -1381,7 +1381,7 @@
             </w:tabs>
             <w:rPr/>
           </w:pPr>
-          <w:hyperlink w:anchor="__RefHeading___Toc9693_2842061002">
+          <w:hyperlink w:anchor="__RefHeading___Toc19619_1894618434">
             <w:r>
               <w:rPr>
                 <w:webHidden/>
@@ -1403,7 +1403,7 @@
             </w:tabs>
             <w:rPr/>
           </w:pPr>
-          <w:hyperlink w:anchor="__RefHeading___Toc9695_2842061002">
+          <w:hyperlink w:anchor="__RefHeading___Toc19621_1894618434">
             <w:r>
               <w:rPr>
                 <w:webHidden/>
@@ -1425,7 +1425,7 @@
             </w:tabs>
             <w:rPr/>
           </w:pPr>
-          <w:hyperlink w:anchor="__RefHeading___Toc9697_2842061002">
+          <w:hyperlink w:anchor="__RefHeading___Toc19623_1894618434">
             <w:r>
               <w:rPr>
                 <w:webHidden/>
@@ -1447,7 +1447,7 @@
             </w:tabs>
             <w:rPr/>
           </w:pPr>
-          <w:hyperlink w:anchor="__RefHeading___Toc9699_2842061002">
+          <w:hyperlink w:anchor="__RefHeading___Toc19625_1894618434">
             <w:r>
               <w:rPr>
                 <w:webHidden/>
@@ -1495,7 +1495,7 @@
       <w:r>
         <w:br w:type="page"/>
       </w:r>
-      <w:bookmarkStart w:id="0" w:name="__RefHeading___Toc9641_2842061002"/>
+      <w:bookmarkStart w:id="0" w:name="__RefHeading___Toc19567_1894618434"/>
       <w:bookmarkStart w:id="1" w:name="_Toc48319687"/>
       <w:bookmarkStart w:id="2" w:name="_Toc11824118"/>
       <w:bookmarkEnd w:id="0"/>
@@ -1889,7 +1889,7 @@
                 <w:szCs w:val="24"/>
                 <w:lang w:val="en-US" w:eastAsia="ja-JP" w:bidi="ar-SA"/>
               </w:rPr>
-              <w:t>1.1.1</w:t>
+              <w:t>1.1.2</w:t>
             </w:r>
           </w:p>
         </w:tc>
@@ -2037,7 +2037,7 @@
                 <w:szCs w:val="24"/>
                 <w:lang w:val="en-US" w:eastAsia="ja-JP" w:bidi="ar-SA"/>
               </w:rPr>
-              <w:t>Version 1.1.1: optional services confirmed by management on 04 October 2026: activation and connector go-live lines are standard optional services; regulator and partner items added as optional modules and partner services; package totals unchanged. Version 1.1: review of the new modules against the price list: all included in the software; optional lines for their activation and for connector go-live</w:t>
+              <w:t>Version 1.1.2: Client brand packs: basis is the client's contract with iorta TechNXT (management decision of 04 October 2026). Version 1.1.1: optional services confirmed by management on 04 October 2026: activation and connector go-live lines are standard optional services; regulator and partner items added as optional modules and partner services; package totals unchanged. Version 1.1: review of the new modules against the price list: all included in the software; optional lines for their activation and for connector go-live</w:t>
             </w:r>
           </w:p>
         </w:tc>
@@ -2140,7 +2140,7 @@
           <w:spacing w:val="0"/>
         </w:rPr>
       </w:pPr>
-      <w:bookmarkStart w:id="4" w:name="__RefHeading___Toc9643_2842061002"/>
+      <w:bookmarkStart w:id="4" w:name="__RefHeading___Toc19569_1894618434"/>
       <w:bookmarkStart w:id="5" w:name="_Toc233203388"/>
       <w:bookmarkEnd w:id="4"/>
       <w:r>
@@ -4235,7 +4235,7 @@
         <w:pageBreakBefore w:val="false"/>
         <w:rPr/>
       </w:pPr>
-      <w:bookmarkStart w:id="6" w:name="__RefHeading___Toc9645_2842061002"/>
+      <w:bookmarkStart w:id="6" w:name="__RefHeading___Toc19571_1894618434"/>
       <w:bookmarkEnd w:id="6"/>
       <w:r>
         <w:rPr>
@@ -4333,7 +4333,7 @@
         <w:pStyle w:val="Heading1"/>
         <w:rPr/>
       </w:pPr>
-      <w:bookmarkStart w:id="7" w:name="__RefHeading___Toc9647_2842061002"/>
+      <w:bookmarkStart w:id="7" w:name="__RefHeading___Toc19573_1894618434"/>
       <w:bookmarkEnd w:id="7"/>
       <w:r>
         <w:rPr>
@@ -4350,7 +4350,7 @@
         <w:pStyle w:val="Heading2"/>
         <w:rPr/>
       </w:pPr>
-      <w:bookmarkStart w:id="8" w:name="__RefHeading___Toc9649_2842061002"/>
+      <w:bookmarkStart w:id="8" w:name="__RefHeading___Toc19575_1894618434"/>
       <w:bookmarkEnd w:id="8"/>
       <w:r>
         <w:rPr>
@@ -5363,7 +5363,7 @@
         <w:pStyle w:val="Heading2"/>
         <w:rPr/>
       </w:pPr>
-      <w:bookmarkStart w:id="9" w:name="__RefHeading___Toc9651_2842061002"/>
+      <w:bookmarkStart w:id="9" w:name="__RefHeading___Toc19577_1894618434"/>
       <w:bookmarkEnd w:id="9"/>
       <w:r>
         <w:rPr>
@@ -5410,7 +5410,7 @@
         <w:pStyle w:val="Heading2"/>
         <w:rPr/>
       </w:pPr>
-      <w:bookmarkStart w:id="10" w:name="__RefHeading___Toc9653_2842061002"/>
+      <w:bookmarkStart w:id="10" w:name="__RefHeading___Toc19579_1894618434"/>
       <w:bookmarkEnd w:id="10"/>
       <w:r>
         <w:rPr>
@@ -5445,7 +5445,7 @@
         <w:pStyle w:val="Heading1"/>
         <w:rPr/>
       </w:pPr>
-      <w:bookmarkStart w:id="11" w:name="__RefHeading___Toc9655_2842061002"/>
+      <w:bookmarkStart w:id="11" w:name="__RefHeading___Toc19581_1894618434"/>
       <w:bookmarkEnd w:id="11"/>
       <w:r>
         <w:rPr>
@@ -6292,7 +6292,7 @@
         <w:pStyle w:val="Heading1"/>
         <w:rPr/>
       </w:pPr>
-      <w:bookmarkStart w:id="12" w:name="__RefHeading___Toc9657_2842061002"/>
+      <w:bookmarkStart w:id="12" w:name="__RefHeading___Toc19583_1894618434"/>
       <w:bookmarkEnd w:id="12"/>
       <w:r>
         <w:rPr>
@@ -6309,7 +6309,7 @@
         <w:pStyle w:val="Heading2"/>
         <w:rPr/>
       </w:pPr>
-      <w:bookmarkStart w:id="13" w:name="__RefHeading___Toc9659_2842061002"/>
+      <w:bookmarkStart w:id="13" w:name="__RefHeading___Toc19585_1894618434"/>
       <w:bookmarkEnd w:id="13"/>
       <w:r>
         <w:rPr>
@@ -7180,7 +7180,7 @@
         <w:pStyle w:val="Heading2"/>
         <w:rPr/>
       </w:pPr>
-      <w:bookmarkStart w:id="14" w:name="__RefHeading___Toc9661_2842061002"/>
+      <w:bookmarkStart w:id="14" w:name="__RefHeading___Toc19587_1894618434"/>
       <w:bookmarkEnd w:id="14"/>
       <w:r>
         <w:rPr>
@@ -7302,7 +7302,7 @@
         <w:pStyle w:val="Heading1"/>
         <w:rPr/>
       </w:pPr>
-      <w:bookmarkStart w:id="15" w:name="__RefHeading___Toc9663_2842061002"/>
+      <w:bookmarkStart w:id="15" w:name="__RefHeading___Toc19589_1894618434"/>
       <w:bookmarkEnd w:id="15"/>
       <w:r>
         <w:rPr>
@@ -7319,7 +7319,7 @@
         <w:pStyle w:val="Heading2"/>
         <w:rPr/>
       </w:pPr>
-      <w:bookmarkStart w:id="16" w:name="__RefHeading___Toc9665_2842061002"/>
+      <w:bookmarkStart w:id="16" w:name="__RefHeading___Toc19591_1894618434"/>
       <w:bookmarkEnd w:id="16"/>
       <w:r>
         <w:rPr>
@@ -8209,7 +8209,7 @@
         <w:pStyle w:val="Heading2"/>
         <w:rPr/>
       </w:pPr>
-      <w:bookmarkStart w:id="17" w:name="__RefHeading___Toc9667_2842061002"/>
+      <w:bookmarkStart w:id="17" w:name="__RefHeading___Toc19593_1894618434"/>
       <w:bookmarkEnd w:id="17"/>
       <w:r>
         <w:rPr>
@@ -9056,7 +9056,7 @@
         <w:pStyle w:val="Heading1"/>
         <w:rPr/>
       </w:pPr>
-      <w:bookmarkStart w:id="18" w:name="__RefHeading___Toc9669_2842061002"/>
+      <w:bookmarkStart w:id="18" w:name="__RefHeading___Toc19595_1894618434"/>
       <w:bookmarkEnd w:id="18"/>
       <w:r>
         <w:rPr>
@@ -11913,7 +11913,7 @@
       <w:r>
         <w:br w:type="page"/>
       </w:r>
-      <w:bookmarkStart w:id="19" w:name="__RefHeading___Toc9671_2842061002"/>
+      <w:bookmarkStart w:id="19" w:name="__RefHeading___Toc19597_1894618434"/>
       <w:bookmarkEnd w:id="19"/>
       <w:r>
         <w:rPr>
@@ -13100,7 +13100,7 @@
         <w:pStyle w:val="Heading1"/>
         <w:rPr/>
       </w:pPr>
-      <w:bookmarkStart w:id="20" w:name="__RefHeading___Toc9673_2842061002"/>
+      <w:bookmarkStart w:id="20" w:name="__RefHeading___Toc19599_1894618434"/>
       <w:bookmarkEnd w:id="20"/>
       <w:r>
         <w:rPr>
@@ -13132,7 +13132,7 @@
         <w:pStyle w:val="Heading2"/>
         <w:rPr/>
       </w:pPr>
-      <w:bookmarkStart w:id="21" w:name="__RefHeading___Toc9675_2842061002"/>
+      <w:bookmarkStart w:id="21" w:name="__RefHeading___Toc19601_1894618434"/>
       <w:bookmarkEnd w:id="21"/>
       <w:r>
         <w:rPr>
@@ -13431,7 +13431,7 @@
         <w:pStyle w:val="Heading2"/>
         <w:rPr/>
       </w:pPr>
-      <w:bookmarkStart w:id="22" w:name="__RefHeading___Toc9677_2842061002"/>
+      <w:bookmarkStart w:id="22" w:name="__RefHeading___Toc19603_1894618434"/>
       <w:bookmarkEnd w:id="22"/>
       <w:r>
         <w:rPr>
@@ -14546,7 +14546,7 @@
         <w:pStyle w:val="Heading1"/>
         <w:rPr/>
       </w:pPr>
-      <w:bookmarkStart w:id="23" w:name="__RefHeading___Toc9679_2842061002"/>
+      <w:bookmarkStart w:id="23" w:name="__RefHeading___Toc19605_1894618434"/>
       <w:bookmarkEnd w:id="23"/>
       <w:r>
         <w:rPr>
@@ -14563,7 +14563,7 @@
         <w:pStyle w:val="Heading2"/>
         <w:rPr/>
       </w:pPr>
-      <w:bookmarkStart w:id="24" w:name="__RefHeading___Toc9681_2842061002"/>
+      <w:bookmarkStart w:id="24" w:name="__RefHeading___Toc19607_1894618434"/>
       <w:bookmarkEnd w:id="24"/>
       <w:r>
         <w:rPr>
@@ -15318,7 +15318,7 @@
         <w:pStyle w:val="Heading2"/>
         <w:rPr/>
       </w:pPr>
-      <w:bookmarkStart w:id="25" w:name="__RefHeading___Toc9683_2842061002"/>
+      <w:bookmarkStart w:id="25" w:name="__RefHeading___Toc19609_1894618434"/>
       <w:bookmarkEnd w:id="25"/>
       <w:r>
         <w:rPr>
@@ -16075,7 +16075,7 @@
         <w:pStyle w:val="Heading1"/>
         <w:rPr/>
       </w:pPr>
-      <w:bookmarkStart w:id="26" w:name="__RefHeading___Toc9685_2842061002"/>
+      <w:bookmarkStart w:id="26" w:name="__RefHeading___Toc19611_1894618434"/>
       <w:bookmarkEnd w:id="26"/>
       <w:r>
         <w:rPr>
@@ -16836,7 +16836,7 @@
         <w:pStyle w:val="Heading2"/>
         <w:rPr/>
       </w:pPr>
-      <w:bookmarkStart w:id="27" w:name="__RefHeading___Toc9687_2842061002"/>
+      <w:bookmarkStart w:id="27" w:name="__RefHeading___Toc19613_1894618434"/>
       <w:bookmarkEnd w:id="27"/>
       <w:r>
         <w:rPr>
@@ -17610,7 +17610,7 @@
                 <w:szCs w:val="24"/>
                 <w:lang w:val="en-US" w:eastAsia="ja-JP" w:bidi="ar-SA"/>
               </w:rPr>
-              <w:t>Client brand pack (third-party marks only with the owner's written permission)</w:t>
+              <w:t>Client brand pack (applied only in that client's environments under its contract with iorta TechNXT)</w:t>
             </w:r>
           </w:p>
         </w:tc>
@@ -18863,7 +18863,7 @@
         <w:pStyle w:val="Heading1"/>
         <w:rPr/>
       </w:pPr>
-      <w:bookmarkStart w:id="28" w:name="__RefHeading___Toc9689_2842061002"/>
+      <w:bookmarkStart w:id="28" w:name="__RefHeading___Toc19615_1894618434"/>
       <w:bookmarkEnd w:id="28"/>
       <w:r>
         <w:rPr>
@@ -19559,7 +19559,7 @@
         <w:pStyle w:val="Heading1"/>
         <w:rPr/>
       </w:pPr>
-      <w:bookmarkStart w:id="29" w:name="__RefHeading___Toc9691_2842061002"/>
+      <w:bookmarkStart w:id="29" w:name="__RefHeading___Toc19617_1894618434"/>
       <w:bookmarkEnd w:id="29"/>
       <w:r>
         <w:rPr>
@@ -20246,7 +20246,7 @@
         <w:pStyle w:val="Heading1"/>
         <w:rPr/>
       </w:pPr>
-      <w:bookmarkStart w:id="30" w:name="__RefHeading___Toc9693_2842061002"/>
+      <w:bookmarkStart w:id="30" w:name="__RefHeading___Toc19619_1894618434"/>
       <w:bookmarkEnd w:id="30"/>
       <w:r>
         <w:rPr>
@@ -20323,7 +20323,7 @@
         <w:pStyle w:val="Heading1"/>
         <w:rPr/>
       </w:pPr>
-      <w:bookmarkStart w:id="31" w:name="__RefHeading___Toc9695_2842061002"/>
+      <w:bookmarkStart w:id="31" w:name="__RefHeading___Toc19621_1894618434"/>
       <w:bookmarkEnd w:id="31"/>
       <w:r>
         <w:rPr>
@@ -20457,7 +20457,7 @@
         <w:pStyle w:val="Heading1"/>
         <w:rPr/>
       </w:pPr>
-      <w:bookmarkStart w:id="32" w:name="__RefHeading___Toc9697_2842061002"/>
+      <w:bookmarkStart w:id="32" w:name="__RefHeading___Toc19623_1894618434"/>
       <w:bookmarkEnd w:id="32"/>
       <w:r>
         <w:rPr>
@@ -20567,7 +20567,7 @@
           <w:spacing w:val="0"/>
         </w:rPr>
       </w:pPr>
-      <w:bookmarkStart w:id="33" w:name="__RefHeading___Toc9699_2842061002"/>
+      <w:bookmarkStart w:id="33" w:name="__RefHeading___Toc19625_1894618434"/>
       <w:bookmarkStart w:id="34" w:name="_Toc233203395"/>
       <w:bookmarkEnd w:id="33"/>
       <w:r>
